--- a/docs/artifacts/spec-documents/02-system-requirements-specification.docx
+++ b/docs/artifacts/spec-documents/02-system-requirements-specification.docx
@@ -23,7 +23,7 @@
         <w:pStyle w:val="Date"/>
       </w:pPr>
       <w:r>
-        <w:t xml:space="preserve">2026-09-12</w:t>
+        <w:t xml:space="preserve">2026-09-13</w:t>
       </w:r>
     </w:p>
     <w:sdt>
@@ -52,7 +52,7 @@
         </w:p>
       </w:sdtContent>
     </w:sdt>
-    <w:bookmarkStart w:id="36" w:name="Xe1bff7717f29a5a74ad1e7279967e826bdd9976"/>
+    <w:bookmarkStart w:id="41" w:name="Xe1bff7717f29a5a74ad1e7279967e826bdd9976"/>
     <w:p>
       <w:pPr>
         <w:pStyle w:val="Heading1"/>
@@ -316,7 +316,7 @@
               <w:jc w:val="left"/>
             </w:pPr>
             <w:r>
-              <w:t xml:space="preserve">2026-09-12T01:01:53Z</w:t>
+              <w:t xml:space="preserve">2026-09-13T02:20:37Z</w:t>
             </w:r>
           </w:p>
         </w:tc>
@@ -336,16 +336,2589 @@
         <w:pStyle w:val="FirstParagraph"/>
       </w:pPr>
       <w:r>
-        <w:t xml:space="preserve">System-level requirements: safety goals and functional safety requirements (FSRs) of both profiles with full attribute sets.</w:t>
+        <w:t xml:space="preserve">System-level requirements: safety goals and functional safety requirements (FSRs) of both corpus profiles with full attribute sets, plus system requirements reverse-engineered from the implementation (SOA limits, diagnosis entries, timing budgets, communication).</w:t>
       </w:r>
     </w:p>
     <w:bookmarkEnd w:id="20"/>
-    <w:bookmarkStart w:id="27" w:name="profile-as_is"/>
+    <w:bookmarkStart w:id="25" w:name="X91d39b0224785cb94aa485569f4d32049c6b2b5"/>
     <w:p>
       <w:pPr>
         <w:pStyle w:val="Heading2"/>
       </w:pPr>
       <w:r>
+        <w:t xml:space="preserve">Reverse-Engineered System Requirements (implementation-grounded)</w:t>
+      </w:r>
+    </w:p>
+    <w:p>
+      <w:pPr>
+        <w:pStyle w:val="FirstParagraph"/>
+      </w:pPr>
+      <w:r>
+        <w:t xml:space="preserve">The following system requirements are extracted from the actual repository configuration and code. They hold for the reference build; each row carries its repository anchor.</w:t>
+      </w:r>
+    </w:p>
+    <w:bookmarkStart w:id="21" w:name="safe-operating-area-limits"/>
+    <w:p>
+      <w:pPr>
+        <w:pStyle w:val="Heading3"/>
+      </w:pPr>
+      <w:r>
+        <w:t xml:space="preserve">Safe Operating Area Limits</w:t>
+      </w:r>
+    </w:p>
+    <w:p>
+      <w:pPr>
+        <w:pStyle w:val="FirstParagraph"/>
+      </w:pPr>
+      <w:r>
+        <w:t xml:space="preserve">Source:</w:t>
+      </w:r>
+      <w:r>
+        <w:t xml:space="preserve"> </w:t>
+      </w:r>
+      <w:r>
+        <w:rPr>
+          <w:rStyle w:val="VerbatimChar"/>
+        </w:rPr>
+        <w:t xml:space="preserve">src/app/application/config/battery_cell_cfg.h</w:t>
+      </w:r>
+      <w:r>
+        <w:t xml:space="preserve">,</w:t>
+      </w:r>
+      <w:r>
+        <w:t xml:space="preserve"> </w:t>
+      </w:r>
+      <w:r>
+        <w:rPr>
+          <w:rStyle w:val="VerbatimChar"/>
+        </w:rPr>
+        <w:t xml:space="preserve">battery_system_cfg.h</w:t>
+      </w:r>
+      <w:r>
+        <w:t xml:space="preserve">; evaluated by</w:t>
+      </w:r>
+      <w:r>
+        <w:t xml:space="preserve"> </w:t>
+      </w:r>
+      <w:r>
+        <w:rPr>
+          <w:rStyle w:val="VerbatimChar"/>
+        </w:rPr>
+        <w:t xml:space="preserve">src/app/application/soa/soa.c</w:t>
+      </w:r>
+      <w:r>
+        <w:t xml:space="preserve">. Three error levels per parameter: MOL (maximum operating limit), RSL (recommended safety limit), MSL (maximum safety limit — opens contactors).</w:t>
+      </w:r>
+    </w:p>
+    <w:tbl>
+      <w:tblPr>
+        <w:tblStyle w:val="Table"/>
+        <w:tblW w:type="pct" w:w="5000"/>
+        <w:jc w:val="left"/>
+        <w:tblLayout w:type="fixed"/>
+        <w:tblLook w:firstRow="1" w:lastRow="0" w:firstColumn="0" w:lastColumn="0" w:noHBand="0" w:noVBand="0" w:val="0020"/>
+      </w:tblPr>
+      <w:tblGrid>
+        <w:gridCol w:w="1320"/>
+        <w:gridCol w:w="1320"/>
+        <w:gridCol w:w="1320"/>
+        <w:gridCol w:w="1320"/>
+        <w:gridCol w:w="1320"/>
+        <w:gridCol w:w="1320"/>
+      </w:tblGrid>
+      <w:tr>
+        <w:trPr>
+          <w:tblHeader w:val="on"/>
+        </w:trPr>
+        <w:tc>
+          <w:tcPr/>
+          <w:p>
+            <w:pPr>
+              <w:pStyle w:val="Compact"/>
+              <w:jc w:val="left"/>
+            </w:pPr>
+            <w:r>
+              <w:t xml:space="preserve">Parameter</w:t>
+            </w:r>
+          </w:p>
+        </w:tc>
+        <w:tc>
+          <w:tcPr/>
+          <w:p>
+            <w:pPr>
+              <w:pStyle w:val="Compact"/>
+              <w:jc w:val="left"/>
+            </w:pPr>
+            <w:r>
+              <w:t xml:space="preserve">MOL</w:t>
+            </w:r>
+          </w:p>
+        </w:tc>
+        <w:tc>
+          <w:tcPr/>
+          <w:p>
+            <w:pPr>
+              <w:pStyle w:val="Compact"/>
+              <w:jc w:val="left"/>
+            </w:pPr>
+            <w:r>
+              <w:t xml:space="preserve">RSL</w:t>
+            </w:r>
+          </w:p>
+        </w:tc>
+        <w:tc>
+          <w:tcPr/>
+          <w:p>
+            <w:pPr>
+              <w:pStyle w:val="Compact"/>
+              <w:jc w:val="left"/>
+            </w:pPr>
+            <w:r>
+              <w:t xml:space="preserve">MSL</w:t>
+            </w:r>
+          </w:p>
+        </w:tc>
+        <w:tc>
+          <w:tcPr/>
+          <w:p>
+            <w:pPr>
+              <w:pStyle w:val="Compact"/>
+              <w:jc w:val="left"/>
+            </w:pPr>
+            <w:r>
+              <w:t xml:space="preserve">Unit</w:t>
+            </w:r>
+          </w:p>
+        </w:tc>
+        <w:tc>
+          <w:tcPr/>
+          <w:p>
+            <w:pPr>
+              <w:pStyle w:val="Compact"/>
+              <w:jc w:val="left"/>
+            </w:pPr>
+            <w:r>
+              <w:t xml:space="preserve">Anchor</w:t>
+            </w:r>
+          </w:p>
+        </w:tc>
+      </w:tr>
+      <w:tr>
+        <w:tc>
+          <w:tcPr/>
+          <w:p>
+            <w:pPr>
+              <w:pStyle w:val="Compact"/>
+              <w:jc w:val="left"/>
+            </w:pPr>
+            <w:r>
+              <w:t xml:space="preserve">Cell voltage, maximum</w:t>
+            </w:r>
+          </w:p>
+        </w:tc>
+        <w:tc>
+          <w:tcPr/>
+          <w:p>
+            <w:pPr>
+              <w:pStyle w:val="Compact"/>
+              <w:jc w:val="left"/>
+            </w:pPr>
+            <w:r>
+              <w:t xml:space="preserve">2720</w:t>
+            </w:r>
+          </w:p>
+        </w:tc>
+        <w:tc>
+          <w:tcPr/>
+          <w:p>
+            <w:pPr>
+              <w:pStyle w:val="Compact"/>
+              <w:jc w:val="left"/>
+            </w:pPr>
+            <w:r>
+              <w:t xml:space="preserve">2750</w:t>
+            </w:r>
+          </w:p>
+        </w:tc>
+        <w:tc>
+          <w:tcPr/>
+          <w:p>
+            <w:pPr>
+              <w:pStyle w:val="Compact"/>
+              <w:jc w:val="left"/>
+            </w:pPr>
+            <w:r>
+              <w:t xml:space="preserve">2800</w:t>
+            </w:r>
+          </w:p>
+        </w:tc>
+        <w:tc>
+          <w:tcPr/>
+          <w:p>
+            <w:pPr>
+              <w:pStyle w:val="Compact"/>
+              <w:jc w:val="left"/>
+            </w:pPr>
+            <w:r>
+              <w:t xml:space="preserve">mV</w:t>
+            </w:r>
+          </w:p>
+        </w:tc>
+        <w:tc>
+          <w:tcPr/>
+          <w:p>
+            <w:pPr>
+              <w:pStyle w:val="Compact"/>
+              <w:jc w:val="left"/>
+            </w:pPr>
+            <w:r>
+              <w:rPr>
+                <w:rStyle w:val="VerbatimChar"/>
+              </w:rPr>
+              <w:t xml:space="preserve">BC_VOLTAGE_MAX_MOL_mV</w:t>
+            </w:r>
+            <w:r>
+              <w:t xml:space="preserve">-family</w:t>
+            </w:r>
+          </w:p>
+        </w:tc>
+      </w:tr>
+      <w:tr>
+        <w:tc>
+          <w:tcPr/>
+          <w:p>
+            <w:pPr>
+              <w:pStyle w:val="Compact"/>
+              <w:jc w:val="left"/>
+            </w:pPr>
+            <w:r>
+              <w:t xml:space="preserve">Cell voltage, minimum</w:t>
+            </w:r>
+          </w:p>
+        </w:tc>
+        <w:tc>
+          <w:tcPr/>
+          <w:p>
+            <w:pPr>
+              <w:pStyle w:val="Compact"/>
+              <w:jc w:val="left"/>
+            </w:pPr>
+            <w:r>
+              <w:t xml:space="preserve">1580</w:t>
+            </w:r>
+          </w:p>
+        </w:tc>
+        <w:tc>
+          <w:tcPr/>
+          <w:p>
+            <w:pPr>
+              <w:pStyle w:val="Compact"/>
+              <w:jc w:val="left"/>
+            </w:pPr>
+            <w:r>
+              <w:t xml:space="preserve">1550</w:t>
+            </w:r>
+          </w:p>
+        </w:tc>
+        <w:tc>
+          <w:tcPr/>
+          <w:p>
+            <w:pPr>
+              <w:pStyle w:val="Compact"/>
+              <w:jc w:val="left"/>
+            </w:pPr>
+            <w:r>
+              <w:t xml:space="preserve">1500</w:t>
+            </w:r>
+          </w:p>
+        </w:tc>
+        <w:tc>
+          <w:tcPr/>
+          <w:p>
+            <w:pPr>
+              <w:pStyle w:val="Compact"/>
+              <w:jc w:val="left"/>
+            </w:pPr>
+            <w:r>
+              <w:t xml:space="preserve">mV</w:t>
+            </w:r>
+          </w:p>
+        </w:tc>
+        <w:tc>
+          <w:tcPr/>
+          <w:p>
+            <w:pPr>
+              <w:pStyle w:val="Compact"/>
+              <w:jc w:val="left"/>
+            </w:pPr>
+            <w:r>
+              <w:rPr>
+                <w:rStyle w:val="VerbatimChar"/>
+              </w:rPr>
+              <w:t xml:space="preserve">BC_VOLTAGE_MIN_MOL_mV</w:t>
+            </w:r>
+            <w:r>
+              <w:t xml:space="preserve">-family</w:t>
+            </w:r>
+          </w:p>
+        </w:tc>
+      </w:tr>
+      <w:tr>
+        <w:tc>
+          <w:tcPr/>
+          <w:p>
+            <w:pPr>
+              <w:pStyle w:val="Compact"/>
+              <w:jc w:val="left"/>
+            </w:pPr>
+            <w:r>
+              <w:t xml:space="preserve">Cell temperature, charge, maximum</w:t>
+            </w:r>
+          </w:p>
+        </w:tc>
+        <w:tc>
+          <w:tcPr/>
+          <w:p>
+            <w:pPr>
+              <w:pStyle w:val="Compact"/>
+              <w:jc w:val="left"/>
+            </w:pPr>
+            <w:r>
+              <w:t xml:space="preserve">350</w:t>
+            </w:r>
+          </w:p>
+        </w:tc>
+        <w:tc>
+          <w:tcPr/>
+          <w:p>
+            <w:pPr>
+              <w:pStyle w:val="Compact"/>
+              <w:jc w:val="left"/>
+            </w:pPr>
+            <w:r>
+              <w:t xml:space="preserve">400</w:t>
+            </w:r>
+          </w:p>
+        </w:tc>
+        <w:tc>
+          <w:tcPr/>
+          <w:p>
+            <w:pPr>
+              <w:pStyle w:val="Compact"/>
+              <w:jc w:val="left"/>
+            </w:pPr>
+            <w:r>
+              <w:t xml:space="preserve">450</w:t>
+            </w:r>
+          </w:p>
+        </w:tc>
+        <w:tc>
+          <w:tcPr/>
+          <w:p>
+            <w:pPr>
+              <w:pStyle w:val="Compact"/>
+              <w:jc w:val="left"/>
+            </w:pPr>
+            <w:r>
+              <w:t xml:space="preserve">0.1 °C</w:t>
+            </w:r>
+          </w:p>
+        </w:tc>
+        <w:tc>
+          <w:tcPr/>
+          <w:p>
+            <w:pPr>
+              <w:pStyle w:val="Compact"/>
+              <w:jc w:val="left"/>
+            </w:pPr>
+            <w:r>
+              <w:rPr>
+                <w:rStyle w:val="VerbatimChar"/>
+              </w:rPr>
+              <w:t xml:space="preserve">BC_TEMPERATURE_MAX_CHARGE_MOL_ddegC</w:t>
+            </w:r>
+            <w:r>
+              <w:t xml:space="preserve">-family</w:t>
+            </w:r>
+          </w:p>
+        </w:tc>
+      </w:tr>
+      <w:tr>
+        <w:tc>
+          <w:tcPr/>
+          <w:p>
+            <w:pPr>
+              <w:pStyle w:val="Compact"/>
+              <w:jc w:val="left"/>
+            </w:pPr>
+            <w:r>
+              <w:t xml:space="preserve">Cell temperature, charge, minimum</w:t>
+            </w:r>
+          </w:p>
+        </w:tc>
+        <w:tc>
+          <w:tcPr/>
+          <w:p>
+            <w:pPr>
+              <w:pStyle w:val="Compact"/>
+              <w:jc w:val="left"/>
+            </w:pPr>
+            <w:r>
+              <w:t xml:space="preserve">-100</w:t>
+            </w:r>
+          </w:p>
+        </w:tc>
+        <w:tc>
+          <w:tcPr/>
+          <w:p>
+            <w:pPr>
+              <w:pStyle w:val="Compact"/>
+              <w:jc w:val="left"/>
+            </w:pPr>
+            <w:r>
+              <w:t xml:space="preserve">-150</w:t>
+            </w:r>
+          </w:p>
+        </w:tc>
+        <w:tc>
+          <w:tcPr/>
+          <w:p>
+            <w:pPr>
+              <w:pStyle w:val="Compact"/>
+              <w:jc w:val="left"/>
+            </w:pPr>
+            <w:r>
+              <w:t xml:space="preserve">-200</w:t>
+            </w:r>
+          </w:p>
+        </w:tc>
+        <w:tc>
+          <w:tcPr/>
+          <w:p>
+            <w:pPr>
+              <w:pStyle w:val="Compact"/>
+              <w:jc w:val="left"/>
+            </w:pPr>
+            <w:r>
+              <w:t xml:space="preserve">0.1 °C</w:t>
+            </w:r>
+          </w:p>
+        </w:tc>
+        <w:tc>
+          <w:tcPr/>
+          <w:p>
+            <w:pPr>
+              <w:pStyle w:val="Compact"/>
+              <w:jc w:val="left"/>
+            </w:pPr>
+            <w:r>
+              <w:rPr>
+                <w:rStyle w:val="VerbatimChar"/>
+              </w:rPr>
+              <w:t xml:space="preserve">BC_TEMPERATURE_MIN_CHARGE_MOL_ddegC</w:t>
+            </w:r>
+            <w:r>
+              <w:t xml:space="preserve">-family</w:t>
+            </w:r>
+          </w:p>
+        </w:tc>
+      </w:tr>
+      <w:tr>
+        <w:tc>
+          <w:tcPr/>
+          <w:p>
+            <w:pPr>
+              <w:pStyle w:val="Compact"/>
+              <w:jc w:val="left"/>
+            </w:pPr>
+            <w:r>
+              <w:t xml:space="preserve">Cell temperature, discharge, maximum</w:t>
+            </w:r>
+          </w:p>
+        </w:tc>
+        <w:tc>
+          <w:tcPr/>
+          <w:p>
+            <w:pPr>
+              <w:pStyle w:val="Compact"/>
+              <w:jc w:val="left"/>
+            </w:pPr>
+            <w:r>
+              <w:t xml:space="preserve">450</w:t>
+            </w:r>
+          </w:p>
+        </w:tc>
+        <w:tc>
+          <w:tcPr/>
+          <w:p>
+            <w:pPr>
+              <w:pStyle w:val="Compact"/>
+              <w:jc w:val="left"/>
+            </w:pPr>
+            <w:r>
+              <w:t xml:space="preserve">500</w:t>
+            </w:r>
+          </w:p>
+        </w:tc>
+        <w:tc>
+          <w:tcPr/>
+          <w:p>
+            <w:pPr>
+              <w:pStyle w:val="Compact"/>
+              <w:jc w:val="left"/>
+            </w:pPr>
+            <w:r>
+              <w:t xml:space="preserve">550</w:t>
+            </w:r>
+          </w:p>
+        </w:tc>
+        <w:tc>
+          <w:tcPr/>
+          <w:p>
+            <w:pPr>
+              <w:pStyle w:val="Compact"/>
+              <w:jc w:val="left"/>
+            </w:pPr>
+            <w:r>
+              <w:t xml:space="preserve">0.1 °C</w:t>
+            </w:r>
+          </w:p>
+        </w:tc>
+        <w:tc>
+          <w:tcPr/>
+          <w:p>
+            <w:pPr>
+              <w:pStyle w:val="Compact"/>
+              <w:jc w:val="left"/>
+            </w:pPr>
+            <w:r>
+              <w:rPr>
+                <w:rStyle w:val="VerbatimChar"/>
+              </w:rPr>
+              <w:t xml:space="preserve">BC_TEMPERATURE_MAX_DISCHARGE_MOL_ddegC</w:t>
+            </w:r>
+            <w:r>
+              <w:t xml:space="preserve">-family</w:t>
+            </w:r>
+          </w:p>
+        </w:tc>
+      </w:tr>
+      <w:tr>
+        <w:tc>
+          <w:tcPr/>
+          <w:p>
+            <w:pPr>
+              <w:pStyle w:val="Compact"/>
+              <w:jc w:val="left"/>
+            </w:pPr>
+            <w:r>
+              <w:t xml:space="preserve">Cell temperature, discharge, minimum</w:t>
+            </w:r>
+          </w:p>
+        </w:tc>
+        <w:tc>
+          <w:tcPr/>
+          <w:p>
+            <w:pPr>
+              <w:pStyle w:val="Compact"/>
+              <w:jc w:val="left"/>
+            </w:pPr>
+            <w:r>
+              <w:t xml:space="preserve">-100</w:t>
+            </w:r>
+          </w:p>
+        </w:tc>
+        <w:tc>
+          <w:tcPr/>
+          <w:p>
+            <w:pPr>
+              <w:pStyle w:val="Compact"/>
+              <w:jc w:val="left"/>
+            </w:pPr>
+            <w:r>
+              <w:t xml:space="preserve">-150</w:t>
+            </w:r>
+          </w:p>
+        </w:tc>
+        <w:tc>
+          <w:tcPr/>
+          <w:p>
+            <w:pPr>
+              <w:pStyle w:val="Compact"/>
+              <w:jc w:val="left"/>
+            </w:pPr>
+            <w:r>
+              <w:t xml:space="preserve">-200</w:t>
+            </w:r>
+          </w:p>
+        </w:tc>
+        <w:tc>
+          <w:tcPr/>
+          <w:p>
+            <w:pPr>
+              <w:pStyle w:val="Compact"/>
+              <w:jc w:val="left"/>
+            </w:pPr>
+            <w:r>
+              <w:t xml:space="preserve">0.1 °C</w:t>
+            </w:r>
+          </w:p>
+        </w:tc>
+        <w:tc>
+          <w:tcPr/>
+          <w:p>
+            <w:pPr>
+              <w:pStyle w:val="Compact"/>
+              <w:jc w:val="left"/>
+            </w:pPr>
+            <w:r>
+              <w:rPr>
+                <w:rStyle w:val="VerbatimChar"/>
+              </w:rPr>
+              <w:t xml:space="preserve">BC_TEMPERATURE_MIN_DISCHARGE_MOL_ddegC</w:t>
+            </w:r>
+            <w:r>
+              <w:t xml:space="preserve">-family</w:t>
+            </w:r>
+          </w:p>
+        </w:tc>
+      </w:tr>
+      <w:tr>
+        <w:tc>
+          <w:tcPr/>
+          <w:p>
+            <w:pPr>
+              <w:pStyle w:val="Compact"/>
+              <w:jc w:val="left"/>
+            </w:pPr>
+            <w:r>
+              <w:t xml:space="preserve">Cell current, charge, maximum</w:t>
+            </w:r>
+          </w:p>
+        </w:tc>
+        <w:tc>
+          <w:tcPr/>
+          <w:p>
+            <w:pPr>
+              <w:pStyle w:val="Compact"/>
+              <w:jc w:val="left"/>
+            </w:pPr>
+            <w:r>
+              <w:t xml:space="preserve">170000</w:t>
+            </w:r>
+          </w:p>
+        </w:tc>
+        <w:tc>
+          <w:tcPr/>
+          <w:p>
+            <w:pPr>
+              <w:pStyle w:val="Compact"/>
+              <w:jc w:val="left"/>
+            </w:pPr>
+            <w:r>
+              <w:t xml:space="preserve">175000</w:t>
+            </w:r>
+          </w:p>
+        </w:tc>
+        <w:tc>
+          <w:tcPr/>
+          <w:p>
+            <w:pPr>
+              <w:pStyle w:val="Compact"/>
+              <w:jc w:val="left"/>
+            </w:pPr>
+            <w:r>
+              <w:t xml:space="preserve">180000</w:t>
+            </w:r>
+          </w:p>
+        </w:tc>
+        <w:tc>
+          <w:tcPr/>
+          <w:p>
+            <w:pPr>
+              <w:pStyle w:val="Compact"/>
+              <w:jc w:val="left"/>
+            </w:pPr>
+            <w:r>
+              <w:t xml:space="preserve">mA</w:t>
+            </w:r>
+          </w:p>
+        </w:tc>
+        <w:tc>
+          <w:tcPr/>
+          <w:p>
+            <w:pPr>
+              <w:pStyle w:val="Compact"/>
+              <w:jc w:val="left"/>
+            </w:pPr>
+            <w:r>
+              <w:rPr>
+                <w:rStyle w:val="VerbatimChar"/>
+              </w:rPr>
+              <w:t xml:space="preserve">BC_CURRENT_MAX_CHARGE_MOL_mA</w:t>
+            </w:r>
+            <w:r>
+              <w:t xml:space="preserve">-family</w:t>
+            </w:r>
+          </w:p>
+        </w:tc>
+      </w:tr>
+      <w:tr>
+        <w:tc>
+          <w:tcPr/>
+          <w:p>
+            <w:pPr>
+              <w:pStyle w:val="Compact"/>
+              <w:jc w:val="left"/>
+            </w:pPr>
+            <w:r>
+              <w:t xml:space="preserve">Cell current, discharge, maximum</w:t>
+            </w:r>
+          </w:p>
+        </w:tc>
+        <w:tc>
+          <w:tcPr/>
+          <w:p>
+            <w:pPr>
+              <w:pStyle w:val="Compact"/>
+              <w:jc w:val="left"/>
+            </w:pPr>
+            <w:r>
+              <w:t xml:space="preserve">170000</w:t>
+            </w:r>
+          </w:p>
+        </w:tc>
+        <w:tc>
+          <w:tcPr/>
+          <w:p>
+            <w:pPr>
+              <w:pStyle w:val="Compact"/>
+              <w:jc w:val="left"/>
+            </w:pPr>
+            <w:r>
+              <w:t xml:space="preserve">175000</w:t>
+            </w:r>
+          </w:p>
+        </w:tc>
+        <w:tc>
+          <w:tcPr/>
+          <w:p>
+            <w:pPr>
+              <w:pStyle w:val="Compact"/>
+              <w:jc w:val="left"/>
+            </w:pPr>
+            <w:r>
+              <w:t xml:space="preserve">180000</w:t>
+            </w:r>
+          </w:p>
+        </w:tc>
+        <w:tc>
+          <w:tcPr/>
+          <w:p>
+            <w:pPr>
+              <w:pStyle w:val="Compact"/>
+              <w:jc w:val="left"/>
+            </w:pPr>
+            <w:r>
+              <w:t xml:space="preserve">mA</w:t>
+            </w:r>
+          </w:p>
+        </w:tc>
+        <w:tc>
+          <w:tcPr/>
+          <w:p>
+            <w:pPr>
+              <w:pStyle w:val="Compact"/>
+              <w:jc w:val="left"/>
+            </w:pPr>
+            <w:r>
+              <w:rPr>
+                <w:rStyle w:val="VerbatimChar"/>
+              </w:rPr>
+              <w:t xml:space="preserve">BC_CURRENT_MAX_DISCHARGE_MOL_mA</w:t>
+            </w:r>
+            <w:r>
+              <w:t xml:space="preserve">-family</w:t>
+            </w:r>
+          </w:p>
+        </w:tc>
+      </w:tr>
+      <w:tr>
+        <w:tc>
+          <w:tcPr/>
+          <w:p>
+            <w:pPr>
+              <w:pStyle w:val="Compact"/>
+              <w:jc w:val="left"/>
+            </w:pPr>
+            <w:r>
+              <w:t xml:space="preserve">Pack current, maximum</w:t>
+            </w:r>
+          </w:p>
+        </w:tc>
+        <w:tc>
+          <w:tcPr/>
+          <w:p>
+            <w:pPr>
+              <w:pStyle w:val="Compact"/>
+              <w:jc w:val="left"/>
+            </w:pPr>
+            <w:r>
+              <w:t xml:space="preserve">—</w:t>
+            </w:r>
+          </w:p>
+        </w:tc>
+        <w:tc>
+          <w:tcPr/>
+          <w:p>
+            <w:pPr>
+              <w:pStyle w:val="Compact"/>
+              <w:jc w:val="left"/>
+            </w:pPr>
+            <w:r>
+              <w:t xml:space="preserve">—</w:t>
+            </w:r>
+          </w:p>
+        </w:tc>
+        <w:tc>
+          <w:tcPr/>
+          <w:p>
+            <w:pPr>
+              <w:pStyle w:val="Compact"/>
+              <w:jc w:val="left"/>
+            </w:pPr>
+            <w:r>
+              <w:t xml:space="preserve">?</w:t>
+            </w:r>
+          </w:p>
+        </w:tc>
+        <w:tc>
+          <w:tcPr/>
+          <w:p>
+            <w:pPr>
+              <w:pStyle w:val="Compact"/>
+              <w:jc w:val="left"/>
+            </w:pPr>
+            <w:r>
+              <w:t xml:space="preserve">mA</w:t>
+            </w:r>
+          </w:p>
+        </w:tc>
+        <w:tc>
+          <w:tcPr/>
+          <w:p>
+            <w:pPr>
+              <w:pStyle w:val="Compact"/>
+              <w:jc w:val="left"/>
+            </w:pPr>
+            <w:r>
+              <w:rPr>
+                <w:rStyle w:val="VerbatimChar"/>
+              </w:rPr>
+              <w:t xml:space="preserve">BS_MAXIMUM_PACK_CURRENT_mA</w:t>
+            </w:r>
+          </w:p>
+        </w:tc>
+      </w:tr>
+      <w:tr>
+        <w:tc>
+          <w:tcPr/>
+          <w:p>
+            <w:pPr>
+              <w:pStyle w:val="Compact"/>
+              <w:jc w:val="left"/>
+            </w:pPr>
+            <w:r>
+              <w:t xml:space="preserve">Main contactor break current</w:t>
+            </w:r>
+          </w:p>
+        </w:tc>
+        <w:tc>
+          <w:tcPr/>
+          <w:p>
+            <w:pPr>
+              <w:pStyle w:val="Compact"/>
+              <w:jc w:val="left"/>
+            </w:pPr>
+            <w:r>
+              <w:t xml:space="preserve">—</w:t>
+            </w:r>
+          </w:p>
+        </w:tc>
+        <w:tc>
+          <w:tcPr/>
+          <w:p>
+            <w:pPr>
+              <w:pStyle w:val="Compact"/>
+              <w:jc w:val="left"/>
+            </w:pPr>
+            <w:r>
+              <w:t xml:space="preserve">—</w:t>
+            </w:r>
+          </w:p>
+        </w:tc>
+        <w:tc>
+          <w:tcPr/>
+          <w:p>
+            <w:pPr>
+              <w:pStyle w:val="Compact"/>
+              <w:jc w:val="left"/>
+            </w:pPr>
+            <w:r>
+              <w:t xml:space="preserve">3500</w:t>
+            </w:r>
+          </w:p>
+        </w:tc>
+        <w:tc>
+          <w:tcPr/>
+          <w:p>
+            <w:pPr>
+              <w:pStyle w:val="Compact"/>
+              <w:jc w:val="left"/>
+            </w:pPr>
+            <w:r>
+              <w:t xml:space="preserve">mA</w:t>
+            </w:r>
+          </w:p>
+        </w:tc>
+        <w:tc>
+          <w:tcPr/>
+          <w:p>
+            <w:pPr>
+              <w:pStyle w:val="Compact"/>
+              <w:jc w:val="left"/>
+            </w:pPr>
+            <w:r>
+              <w:rPr>
+                <w:rStyle w:val="VerbatimChar"/>
+              </w:rPr>
+              <w:t xml:space="preserve">BS_MAIN_CONTACTORS_MAXIMUM_BREAK_CURRENT_mA</w:t>
+            </w:r>
+          </w:p>
+        </w:tc>
+      </w:tr>
+      <w:tr>
+        <w:tc>
+          <w:tcPr/>
+          <w:p>
+            <w:pPr>
+              <w:pStyle w:val="Compact"/>
+              <w:jc w:val="left"/>
+            </w:pPr>
+            <w:r>
+              <w:t xml:space="preserve">Main fuse trigger duration</w:t>
+            </w:r>
+          </w:p>
+        </w:tc>
+        <w:tc>
+          <w:tcPr/>
+          <w:p>
+            <w:pPr>
+              <w:pStyle w:val="Compact"/>
+              <w:jc w:val="left"/>
+            </w:pPr>
+            <w:r>
+              <w:t xml:space="preserve">—</w:t>
+            </w:r>
+          </w:p>
+        </w:tc>
+        <w:tc>
+          <w:tcPr/>
+          <w:p>
+            <w:pPr>
+              <w:pStyle w:val="Compact"/>
+              <w:jc w:val="left"/>
+            </w:pPr>
+            <w:r>
+              <w:t xml:space="preserve">—</w:t>
+            </w:r>
+          </w:p>
+        </w:tc>
+        <w:tc>
+          <w:tcPr/>
+          <w:p>
+            <w:pPr>
+              <w:pStyle w:val="Compact"/>
+              <w:jc w:val="left"/>
+            </w:pPr>
+            <w:r>
+              <w:t xml:space="preserve">3000</w:t>
+            </w:r>
+          </w:p>
+        </w:tc>
+        <w:tc>
+          <w:tcPr/>
+          <w:p>
+            <w:pPr>
+              <w:pStyle w:val="Compact"/>
+              <w:jc w:val="left"/>
+            </w:pPr>
+            <w:r>
+              <w:t xml:space="preserve">ms</w:t>
+            </w:r>
+          </w:p>
+        </w:tc>
+        <w:tc>
+          <w:tcPr/>
+          <w:p>
+            <w:pPr>
+              <w:pStyle w:val="Compact"/>
+              <w:jc w:val="left"/>
+            </w:pPr>
+            <w:r>
+              <w:rPr>
+                <w:rStyle w:val="VerbatimChar"/>
+              </w:rPr>
+              <w:t xml:space="preserve">BS_MAIN_FUSE_MAXIMUM_TRIGGER_DURATION_ms</w:t>
+            </w:r>
+          </w:p>
+        </w:tc>
+      </w:tr>
+    </w:tbl>
+    <w:p>
+      <w:pPr>
+        <w:pStyle w:val="BodyText"/>
+      </w:pPr>
+      <w:r>
+        <w:t xml:space="preserve">Reference cell: nominal 2500 mV (</w:t>
+      </w:r>
+      <w:r>
+        <w:rPr>
+          <w:rStyle w:val="VerbatimChar"/>
+        </w:rPr>
+        <w:t xml:space="preserve">BC_VOLTAGE_NOMINAL_mV</w:t>
+      </w:r>
+      <w:r>
+        <w:t xml:space="preserve">, LFP-class cell), 18 cell blocks total.</w:t>
+      </w:r>
+    </w:p>
+    <w:bookmarkEnd w:id="21"/>
+    <w:bookmarkStart w:id="22" w:name="X46fbb5e7cb8a9687fdca3b584921304cf99aace"/>
+    <w:p>
+      <w:pPr>
+        <w:pStyle w:val="Heading3"/>
+      </w:pPr>
+      <w:r>
+        <w:t xml:space="preserve">Diagnosis and Error Handling Requirements</w:t>
+      </w:r>
+    </w:p>
+    <w:p>
+      <w:pPr>
+        <w:pStyle w:val="FirstParagraph"/>
+      </w:pPr>
+      <w:r>
+        <w:t xml:space="preserve">The diagnosis engine tracks</w:t>
+      </w:r>
+      <w:r>
+        <w:t xml:space="preserve"> </w:t>
+      </w:r>
+      <w:r>
+        <w:rPr>
+          <w:b/>
+          <w:bCs/>
+        </w:rPr>
+        <w:t xml:space="preserve">85 diagnosis entries</w:t>
+      </w:r>
+      <w:r>
+        <w:t xml:space="preserve"> </w:t>
+      </w:r>
+      <w:r>
+        <w:t xml:space="preserve">(</w:t>
+      </w:r>
+      <w:r>
+        <w:rPr>
+          <w:rStyle w:val="VerbatimChar"/>
+        </w:rPr>
+        <w:t xml:space="preserve">DIAG_ID_*</w:t>
+      </w:r>
+      <w:r>
+        <w:t xml:space="preserve"> </w:t>
+      </w:r>
+      <w:r>
+        <w:t xml:space="preserve">in</w:t>
+      </w:r>
+      <w:r>
+        <w:t xml:space="preserve"> </w:t>
+      </w:r>
+      <w:r>
+        <w:rPr>
+          <w:rStyle w:val="VerbatimChar"/>
+        </w:rPr>
+        <w:t xml:space="preserve">src/app/engine/config/diag_cfg.h</w:t>
+      </w:r>
+      <w:r>
+        <w:t xml:space="preserve">), each with severity (OK/WARNING/ERROR/FATAL), enabling, occurrence counter, latency and delay (</w:t>
+      </w:r>
+      <w:r>
+        <w:rPr>
+          <w:rStyle w:val="VerbatimChar"/>
+        </w:rPr>
+        <w:t xml:space="preserve">diag_diagnosisIdConfiguration</w:t>
+      </w:r>
+      <w:r>
+        <w:t xml:space="preserve"> </w:t>
+      </w:r>
+      <w:r>
+        <w:t xml:space="preserve">in</w:t>
+      </w:r>
+      <w:r>
+        <w:t xml:space="preserve"> </w:t>
+      </w:r>
+      <w:r>
+        <w:rPr>
+          <w:rStyle w:val="VerbatimChar"/>
+        </w:rPr>
+        <w:t xml:space="preserve">diag_cfg.c</w:t>
+      </w:r>
+      <w:r>
+        <w:t xml:space="preserve">). Error-table documentation:</w:t>
+      </w:r>
+      <w:r>
+        <w:t xml:space="preserve"> </w:t>
+      </w:r>
+      <w:r>
+        <w:rPr>
+          <w:rStyle w:val="VerbatimChar"/>
+        </w:rPr>
+        <w:t xml:space="preserve">docs/system/system-error-table.csv</w:t>
+      </w:r>
+      <w:r>
+        <w:t xml:space="preserve">. Selected groups:</w:t>
+      </w:r>
+    </w:p>
+    <w:p>
+      <w:pPr>
+        <w:pStyle w:val="Compact"/>
+        <w:numPr>
+          <w:ilvl w:val="0"/>
+          <w:numId w:val="1001"/>
+        </w:numPr>
+      </w:pPr>
+      <w:r>
+        <w:rPr>
+          <w:b/>
+          <w:bCs/>
+        </w:rPr>
+        <w:t xml:space="preserve">AFE integrity</w:t>
+      </w:r>
+      <w:r>
+        <w:t xml:space="preserve">:</w:t>
+      </w:r>
+      <w:r>
+        <w:t xml:space="preserve"> </w:t>
+      </w:r>
+      <w:r>
+        <w:rPr>
+          <w:rStyle w:val="VerbatimChar"/>
+        </w:rPr>
+        <w:t xml:space="preserve">DIAG_ID_AFE_SPI</w:t>
+      </w:r>
+      <w:r>
+        <w:t xml:space="preserve">,</w:t>
+      </w:r>
+      <w:r>
+        <w:t xml:space="preserve"> </w:t>
+      </w:r>
+      <w:r>
+        <w:rPr>
+          <w:rStyle w:val="VerbatimChar"/>
+        </w:rPr>
+        <w:t xml:space="preserve">DIAG_ID_AFE_COMMUNICATION_INTEGRITY</w:t>
+      </w:r>
+      <w:r>
+        <w:t xml:space="preserve">,</w:t>
+      </w:r>
+      <w:r>
+        <w:t xml:space="preserve"> </w:t>
+      </w:r>
+      <w:r>
+        <w:rPr>
+          <w:rStyle w:val="VerbatimChar"/>
+        </w:rPr>
+        <w:t xml:space="preserve">DIAG_ID_AFE_MUX</w:t>
+      </w:r>
+      <w:r>
+        <w:t xml:space="preserve">,</w:t>
+      </w:r>
+      <w:r>
+        <w:t xml:space="preserve"> </w:t>
+      </w:r>
+      <w:r>
+        <w:rPr>
+          <w:rStyle w:val="VerbatimChar"/>
+        </w:rPr>
+        <w:t xml:space="preserve">DIAG_ID_AFE_CONFIG</w:t>
+      </w:r>
+      <w:r>
+        <w:t xml:space="preserve">,</w:t>
+      </w:r>
+      <w:r>
+        <w:t xml:space="preserve"> </w:t>
+      </w:r>
+      <w:r>
+        <w:rPr>
+          <w:rStyle w:val="VerbatimChar"/>
+        </w:rPr>
+        <w:t xml:space="preserve">DIAG_ID_AFE_OPEN_WIRE</w:t>
+      </w:r>
+      <w:r>
+        <w:t xml:space="preserve">,</w:t>
+      </w:r>
+      <w:r>
+        <w:t xml:space="preserve"> </w:t>
+      </w:r>
+      <w:r>
+        <w:rPr>
+          <w:rStyle w:val="VerbatimChar"/>
+        </w:rPr>
+        <w:t xml:space="preserve">DIAG_ID_AFE_ALARM</w:t>
+      </w:r>
+      <w:r>
+        <w:t xml:space="preserve">,</w:t>
+      </w:r>
+      <w:r>
+        <w:t xml:space="preserve"> </w:t>
+      </w:r>
+      <w:r>
+        <w:rPr>
+          <w:rStyle w:val="VerbatimChar"/>
+        </w:rPr>
+        <w:t xml:space="preserve">DIAG_ID_AFE_CELL_VOLTAGE_MEAS_ERROR</w:t>
+      </w:r>
+      <w:r>
+        <w:t xml:space="preserve">,</w:t>
+      </w:r>
+      <w:r>
+        <w:t xml:space="preserve"> </w:t>
+      </w:r>
+      <w:r>
+        <w:rPr>
+          <w:rStyle w:val="VerbatimChar"/>
+        </w:rPr>
+        <w:t xml:space="preserve">DIAG_ID_AFE_CELL_TEMPERATURE_MEAS_ERROR</w:t>
+      </w:r>
+    </w:p>
+    <w:p>
+      <w:pPr>
+        <w:pStyle w:val="Compact"/>
+        <w:numPr>
+          <w:ilvl w:val="0"/>
+          <w:numId w:val="1001"/>
+        </w:numPr>
+      </w:pPr>
+      <w:r>
+        <w:rPr>
+          <w:b/>
+          <w:bCs/>
+        </w:rPr>
+        <w:t xml:space="preserve">Cell voltage SOA</w:t>
+      </w:r>
+      <w:r>
+        <w:t xml:space="preserve">:</w:t>
+      </w:r>
+      <w:r>
+        <w:t xml:space="preserve"> </w:t>
+      </w:r>
+      <w:r>
+        <w:rPr>
+          <w:rStyle w:val="VerbatimChar"/>
+        </w:rPr>
+        <w:t xml:space="preserve">DIAG_ID_CELL_VOLTAGE_OVERVOLTAGE_MSL</w:t>
+      </w:r>
+      <w:r>
+        <w:t xml:space="preserve">,</w:t>
+      </w:r>
+      <w:r>
+        <w:t xml:space="preserve"> </w:t>
+      </w:r>
+      <w:r>
+        <w:rPr>
+          <w:rStyle w:val="VerbatimChar"/>
+        </w:rPr>
+        <w:t xml:space="preserve">DIAG_ID_CELL_VOLTAGE_OVERVOLTAGE_RSL</w:t>
+      </w:r>
+      <w:r>
+        <w:t xml:space="preserve">,</w:t>
+      </w:r>
+      <w:r>
+        <w:t xml:space="preserve"> </w:t>
+      </w:r>
+      <w:r>
+        <w:rPr>
+          <w:rStyle w:val="VerbatimChar"/>
+        </w:rPr>
+        <w:t xml:space="preserve">DIAG_ID_CELL_VOLTAGE_OVERVOLTAGE_MOL</w:t>
+      </w:r>
+      <w:r>
+        <w:t xml:space="preserve">,</w:t>
+      </w:r>
+      <w:r>
+        <w:t xml:space="preserve"> </w:t>
+      </w:r>
+      <w:r>
+        <w:rPr>
+          <w:rStyle w:val="VerbatimChar"/>
+        </w:rPr>
+        <w:t xml:space="preserve">DIAG_ID_CELL_VOLTAGE_UNDERVOLTAGE_MSL</w:t>
+      </w:r>
+      <w:r>
+        <w:t xml:space="preserve">,</w:t>
+      </w:r>
+      <w:r>
+        <w:t xml:space="preserve"> </w:t>
+      </w:r>
+      <w:r>
+        <w:rPr>
+          <w:rStyle w:val="VerbatimChar"/>
+        </w:rPr>
+        <w:t xml:space="preserve">DIAG_ID_CELL_VOLTAGE_UNDERVOLTAGE_RSL</w:t>
+      </w:r>
+      <w:r>
+        <w:t xml:space="preserve">,</w:t>
+      </w:r>
+      <w:r>
+        <w:t xml:space="preserve"> </w:t>
+      </w:r>
+      <w:r>
+        <w:rPr>
+          <w:rStyle w:val="VerbatimChar"/>
+        </w:rPr>
+        <w:t xml:space="preserve">DIAG_ID_CELL_VOLTAGE_UNDERVOLTAGE_MOL</w:t>
+      </w:r>
+    </w:p>
+    <w:p>
+      <w:pPr>
+        <w:pStyle w:val="Compact"/>
+        <w:numPr>
+          <w:ilvl w:val="0"/>
+          <w:numId w:val="1001"/>
+        </w:numPr>
+      </w:pPr>
+      <w:r>
+        <w:rPr>
+          <w:b/>
+          <w:bCs/>
+        </w:rPr>
+        <w:t xml:space="preserve">Temperature SOA</w:t>
+      </w:r>
+      <w:r>
+        <w:t xml:space="preserve">:</w:t>
+      </w:r>
+      <w:r>
+        <w:t xml:space="preserve"> </w:t>
+      </w:r>
+      <w:r>
+        <w:rPr>
+          <w:rStyle w:val="VerbatimChar"/>
+        </w:rPr>
+        <w:t xml:space="preserve">DIAG_ID_TEMP_OVERTEMPERATURE_CHARGE_MSL</w:t>
+      </w:r>
+      <w:r>
+        <w:t xml:space="preserve">,</w:t>
+      </w:r>
+      <w:r>
+        <w:t xml:space="preserve"> </w:t>
+      </w:r>
+      <w:r>
+        <w:rPr>
+          <w:rStyle w:val="VerbatimChar"/>
+        </w:rPr>
+        <w:t xml:space="preserve">DIAG_ID_TEMP_OVERTEMPERATURE_CHARGE_RSL</w:t>
+      </w:r>
+      <w:r>
+        <w:t xml:space="preserve">,</w:t>
+      </w:r>
+      <w:r>
+        <w:t xml:space="preserve"> </w:t>
+      </w:r>
+      <w:r>
+        <w:rPr>
+          <w:rStyle w:val="VerbatimChar"/>
+        </w:rPr>
+        <w:t xml:space="preserve">DIAG_ID_TEMP_OVERTEMPERATURE_CHARGE_MOL</w:t>
+      </w:r>
+      <w:r>
+        <w:t xml:space="preserve">,</w:t>
+      </w:r>
+      <w:r>
+        <w:t xml:space="preserve"> </w:t>
+      </w:r>
+      <w:r>
+        <w:rPr>
+          <w:rStyle w:val="VerbatimChar"/>
+        </w:rPr>
+        <w:t xml:space="preserve">DIAG_ID_TEMP_UNDERTEMPERATURE_DISCHARGE_MSL</w:t>
+      </w:r>
+      <w:r>
+        <w:t xml:space="preserve">,</w:t>
+      </w:r>
+      <w:r>
+        <w:t xml:space="preserve"> </w:t>
+      </w:r>
+      <w:r>
+        <w:rPr>
+          <w:rStyle w:val="VerbatimChar"/>
+        </w:rPr>
+        <w:t xml:space="preserve">DIAG_ID_TEMP_OVERTEMPERATURE_DISCHARGE_MSL</w:t>
+      </w:r>
+    </w:p>
+    <w:p>
+      <w:pPr>
+        <w:pStyle w:val="Compact"/>
+        <w:numPr>
+          <w:ilvl w:val="0"/>
+          <w:numId w:val="1001"/>
+        </w:numPr>
+      </w:pPr>
+      <w:r>
+        <w:rPr>
+          <w:b/>
+          <w:bCs/>
+        </w:rPr>
+        <w:t xml:space="preserve">Overcurrent</w:t>
+      </w:r>
+      <w:r>
+        <w:t xml:space="preserve">:</w:t>
+      </w:r>
+      <w:r>
+        <w:t xml:space="preserve"> </w:t>
+      </w:r>
+      <w:r>
+        <w:rPr>
+          <w:rStyle w:val="VerbatimChar"/>
+        </w:rPr>
+        <w:t xml:space="preserve">DIAG_ID_OVERCURRENT_CHARGE_CELL_MSL</w:t>
+      </w:r>
+      <w:r>
+        <w:t xml:space="preserve">,</w:t>
+      </w:r>
+      <w:r>
+        <w:t xml:space="preserve"> </w:t>
+      </w:r>
+      <w:r>
+        <w:rPr>
+          <w:rStyle w:val="VerbatimChar"/>
+        </w:rPr>
+        <w:t xml:space="preserve">DIAG_ID_OVERCURRENT_DISCHARGE_CELL_MSL</w:t>
+      </w:r>
+      <w:r>
+        <w:t xml:space="preserve">,</w:t>
+      </w:r>
+      <w:r>
+        <w:t xml:space="preserve"> </w:t>
+      </w:r>
+      <w:r>
+        <w:rPr>
+          <w:rStyle w:val="VerbatimChar"/>
+        </w:rPr>
+        <w:t xml:space="preserve">DIAG_ID_STRING_OVERCURRENT_CHARGE_MSL</w:t>
+      </w:r>
+      <w:r>
+        <w:t xml:space="preserve">,</w:t>
+      </w:r>
+      <w:r>
+        <w:t xml:space="preserve"> </w:t>
+      </w:r>
+      <w:r>
+        <w:rPr>
+          <w:rStyle w:val="VerbatimChar"/>
+        </w:rPr>
+        <w:t xml:space="preserve">DIAG_ID_STRING_OVERCURRENT_DISCHARGE_MSL</w:t>
+      </w:r>
+      <w:r>
+        <w:t xml:space="preserve">,</w:t>
+      </w:r>
+      <w:r>
+        <w:t xml:space="preserve"> </w:t>
+      </w:r>
+      <w:r>
+        <w:rPr>
+          <w:rStyle w:val="VerbatimChar"/>
+        </w:rPr>
+        <w:t xml:space="preserve">DIAG_ID_PACK_OVERCURRENT_CHARGE_MSL</w:t>
+      </w:r>
+      <w:r>
+        <w:t xml:space="preserve">,</w:t>
+      </w:r>
+      <w:r>
+        <w:t xml:space="preserve"> </w:t>
+      </w:r>
+      <w:r>
+        <w:rPr>
+          <w:rStyle w:val="VerbatimChar"/>
+        </w:rPr>
+        <w:t xml:space="preserve">DIAG_ID_PACK_OVERCURRENT_DISCHARGE_MSL</w:t>
+      </w:r>
+      <w:r>
+        <w:t xml:space="preserve">,</w:t>
+      </w:r>
+      <w:r>
+        <w:t xml:space="preserve"> </w:t>
+      </w:r>
+      <w:r>
+        <w:rPr>
+          <w:rStyle w:val="VerbatimChar"/>
+        </w:rPr>
+        <w:t xml:space="preserve">DIAG_ID_CURRENT_ON_OPEN_STRING</w:t>
+      </w:r>
+    </w:p>
+    <w:p>
+      <w:pPr>
+        <w:pStyle w:val="Compact"/>
+        <w:numPr>
+          <w:ilvl w:val="0"/>
+          <w:numId w:val="1001"/>
+        </w:numPr>
+      </w:pPr>
+      <w:r>
+        <w:rPr>
+          <w:b/>
+          <w:bCs/>
+        </w:rPr>
+        <w:t xml:space="preserve">Current sensor</w:t>
+      </w:r>
+      <w:r>
+        <w:t xml:space="preserve">:</w:t>
+      </w:r>
+      <w:r>
+        <w:t xml:space="preserve"> </w:t>
+      </w:r>
+      <w:r>
+        <w:rPr>
+          <w:rStyle w:val="VerbatimChar"/>
+        </w:rPr>
+        <w:t xml:space="preserve">DIAG_ID_CURRENT_SENSOR_RESPONDING</w:t>
+      </w:r>
+      <w:r>
+        <w:t xml:space="preserve">,</w:t>
+      </w:r>
+      <w:r>
+        <w:t xml:space="preserve"> </w:t>
+      </w:r>
+      <w:r>
+        <w:rPr>
+          <w:rStyle w:val="VerbatimChar"/>
+        </w:rPr>
+        <w:t xml:space="preserve">DIAG_ID_CURRENT_SENSOR_CC_RESPONDING</w:t>
+      </w:r>
+      <w:r>
+        <w:t xml:space="preserve">,</w:t>
+      </w:r>
+      <w:r>
+        <w:t xml:space="preserve"> </w:t>
+      </w:r>
+      <w:r>
+        <w:rPr>
+          <w:rStyle w:val="VerbatimChar"/>
+        </w:rPr>
+        <w:t xml:space="preserve">DIAG_ID_CURRENT_SENSOR_EC_RESPONDING</w:t>
+      </w:r>
+      <w:r>
+        <w:t xml:space="preserve">,</w:t>
+      </w:r>
+      <w:r>
+        <w:t xml:space="preserve"> </w:t>
+      </w:r>
+      <w:r>
+        <w:rPr>
+          <w:rStyle w:val="VerbatimChar"/>
+        </w:rPr>
+        <w:t xml:space="preserve">DIAG_ID_CURRENT_MEASUREMENT_TIMEOUT</w:t>
+      </w:r>
+      <w:r>
+        <w:t xml:space="preserve">,</w:t>
+      </w:r>
+      <w:r>
+        <w:t xml:space="preserve"> </w:t>
+      </w:r>
+      <w:r>
+        <w:rPr>
+          <w:rStyle w:val="VerbatimChar"/>
+        </w:rPr>
+        <w:t xml:space="preserve">DIAG_ID_CURRENT_MEASUREMENT_ERROR</w:t>
+      </w:r>
+      <w:r>
+        <w:t xml:space="preserve">,</w:t>
+      </w:r>
+      <w:r>
+        <w:t xml:space="preserve"> </w:t>
+      </w:r>
+      <w:r>
+        <w:rPr>
+          <w:rStyle w:val="VerbatimChar"/>
+        </w:rPr>
+        <w:t xml:space="preserve">DIAG_ID_CURRENT_SENSOR_V1_MEASUREMENT_TIMEOUT</w:t>
+      </w:r>
+      <w:r>
+        <w:t xml:space="preserve">,</w:t>
+      </w:r>
+      <w:r>
+        <w:t xml:space="preserve"> </w:t>
+      </w:r>
+      <w:r>
+        <w:rPr>
+          <w:rStyle w:val="VerbatimChar"/>
+        </w:rPr>
+        <w:t xml:space="preserve">DIAG_ID_POWER_MEASUREMENT_ERROR</w:t>
+      </w:r>
+    </w:p>
+    <w:p>
+      <w:pPr>
+        <w:pStyle w:val="Compact"/>
+        <w:numPr>
+          <w:ilvl w:val="0"/>
+          <w:numId w:val="1001"/>
+        </w:numPr>
+      </w:pPr>
+      <w:r>
+        <w:rPr>
+          <w:b/>
+          <w:bCs/>
+        </w:rPr>
+        <w:t xml:space="preserve">Plausibility / redundancy</w:t>
+      </w:r>
+      <w:r>
+        <w:t xml:space="preserve">:</w:t>
+      </w:r>
+      <w:r>
+        <w:t xml:space="preserve"> </w:t>
+      </w:r>
+      <w:r>
+        <w:rPr>
+          <w:rStyle w:val="VerbatimChar"/>
+        </w:rPr>
+        <w:t xml:space="preserve">DIAG_ID_PLAUSIBILITY_CELL_VOLTAGE</w:t>
+      </w:r>
+      <w:r>
+        <w:t xml:space="preserve">,</w:t>
+      </w:r>
+      <w:r>
+        <w:t xml:space="preserve"> </w:t>
+      </w:r>
+      <w:r>
+        <w:rPr>
+          <w:rStyle w:val="VerbatimChar"/>
+        </w:rPr>
+        <w:t xml:space="preserve">DIAG_ID_PLAUSIBILITY_CELL_TEMP</w:t>
+      </w:r>
+      <w:r>
+        <w:t xml:space="preserve">,</w:t>
+      </w:r>
+      <w:r>
+        <w:t xml:space="preserve"> </w:t>
+      </w:r>
+      <w:r>
+        <w:rPr>
+          <w:rStyle w:val="VerbatimChar"/>
+        </w:rPr>
+        <w:t xml:space="preserve">DIAG_ID_PLAUSIBILITY_CELL_VOLTAGE_SPREAD</w:t>
+      </w:r>
+      <w:r>
+        <w:t xml:space="preserve">,</w:t>
+      </w:r>
+      <w:r>
+        <w:t xml:space="preserve"> </w:t>
+      </w:r>
+      <w:r>
+        <w:rPr>
+          <w:rStyle w:val="VerbatimChar"/>
+        </w:rPr>
+        <w:t xml:space="preserve">DIAG_ID_PLAUSIBILITY_CELL_TEMPERATURE_SPREAD</w:t>
+      </w:r>
+      <w:r>
+        <w:t xml:space="preserve">,</w:t>
+      </w:r>
+      <w:r>
+        <w:t xml:space="preserve"> </w:t>
+      </w:r>
+      <w:r>
+        <w:rPr>
+          <w:rStyle w:val="VerbatimChar"/>
+        </w:rPr>
+        <w:t xml:space="preserve">DIAG_ID_PLAUSIBILITY_PACK_VOLTAGE</w:t>
+      </w:r>
+      <w:r>
+        <w:t xml:space="preserve">,</w:t>
+      </w:r>
+      <w:r>
+        <w:t xml:space="preserve"> </w:t>
+      </w:r>
+      <w:r>
+        <w:rPr>
+          <w:rStyle w:val="VerbatimChar"/>
+        </w:rPr>
+        <w:t xml:space="preserve">DIAG_ID_BASE_CELL_VOLTAGE_MEASUREMENT_TIMEOUT</w:t>
+      </w:r>
+      <w:r>
+        <w:t xml:space="preserve">,</w:t>
+      </w:r>
+      <w:r>
+        <w:t xml:space="preserve"> </w:t>
+      </w:r>
+      <w:r>
+        <w:rPr>
+          <w:rStyle w:val="VerbatimChar"/>
+        </w:rPr>
+        <w:t xml:space="preserve">DIAG_ID_REDUNDANCY0_CELL_VOLTAGE_MEASUREMENT_TIMEOUT</w:t>
+      </w:r>
+    </w:p>
+    <w:p>
+      <w:pPr>
+        <w:pStyle w:val="Compact"/>
+        <w:numPr>
+          <w:ilvl w:val="0"/>
+          <w:numId w:val="1001"/>
+        </w:numPr>
+      </w:pPr>
+      <w:r>
+        <w:rPr>
+          <w:b/>
+          <w:bCs/>
+        </w:rPr>
+        <w:t xml:space="preserve">Contactor / interlock / SBC</w:t>
+      </w:r>
+      <w:r>
+        <w:t xml:space="preserve">:</w:t>
+      </w:r>
+      <w:r>
+        <w:t xml:space="preserve"> </w:t>
+      </w:r>
+      <w:r>
+        <w:rPr>
+          <w:rStyle w:val="VerbatimChar"/>
+        </w:rPr>
+        <w:t xml:space="preserve">DIAG_ID_INTERLOCK_FEEDBACK</w:t>
+      </w:r>
+      <w:r>
+        <w:t xml:space="preserve">,</w:t>
+      </w:r>
+      <w:r>
+        <w:t xml:space="preserve"> </w:t>
+      </w:r>
+      <w:r>
+        <w:rPr>
+          <w:rStyle w:val="VerbatimChar"/>
+        </w:rPr>
+        <w:t xml:space="preserve">DIAG_ID_STRING_MINUS_CONTACTOR_FEEDBACK</w:t>
+      </w:r>
+      <w:r>
+        <w:t xml:space="preserve">,</w:t>
+      </w:r>
+      <w:r>
+        <w:t xml:space="preserve"> </w:t>
+      </w:r>
+      <w:r>
+        <w:rPr>
+          <w:rStyle w:val="VerbatimChar"/>
+        </w:rPr>
+        <w:t xml:space="preserve">DIAG_ID_STRING_PLUS_CONTACTOR_FEEDBACK</w:t>
+      </w:r>
+      <w:r>
+        <w:t xml:space="preserve">,</w:t>
+      </w:r>
+      <w:r>
+        <w:t xml:space="preserve"> </w:t>
+      </w:r>
+      <w:r>
+        <w:rPr>
+          <w:rStyle w:val="VerbatimChar"/>
+        </w:rPr>
+        <w:t xml:space="preserve">DIAG_ID_PRECHARGE_CONTACTOR_FEEDBACK</w:t>
+      </w:r>
+      <w:r>
+        <w:t xml:space="preserve">,</w:t>
+      </w:r>
+      <w:r>
+        <w:t xml:space="preserve"> </w:t>
+      </w:r>
+      <w:r>
+        <w:rPr>
+          <w:rStyle w:val="VerbatimChar"/>
+        </w:rPr>
+        <w:t xml:space="preserve">DIAG_ID_SBC_FIN_ERROR</w:t>
+      </w:r>
+      <w:r>
+        <w:t xml:space="preserve">,</w:t>
+      </w:r>
+      <w:r>
+        <w:t xml:space="preserve"> </w:t>
+      </w:r>
+      <w:r>
+        <w:rPr>
+          <w:rStyle w:val="VerbatimChar"/>
+        </w:rPr>
+        <w:t xml:space="preserve">DIAG_ID_SBC_RSTB_ERROR</w:t>
+      </w:r>
+      <w:r>
+        <w:t xml:space="preserve">,</w:t>
+      </w:r>
+      <w:r>
+        <w:t xml:space="preserve"> </w:t>
+      </w:r>
+      <w:r>
+        <w:rPr>
+          <w:rStyle w:val="VerbatimChar"/>
+        </w:rPr>
+        <w:t xml:space="preserve">DIAG_ID_SUPPLY_VOLTAGE_CLAMP_30C_LOST</w:t>
+      </w:r>
+    </w:p>
+    <w:p>
+      <w:pPr>
+        <w:pStyle w:val="Compact"/>
+        <w:numPr>
+          <w:ilvl w:val="0"/>
+          <w:numId w:val="1001"/>
+        </w:numPr>
+      </w:pPr>
+      <w:r>
+        <w:rPr>
+          <w:b/>
+          <w:bCs/>
+        </w:rPr>
+        <w:t xml:space="preserve">CAN</w:t>
+      </w:r>
+      <w:r>
+        <w:t xml:space="preserve">:</w:t>
+      </w:r>
+      <w:r>
+        <w:t xml:space="preserve"> </w:t>
+      </w:r>
+      <w:r>
+        <w:rPr>
+          <w:rStyle w:val="VerbatimChar"/>
+        </w:rPr>
+        <w:t xml:space="preserve">DIAG_ID_CAN_TIMING</w:t>
+      </w:r>
+      <w:r>
+        <w:t xml:space="preserve">,</w:t>
+      </w:r>
+      <w:r>
+        <w:t xml:space="preserve"> </w:t>
+      </w:r>
+      <w:r>
+        <w:rPr>
+          <w:rStyle w:val="VerbatimChar"/>
+        </w:rPr>
+        <w:t xml:space="preserve">DIAG_ID_CAN_RX_QUEUE_FULL</w:t>
+      </w:r>
+      <w:r>
+        <w:t xml:space="preserve">,</w:t>
+      </w:r>
+      <w:r>
+        <w:t xml:space="preserve"> </w:t>
+      </w:r>
+      <w:r>
+        <w:rPr>
+          <w:rStyle w:val="VerbatimChar"/>
+        </w:rPr>
+        <w:t xml:space="preserve">DIAG_ID_CAN_TX_QUEUE_FULL</w:t>
+      </w:r>
+    </w:p>
+    <w:p>
+      <w:pPr>
+        <w:pStyle w:val="Compact"/>
+        <w:numPr>
+          <w:ilvl w:val="0"/>
+          <w:numId w:val="1001"/>
+        </w:numPr>
+      </w:pPr>
+      <w:r>
+        <w:rPr>
+          <w:b/>
+          <w:bCs/>
+        </w:rPr>
+        <w:t xml:space="preserve">Insulation (IMD)</w:t>
+      </w:r>
+      <w:r>
+        <w:t xml:space="preserve">:</w:t>
+      </w:r>
+      <w:r>
+        <w:t xml:space="preserve"> </w:t>
+      </w:r>
+      <w:r>
+        <w:rPr>
+          <w:rStyle w:val="VerbatimChar"/>
+        </w:rPr>
+        <w:t xml:space="preserve">DIAG_ID_INSULATION_MEASUREMENT_VALID</w:t>
+      </w:r>
+      <w:r>
+        <w:t xml:space="preserve">,</w:t>
+      </w:r>
+      <w:r>
+        <w:t xml:space="preserve"> </w:t>
+      </w:r>
+      <w:r>
+        <w:rPr>
+          <w:rStyle w:val="VerbatimChar"/>
+        </w:rPr>
+        <w:t xml:space="preserve">DIAG_ID_LOW_INSULATION_RESISTANCE_ERROR</w:t>
+      </w:r>
+      <w:r>
+        <w:t xml:space="preserve">,</w:t>
+      </w:r>
+      <w:r>
+        <w:t xml:space="preserve"> </w:t>
+      </w:r>
+      <w:r>
+        <w:rPr>
+          <w:rStyle w:val="VerbatimChar"/>
+        </w:rPr>
+        <w:t xml:space="preserve">DIAG_ID_LOW_INSULATION_RESISTANCE_WARNING</w:t>
+      </w:r>
+      <w:r>
+        <w:t xml:space="preserve">,</w:t>
+      </w:r>
+      <w:r>
+        <w:t xml:space="preserve"> </w:t>
+      </w:r>
+      <w:r>
+        <w:rPr>
+          <w:rStyle w:val="VerbatimChar"/>
+        </w:rPr>
+        <w:t xml:space="preserve">DIAG_ID_INSULATION_GROUND_ERROR</w:t>
+      </w:r>
+    </w:p>
+    <w:p>
+      <w:pPr>
+        <w:pStyle w:val="Compact"/>
+        <w:numPr>
+          <w:ilvl w:val="0"/>
+          <w:numId w:val="1001"/>
+        </w:numPr>
+      </w:pPr>
+      <w:r>
+        <w:rPr>
+          <w:b/>
+          <w:bCs/>
+        </w:rPr>
+        <w:t xml:space="preserve">Other</w:t>
+      </w:r>
+      <w:r>
+        <w:t xml:space="preserve">:</w:t>
+      </w:r>
+      <w:r>
+        <w:t xml:space="preserve"> </w:t>
+      </w:r>
+      <w:r>
+        <w:rPr>
+          <w:rStyle w:val="VerbatimChar"/>
+        </w:rPr>
+        <w:t xml:space="preserve">DIAG_ID_DEEP_DISCHARGE_DETECTED</w:t>
+      </w:r>
+      <w:r>
+        <w:t xml:space="preserve">,</w:t>
+      </w:r>
+      <w:r>
+        <w:t xml:space="preserve"> </w:t>
+      </w:r>
+      <w:r>
+        <w:rPr>
+          <w:rStyle w:val="VerbatimChar"/>
+        </w:rPr>
+        <w:t xml:space="preserve">DIAG_ID_ALERT_MODE</w:t>
+      </w:r>
+      <w:r>
+        <w:t xml:space="preserve">,</w:t>
+      </w:r>
+      <w:r>
+        <w:t xml:space="preserve"> </w:t>
+      </w:r>
+      <w:r>
+        <w:rPr>
+          <w:rStyle w:val="VerbatimChar"/>
+        </w:rPr>
+        <w:t xml:space="preserve">DIAG_ID_AEROSOL_ALERT</w:t>
+      </w:r>
+      <w:r>
+        <w:t xml:space="preserve">,</w:t>
+      </w:r>
+      <w:r>
+        <w:t xml:space="preserve"> </w:t>
+      </w:r>
+      <w:r>
+        <w:rPr>
+          <w:rStyle w:val="VerbatimChar"/>
+        </w:rPr>
+        <w:t xml:space="preserve">DIAG_ID_SYSTEM_MONITORING</w:t>
+      </w:r>
+      <w:r>
+        <w:t xml:space="preserve">,</w:t>
+      </w:r>
+      <w:r>
+        <w:t xml:space="preserve"> </w:t>
+      </w:r>
+      <w:r>
+        <w:rPr>
+          <w:rStyle w:val="VerbatimChar"/>
+        </w:rPr>
+        <w:t xml:space="preserve">DIAG_ID_I2C_PEX_ERROR</w:t>
+      </w:r>
+      <w:r>
+        <w:t xml:space="preserve">,</w:t>
+      </w:r>
+      <w:r>
+        <w:t xml:space="preserve"> </w:t>
+      </w:r>
+      <w:r>
+        <w:rPr>
+          <w:rStyle w:val="VerbatimChar"/>
+        </w:rPr>
+        <w:t xml:space="preserve">DIAG_ID_FRAM_READ_CRC_ERROR</w:t>
+      </w:r>
+      <w:r>
+        <w:t xml:space="preserve">,</w:t>
+      </w:r>
+      <w:r>
+        <w:t xml:space="preserve"> </w:t>
+      </w:r>
+      <w:r>
+        <w:rPr>
+          <w:rStyle w:val="VerbatimChar"/>
+        </w:rPr>
+        <w:t xml:space="preserve">DIAG_ID_RTC_CLOCK_INTEGRITY_ERROR</w:t>
+      </w:r>
+    </w:p>
+    <w:p>
+      <w:pPr>
+        <w:pStyle w:val="FirstParagraph"/>
+      </w:pPr>
+      <w:r>
+        <w:t xml:space="preserve">MSL violations set fatal-error-linked diagnosis entries that force the BMS state machine into</w:t>
+      </w:r>
+      <w:r>
+        <w:t xml:space="preserve"> </w:t>
+      </w:r>
+      <w:r>
+        <w:rPr>
+          <w:rStyle w:val="VerbatimChar"/>
+        </w:rPr>
+        <w:t xml:space="preserve">BMS_FSM_STATE_ERROR</w:t>
+      </w:r>
+      <w:r>
+        <w:t xml:space="preserve"> </w:t>
+      </w:r>
+      <w:r>
+        <w:t xml:space="preserve">→</w:t>
+      </w:r>
+      <w:r>
+        <w:t xml:space="preserve"> </w:t>
+      </w:r>
+      <w:r>
+        <w:rPr>
+          <w:rStyle w:val="VerbatimChar"/>
+        </w:rPr>
+        <w:t xml:space="preserve">BMS_FSM_STATE_OPEN_CONTACTORS</w:t>
+      </w:r>
+      <w:r>
+        <w:t xml:space="preserve">.</w:t>
+      </w:r>
+    </w:p>
+    <w:bookmarkEnd w:id="22"/>
+    <w:bookmarkStart w:id="23" w:name="measurement-and-timing-requirements"/>
+    <w:p>
+      <w:pPr>
+        <w:pStyle w:val="Heading3"/>
+      </w:pPr>
+      <w:r>
+        <w:t xml:space="preserve">Measurement and Timing Requirements</w:t>
+      </w:r>
+    </w:p>
+    <w:tbl>
+      <w:tblPr>
+        <w:tblStyle w:val="Table"/>
+        <w:tblW w:type="pct" w:w="5000"/>
+        <w:jc w:val="left"/>
+        <w:tblLayout w:type="fixed"/>
+        <w:tblLook w:firstRow="1" w:lastRow="0" w:firstColumn="0" w:lastColumn="0" w:noHBand="0" w:noVBand="0" w:val="0020"/>
+      </w:tblPr>
+      <w:tblGrid>
+        <w:gridCol w:w="2640"/>
+        <w:gridCol w:w="2640"/>
+        <w:gridCol w:w="2640"/>
+      </w:tblGrid>
+      <w:tr>
+        <w:trPr>
+          <w:tblHeader w:val="on"/>
+        </w:trPr>
+        <w:tc>
+          <w:tcPr/>
+          <w:p>
+            <w:pPr>
+              <w:pStyle w:val="Compact"/>
+              <w:jc w:val="left"/>
+            </w:pPr>
+            <w:r>
+              <w:t xml:space="preserve">Requirement</w:t>
+            </w:r>
+          </w:p>
+        </w:tc>
+        <w:tc>
+          <w:tcPr/>
+          <w:p>
+            <w:pPr>
+              <w:pStyle w:val="Compact"/>
+              <w:jc w:val="left"/>
+            </w:pPr>
+            <w:r>
+              <w:t xml:space="preserve">Value</w:t>
+            </w:r>
+          </w:p>
+        </w:tc>
+        <w:tc>
+          <w:tcPr/>
+          <w:p>
+            <w:pPr>
+              <w:pStyle w:val="Compact"/>
+              <w:jc w:val="left"/>
+            </w:pPr>
+            <w:r>
+              <w:t xml:space="preserve">Anchor</w:t>
+            </w:r>
+          </w:p>
+        </w:tc>
+      </w:tr>
+      <w:tr>
+        <w:tc>
+          <w:tcPr/>
+          <w:p>
+            <w:pPr>
+              <w:pStyle w:val="Compact"/>
+              <w:jc w:val="left"/>
+            </w:pPr>
+            <w:r>
+              <w:t xml:space="preserve">Current measurement response timeout</w:t>
+            </w:r>
+          </w:p>
+        </w:tc>
+        <w:tc>
+          <w:tcPr/>
+          <w:p>
+            <w:pPr>
+              <w:pStyle w:val="Compact"/>
+              <w:jc w:val="left"/>
+            </w:pPr>
+            <w:r>
+              <w:t xml:space="preserve">200 ms</w:t>
+            </w:r>
+          </w:p>
+        </w:tc>
+        <w:tc>
+          <w:tcPr/>
+          <w:p>
+            <w:pPr>
+              <w:pStyle w:val="Compact"/>
+              <w:jc w:val="left"/>
+            </w:pPr>
+            <w:r>
+              <w:rPr>
+                <w:rStyle w:val="VerbatimChar"/>
+              </w:rPr>
+              <w:t xml:space="preserve">BS_CURRENT_MEASUREMENT_RESPONSE_TIMEOUT_ms</w:t>
+            </w:r>
+          </w:p>
+        </w:tc>
+      </w:tr>
+      <w:tr>
+        <w:tc>
+          <w:tcPr/>
+          <w:p>
+            <w:pPr>
+              <w:pStyle w:val="Compact"/>
+              <w:jc w:val="left"/>
+            </w:pPr>
+            <w:r>
+              <w:t xml:space="preserve">Coulomb counting response timeout</w:t>
+            </w:r>
+          </w:p>
+        </w:tc>
+        <w:tc>
+          <w:tcPr/>
+          <w:p>
+            <w:pPr>
+              <w:pStyle w:val="Compact"/>
+              <w:jc w:val="left"/>
+            </w:pPr>
+            <w:r>
+              <w:t xml:space="preserve">2000 ms</w:t>
+            </w:r>
+          </w:p>
+        </w:tc>
+        <w:tc>
+          <w:tcPr/>
+          <w:p>
+            <w:pPr>
+              <w:pStyle w:val="Compact"/>
+              <w:jc w:val="left"/>
+            </w:pPr>
+            <w:r>
+              <w:rPr>
+                <w:rStyle w:val="VerbatimChar"/>
+              </w:rPr>
+              <w:t xml:space="preserve">BS_COULOMB_COUNTING_MEASUREMENT_RESPONSE_TIMEOUT_ms</w:t>
+            </w:r>
+          </w:p>
+        </w:tc>
+      </w:tr>
+      <w:tr>
+        <w:tc>
+          <w:tcPr/>
+          <w:p>
+            <w:pPr>
+              <w:pStyle w:val="Compact"/>
+              <w:jc w:val="left"/>
+            </w:pPr>
+            <w:r>
+              <w:t xml:space="preserve">Energy counting response timeout</w:t>
+            </w:r>
+          </w:p>
+        </w:tc>
+        <w:tc>
+          <w:tcPr/>
+          <w:p>
+            <w:pPr>
+              <w:pStyle w:val="Compact"/>
+              <w:jc w:val="left"/>
+            </w:pPr>
+            <w:r>
+              <w:t xml:space="preserve">2000 ms</w:t>
+            </w:r>
+          </w:p>
+        </w:tc>
+        <w:tc>
+          <w:tcPr/>
+          <w:p>
+            <w:pPr>
+              <w:pStyle w:val="Compact"/>
+              <w:jc w:val="left"/>
+            </w:pPr>
+            <w:r>
+              <w:rPr>
+                <w:rStyle w:val="VerbatimChar"/>
+              </w:rPr>
+              <w:t xml:space="preserve">BS_ENERGY_COUNTING_MEASUREMENT_RESPONSE_TIMEOUT_ms</w:t>
+            </w:r>
+          </w:p>
+        </w:tc>
+      </w:tr>
+      <w:tr>
+        <w:tc>
+          <w:tcPr/>
+          <w:p>
+            <w:pPr>
+              <w:pStyle w:val="Compact"/>
+              <w:jc w:val="left"/>
+            </w:pPr>
+            <w:r>
+              <w:t xml:space="preserve">BMS state machine task context</w:t>
+            </w:r>
+          </w:p>
+        </w:tc>
+        <w:tc>
+          <w:tcPr/>
+          <w:p>
+            <w:pPr>
+              <w:pStyle w:val="Compact"/>
+              <w:jc w:val="left"/>
+            </w:pPr>
+            <w:r>
+              <w:t xml:space="preserve">10 ms</w:t>
+            </w:r>
+          </w:p>
+        </w:tc>
+        <w:tc>
+          <w:tcPr/>
+          <w:p>
+            <w:pPr>
+              <w:pStyle w:val="Compact"/>
+              <w:jc w:val="left"/>
+            </w:pPr>
+            <w:r>
+              <w:rPr>
+                <w:rStyle w:val="VerbatimChar"/>
+              </w:rPr>
+              <w:t xml:space="preserve">BMS_STATEMACHINE_TASK_CYCLE_CONTEXT_MS</w:t>
+            </w:r>
+            <w:r>
+              <w:t xml:space="preserve"> </w:t>
+            </w:r>
+            <w:r>
+              <w:t xml:space="preserve">(</w:t>
+            </w:r>
+            <w:r>
+              <w:rPr>
+                <w:rStyle w:val="VerbatimChar"/>
+              </w:rPr>
+              <w:t xml:space="preserve">bms_cfg.h</w:t>
+            </w:r>
+            <w:r>
+              <w:t xml:space="preserve">)</w:t>
+            </w:r>
+          </w:p>
+        </w:tc>
+      </w:tr>
+      <w:tr>
+        <w:tc>
+          <w:tcPr/>
+          <w:p>
+            <w:pPr>
+              <w:pStyle w:val="Compact"/>
+              <w:jc w:val="left"/>
+            </w:pPr>
+            <w:r>
+              <w:t xml:space="preserve">Temp sensors per module</w:t>
+            </w:r>
+          </w:p>
+        </w:tc>
+        <w:tc>
+          <w:tcPr/>
+          <w:p>
+            <w:pPr>
+              <w:pStyle w:val="Compact"/>
+              <w:jc w:val="left"/>
+            </w:pPr>
+            <w:r>
+              <w:t xml:space="preserve">8</w:t>
+            </w:r>
+          </w:p>
+        </w:tc>
+        <w:tc>
+          <w:tcPr/>
+          <w:p>
+            <w:pPr>
+              <w:pStyle w:val="Compact"/>
+              <w:jc w:val="left"/>
+            </w:pPr>
+            <w:r>
+              <w:rPr>
+                <w:rStyle w:val="VerbatimChar"/>
+              </w:rPr>
+              <w:t xml:space="preserve">BS_NR_OF_TEMP_SENSORS_PER_MODULE</w:t>
+            </w:r>
+          </w:p>
+        </w:tc>
+      </w:tr>
+      <w:tr>
+        <w:tc>
+          <w:tcPr/>
+          <w:p>
+            <w:pPr>
+              <w:pStyle w:val="Compact"/>
+              <w:jc w:val="left"/>
+            </w:pPr>
+            <w:r>
+              <w:t xml:space="preserve">Task model</w:t>
+            </w:r>
+          </w:p>
+        </w:tc>
+        <w:tc>
+          <w:tcPr/>
+          <w:p>
+            <w:pPr>
+              <w:pStyle w:val="Compact"/>
+              <w:jc w:val="left"/>
+            </w:pPr>
+            <w:r>
+              <w:t xml:space="preserve">1 ms / 10 ms / 100 ms / 100 ms-algorithm cyclic + continuous I2C, engine</w:t>
+            </w:r>
+          </w:p>
+        </w:tc>
+        <w:tc>
+          <w:tcPr/>
+          <w:p>
+            <w:pPr>
+              <w:pStyle w:val="Compact"/>
+              <w:jc w:val="left"/>
+            </w:pPr>
+            <w:r>
+              <w:rPr>
+                <w:rStyle w:val="VerbatimChar"/>
+              </w:rPr>
+              <w:t xml:space="preserve">src/app/task/ftask/ftask.c</w:t>
+            </w:r>
+            <w:r>
+              <w:t xml:space="preserve">,</w:t>
+            </w:r>
+            <w:r>
+              <w:t xml:space="preserve"> </w:t>
+            </w:r>
+            <w:r>
+              <w:rPr>
+                <w:rStyle w:val="VerbatimChar"/>
+              </w:rPr>
+              <w:t xml:space="preserve">docs/software/structure/operating-system-configuration.rst</w:t>
+            </w:r>
+          </w:p>
+        </w:tc>
+      </w:tr>
+    </w:tbl>
+    <w:bookmarkEnd w:id="23"/>
+    <w:bookmarkStart w:id="24" w:name="communication-requirements"/>
+    <w:p>
+      <w:pPr>
+        <w:pStyle w:val="Heading3"/>
+      </w:pPr>
+      <w:r>
+        <w:t xml:space="preserve">Communication Requirements</w:t>
+      </w:r>
+    </w:p>
+    <w:p>
+      <w:pPr>
+        <w:pStyle w:val="Compact"/>
+        <w:numPr>
+          <w:ilvl w:val="0"/>
+          <w:numId w:val="1002"/>
+        </w:numPr>
+      </w:pPr>
+      <w:r>
+        <w:rPr>
+          <w:b/>
+          <w:bCs/>
+        </w:rPr>
+        <w:t xml:space="preserve">CAN</w:t>
+      </w:r>
+      <w:r>
+        <w:t xml:space="preserve">: 41 messages defined in</w:t>
+      </w:r>
+      <w:r>
+        <w:t xml:space="preserve"> </w:t>
+      </w:r>
+      <w:r>
+        <w:rPr>
+          <w:rStyle w:val="VerbatimChar"/>
+        </w:rPr>
+        <w:t xml:space="preserve">tools/dbc/foxbms.dbc</w:t>
+      </w:r>
+      <w:r>
+        <w:t xml:space="preserve"> </w:t>
+      </w:r>
+      <w:r>
+        <w:t xml:space="preserve">(e.g. </w:t>
+      </w:r>
+      <w:r>
+        <w:rPr>
+          <w:rStyle w:val="VerbatimChar"/>
+        </w:rPr>
+        <w:t xml:space="preserve">AFE_CellVoltages</w:t>
+      </w:r>
+      <w:r>
+        <w:t xml:space="preserve">,</w:t>
+      </w:r>
+      <w:r>
+        <w:t xml:space="preserve"> </w:t>
+      </w:r>
+      <w:r>
+        <w:rPr>
+          <w:rStyle w:val="VerbatimChar"/>
+        </w:rPr>
+        <w:t xml:space="preserve">AFE_CellTemperatures</w:t>
+      </w:r>
+      <w:r>
+        <w:t xml:space="preserve">,</w:t>
+      </w:r>
+      <w:r>
+        <w:t xml:space="preserve"> </w:t>
+      </w:r>
+      <w:r>
+        <w:rPr>
+          <w:rStyle w:val="VerbatimChar"/>
+        </w:rPr>
+        <w:t xml:space="preserve">f_BmsState</w:t>
+      </w:r>
+      <w:r>
+        <w:t xml:space="preserve">,</w:t>
+      </w:r>
+      <w:r>
+        <w:t xml:space="preserve"> </w:t>
+      </w:r>
+      <w:r>
+        <w:rPr>
+          <w:rStyle w:val="VerbatimChar"/>
+        </w:rPr>
+        <w:t xml:space="preserve">f_BmsStateRequest</w:t>
+      </w:r>
+      <w:r>
+        <w:t xml:space="preserve">,</w:t>
+      </w:r>
+      <w:r>
+        <w:t xml:space="preserve"> </w:t>
+      </w:r>
+      <w:r>
+        <w:rPr>
+          <w:rStyle w:val="VerbatimChar"/>
+        </w:rPr>
+        <w:t xml:space="preserve">f_BmsFatalError</w:t>
+      </w:r>
+      <w:r>
+        <w:t xml:space="preserve">); implemented by</w:t>
+      </w:r>
+      <w:r>
+        <w:t xml:space="preserve"> </w:t>
+      </w:r>
+      <w:r>
+        <w:rPr>
+          <w:rStyle w:val="VerbatimChar"/>
+        </w:rPr>
+        <w:t xml:space="preserve">src/app/driver/can/</w:t>
+      </w:r>
+      <w:r>
+        <w:t xml:space="preserve">.</w:t>
+      </w:r>
+    </w:p>
+    <w:p>
+      <w:pPr>
+        <w:pStyle w:val="Compact"/>
+        <w:numPr>
+          <w:ilvl w:val="0"/>
+          <w:numId w:val="1002"/>
+        </w:numPr>
+      </w:pPr>
+      <w:r>
+        <w:rPr>
+          <w:b/>
+          <w:bCs/>
+        </w:rPr>
+        <w:t xml:space="preserve">Ethernet</w:t>
+      </w:r>
+      <w:r>
+        <w:t xml:space="preserve">: plain TCP/IP stack (FreeRTOS+TCP) for user-defined application tasks (</w:t>
+      </w:r>
+      <w:r>
+        <w:rPr>
+          <w:rStyle w:val="VerbatimChar"/>
+        </w:rPr>
+        <w:t xml:space="preserve">src/app/application/ethernet/</w:t>
+      </w:r>
+      <w:r>
+        <w:t xml:space="preserve">), echo server as reference.</w:t>
+      </w:r>
+    </w:p>
+    <w:p>
+      <w:pPr>
+        <w:pStyle w:val="Compact"/>
+        <w:numPr>
+          <w:ilvl w:val="0"/>
+          <w:numId w:val="1002"/>
+        </w:numPr>
+      </w:pPr>
+      <w:r>
+        <w:rPr>
+          <w:b/>
+          <w:bCs/>
+        </w:rPr>
+        <w:t xml:space="preserve">AFE daisy-chain</w:t>
+      </w:r>
+      <w:r>
+        <w:t xml:space="preserve">: SPI-based interface to BMS-Slaves via BMS-Interface board (supported AFEs: adi (ades1830), ltc (6804-1, 6806, 6811-1, 6812-1, 6813-1), maxim (max17852), nxp (mc33775a), ti (dummy)).</w:t>
+      </w:r>
+    </w:p>
+    <w:bookmarkEnd w:id="24"/>
+    <w:bookmarkEnd w:id="25"/>
+    <w:bookmarkStart w:id="32" w:name="profile-as_is"/>
+    <w:p>
+      <w:pPr>
+        <w:pStyle w:val="Heading2"/>
+      </w:pPr>
+      <w:r>
         <w:t xml:space="preserve">Profile:</w:t>
       </w:r>
       <w:r>
@@ -358,7 +2931,7 @@
         <w:t xml:space="preserve">as_is</w:t>
       </w:r>
     </w:p>
-    <w:bookmarkStart w:id="22" w:name="safety-goals"/>
+    <w:bookmarkStart w:id="27" w:name="safety-goals"/>
     <w:p>
       <w:pPr>
         <w:pStyle w:val="Heading3"/>
@@ -367,7 +2940,7 @@
         <w:t xml:space="preserve">Safety Goals</w:t>
       </w:r>
     </w:p>
-    <w:bookmarkStart w:id="21" w:name="X59611e3a36ff99f6bd32d1a41c3fbe5eb3cdc8c"/>
+    <w:bookmarkStart w:id="26" w:name="X59611e3a36ff99f6bd32d1a41c3fbe5eb3cdc8c"/>
     <w:p>
       <w:pPr>
         <w:pStyle w:val="Heading4"/>
@@ -390,7 +2963,7 @@
         <w:pStyle w:val="Compact"/>
         <w:numPr>
           <w:ilvl w:val="0"/>
-          <w:numId w:val="1001"/>
+          <w:numId w:val="1003"/>
         </w:numPr>
       </w:pPr>
       <w:r>
@@ -409,7 +2982,7 @@
         <w:pStyle w:val="Compact"/>
         <w:numPr>
           <w:ilvl w:val="0"/>
-          <w:numId w:val="1001"/>
+          <w:numId w:val="1003"/>
         </w:numPr>
       </w:pPr>
       <w:r>
@@ -428,7 +3001,7 @@
         <w:pStyle w:val="Compact"/>
         <w:numPr>
           <w:ilvl w:val="0"/>
-          <w:numId w:val="1001"/>
+          <w:numId w:val="1003"/>
         </w:numPr>
       </w:pPr>
       <w:r>
@@ -456,7 +3029,7 @@
         <w:pStyle w:val="Compact"/>
         <w:numPr>
           <w:ilvl w:val="0"/>
-          <w:numId w:val="1001"/>
+          <w:numId w:val="1003"/>
         </w:numPr>
       </w:pPr>
       <w:r>
@@ -467,15 +3040,15 @@
         <w:t xml:space="preserve">FTTI (total)</w:t>
       </w:r>
       <w:r>
-        <w:t xml:space="preserve">: ? ms</w:t>
-      </w:r>
-    </w:p>
-    <w:p>
-      <w:pPr>
-        <w:pStyle w:val="Compact"/>
-        <w:numPr>
-          <w:ilvl w:val="0"/>
-          <w:numId w:val="1001"/>
+        <w:t xml:space="preserve">: 100 ms</w:t>
+      </w:r>
+    </w:p>
+    <w:p>
+      <w:pPr>
+        <w:pStyle w:val="Compact"/>
+        <w:numPr>
+          <w:ilvl w:val="0"/>
+          <w:numId w:val="1003"/>
         </w:numPr>
       </w:pPr>
       <w:r>
@@ -494,7 +3067,7 @@
         <w:pStyle w:val="Compact"/>
         <w:numPr>
           <w:ilvl w:val="0"/>
-          <w:numId w:val="1001"/>
+          <w:numId w:val="1003"/>
         </w:numPr>
       </w:pPr>
       <w:r>
@@ -513,7 +3086,7 @@
         <w:pStyle w:val="Compact"/>
         <w:numPr>
           <w:ilvl w:val="0"/>
-          <w:numId w:val="1001"/>
+          <w:numId w:val="1003"/>
         </w:numPr>
       </w:pPr>
       <w:r>
@@ -565,7 +3138,7 @@
         <w:pStyle w:val="Compact"/>
         <w:numPr>
           <w:ilvl w:val="0"/>
-          <w:numId w:val="1001"/>
+          <w:numId w:val="1003"/>
         </w:numPr>
       </w:pPr>
       <w:r>
@@ -612,9 +3185,9 @@
         <w:t xml:space="preserve">FB2-ASM-003</w:t>
       </w:r>
     </w:p>
-    <w:bookmarkEnd w:id="21"/>
-    <w:bookmarkEnd w:id="22"/>
-    <w:bookmarkStart w:id="26" w:name="functional-safety-requirements"/>
+    <w:bookmarkEnd w:id="26"/>
+    <w:bookmarkEnd w:id="27"/>
+    <w:bookmarkStart w:id="31" w:name="functional-safety-requirements"/>
     <w:p>
       <w:pPr>
         <w:pStyle w:val="Heading3"/>
@@ -623,7 +3196,7 @@
         <w:t xml:space="preserve">Functional Safety Requirements</w:t>
       </w:r>
     </w:p>
-    <w:bookmarkStart w:id="23" w:name="Xece5cee59e2e26910e29b93a427959283105e62"/>
+    <w:bookmarkStart w:id="28" w:name="Xece5cee59e2e26910e29b93a427959283105e62"/>
     <w:p>
       <w:pPr>
         <w:pStyle w:val="Heading4"/>
@@ -646,7 +3219,7 @@
         <w:pStyle w:val="Compact"/>
         <w:numPr>
           <w:ilvl w:val="0"/>
-          <w:numId w:val="1002"/>
+          <w:numId w:val="1004"/>
         </w:numPr>
       </w:pPr>
       <w:r>
@@ -665,7 +3238,7 @@
         <w:pStyle w:val="Compact"/>
         <w:numPr>
           <w:ilvl w:val="0"/>
-          <w:numId w:val="1002"/>
+          <w:numId w:val="1004"/>
         </w:numPr>
       </w:pPr>
       <w:r>
@@ -677,378 +3250,6 @@
       </w:r>
       <w:r>
         <w:t xml:space="preserve">: Required for SOA monitoring to detect overvoltage/undervoltage within FTTI</w:t>
-      </w:r>
-    </w:p>
-    <w:p>
-      <w:pPr>
-        <w:pStyle w:val="Compact"/>
-        <w:numPr>
-          <w:ilvl w:val="0"/>
-          <w:numId w:val="1002"/>
-        </w:numPr>
-      </w:pPr>
-      <w:r>
-        <w:rPr>
-          <w:b/>
-          <w:bCs/>
-        </w:rPr>
-        <w:t xml:space="preserve">ASIL</w:t>
-      </w:r>
-      <w:r>
-        <w:t xml:space="preserve">:</w:t>
-      </w:r>
-      <w:r>
-        <w:t xml:space="preserve"> </w:t>
-      </w:r>
-      <w:r>
-        <w:rPr>
-          <w:rStyle w:val="VerbatimChar"/>
-        </w:rPr>
-        <w:t xml:space="preserve">ASIL_D</w:t>
-      </w:r>
-    </w:p>
-    <w:p>
-      <w:pPr>
-        <w:pStyle w:val="Compact"/>
-        <w:numPr>
-          <w:ilvl w:val="0"/>
-          <w:numId w:val="1002"/>
-        </w:numPr>
-      </w:pPr>
-      <w:r>
-        <w:rPr>
-          <w:b/>
-          <w:bCs/>
-        </w:rPr>
-        <w:t xml:space="preserve">Safety goal reference</w:t>
-      </w:r>
-      <w:r>
-        <w:t xml:space="preserve">:</w:t>
-      </w:r>
-      <w:r>
-        <w:t xml:space="preserve"> </w:t>
-      </w:r>
-      <w:r>
-        <w:rPr>
-          <w:rStyle w:val="VerbatimChar"/>
-        </w:rPr>
-        <w:t xml:space="preserve">FB2-SAF-SGO-000001</w:t>
-      </w:r>
-    </w:p>
-    <w:p>
-      <w:pPr>
-        <w:pStyle w:val="Compact"/>
-        <w:numPr>
-          <w:ilvl w:val="0"/>
-          <w:numId w:val="1002"/>
-        </w:numPr>
-      </w:pPr>
-      <w:r>
-        <w:rPr>
-          <w:b/>
-          <w:bCs/>
-        </w:rPr>
-        <w:t xml:space="preserve">Acceptance criteria</w:t>
-      </w:r>
-      <w:r>
-        <w:t xml:space="preserve">:</w:t>
-      </w:r>
-    </w:p>
-    <w:p>
-      <w:pPr>
-        <w:pStyle w:val="Compact"/>
-        <w:numPr>
-          <w:ilvl w:val="1"/>
-          <w:numId w:val="1003"/>
-        </w:numPr>
-      </w:pPr>
-      <w:r>
-        <w:t xml:space="preserve">All cell voltages acquired: Cell count match ≤ 100% %</w:t>
-      </w:r>
-    </w:p>
-    <w:p>
-      <w:pPr>
-        <w:pStyle w:val="Compact"/>
-        <w:numPr>
-          <w:ilvl w:val="1"/>
-          <w:numId w:val="1003"/>
-        </w:numPr>
-      </w:pPr>
-      <w:r>
-        <w:t xml:space="preserve">Acquisition period: Period ≤ 50 ms</w:t>
-      </w:r>
-    </w:p>
-    <w:p>
-      <w:pPr>
-        <w:pStyle w:val="Compact"/>
-        <w:numPr>
-          <w:ilvl w:val="1"/>
-          <w:numId w:val="1003"/>
-        </w:numPr>
-      </w:pPr>
-      <w:r>
-        <w:t xml:space="preserve">PEC/CRC validation: Error detection before database write ≤ 100% %</w:t>
-      </w:r>
-    </w:p>
-    <w:p>
-      <w:pPr>
-        <w:pStyle w:val="Compact"/>
-        <w:numPr>
-          <w:ilvl w:val="1"/>
-          <w:numId w:val="1003"/>
-        </w:numPr>
-      </w:pPr>
-      <w:r>
-        <w:t xml:space="preserve">Database publish latency: Time from SPI complete to database write ≤ 25 ms</w:t>
-      </w:r>
-    </w:p>
-    <w:p>
-      <w:pPr>
-        <w:pStyle w:val="Compact"/>
-        <w:numPr>
-          <w:ilvl w:val="0"/>
-          <w:numId w:val="1002"/>
-        </w:numPr>
-      </w:pPr>
-      <w:r>
-        <w:rPr>
-          <w:b/>
-          <w:bCs/>
-        </w:rPr>
-        <w:t xml:space="preserve">Conditions/modes</w:t>
-      </w:r>
-      <w:r>
-        <w:t xml:space="preserve">:</w:t>
-      </w:r>
-      <w:r>
-        <w:t xml:space="preserve"> </w:t>
-      </w:r>
-      <w:r>
-        <w:rPr>
-          <w:rStyle w:val="VerbatimChar"/>
-        </w:rPr>
-        <w:t xml:space="preserve">NORMAL</w:t>
-      </w:r>
-      <w:r>
-        <w:t xml:space="preserve">,</w:t>
-      </w:r>
-      <w:r>
-        <w:t xml:space="preserve"> </w:t>
-      </w:r>
-      <w:r>
-        <w:rPr>
-          <w:rStyle w:val="VerbatimChar"/>
-        </w:rPr>
-        <w:t xml:space="preserve">CHARGING</w:t>
-      </w:r>
-      <w:r>
-        <w:t xml:space="preserve">,</w:t>
-      </w:r>
-      <w:r>
-        <w:t xml:space="preserve"> </w:t>
-      </w:r>
-      <w:r>
-        <w:rPr>
-          <w:rStyle w:val="VerbatimChar"/>
-        </w:rPr>
-        <w:t xml:space="preserve">PRECHARGE</w:t>
-      </w:r>
-      <w:r>
-        <w:t xml:space="preserve">,</w:t>
-      </w:r>
-      <w:r>
-        <w:t xml:space="preserve"> </w:t>
-      </w:r>
-      <w:r>
-        <w:rPr>
-          <w:rStyle w:val="VerbatimChar"/>
-        </w:rPr>
-        <w:t xml:space="preserve">DERATING</w:t>
-      </w:r>
-    </w:p>
-    <w:p>
-      <w:pPr>
-        <w:pStyle w:val="Compact"/>
-        <w:numPr>
-          <w:ilvl w:val="0"/>
-          <w:numId w:val="1002"/>
-        </w:numPr>
-      </w:pPr>
-      <w:r>
-        <w:rPr>
-          <w:b/>
-          <w:bCs/>
-        </w:rPr>
-        <w:t xml:space="preserve">Source references</w:t>
-      </w:r>
-      <w:r>
-        <w:t xml:space="preserve">:</w:t>
-      </w:r>
-      <w:r>
-        <w:t xml:space="preserve"> </w:t>
-      </w:r>
-      <w:r>
-        <w:rPr>
-          <w:rStyle w:val="VerbatimChar"/>
-        </w:rPr>
-        <w:t xml:space="preserve">FB2-SRC-COD-000001</w:t>
-      </w:r>
-      <w:r>
-        <w:t xml:space="preserve">,</w:t>
-      </w:r>
-      <w:r>
-        <w:t xml:space="preserve"> </w:t>
-      </w:r>
-      <w:r>
-        <w:rPr>
-          <w:rStyle w:val="VerbatimChar"/>
-        </w:rPr>
-        <w:t xml:space="preserve">FB2-SRC-COD-000002</w:t>
-      </w:r>
-      <w:r>
-        <w:t xml:space="preserve">,</w:t>
-      </w:r>
-      <w:r>
-        <w:t xml:space="preserve"> </w:t>
-      </w:r>
-      <w:r>
-        <w:rPr>
-          <w:rStyle w:val="VerbatimChar"/>
-        </w:rPr>
-        <w:t xml:space="preserve">FB2-SRC-COD-000021</w:t>
-      </w:r>
-      <w:r>
-        <w:t xml:space="preserve">,</w:t>
-      </w:r>
-      <w:r>
-        <w:t xml:space="preserve"> </w:t>
-      </w:r>
-      <w:r>
-        <w:rPr>
-          <w:rStyle w:val="VerbatimChar"/>
-        </w:rPr>
-        <w:t xml:space="preserve">FB2-SRC-COD-000023</w:t>
-      </w:r>
-    </w:p>
-    <w:p>
-      <w:pPr>
-        <w:pStyle w:val="Compact"/>
-        <w:numPr>
-          <w:ilvl w:val="0"/>
-          <w:numId w:val="1002"/>
-        </w:numPr>
-      </w:pPr>
-      <w:r>
-        <w:rPr>
-          <w:b/>
-          <w:bCs/>
-        </w:rPr>
-        <w:t xml:space="preserve">Assumption references</w:t>
-      </w:r>
-      <w:r>
-        <w:t xml:space="preserve">:</w:t>
-      </w:r>
-      <w:r>
-        <w:t xml:space="preserve"> </w:t>
-      </w:r>
-      <w:r>
-        <w:rPr>
-          <w:rStyle w:val="VerbatimChar"/>
-        </w:rPr>
-        <w:t xml:space="preserve">FB2-ASM-001</w:t>
-      </w:r>
-      <w:r>
-        <w:t xml:space="preserve"> </w:t>
-      </w:r>
-      <w:r>
-        <w:t xml:space="preserve">(Lithium-ion cell chemistry with nominal voltage 3.7V, operat…),</w:t>
-      </w:r>
-      <w:r>
-        <w:t xml:space="preserve"> </w:t>
-      </w:r>
-      <w:r>
-        <w:rPr>
-          <w:rStyle w:val="VerbatimChar"/>
-        </w:rPr>
-        <w:t xml:space="preserve">FB2-ASM-004</w:t>
-      </w:r>
-      <w:r>
-        <w:t xml:space="preserve"> </w:t>
-      </w:r>
-      <w:r>
-        <w:t xml:space="preserve">(AFE SPI communication latency &lt; 5 ms (including DMA transfer…),</w:t>
-      </w:r>
-      <w:r>
-        <w:t xml:space="preserve"> </w:t>
-      </w:r>
-      <w:r>
-        <w:rPr>
-          <w:rStyle w:val="VerbatimChar"/>
-        </w:rPr>
-        <w:t xml:space="preserve">FB2-ASM-005</w:t>
-      </w:r>
-      <w:r>
-        <w:t xml:space="preserve"> </w:t>
-      </w:r>
-      <w:r>
-        <w:t xml:space="preserve">(Cell voltage measurement noise follows Gaussian distribution…)</w:t>
-      </w:r>
-    </w:p>
-    <w:bookmarkEnd w:id="23"/>
-    <w:bookmarkStart w:id="24" w:name="Xe35edd3676f6da0a32ce84a4628d4781414cc3b"/>
-    <w:p>
-      <w:pPr>
-        <w:pStyle w:val="Heading4"/>
-      </w:pPr>
-      <w:r>
-        <w:rPr>
-          <w:rStyle w:val="VerbatimChar"/>
-        </w:rPr>
-        <w:t xml:space="preserve">FB2-SAF-FSR-000002</w:t>
-      </w:r>
-      <w:r>
-        <w:t xml:space="preserve"> </w:t>
-      </w:r>
-      <w:r>
-        <w:t xml:space="preserve">— FSR: SOA Voltage Limit Monitoring with Debounce</w:t>
-      </w:r>
-    </w:p>
-    <w:p>
-      <w:pPr>
-        <w:pStyle w:val="Compact"/>
-        <w:numPr>
-          <w:ilvl w:val="0"/>
-          <w:numId w:val="1004"/>
-        </w:numPr>
-      </w:pPr>
-      <w:r>
-        <w:rPr>
-          <w:b/>
-          <w:bCs/>
-        </w:rPr>
-        <w:t xml:space="preserve">Statement</w:t>
-      </w:r>
-      <w:r>
-        <w:t xml:space="preserve">: The BMS shall monitor each cell voltage against configured minimum and maximum limits with a debounce of 2 consecutive violations within 100 ms, and classify violations within 5 ms of data availability, triggering FAULT state request on confirmed violation.</w:t>
-      </w:r>
-    </w:p>
-    <w:p>
-      <w:pPr>
-        <w:pStyle w:val="Compact"/>
-        <w:numPr>
-          <w:ilvl w:val="0"/>
-          <w:numId w:val="1004"/>
-        </w:numPr>
-      </w:pPr>
-      <w:r>
-        <w:rPr>
-          <w:b/>
-          <w:bCs/>
-        </w:rPr>
-        <w:t xml:space="preserve">Rationale</w:t>
-      </w:r>
-      <w:r>
-        <w:t xml:space="preserve">: SOA monitoring must detect limit violations fast enough to meet FTTI</w:t>
       </w:r>
     </w:p>
     <w:p>
@@ -1135,7 +3336,7 @@
         </w:numPr>
       </w:pPr>
       <w:r>
-        <w:t xml:space="preserve">Limit check latency: Time from database read to violation classification ≤ 5 ms</w:t>
+        <w:t xml:space="preserve">All cell voltages acquired: Cell count match ≤ 100% %</w:t>
       </w:r>
     </w:p>
     <w:p>
@@ -1147,7 +3348,7 @@
         </w:numPr>
       </w:pPr>
       <w:r>
-        <w:t xml:space="preserve">Limit accuracy: Threshold comparison accuracy ≤ 1 mV</w:t>
+        <w:t xml:space="preserve">Acquisition period: Period ≤ 50 ms</w:t>
       </w:r>
     </w:p>
     <w:p>
@@ -1159,7 +3360,19 @@
         </w:numPr>
       </w:pPr>
       <w:r>
-        <w:t xml:space="preserve">Debounce filtering: False positive rate ≤ 0 events/hour</w:t>
+        <w:t xml:space="preserve">PEC/CRC validation: Error detection before database write ≤ 100% %</w:t>
+      </w:r>
+    </w:p>
+    <w:p>
+      <w:pPr>
+        <w:pStyle w:val="Compact"/>
+        <w:numPr>
+          <w:ilvl w:val="1"/>
+          <w:numId w:val="1005"/>
+        </w:numPr>
+      </w:pPr>
+      <w:r>
+        <w:t xml:space="preserve">Database publish latency: Time from SPI complete to database write ≤ 25 ms</w:t>
       </w:r>
     </w:p>
     <w:p>
@@ -1251,31 +3464,43 @@
         <w:rPr>
           <w:rStyle w:val="VerbatimChar"/>
         </w:rPr>
-        <w:t xml:space="preserve">FB2-SRC-COD-000004</w:t>
-      </w:r>
-      <w:r>
-        <w:t xml:space="preserve">,</w:t>
-      </w:r>
-      <w:r>
-        <w:t xml:space="preserve"> </w:t>
-      </w:r>
-      <w:r>
-        <w:rPr>
-          <w:rStyle w:val="VerbatimChar"/>
-        </w:rPr>
-        <w:t xml:space="preserve">FB2-SRC-COD-000005</w:t>
-      </w:r>
-      <w:r>
-        <w:t xml:space="preserve">,</w:t>
-      </w:r>
-      <w:r>
-        <w:t xml:space="preserve"> </w:t>
-      </w:r>
-      <w:r>
-        <w:rPr>
-          <w:rStyle w:val="VerbatimChar"/>
-        </w:rPr>
-        <w:t xml:space="preserve">FB2-SRC-COD-000006</w:t>
+        <w:t xml:space="preserve">FB2-SRC-COD-000001</w:t>
+      </w:r>
+      <w:r>
+        <w:t xml:space="preserve">,</w:t>
+      </w:r>
+      <w:r>
+        <w:t xml:space="preserve"> </w:t>
+      </w:r>
+      <w:r>
+        <w:rPr>
+          <w:rStyle w:val="VerbatimChar"/>
+        </w:rPr>
+        <w:t xml:space="preserve">FB2-SRC-COD-000002</w:t>
+      </w:r>
+      <w:r>
+        <w:t xml:space="preserve">,</w:t>
+      </w:r>
+      <w:r>
+        <w:t xml:space="preserve"> </w:t>
+      </w:r>
+      <w:r>
+        <w:rPr>
+          <w:rStyle w:val="VerbatimChar"/>
+        </w:rPr>
+        <w:t xml:space="preserve">FB2-SRC-COD-000021</w:t>
+      </w:r>
+      <w:r>
+        <w:t xml:space="preserve">,</w:t>
+      </w:r>
+      <w:r>
+        <w:t xml:space="preserve"> </w:t>
+      </w:r>
+      <w:r>
+        <w:rPr>
+          <w:rStyle w:val="VerbatimChar"/>
+        </w:rPr>
+        <w:t xml:space="preserve">FB2-SRC-COD-000023</w:t>
       </w:r>
     </w:p>
     <w:p>
@@ -1318,32 +3543,32 @@
         <w:rPr>
           <w:rStyle w:val="VerbatimChar"/>
         </w:rPr>
+        <w:t xml:space="preserve">FB2-ASM-004</w:t>
+      </w:r>
+      <w:r>
+        <w:t xml:space="preserve"> </w:t>
+      </w:r>
+      <w:r>
+        <w:t xml:space="preserve">(AFE SPI communication latency &lt; 5 ms (including DMA transfer…),</w:t>
+      </w:r>
+      <w:r>
+        <w:t xml:space="preserve"> </w:t>
+      </w:r>
+      <w:r>
+        <w:rPr>
+          <w:rStyle w:val="VerbatimChar"/>
+        </w:rPr>
         <w:t xml:space="preserve">FB2-ASM-005</w:t>
       </w:r>
       <w:r>
         <w:t xml:space="preserve"> </w:t>
       </w:r>
       <w:r>
-        <w:t xml:space="preserve">(Cell voltage measurement noise follows Gaussian distribution…),</w:t>
-      </w:r>
-      <w:r>
-        <w:t xml:space="preserve"> </w:t>
-      </w:r>
-      <w:r>
-        <w:rPr>
-          <w:rStyle w:val="VerbatimChar"/>
-        </w:rPr>
-        <w:t xml:space="preserve">FB2-ASM-006</w:t>
-      </w:r>
-      <w:r>
-        <w:t xml:space="preserve"> </w:t>
-      </w:r>
-      <w:r>
-        <w:t xml:space="preserve">(Contactor mechanical opening time &lt;= 30 ms (worst case) at -…)</w:t>
-      </w:r>
-    </w:p>
-    <w:bookmarkEnd w:id="24"/>
-    <w:bookmarkStart w:id="25" w:name="X1f1a0c97f1fa54ff532fefc075a1b9d3fd2e2a3"/>
+        <w:t xml:space="preserve">(Cell voltage measurement noise follows Gaussian distribution…)</w:t>
+      </w:r>
+    </w:p>
+    <w:bookmarkEnd w:id="28"/>
+    <w:bookmarkStart w:id="29" w:name="Xe35edd3676f6da0a32ce84a4628d4781414cc3b"/>
     <w:p>
       <w:pPr>
         <w:pStyle w:val="Heading4"/>
@@ -1352,13 +3577,13 @@
         <w:rPr>
           <w:rStyle w:val="VerbatimChar"/>
         </w:rPr>
-        <w:t xml:space="preserve">FB2-SAF-FSR-000003</w:t>
-      </w:r>
-      <w:r>
-        <w:t xml:space="preserve"> </w:t>
-      </w:r>
-      <w:r>
-        <w:t xml:space="preserve">— FSR: Contactor Opening on SOA Violation</w:t>
+        <w:t xml:space="preserve">FB2-SAF-FSR-000002</w:t>
+      </w:r>
+      <w:r>
+        <w:t xml:space="preserve"> </w:t>
+      </w:r>
+      <w:r>
+        <w:t xml:space="preserve">— FSR: SOA Voltage Limit Monitoring with Debounce</w:t>
       </w:r>
     </w:p>
     <w:p>
@@ -1377,7 +3602,7 @@
         <w:t xml:space="preserve">Statement</w:t>
       </w:r>
       <w:r>
-        <w:t xml:space="preserve">: The BMS shall open all HV contactors within 30 ms of FAULT state request from SOA/DIAG, with auxiliary feedback confirmation within 5 ms of coil de-energization.</w:t>
+        <w:t xml:space="preserve">: The BMS shall monitor each cell voltage against configured minimum and maximum limits with a debounce of 2 consecutive violations within 100 ms, and classify violations within 5 ms of data availability, triggering FAULT state request on confirmed violation.</w:t>
       </w:r>
     </w:p>
     <w:p>
@@ -1396,7 +3621,7 @@
         <w:t xml:space="preserve">Rationale</w:t>
       </w:r>
       <w:r>
-        <w:t xml:space="preserve">: Contactor opening is the primary risk reduction measure; must complete within FTTI budget</w:t>
+        <w:t xml:space="preserve">: SOA monitoring must detect limit violations fast enough to meet FTTI</w:t>
       </w:r>
     </w:p>
     <w:p>
@@ -1483,7 +3708,7 @@
         </w:numPr>
       </w:pPr>
       <w:r>
-        <w:t xml:space="preserve">Contactor open latency: Time from FAULT request to contactor feedback open ≤ 30 ms</w:t>
+        <w:t xml:space="preserve">Limit check latency: Time from database read to violation classification ≤ 5 ms</w:t>
       </w:r>
     </w:p>
     <w:p>
@@ -1495,7 +3720,7 @@
         </w:numPr>
       </w:pPr>
       <w:r>
-        <w:t xml:space="preserve">Feedback verification: Auxiliary contact confirmation ≤ 100% %</w:t>
+        <w:t xml:space="preserve">Limit accuracy: Threshold comparison accuracy ≤ 1 mV</w:t>
       </w:r>
     </w:p>
     <w:p>
@@ -1507,6 +3732,354 @@
         </w:numPr>
       </w:pPr>
       <w:r>
+        <w:t xml:space="preserve">Debounce filtering: False positive rate ≤ 0 events/hour</w:t>
+      </w:r>
+    </w:p>
+    <w:p>
+      <w:pPr>
+        <w:pStyle w:val="Compact"/>
+        <w:numPr>
+          <w:ilvl w:val="0"/>
+          <w:numId w:val="1006"/>
+        </w:numPr>
+      </w:pPr>
+      <w:r>
+        <w:rPr>
+          <w:b/>
+          <w:bCs/>
+        </w:rPr>
+        <w:t xml:space="preserve">Conditions/modes</w:t>
+      </w:r>
+      <w:r>
+        <w:t xml:space="preserve">:</w:t>
+      </w:r>
+      <w:r>
+        <w:t xml:space="preserve"> </w:t>
+      </w:r>
+      <w:r>
+        <w:rPr>
+          <w:rStyle w:val="VerbatimChar"/>
+        </w:rPr>
+        <w:t xml:space="preserve">NORMAL</w:t>
+      </w:r>
+      <w:r>
+        <w:t xml:space="preserve">,</w:t>
+      </w:r>
+      <w:r>
+        <w:t xml:space="preserve"> </w:t>
+      </w:r>
+      <w:r>
+        <w:rPr>
+          <w:rStyle w:val="VerbatimChar"/>
+        </w:rPr>
+        <w:t xml:space="preserve">CHARGING</w:t>
+      </w:r>
+      <w:r>
+        <w:t xml:space="preserve">,</w:t>
+      </w:r>
+      <w:r>
+        <w:t xml:space="preserve"> </w:t>
+      </w:r>
+      <w:r>
+        <w:rPr>
+          <w:rStyle w:val="VerbatimChar"/>
+        </w:rPr>
+        <w:t xml:space="preserve">PRECHARGE</w:t>
+      </w:r>
+      <w:r>
+        <w:t xml:space="preserve">,</w:t>
+      </w:r>
+      <w:r>
+        <w:t xml:space="preserve"> </w:t>
+      </w:r>
+      <w:r>
+        <w:rPr>
+          <w:rStyle w:val="VerbatimChar"/>
+        </w:rPr>
+        <w:t xml:space="preserve">DERATING</w:t>
+      </w:r>
+    </w:p>
+    <w:p>
+      <w:pPr>
+        <w:pStyle w:val="Compact"/>
+        <w:numPr>
+          <w:ilvl w:val="0"/>
+          <w:numId w:val="1006"/>
+        </w:numPr>
+      </w:pPr>
+      <w:r>
+        <w:rPr>
+          <w:b/>
+          <w:bCs/>
+        </w:rPr>
+        <w:t xml:space="preserve">Source references</w:t>
+      </w:r>
+      <w:r>
+        <w:t xml:space="preserve">:</w:t>
+      </w:r>
+      <w:r>
+        <w:t xml:space="preserve"> </w:t>
+      </w:r>
+      <w:r>
+        <w:rPr>
+          <w:rStyle w:val="VerbatimChar"/>
+        </w:rPr>
+        <w:t xml:space="preserve">FB2-SRC-COD-000004</w:t>
+      </w:r>
+      <w:r>
+        <w:t xml:space="preserve">,</w:t>
+      </w:r>
+      <w:r>
+        <w:t xml:space="preserve"> </w:t>
+      </w:r>
+      <w:r>
+        <w:rPr>
+          <w:rStyle w:val="VerbatimChar"/>
+        </w:rPr>
+        <w:t xml:space="preserve">FB2-SRC-COD-000005</w:t>
+      </w:r>
+      <w:r>
+        <w:t xml:space="preserve">,</w:t>
+      </w:r>
+      <w:r>
+        <w:t xml:space="preserve"> </w:t>
+      </w:r>
+      <w:r>
+        <w:rPr>
+          <w:rStyle w:val="VerbatimChar"/>
+        </w:rPr>
+        <w:t xml:space="preserve">FB2-SRC-COD-000006</w:t>
+      </w:r>
+    </w:p>
+    <w:p>
+      <w:pPr>
+        <w:pStyle w:val="Compact"/>
+        <w:numPr>
+          <w:ilvl w:val="0"/>
+          <w:numId w:val="1006"/>
+        </w:numPr>
+      </w:pPr>
+      <w:r>
+        <w:rPr>
+          <w:b/>
+          <w:bCs/>
+        </w:rPr>
+        <w:t xml:space="preserve">Assumption references</w:t>
+      </w:r>
+      <w:r>
+        <w:t xml:space="preserve">:</w:t>
+      </w:r>
+      <w:r>
+        <w:t xml:space="preserve"> </w:t>
+      </w:r>
+      <w:r>
+        <w:rPr>
+          <w:rStyle w:val="VerbatimChar"/>
+        </w:rPr>
+        <w:t xml:space="preserve">FB2-ASM-001</w:t>
+      </w:r>
+      <w:r>
+        <w:t xml:space="preserve"> </w:t>
+      </w:r>
+      <w:r>
+        <w:t xml:space="preserve">(Lithium-ion cell chemistry with nominal voltage 3.7V, operat…),</w:t>
+      </w:r>
+      <w:r>
+        <w:t xml:space="preserve"> </w:t>
+      </w:r>
+      <w:r>
+        <w:rPr>
+          <w:rStyle w:val="VerbatimChar"/>
+        </w:rPr>
+        <w:t xml:space="preserve">FB2-ASM-005</w:t>
+      </w:r>
+      <w:r>
+        <w:t xml:space="preserve"> </w:t>
+      </w:r>
+      <w:r>
+        <w:t xml:space="preserve">(Cell voltage measurement noise follows Gaussian distribution…),</w:t>
+      </w:r>
+      <w:r>
+        <w:t xml:space="preserve"> </w:t>
+      </w:r>
+      <w:r>
+        <w:rPr>
+          <w:rStyle w:val="VerbatimChar"/>
+        </w:rPr>
+        <w:t xml:space="preserve">FB2-ASM-006</w:t>
+      </w:r>
+      <w:r>
+        <w:t xml:space="preserve"> </w:t>
+      </w:r>
+      <w:r>
+        <w:t xml:space="preserve">(Contactor mechanical opening time &lt;= 30 ms (worst case) at -…)</w:t>
+      </w:r>
+    </w:p>
+    <w:bookmarkEnd w:id="29"/>
+    <w:bookmarkStart w:id="30" w:name="X1f1a0c97f1fa54ff532fefc075a1b9d3fd2e2a3"/>
+    <w:p>
+      <w:pPr>
+        <w:pStyle w:val="Heading4"/>
+      </w:pPr>
+      <w:r>
+        <w:rPr>
+          <w:rStyle w:val="VerbatimChar"/>
+        </w:rPr>
+        <w:t xml:space="preserve">FB2-SAF-FSR-000003</w:t>
+      </w:r>
+      <w:r>
+        <w:t xml:space="preserve"> </w:t>
+      </w:r>
+      <w:r>
+        <w:t xml:space="preserve">— FSR: Contactor Opening on SOA Violation</w:t>
+      </w:r>
+    </w:p>
+    <w:p>
+      <w:pPr>
+        <w:pStyle w:val="Compact"/>
+        <w:numPr>
+          <w:ilvl w:val="0"/>
+          <w:numId w:val="1008"/>
+        </w:numPr>
+      </w:pPr>
+      <w:r>
+        <w:rPr>
+          <w:b/>
+          <w:bCs/>
+        </w:rPr>
+        <w:t xml:space="preserve">Statement</w:t>
+      </w:r>
+      <w:r>
+        <w:t xml:space="preserve">: The BMS shall open all HV contactors within 30 ms of FAULT state request from SOA/DIAG, with auxiliary feedback confirmation within 5 ms of coil de-energization.</w:t>
+      </w:r>
+    </w:p>
+    <w:p>
+      <w:pPr>
+        <w:pStyle w:val="Compact"/>
+        <w:numPr>
+          <w:ilvl w:val="0"/>
+          <w:numId w:val="1008"/>
+        </w:numPr>
+      </w:pPr>
+      <w:r>
+        <w:rPr>
+          <w:b/>
+          <w:bCs/>
+        </w:rPr>
+        <w:t xml:space="preserve">Rationale</w:t>
+      </w:r>
+      <w:r>
+        <w:t xml:space="preserve">: Contactor opening is the primary risk reduction measure; must complete within FTTI budget</w:t>
+      </w:r>
+    </w:p>
+    <w:p>
+      <w:pPr>
+        <w:pStyle w:val="Compact"/>
+        <w:numPr>
+          <w:ilvl w:val="0"/>
+          <w:numId w:val="1008"/>
+        </w:numPr>
+      </w:pPr>
+      <w:r>
+        <w:rPr>
+          <w:b/>
+          <w:bCs/>
+        </w:rPr>
+        <w:t xml:space="preserve">ASIL</w:t>
+      </w:r>
+      <w:r>
+        <w:t xml:space="preserve">:</w:t>
+      </w:r>
+      <w:r>
+        <w:t xml:space="preserve"> </w:t>
+      </w:r>
+      <w:r>
+        <w:rPr>
+          <w:rStyle w:val="VerbatimChar"/>
+        </w:rPr>
+        <w:t xml:space="preserve">ASIL_D</w:t>
+      </w:r>
+    </w:p>
+    <w:p>
+      <w:pPr>
+        <w:pStyle w:val="Compact"/>
+        <w:numPr>
+          <w:ilvl w:val="0"/>
+          <w:numId w:val="1008"/>
+        </w:numPr>
+      </w:pPr>
+      <w:r>
+        <w:rPr>
+          <w:b/>
+          <w:bCs/>
+        </w:rPr>
+        <w:t xml:space="preserve">Safety goal reference</w:t>
+      </w:r>
+      <w:r>
+        <w:t xml:space="preserve">:</w:t>
+      </w:r>
+      <w:r>
+        <w:t xml:space="preserve"> </w:t>
+      </w:r>
+      <w:r>
+        <w:rPr>
+          <w:rStyle w:val="VerbatimChar"/>
+        </w:rPr>
+        <w:t xml:space="preserve">FB2-SAF-SGO-000001</w:t>
+      </w:r>
+    </w:p>
+    <w:p>
+      <w:pPr>
+        <w:pStyle w:val="Compact"/>
+        <w:numPr>
+          <w:ilvl w:val="0"/>
+          <w:numId w:val="1008"/>
+        </w:numPr>
+      </w:pPr>
+      <w:r>
+        <w:rPr>
+          <w:b/>
+          <w:bCs/>
+        </w:rPr>
+        <w:t xml:space="preserve">Acceptance criteria</w:t>
+      </w:r>
+      <w:r>
+        <w:t xml:space="preserve">:</w:t>
+      </w:r>
+    </w:p>
+    <w:p>
+      <w:pPr>
+        <w:pStyle w:val="Compact"/>
+        <w:numPr>
+          <w:ilvl w:val="1"/>
+          <w:numId w:val="1009"/>
+        </w:numPr>
+      </w:pPr>
+      <w:r>
+        <w:t xml:space="preserve">Contactor open latency: Time from FAULT request to contactor feedback open ≤ 30 ms</w:t>
+      </w:r>
+    </w:p>
+    <w:p>
+      <w:pPr>
+        <w:pStyle w:val="Compact"/>
+        <w:numPr>
+          <w:ilvl w:val="1"/>
+          <w:numId w:val="1009"/>
+        </w:numPr>
+      </w:pPr>
+      <w:r>
+        <w:t xml:space="preserve">Feedback verification: Auxiliary contact confirmation ≤ 100% %</w:t>
+      </w:r>
+    </w:p>
+    <w:p>
+      <w:pPr>
+        <w:pStyle w:val="Compact"/>
+        <w:numPr>
+          <w:ilvl w:val="1"/>
+          <w:numId w:val="1009"/>
+        </w:numPr>
+      </w:pPr>
+      <w:r>
         <w:t xml:space="preserve">Weld detection: Weld detection latency ≤ 100 ms</w:t>
       </w:r>
     </w:p>
@@ -1515,7 +4088,7 @@
         <w:pStyle w:val="Compact"/>
         <w:numPr>
           <w:ilvl w:val="0"/>
-          <w:numId w:val="1006"/>
+          <w:numId w:val="1008"/>
         </w:numPr>
       </w:pPr>
       <w:r>
@@ -1591,7 +4164,7 @@
         <w:pStyle w:val="Compact"/>
         <w:numPr>
           <w:ilvl w:val="0"/>
-          <w:numId w:val="1006"/>
+          <w:numId w:val="1008"/>
         </w:numPr>
       </w:pPr>
       <w:r>
@@ -1655,7 +4228,7 @@
         <w:pStyle w:val="Compact"/>
         <w:numPr>
           <w:ilvl w:val="0"/>
-          <w:numId w:val="1006"/>
+          <w:numId w:val="1008"/>
         </w:numPr>
       </w:pPr>
       <w:r>
@@ -1714,10 +4287,10 @@
         <w:t xml:space="preserve">(SBC (FS85xx) watchdog is independent of main MCU and can tri…)</w:t>
       </w:r>
     </w:p>
-    <w:bookmarkEnd w:id="25"/>
-    <w:bookmarkEnd w:id="26"/>
-    <w:bookmarkEnd w:id="27"/>
-    <w:bookmarkStart w:id="35" w:name="profile-synthetic_reference"/>
+    <w:bookmarkEnd w:id="30"/>
+    <w:bookmarkEnd w:id="31"/>
+    <w:bookmarkEnd w:id="32"/>
+    <w:bookmarkStart w:id="40" w:name="profile-synthetic_reference"/>
     <w:p>
       <w:pPr>
         <w:pStyle w:val="Heading2"/>
@@ -1735,7 +4308,7 @@
         <w:t xml:space="preserve">synthetic_reference</w:t>
       </w:r>
     </w:p>
-    <w:bookmarkStart w:id="29" w:name="safety-goals-1"/>
+    <w:bookmarkStart w:id="34" w:name="safety-goals-1"/>
     <w:p>
       <w:pPr>
         <w:pStyle w:val="Heading3"/>
@@ -1744,7 +4317,7 @@
         <w:t xml:space="preserve">Safety Goals</w:t>
       </w:r>
     </w:p>
-    <w:bookmarkStart w:id="28" w:name="X11b373226092eb08dbdff1609b4e1b41a40eec7"/>
+    <w:bookmarkStart w:id="33" w:name="X11b373226092eb08dbdff1609b4e1b41a40eec7"/>
     <w:p>
       <w:pPr>
         <w:pStyle w:val="Heading4"/>
@@ -1767,7 +4340,7 @@
         <w:pStyle w:val="Compact"/>
         <w:numPr>
           <w:ilvl w:val="0"/>
-          <w:numId w:val="1008"/>
+          <w:numId w:val="1010"/>
         </w:numPr>
       </w:pPr>
       <w:r>
@@ -1786,7 +4359,7 @@
         <w:pStyle w:val="Compact"/>
         <w:numPr>
           <w:ilvl w:val="0"/>
-          <w:numId w:val="1008"/>
+          <w:numId w:val="1010"/>
         </w:numPr>
       </w:pPr>
       <w:r>
@@ -1805,7 +4378,7 @@
         <w:pStyle w:val="Compact"/>
         <w:numPr>
           <w:ilvl w:val="0"/>
-          <w:numId w:val="1008"/>
+          <w:numId w:val="1010"/>
         </w:numPr>
       </w:pPr>
       <w:r>
@@ -1833,7 +4406,7 @@
         <w:pStyle w:val="Compact"/>
         <w:numPr>
           <w:ilvl w:val="0"/>
-          <w:numId w:val="1008"/>
+          <w:numId w:val="1010"/>
         </w:numPr>
       </w:pPr>
       <w:r>
@@ -1852,7 +4425,7 @@
         <w:pStyle w:val="Compact"/>
         <w:numPr>
           <w:ilvl w:val="0"/>
-          <w:numId w:val="1008"/>
+          <w:numId w:val="1010"/>
         </w:numPr>
       </w:pPr>
       <w:r>
@@ -2003,7 +4576,7 @@
         <w:pStyle w:val="Compact"/>
         <w:numPr>
           <w:ilvl w:val="0"/>
-          <w:numId w:val="1008"/>
+          <w:numId w:val="1010"/>
         </w:numPr>
       </w:pPr>
       <w:r>
@@ -2022,7 +4595,7 @@
         <w:pStyle w:val="Compact"/>
         <w:numPr>
           <w:ilvl w:val="0"/>
-          <w:numId w:val="1008"/>
+          <w:numId w:val="1010"/>
         </w:numPr>
       </w:pPr>
       <w:r>
@@ -2041,7 +4614,7 @@
         <w:pStyle w:val="Compact"/>
         <w:numPr>
           <w:ilvl w:val="0"/>
-          <w:numId w:val="1008"/>
+          <w:numId w:val="1010"/>
         </w:numPr>
       </w:pPr>
       <w:r>
@@ -2093,7 +4666,7 @@
         <w:pStyle w:val="Compact"/>
         <w:numPr>
           <w:ilvl w:val="0"/>
-          <w:numId w:val="1008"/>
+          <w:numId w:val="1010"/>
         </w:numPr>
       </w:pPr>
       <w:r>
@@ -2152,9 +4725,9 @@
         <w:t xml:space="preserve">FB2-ASM-004</w:t>
       </w:r>
     </w:p>
-    <w:bookmarkEnd w:id="28"/>
-    <w:bookmarkEnd w:id="29"/>
-    <w:bookmarkStart w:id="34" w:name="functional-safety-requirements-1"/>
+    <w:bookmarkEnd w:id="33"/>
+    <w:bookmarkEnd w:id="34"/>
+    <w:bookmarkStart w:id="39" w:name="functional-safety-requirements-1"/>
     <w:p>
       <w:pPr>
         <w:pStyle w:val="Heading3"/>
@@ -2163,7 +4736,7 @@
         <w:t xml:space="preserve">Functional Safety Requirements</w:t>
       </w:r>
     </w:p>
-    <w:bookmarkStart w:id="30" w:name="X6083f062da5c301f0017c8e74ab2cb40f844e7e"/>
+    <w:bookmarkStart w:id="35" w:name="X6083f062da5c301f0017c8e74ab2cb40f844e7e"/>
     <w:p>
       <w:pPr>
         <w:pStyle w:val="Heading4"/>
@@ -2186,7 +4759,7 @@
         <w:pStyle w:val="Compact"/>
         <w:numPr>
           <w:ilvl w:val="0"/>
-          <w:numId w:val="1009"/>
+          <w:numId w:val="1011"/>
         </w:numPr>
       </w:pPr>
       <w:r>
@@ -2205,7 +4778,7 @@
         <w:pStyle w:val="Compact"/>
         <w:numPr>
           <w:ilvl w:val="0"/>
-          <w:numId w:val="1009"/>
+          <w:numId w:val="1011"/>
         </w:numPr>
       </w:pPr>
       <w:r>
@@ -2217,390 +4790,6 @@
       </w:r>
       <w:r>
         <w:t xml:space="preserve">: Required for SOA monitoring to detect overvoltage/undervoltage within FTTI (100 ms). 20 Hz provides margin over minimum 10 Hz.</w:t>
-      </w:r>
-    </w:p>
-    <w:p>
-      <w:pPr>
-        <w:pStyle w:val="Compact"/>
-        <w:numPr>
-          <w:ilvl w:val="0"/>
-          <w:numId w:val="1009"/>
-        </w:numPr>
-      </w:pPr>
-      <w:r>
-        <w:rPr>
-          <w:b/>
-          <w:bCs/>
-        </w:rPr>
-        <w:t xml:space="preserve">ASIL</w:t>
-      </w:r>
-      <w:r>
-        <w:t xml:space="preserve">:</w:t>
-      </w:r>
-      <w:r>
-        <w:t xml:space="preserve"> </w:t>
-      </w:r>
-      <w:r>
-        <w:rPr>
-          <w:rStyle w:val="VerbatimChar"/>
-        </w:rPr>
-        <w:t xml:space="preserve">ASIL_D</w:t>
-      </w:r>
-    </w:p>
-    <w:p>
-      <w:pPr>
-        <w:pStyle w:val="Compact"/>
-        <w:numPr>
-          <w:ilvl w:val="0"/>
-          <w:numId w:val="1009"/>
-        </w:numPr>
-      </w:pPr>
-      <w:r>
-        <w:rPr>
-          <w:b/>
-          <w:bCs/>
-        </w:rPr>
-        <w:t xml:space="preserve">Safety goal reference</w:t>
-      </w:r>
-      <w:r>
-        <w:t xml:space="preserve">:</w:t>
-      </w:r>
-      <w:r>
-        <w:t xml:space="preserve"> </w:t>
-      </w:r>
-      <w:r>
-        <w:rPr>
-          <w:rStyle w:val="VerbatimChar"/>
-        </w:rPr>
-        <w:t xml:space="preserve">FB2-SAF-SGO-000001</w:t>
-      </w:r>
-    </w:p>
-    <w:p>
-      <w:pPr>
-        <w:pStyle w:val="Compact"/>
-        <w:numPr>
-          <w:ilvl w:val="0"/>
-          <w:numId w:val="1009"/>
-        </w:numPr>
-      </w:pPr>
-      <w:r>
-        <w:rPr>
-          <w:b/>
-          <w:bCs/>
-        </w:rPr>
-        <w:t xml:space="preserve">Acceptance criteria</w:t>
-      </w:r>
-      <w:r>
-        <w:t xml:space="preserve">:</w:t>
-      </w:r>
-    </w:p>
-    <w:p>
-      <w:pPr>
-        <w:pStyle w:val="Compact"/>
-        <w:numPr>
-          <w:ilvl w:val="1"/>
-          <w:numId w:val="1010"/>
-        </w:numPr>
-      </w:pPr>
-      <w:r>
-        <w:t xml:space="preserve">All cell voltages acquired: Cell count match ≤ 100% %</w:t>
-      </w:r>
-    </w:p>
-    <w:p>
-      <w:pPr>
-        <w:pStyle w:val="Compact"/>
-        <w:numPr>
-          <w:ilvl w:val="1"/>
-          <w:numId w:val="1010"/>
-        </w:numPr>
-      </w:pPr>
-      <w:r>
-        <w:t xml:space="preserve">Acquisition period: Period ≤ 50 ms</w:t>
-      </w:r>
-    </w:p>
-    <w:p>
-      <w:pPr>
-        <w:pStyle w:val="Compact"/>
-        <w:numPr>
-          <w:ilvl w:val="1"/>
-          <w:numId w:val="1010"/>
-        </w:numPr>
-      </w:pPr>
-      <w:r>
-        <w:t xml:space="preserve">PEC/CRC validation: Error detection before database write ≤ 100% %</w:t>
-      </w:r>
-    </w:p>
-    <w:p>
-      <w:pPr>
-        <w:pStyle w:val="Compact"/>
-        <w:numPr>
-          <w:ilvl w:val="1"/>
-          <w:numId w:val="1010"/>
-        </w:numPr>
-      </w:pPr>
-      <w:r>
-        <w:t xml:space="preserve">Database publish latency: Time from SPI complete to database write ≤ 25 ms</w:t>
-      </w:r>
-    </w:p>
-    <w:p>
-      <w:pPr>
-        <w:pStyle w:val="Compact"/>
-        <w:numPr>
-          <w:ilvl w:val="1"/>
-          <w:numId w:val="1010"/>
-        </w:numPr>
-      </w:pPr>
-      <w:r>
-        <w:t xml:space="preserve">Data freshness: Max age of data at SOA read ≤ 30 ms</w:t>
-      </w:r>
-    </w:p>
-    <w:p>
-      <w:pPr>
-        <w:pStyle w:val="Compact"/>
-        <w:numPr>
-          <w:ilvl w:val="0"/>
-          <w:numId w:val="1009"/>
-        </w:numPr>
-      </w:pPr>
-      <w:r>
-        <w:rPr>
-          <w:b/>
-          <w:bCs/>
-        </w:rPr>
-        <w:t xml:space="preserve">Conditions/modes</w:t>
-      </w:r>
-      <w:r>
-        <w:t xml:space="preserve">:</w:t>
-      </w:r>
-      <w:r>
-        <w:t xml:space="preserve"> </w:t>
-      </w:r>
-      <w:r>
-        <w:rPr>
-          <w:rStyle w:val="VerbatimChar"/>
-        </w:rPr>
-        <w:t xml:space="preserve">NORMAL</w:t>
-      </w:r>
-      <w:r>
-        <w:t xml:space="preserve">,</w:t>
-      </w:r>
-      <w:r>
-        <w:t xml:space="preserve"> </w:t>
-      </w:r>
-      <w:r>
-        <w:rPr>
-          <w:rStyle w:val="VerbatimChar"/>
-        </w:rPr>
-        <w:t xml:space="preserve">CHARGING</w:t>
-      </w:r>
-      <w:r>
-        <w:t xml:space="preserve">,</w:t>
-      </w:r>
-      <w:r>
-        <w:t xml:space="preserve"> </w:t>
-      </w:r>
-      <w:r>
-        <w:rPr>
-          <w:rStyle w:val="VerbatimChar"/>
-        </w:rPr>
-        <w:t xml:space="preserve">PRECHARGE</w:t>
-      </w:r>
-      <w:r>
-        <w:t xml:space="preserve">,</w:t>
-      </w:r>
-      <w:r>
-        <w:t xml:space="preserve"> </w:t>
-      </w:r>
-      <w:r>
-        <w:rPr>
-          <w:rStyle w:val="VerbatimChar"/>
-        </w:rPr>
-        <w:t xml:space="preserve">DERATING</w:t>
-      </w:r>
-    </w:p>
-    <w:p>
-      <w:pPr>
-        <w:pStyle w:val="Compact"/>
-        <w:numPr>
-          <w:ilvl w:val="0"/>
-          <w:numId w:val="1009"/>
-        </w:numPr>
-      </w:pPr>
-      <w:r>
-        <w:rPr>
-          <w:b/>
-          <w:bCs/>
-        </w:rPr>
-        <w:t xml:space="preserve">Source references</w:t>
-      </w:r>
-      <w:r>
-        <w:t xml:space="preserve">:</w:t>
-      </w:r>
-      <w:r>
-        <w:t xml:space="preserve"> </w:t>
-      </w:r>
-      <w:r>
-        <w:rPr>
-          <w:rStyle w:val="VerbatimChar"/>
-        </w:rPr>
-        <w:t xml:space="preserve">FB2-SRC-COD-000001</w:t>
-      </w:r>
-      <w:r>
-        <w:t xml:space="preserve">,</w:t>
-      </w:r>
-      <w:r>
-        <w:t xml:space="preserve"> </w:t>
-      </w:r>
-      <w:r>
-        <w:rPr>
-          <w:rStyle w:val="VerbatimChar"/>
-        </w:rPr>
-        <w:t xml:space="preserve">FB2-SRC-COD-000002</w:t>
-      </w:r>
-      <w:r>
-        <w:t xml:space="preserve">,</w:t>
-      </w:r>
-      <w:r>
-        <w:t xml:space="preserve"> </w:t>
-      </w:r>
-      <w:r>
-        <w:rPr>
-          <w:rStyle w:val="VerbatimChar"/>
-        </w:rPr>
-        <w:t xml:space="preserve">FB2-SRC-COD-000021</w:t>
-      </w:r>
-      <w:r>
-        <w:t xml:space="preserve">,</w:t>
-      </w:r>
-      <w:r>
-        <w:t xml:space="preserve"> </w:t>
-      </w:r>
-      <w:r>
-        <w:rPr>
-          <w:rStyle w:val="VerbatimChar"/>
-        </w:rPr>
-        <w:t xml:space="preserve">FB2-SRC-COD-000023</w:t>
-      </w:r>
-    </w:p>
-    <w:p>
-      <w:pPr>
-        <w:pStyle w:val="Compact"/>
-        <w:numPr>
-          <w:ilvl w:val="0"/>
-          <w:numId w:val="1009"/>
-        </w:numPr>
-      </w:pPr>
-      <w:r>
-        <w:rPr>
-          <w:b/>
-          <w:bCs/>
-        </w:rPr>
-        <w:t xml:space="preserve">Assumption references</w:t>
-      </w:r>
-      <w:r>
-        <w:t xml:space="preserve">:</w:t>
-      </w:r>
-      <w:r>
-        <w:t xml:space="preserve"> </w:t>
-      </w:r>
-      <w:r>
-        <w:rPr>
-          <w:rStyle w:val="VerbatimChar"/>
-        </w:rPr>
-        <w:t xml:space="preserve">FB2-ASM-001</w:t>
-      </w:r>
-      <w:r>
-        <w:t xml:space="preserve"> </w:t>
-      </w:r>
-      <w:r>
-        <w:t xml:space="preserve">(Lithium-ion cell chemistry with nominal voltage 3.7V, operat…),</w:t>
-      </w:r>
-      <w:r>
-        <w:t xml:space="preserve"> </w:t>
-      </w:r>
-      <w:r>
-        <w:rPr>
-          <w:rStyle w:val="VerbatimChar"/>
-        </w:rPr>
-        <w:t xml:space="preserve">FB2-ASM-004</w:t>
-      </w:r>
-      <w:r>
-        <w:t xml:space="preserve"> </w:t>
-      </w:r>
-      <w:r>
-        <w:t xml:space="preserve">(AFE SPI communication latency &lt; 5 ms (including DMA transfer…),</w:t>
-      </w:r>
-      <w:r>
-        <w:t xml:space="preserve"> </w:t>
-      </w:r>
-      <w:r>
-        <w:rPr>
-          <w:rStyle w:val="VerbatimChar"/>
-        </w:rPr>
-        <w:t xml:space="preserve">FB2-ASM-005</w:t>
-      </w:r>
-      <w:r>
-        <w:t xml:space="preserve"> </w:t>
-      </w:r>
-      <w:r>
-        <w:t xml:space="preserve">(Cell voltage measurement noise follows Gaussian distribution…)</w:t>
-      </w:r>
-    </w:p>
-    <w:bookmarkEnd w:id="30"/>
-    <w:bookmarkStart w:id="31" w:name="Xecb8a2d21e84bfb27ab68d961e82d2eeebb9f08"/>
-    <w:p>
-      <w:pPr>
-        <w:pStyle w:val="Heading4"/>
-      </w:pPr>
-      <w:r>
-        <w:rPr>
-          <w:rStyle w:val="VerbatimChar"/>
-        </w:rPr>
-        <w:t xml:space="preserve">FB2-SAF-FSR-000002</w:t>
-      </w:r>
-      <w:r>
-        <w:t xml:space="preserve"> </w:t>
-      </w:r>
-      <w:r>
-        <w:t xml:space="preserve">— FSR: SOA Voltage Limit Monitoring with Debounce</w:t>
-      </w:r>
-    </w:p>
-    <w:p>
-      <w:pPr>
-        <w:pStyle w:val="Compact"/>
-        <w:numPr>
-          <w:ilvl w:val="0"/>
-          <w:numId w:val="1011"/>
-        </w:numPr>
-      </w:pPr>
-      <w:r>
-        <w:rPr>
-          <w:b/>
-          <w:bCs/>
-        </w:rPr>
-        <w:t xml:space="preserve">Statement</w:t>
-      </w:r>
-      <w:r>
-        <w:t xml:space="preserve">: The BMS shall monitor each cell voltage against configured minimum and maximum limits with a debounce of 2 consecutive violations within 100 ms, and classify violations within 5 ms of data availability, triggering FAULT state request on confirmed violation.</w:t>
-      </w:r>
-    </w:p>
-    <w:p>
-      <w:pPr>
-        <w:pStyle w:val="Compact"/>
-        <w:numPr>
-          <w:ilvl w:val="0"/>
-          <w:numId w:val="1011"/>
-        </w:numPr>
-      </w:pPr>
-      <w:r>
-        <w:rPr>
-          <w:b/>
-          <w:bCs/>
-        </w:rPr>
-        <w:t xml:space="preserve">Rationale</w:t>
-      </w:r>
-      <w:r>
-        <w:t xml:space="preserve">: SOA monitoring must detect limit violations fast enough to meet FTTI. Debounce of 2 violations in 100 ms balances false positives vs detection latency (statistical analysis shows &lt; 1e-6 false positive rate for Gaussian noise sigma=5mV).</w:t>
       </w:r>
     </w:p>
     <w:p>
@@ -2687,7 +4876,7 @@
         </w:numPr>
       </w:pPr>
       <w:r>
-        <w:t xml:space="preserve">Limit check latency: Time from database read to violation classification ≤ 5 ms</w:t>
+        <w:t xml:space="preserve">All cell voltages acquired: Cell count match ≤ 100% %</w:t>
       </w:r>
     </w:p>
     <w:p>
@@ -2699,7 +4888,7 @@
         </w:numPr>
       </w:pPr>
       <w:r>
-        <w:t xml:space="preserve">Limit accuracy: Threshold comparison accuracy ≤ 1 mV</w:t>
+        <w:t xml:space="preserve">Acquisition period: Period ≤ 50 ms</w:t>
       </w:r>
     </w:p>
     <w:p>
@@ -2711,7 +4900,7 @@
         </w:numPr>
       </w:pPr>
       <w:r>
-        <w:t xml:space="preserve">Debounce filtering: False positive rate (Gaussian noise, sigma=5mV) ≤ 1E-6 events/hour</w:t>
+        <w:t xml:space="preserve">PEC/CRC validation: Error detection before database write ≤ 100% %</w:t>
       </w:r>
     </w:p>
     <w:p>
@@ -2723,7 +4912,19 @@
         </w:numPr>
       </w:pPr>
       <w:r>
-        <w:t xml:space="preserve">FAULT request latency: Time from confirmed violation to SYS fault request ≤ 2 ms</w:t>
+        <w:t xml:space="preserve">Database publish latency: Time from SPI complete to database write ≤ 25 ms</w:t>
+      </w:r>
+    </w:p>
+    <w:p>
+      <w:pPr>
+        <w:pStyle w:val="Compact"/>
+        <w:numPr>
+          <w:ilvl w:val="1"/>
+          <w:numId w:val="1012"/>
+        </w:numPr>
+      </w:pPr>
+      <w:r>
+        <w:t xml:space="preserve">Data freshness: Max age of data at SOA read ≤ 30 ms</w:t>
       </w:r>
     </w:p>
     <w:p>
@@ -2815,31 +5016,43 @@
         <w:rPr>
           <w:rStyle w:val="VerbatimChar"/>
         </w:rPr>
-        <w:t xml:space="preserve">FB2-SRC-COD-000004</w:t>
-      </w:r>
-      <w:r>
-        <w:t xml:space="preserve">,</w:t>
-      </w:r>
-      <w:r>
-        <w:t xml:space="preserve"> </w:t>
-      </w:r>
-      <w:r>
-        <w:rPr>
-          <w:rStyle w:val="VerbatimChar"/>
-        </w:rPr>
-        <w:t xml:space="preserve">FB2-SRC-COD-000005</w:t>
-      </w:r>
-      <w:r>
-        <w:t xml:space="preserve">,</w:t>
-      </w:r>
-      <w:r>
-        <w:t xml:space="preserve"> </w:t>
-      </w:r>
-      <w:r>
-        <w:rPr>
-          <w:rStyle w:val="VerbatimChar"/>
-        </w:rPr>
-        <w:t xml:space="preserve">FB2-SRC-COD-000006</w:t>
+        <w:t xml:space="preserve">FB2-SRC-COD-000001</w:t>
+      </w:r>
+      <w:r>
+        <w:t xml:space="preserve">,</w:t>
+      </w:r>
+      <w:r>
+        <w:t xml:space="preserve"> </w:t>
+      </w:r>
+      <w:r>
+        <w:rPr>
+          <w:rStyle w:val="VerbatimChar"/>
+        </w:rPr>
+        <w:t xml:space="preserve">FB2-SRC-COD-000002</w:t>
+      </w:r>
+      <w:r>
+        <w:t xml:space="preserve">,</w:t>
+      </w:r>
+      <w:r>
+        <w:t xml:space="preserve"> </w:t>
+      </w:r>
+      <w:r>
+        <w:rPr>
+          <w:rStyle w:val="VerbatimChar"/>
+        </w:rPr>
+        <w:t xml:space="preserve">FB2-SRC-COD-000021</w:t>
+      </w:r>
+      <w:r>
+        <w:t xml:space="preserve">,</w:t>
+      </w:r>
+      <w:r>
+        <w:t xml:space="preserve"> </w:t>
+      </w:r>
+      <w:r>
+        <w:rPr>
+          <w:rStyle w:val="VerbatimChar"/>
+        </w:rPr>
+        <w:t xml:space="preserve">FB2-SRC-COD-000023</w:t>
       </w:r>
     </w:p>
     <w:p>
@@ -2882,32 +5095,32 @@
         <w:rPr>
           <w:rStyle w:val="VerbatimChar"/>
         </w:rPr>
+        <w:t xml:space="preserve">FB2-ASM-004</w:t>
+      </w:r>
+      <w:r>
+        <w:t xml:space="preserve"> </w:t>
+      </w:r>
+      <w:r>
+        <w:t xml:space="preserve">(AFE SPI communication latency &lt; 5 ms (including DMA transfer…),</w:t>
+      </w:r>
+      <w:r>
+        <w:t xml:space="preserve"> </w:t>
+      </w:r>
+      <w:r>
+        <w:rPr>
+          <w:rStyle w:val="VerbatimChar"/>
+        </w:rPr>
         <w:t xml:space="preserve">FB2-ASM-005</w:t>
       </w:r>
       <w:r>
         <w:t xml:space="preserve"> </w:t>
       </w:r>
       <w:r>
-        <w:t xml:space="preserve">(Cell voltage measurement noise follows Gaussian distribution…),</w:t>
-      </w:r>
-      <w:r>
-        <w:t xml:space="preserve"> </w:t>
-      </w:r>
-      <w:r>
-        <w:rPr>
-          <w:rStyle w:val="VerbatimChar"/>
-        </w:rPr>
-        <w:t xml:space="preserve">FB2-ASM-006</w:t>
-      </w:r>
-      <w:r>
-        <w:t xml:space="preserve"> </w:t>
-      </w:r>
-      <w:r>
-        <w:t xml:space="preserve">(Contactor mechanical opening time &lt;= 30 ms (worst case) at -…)</w:t>
-      </w:r>
-    </w:p>
-    <w:bookmarkEnd w:id="31"/>
-    <w:bookmarkStart w:id="32" w:name="X1fa1094fe6233412636341866850ed14855e213"/>
+        <w:t xml:space="preserve">(Cell voltage measurement noise follows Gaussian distribution…)</w:t>
+      </w:r>
+    </w:p>
+    <w:bookmarkEnd w:id="35"/>
+    <w:bookmarkStart w:id="36" w:name="Xecb8a2d21e84bfb27ab68d961e82d2eeebb9f08"/>
     <w:p>
       <w:pPr>
         <w:pStyle w:val="Heading4"/>
@@ -2916,13 +5129,13 @@
         <w:rPr>
           <w:rStyle w:val="VerbatimChar"/>
         </w:rPr>
-        <w:t xml:space="preserve">FB2-SAF-FSR-000003</w:t>
-      </w:r>
-      <w:r>
-        <w:t xml:space="preserve"> </w:t>
-      </w:r>
-      <w:r>
-        <w:t xml:space="preserve">— FSR: Contactor Opening on SOA Violation</w:t>
+        <w:t xml:space="preserve">FB2-SAF-FSR-000002</w:t>
+      </w:r>
+      <w:r>
+        <w:t xml:space="preserve"> </w:t>
+      </w:r>
+      <w:r>
+        <w:t xml:space="preserve">— FSR: SOA Voltage Limit Monitoring with Debounce</w:t>
       </w:r>
     </w:p>
     <w:p>
@@ -2941,7 +5154,7 @@
         <w:t xml:space="preserve">Statement</w:t>
       </w:r>
       <w:r>
-        <w:t xml:space="preserve">: The BMS shall open all HV contactors within 30 ms of FAULT state request from SOA/DIAG, with auxiliary feedback confirmation within 5 ms of coil de-energization.</w:t>
+        <w:t xml:space="preserve">: The BMS shall monitor each cell voltage against configured minimum and maximum limits with a debounce of 2 consecutive violations within 100 ms, and classify violations within 5 ms of data availability, triggering FAULT state request on confirmed violation.</w:t>
       </w:r>
     </w:p>
     <w:p>
@@ -2960,7 +5173,7 @@
         <w:t xml:space="preserve">Rationale</w:t>
       </w:r>
       <w:r>
-        <w:t xml:space="preserve">: Contactor opening is the primary risk reduction measure; 30 ms mechanical opening + 5 ms feedback = 35 ms within FTTI budget</w:t>
+        <w:t xml:space="preserve">: SOA monitoring must detect limit violations fast enough to meet FTTI. Debounce of 2 violations in 100 ms balances false positives vs detection latency (statistical analysis shows &lt; 1e-6 false positive rate for Gaussian noise sigma=5mV).</w:t>
       </w:r>
     </w:p>
     <w:p>
@@ -3047,7 +5260,7 @@
         </w:numPr>
       </w:pPr>
       <w:r>
-        <w:t xml:space="preserve">Contactor open latency: Time from FAULT request to contactor feedback open ≤ 30 ms</w:t>
+        <w:t xml:space="preserve">Limit check latency: Time from database read to violation classification ≤ 5 ms</w:t>
       </w:r>
     </w:p>
     <w:p>
@@ -3059,7 +5272,7 @@
         </w:numPr>
       </w:pPr>
       <w:r>
-        <w:t xml:space="preserve">Feedback verification: Auxiliary contact confirmation ≤ 100% %</w:t>
+        <w:t xml:space="preserve">Limit accuracy: Threshold comparison accuracy ≤ 1 mV</w:t>
       </w:r>
     </w:p>
     <w:p>
@@ -3071,7 +5284,7 @@
         </w:numPr>
       </w:pPr>
       <w:r>
-        <w:t xml:space="preserve">Weld detection: Weld detection latency ≤ 50 ms</w:t>
+        <w:t xml:space="preserve">Debounce filtering: False positive rate (Gaussian noise, sigma=5mV) ≤ 1E-6 events/hour</w:t>
       </w:r>
     </w:p>
     <w:p>
@@ -3083,7 +5296,7 @@
         </w:numPr>
       </w:pPr>
       <w:r>
-        <w:t xml:space="preserve">Coil de-energize command: Time from FAULT request to SBC coil command ≤ 5 ms</w:t>
+        <w:t xml:space="preserve">FAULT request latency: Time from confirmed violation to SYS fault request ≤ 2 ms</w:t>
       </w:r>
     </w:p>
     <w:p>
@@ -3149,18 +5362,6 @@
         </w:rPr>
         <w:t xml:space="preserve">DERATING</w:t>
       </w:r>
-      <w:r>
-        <w:t xml:space="preserve">,</w:t>
-      </w:r>
-      <w:r>
-        <w:t xml:space="preserve"> </w:t>
-      </w:r>
-      <w:r>
-        <w:rPr>
-          <w:rStyle w:val="VerbatimChar"/>
-        </w:rPr>
-        <w:t xml:space="preserve">FAULT</w:t>
-      </w:r>
     </w:p>
     <w:p>
       <w:pPr>
@@ -3187,43 +5388,31 @@
         <w:rPr>
           <w:rStyle w:val="VerbatimChar"/>
         </w:rPr>
-        <w:t xml:space="preserve">FB2-SRC-COD-000007</w:t>
-      </w:r>
-      <w:r>
-        <w:t xml:space="preserve">,</w:t>
-      </w:r>
-      <w:r>
-        <w:t xml:space="preserve"> </w:t>
-      </w:r>
-      <w:r>
-        <w:rPr>
-          <w:rStyle w:val="VerbatimChar"/>
-        </w:rPr>
-        <w:t xml:space="preserve">FB2-SRC-COD-000008</w:t>
-      </w:r>
-      <w:r>
-        <w:t xml:space="preserve">,</w:t>
-      </w:r>
-      <w:r>
-        <w:t xml:space="preserve"> </w:t>
-      </w:r>
-      <w:r>
-        <w:rPr>
-          <w:rStyle w:val="VerbatimChar"/>
-        </w:rPr>
-        <w:t xml:space="preserve">FB2-SRC-COD-000009</w:t>
-      </w:r>
-      <w:r>
-        <w:t xml:space="preserve">,</w:t>
-      </w:r>
-      <w:r>
-        <w:t xml:space="preserve"> </w:t>
-      </w:r>
-      <w:r>
-        <w:rPr>
-          <w:rStyle w:val="VerbatimChar"/>
-        </w:rPr>
-        <w:t xml:space="preserve">FB2-SRC-COD-000013</w:t>
+        <w:t xml:space="preserve">FB2-SRC-COD-000004</w:t>
+      </w:r>
+      <w:r>
+        <w:t xml:space="preserve">,</w:t>
+      </w:r>
+      <w:r>
+        <w:t xml:space="preserve"> </w:t>
+      </w:r>
+      <w:r>
+        <w:rPr>
+          <w:rStyle w:val="VerbatimChar"/>
+        </w:rPr>
+        <w:t xml:space="preserve">FB2-SRC-COD-000005</w:t>
+      </w:r>
+      <w:r>
+        <w:t xml:space="preserve">,</w:t>
+      </w:r>
+      <w:r>
+        <w:t xml:space="preserve"> </w:t>
+      </w:r>
+      <w:r>
+        <w:rPr>
+          <w:rStyle w:val="VerbatimChar"/>
+        </w:rPr>
+        <w:t xml:space="preserve">FB2-SRC-COD-000006</w:t>
       </w:r>
     </w:p>
     <w:p>
@@ -3266,32 +5455,32 @@
         <w:rPr>
           <w:rStyle w:val="VerbatimChar"/>
         </w:rPr>
+        <w:t xml:space="preserve">FB2-ASM-005</w:t>
+      </w:r>
+      <w:r>
+        <w:t xml:space="preserve"> </w:t>
+      </w:r>
+      <w:r>
+        <w:t xml:space="preserve">(Cell voltage measurement noise follows Gaussian distribution…),</w:t>
+      </w:r>
+      <w:r>
+        <w:t xml:space="preserve"> </w:t>
+      </w:r>
+      <w:r>
+        <w:rPr>
+          <w:rStyle w:val="VerbatimChar"/>
+        </w:rPr>
         <w:t xml:space="preserve">FB2-ASM-006</w:t>
       </w:r>
       <w:r>
         <w:t xml:space="preserve"> </w:t>
       </w:r>
       <w:r>
-        <w:t xml:space="preserve">(Contactor mechanical opening time &lt;= 30 ms (worst case) at -…),</w:t>
-      </w:r>
-      <w:r>
-        <w:t xml:space="preserve"> </w:t>
-      </w:r>
-      <w:r>
-        <w:rPr>
-          <w:rStyle w:val="VerbatimChar"/>
-        </w:rPr>
-        <w:t xml:space="preserve">FB2-ASM-007</w:t>
-      </w:r>
-      <w:r>
-        <w:t xml:space="preserve"> </w:t>
-      </w:r>
-      <w:r>
-        <w:t xml:space="preserve">(SBC (FS85xx) watchdog is independent of main MCU and can tri…)</w:t>
-      </w:r>
-    </w:p>
-    <w:bookmarkEnd w:id="32"/>
-    <w:bookmarkStart w:id="33" w:name="X1e068cba80621b3927f829aa568058ba8a41039"/>
+        <w:t xml:space="preserve">(Contactor mechanical opening time &lt;= 30 ms (worst case) at -…)</w:t>
+      </w:r>
+    </w:p>
+    <w:bookmarkEnd w:id="36"/>
+    <w:bookmarkStart w:id="37" w:name="X1fa1094fe6233412636341866850ed14855e213"/>
     <w:p>
       <w:pPr>
         <w:pStyle w:val="Heading4"/>
@@ -3300,13 +5489,13 @@
         <w:rPr>
           <w:rStyle w:val="VerbatimChar"/>
         </w:rPr>
-        <w:t xml:space="preserve">FB2-SAF-FSR-000004</w:t>
-      </w:r>
-      <w:r>
-        <w:t xml:space="preserve"> </w:t>
-      </w:r>
-      <w:r>
-        <w:t xml:space="preserve">— FSR: Independent Hardware Voltage Monitor</w:t>
+        <w:t xml:space="preserve">FB2-SAF-FSR-000003</w:t>
+      </w:r>
+      <w:r>
+        <w:t xml:space="preserve"> </w:t>
+      </w:r>
+      <w:r>
+        <w:t xml:space="preserve">— FSR: Contactor Opening on SOA Violation</w:t>
       </w:r>
     </w:p>
     <w:p>
@@ -3325,7 +5514,7 @@
         <w:t xml:space="preserve">Statement</w:t>
       </w:r>
       <w:r>
-        <w:t xml:space="preserve">: The BMS shall include an independent hardware voltage monitor (ASIL B) that continuously monitors cell voltages and can open HV contactors independently of the main MCU within 50 ms of overvoltage detection.</w:t>
+        <w:t xml:space="preserve">: The BMS shall open all HV contactors within 30 ms of FAULT state request from SOA/DIAG, with auxiliary feedback confirmation within 5 ms of coil de-energization.</w:t>
       </w:r>
     </w:p>
     <w:p>
@@ -3344,7 +5533,7 @@
         <w:t xml:space="preserve">Rationale</w:t>
       </w:r>
       <w:r>
-        <w:t xml:space="preserve">: Provides freedom from interference for ASIL D safety goal; addresses timing budget violation in main path (115 ms &gt; 100 ms FTTI) by providing parallel safety channel</w:t>
+        <w:t xml:space="preserve">: Contactor opening is the primary risk reduction measure; 30 ms mechanical opening + 5 ms feedback = 35 ms within FTTI budget</w:t>
       </w:r>
     </w:p>
     <w:p>
@@ -3372,7 +5561,7 @@
         <w:rPr>
           <w:rStyle w:val="VerbatimChar"/>
         </w:rPr>
-        <w:t xml:space="preserve">ASIL_B</w:t>
+        <w:t xml:space="preserve">ASIL_D</w:t>
       </w:r>
     </w:p>
     <w:p>
@@ -3431,7 +5620,7 @@
         </w:numPr>
       </w:pPr>
       <w:r>
-        <w:t xml:space="preserve">Independent detection latency: Time from overvoltage to contactor command ≤ 50 ms</w:t>
+        <w:t xml:space="preserve">Contactor open latency: Time from FAULT request to contactor feedback open ≤ 30 ms</w:t>
       </w:r>
     </w:p>
     <w:p>
@@ -3443,7 +5632,7 @@
         </w:numPr>
       </w:pPr>
       <w:r>
-        <w:t xml:space="preserve">Independence: No shared MCU, power supply, or communication with main path ≤ 100% %</w:t>
+        <w:t xml:space="preserve">Feedback verification: Auxiliary contact confirmation ≤ 100% %</w:t>
       </w:r>
     </w:p>
     <w:p>
@@ -3455,7 +5644,7 @@
         </w:numPr>
       </w:pPr>
       <w:r>
-        <w:t xml:space="preserve">Monitoring coverage: Cells monitored ≤ All cells (or representative subset &gt;= 50%) %</w:t>
+        <w:t xml:space="preserve">Weld detection: Weld detection latency ≤ 50 ms</w:t>
       </w:r>
     </w:p>
     <w:p>
@@ -3467,6 +5656,390 @@
         </w:numPr>
       </w:pPr>
       <w:r>
+        <w:t xml:space="preserve">Coil de-energize command: Time from FAULT request to SBC coil command ≤ 5 ms</w:t>
+      </w:r>
+    </w:p>
+    <w:p>
+      <w:pPr>
+        <w:pStyle w:val="Compact"/>
+        <w:numPr>
+          <w:ilvl w:val="0"/>
+          <w:numId w:val="1015"/>
+        </w:numPr>
+      </w:pPr>
+      <w:r>
+        <w:rPr>
+          <w:b/>
+          <w:bCs/>
+        </w:rPr>
+        <w:t xml:space="preserve">Conditions/modes</w:t>
+      </w:r>
+      <w:r>
+        <w:t xml:space="preserve">:</w:t>
+      </w:r>
+      <w:r>
+        <w:t xml:space="preserve"> </w:t>
+      </w:r>
+      <w:r>
+        <w:rPr>
+          <w:rStyle w:val="VerbatimChar"/>
+        </w:rPr>
+        <w:t xml:space="preserve">NORMAL</w:t>
+      </w:r>
+      <w:r>
+        <w:t xml:space="preserve">,</w:t>
+      </w:r>
+      <w:r>
+        <w:t xml:space="preserve"> </w:t>
+      </w:r>
+      <w:r>
+        <w:rPr>
+          <w:rStyle w:val="VerbatimChar"/>
+        </w:rPr>
+        <w:t xml:space="preserve">CHARGING</w:t>
+      </w:r>
+      <w:r>
+        <w:t xml:space="preserve">,</w:t>
+      </w:r>
+      <w:r>
+        <w:t xml:space="preserve"> </w:t>
+      </w:r>
+      <w:r>
+        <w:rPr>
+          <w:rStyle w:val="VerbatimChar"/>
+        </w:rPr>
+        <w:t xml:space="preserve">PRECHARGE</w:t>
+      </w:r>
+      <w:r>
+        <w:t xml:space="preserve">,</w:t>
+      </w:r>
+      <w:r>
+        <w:t xml:space="preserve"> </w:t>
+      </w:r>
+      <w:r>
+        <w:rPr>
+          <w:rStyle w:val="VerbatimChar"/>
+        </w:rPr>
+        <w:t xml:space="preserve">DERATING</w:t>
+      </w:r>
+      <w:r>
+        <w:t xml:space="preserve">,</w:t>
+      </w:r>
+      <w:r>
+        <w:t xml:space="preserve"> </w:t>
+      </w:r>
+      <w:r>
+        <w:rPr>
+          <w:rStyle w:val="VerbatimChar"/>
+        </w:rPr>
+        <w:t xml:space="preserve">FAULT</w:t>
+      </w:r>
+    </w:p>
+    <w:p>
+      <w:pPr>
+        <w:pStyle w:val="Compact"/>
+        <w:numPr>
+          <w:ilvl w:val="0"/>
+          <w:numId w:val="1015"/>
+        </w:numPr>
+      </w:pPr>
+      <w:r>
+        <w:rPr>
+          <w:b/>
+          <w:bCs/>
+        </w:rPr>
+        <w:t xml:space="preserve">Source references</w:t>
+      </w:r>
+      <w:r>
+        <w:t xml:space="preserve">:</w:t>
+      </w:r>
+      <w:r>
+        <w:t xml:space="preserve"> </w:t>
+      </w:r>
+      <w:r>
+        <w:rPr>
+          <w:rStyle w:val="VerbatimChar"/>
+        </w:rPr>
+        <w:t xml:space="preserve">FB2-SRC-COD-000007</w:t>
+      </w:r>
+      <w:r>
+        <w:t xml:space="preserve">,</w:t>
+      </w:r>
+      <w:r>
+        <w:t xml:space="preserve"> </w:t>
+      </w:r>
+      <w:r>
+        <w:rPr>
+          <w:rStyle w:val="VerbatimChar"/>
+        </w:rPr>
+        <w:t xml:space="preserve">FB2-SRC-COD-000008</w:t>
+      </w:r>
+      <w:r>
+        <w:t xml:space="preserve">,</w:t>
+      </w:r>
+      <w:r>
+        <w:t xml:space="preserve"> </w:t>
+      </w:r>
+      <w:r>
+        <w:rPr>
+          <w:rStyle w:val="VerbatimChar"/>
+        </w:rPr>
+        <w:t xml:space="preserve">FB2-SRC-COD-000009</w:t>
+      </w:r>
+      <w:r>
+        <w:t xml:space="preserve">,</w:t>
+      </w:r>
+      <w:r>
+        <w:t xml:space="preserve"> </w:t>
+      </w:r>
+      <w:r>
+        <w:rPr>
+          <w:rStyle w:val="VerbatimChar"/>
+        </w:rPr>
+        <w:t xml:space="preserve">FB2-SRC-COD-000013</w:t>
+      </w:r>
+    </w:p>
+    <w:p>
+      <w:pPr>
+        <w:pStyle w:val="Compact"/>
+        <w:numPr>
+          <w:ilvl w:val="0"/>
+          <w:numId w:val="1015"/>
+        </w:numPr>
+      </w:pPr>
+      <w:r>
+        <w:rPr>
+          <w:b/>
+          <w:bCs/>
+        </w:rPr>
+        <w:t xml:space="preserve">Assumption references</w:t>
+      </w:r>
+      <w:r>
+        <w:t xml:space="preserve">:</w:t>
+      </w:r>
+      <w:r>
+        <w:t xml:space="preserve"> </w:t>
+      </w:r>
+      <w:r>
+        <w:rPr>
+          <w:rStyle w:val="VerbatimChar"/>
+        </w:rPr>
+        <w:t xml:space="preserve">FB2-ASM-001</w:t>
+      </w:r>
+      <w:r>
+        <w:t xml:space="preserve"> </w:t>
+      </w:r>
+      <w:r>
+        <w:t xml:space="preserve">(Lithium-ion cell chemistry with nominal voltage 3.7V, operat…),</w:t>
+      </w:r>
+      <w:r>
+        <w:t xml:space="preserve"> </w:t>
+      </w:r>
+      <w:r>
+        <w:rPr>
+          <w:rStyle w:val="VerbatimChar"/>
+        </w:rPr>
+        <w:t xml:space="preserve">FB2-ASM-006</w:t>
+      </w:r>
+      <w:r>
+        <w:t xml:space="preserve"> </w:t>
+      </w:r>
+      <w:r>
+        <w:t xml:space="preserve">(Contactor mechanical opening time &lt;= 30 ms (worst case) at -…),</w:t>
+      </w:r>
+      <w:r>
+        <w:t xml:space="preserve"> </w:t>
+      </w:r>
+      <w:r>
+        <w:rPr>
+          <w:rStyle w:val="VerbatimChar"/>
+        </w:rPr>
+        <w:t xml:space="preserve">FB2-ASM-007</w:t>
+      </w:r>
+      <w:r>
+        <w:t xml:space="preserve"> </w:t>
+      </w:r>
+      <w:r>
+        <w:t xml:space="preserve">(SBC (FS85xx) watchdog is independent of main MCU and can tri…)</w:t>
+      </w:r>
+    </w:p>
+    <w:bookmarkEnd w:id="37"/>
+    <w:bookmarkStart w:id="38" w:name="X1e068cba80621b3927f829aa568058ba8a41039"/>
+    <w:p>
+      <w:pPr>
+        <w:pStyle w:val="Heading4"/>
+      </w:pPr>
+      <w:r>
+        <w:rPr>
+          <w:rStyle w:val="VerbatimChar"/>
+        </w:rPr>
+        <w:t xml:space="preserve">FB2-SAF-FSR-000004</w:t>
+      </w:r>
+      <w:r>
+        <w:t xml:space="preserve"> </w:t>
+      </w:r>
+      <w:r>
+        <w:t xml:space="preserve">— FSR: Independent Hardware Voltage Monitor</w:t>
+      </w:r>
+    </w:p>
+    <w:p>
+      <w:pPr>
+        <w:pStyle w:val="Compact"/>
+        <w:numPr>
+          <w:ilvl w:val="0"/>
+          <w:numId w:val="1017"/>
+        </w:numPr>
+      </w:pPr>
+      <w:r>
+        <w:rPr>
+          <w:b/>
+          <w:bCs/>
+        </w:rPr>
+        <w:t xml:space="preserve">Statement</w:t>
+      </w:r>
+      <w:r>
+        <w:t xml:space="preserve">: The BMS shall include an independent hardware voltage monitor (ASIL B) that continuously monitors cell voltages and can open HV contactors independently of the main MCU within 50 ms of overvoltage detection.</w:t>
+      </w:r>
+    </w:p>
+    <w:p>
+      <w:pPr>
+        <w:pStyle w:val="Compact"/>
+        <w:numPr>
+          <w:ilvl w:val="0"/>
+          <w:numId w:val="1017"/>
+        </w:numPr>
+      </w:pPr>
+      <w:r>
+        <w:rPr>
+          <w:b/>
+          <w:bCs/>
+        </w:rPr>
+        <w:t xml:space="preserve">Rationale</w:t>
+      </w:r>
+      <w:r>
+        <w:t xml:space="preserve">: Provides freedom from interference for ASIL D safety goal; addresses timing budget violation in main path (115 ms &gt; 100 ms FTTI) by providing parallel safety channel</w:t>
+      </w:r>
+    </w:p>
+    <w:p>
+      <w:pPr>
+        <w:pStyle w:val="Compact"/>
+        <w:numPr>
+          <w:ilvl w:val="0"/>
+          <w:numId w:val="1017"/>
+        </w:numPr>
+      </w:pPr>
+      <w:r>
+        <w:rPr>
+          <w:b/>
+          <w:bCs/>
+        </w:rPr>
+        <w:t xml:space="preserve">ASIL</w:t>
+      </w:r>
+      <w:r>
+        <w:t xml:space="preserve">:</w:t>
+      </w:r>
+      <w:r>
+        <w:t xml:space="preserve"> </w:t>
+      </w:r>
+      <w:r>
+        <w:rPr>
+          <w:rStyle w:val="VerbatimChar"/>
+        </w:rPr>
+        <w:t xml:space="preserve">ASIL_B</w:t>
+      </w:r>
+    </w:p>
+    <w:p>
+      <w:pPr>
+        <w:pStyle w:val="Compact"/>
+        <w:numPr>
+          <w:ilvl w:val="0"/>
+          <w:numId w:val="1017"/>
+        </w:numPr>
+      </w:pPr>
+      <w:r>
+        <w:rPr>
+          <w:b/>
+          <w:bCs/>
+        </w:rPr>
+        <w:t xml:space="preserve">Safety goal reference</w:t>
+      </w:r>
+      <w:r>
+        <w:t xml:space="preserve">:</w:t>
+      </w:r>
+      <w:r>
+        <w:t xml:space="preserve"> </w:t>
+      </w:r>
+      <w:r>
+        <w:rPr>
+          <w:rStyle w:val="VerbatimChar"/>
+        </w:rPr>
+        <w:t xml:space="preserve">FB2-SAF-SGO-000001</w:t>
+      </w:r>
+    </w:p>
+    <w:p>
+      <w:pPr>
+        <w:pStyle w:val="Compact"/>
+        <w:numPr>
+          <w:ilvl w:val="0"/>
+          <w:numId w:val="1017"/>
+        </w:numPr>
+      </w:pPr>
+      <w:r>
+        <w:rPr>
+          <w:b/>
+          <w:bCs/>
+        </w:rPr>
+        <w:t xml:space="preserve">Acceptance criteria</w:t>
+      </w:r>
+      <w:r>
+        <w:t xml:space="preserve">:</w:t>
+      </w:r>
+    </w:p>
+    <w:p>
+      <w:pPr>
+        <w:pStyle w:val="Compact"/>
+        <w:numPr>
+          <w:ilvl w:val="1"/>
+          <w:numId w:val="1018"/>
+        </w:numPr>
+      </w:pPr>
+      <w:r>
+        <w:t xml:space="preserve">Independent detection latency: Time from overvoltage to contactor command ≤ 50 ms</w:t>
+      </w:r>
+    </w:p>
+    <w:p>
+      <w:pPr>
+        <w:pStyle w:val="Compact"/>
+        <w:numPr>
+          <w:ilvl w:val="1"/>
+          <w:numId w:val="1018"/>
+        </w:numPr>
+      </w:pPr>
+      <w:r>
+        <w:t xml:space="preserve">Independence: No shared MCU, power supply, or communication with main path ≤ 100% %</w:t>
+      </w:r>
+    </w:p>
+    <w:p>
+      <w:pPr>
+        <w:pStyle w:val="Compact"/>
+        <w:numPr>
+          <w:ilvl w:val="1"/>
+          <w:numId w:val="1018"/>
+        </w:numPr>
+      </w:pPr>
+      <w:r>
+        <w:t xml:space="preserve">Monitoring coverage: Cells monitored ≤ All cells (or representative subset &gt;= 50%) %</w:t>
+      </w:r>
+    </w:p>
+    <w:p>
+      <w:pPr>
+        <w:pStyle w:val="Compact"/>
+        <w:numPr>
+          <w:ilvl w:val="1"/>
+          <w:numId w:val="1018"/>
+        </w:numPr>
+      </w:pPr>
+      <w:r>
         <w:t xml:space="preserve">Threshold accuracy: Overvoltage threshold accuracy ≤ 50 mV</w:t>
       </w:r>
     </w:p>
@@ -3475,7 +6048,7 @@
         <w:pStyle w:val="Compact"/>
         <w:numPr>
           <w:ilvl w:val="0"/>
-          <w:numId w:val="1015"/>
+          <w:numId w:val="1017"/>
         </w:numPr>
       </w:pPr>
       <w:r>
@@ -3551,7 +6124,7 @@
         <w:pStyle w:val="Compact"/>
         <w:numPr>
           <w:ilvl w:val="0"/>
-          <w:numId w:val="1015"/>
+          <w:numId w:val="1017"/>
         </w:numPr>
       </w:pPr>
       <w:r>
@@ -3570,7 +6143,7 @@
         <w:pStyle w:val="Compact"/>
         <w:numPr>
           <w:ilvl w:val="0"/>
-          <w:numId w:val="1015"/>
+          <w:numId w:val="1017"/>
         </w:numPr>
       </w:pPr>
       <w:r>
@@ -3615,7 +6188,7 @@
           <w:i/>
           <w:iCs/>
         </w:rPr>
-        <w:t xml:space="preserve">Generated: 2026-09-12T01:01:53Z — auto-generated from the machine-verifiable corpus. Regenerate with</w:t>
+        <w:t xml:space="preserve">Generated: 2026-09-13T02:20:37Z — auto-generated from the machine-verifiable corpus. Regenerate with</w:t>
       </w:r>
       <w:r>
         <w:rPr>
@@ -3640,10 +6213,10 @@
         <w:t xml:space="preserve">.</w:t>
       </w:r>
     </w:p>
-    <w:bookmarkEnd w:id="33"/>
-    <w:bookmarkEnd w:id="34"/>
-    <w:bookmarkEnd w:id="35"/>
-    <w:bookmarkEnd w:id="36"/>
+    <w:bookmarkEnd w:id="38"/>
+    <w:bookmarkEnd w:id="39"/>
+    <w:bookmarkEnd w:id="40"/>
+    <w:bookmarkEnd w:id="41"/>
     <w:sectPr/>
   </w:body>
 </w:document>
@@ -3875,6 +6448,12 @@
     <w:abstractNumId w:val="991"/>
   </w:num>
   <w:num w:numId="1016">
+    <w:abstractNumId w:val="991"/>
+  </w:num>
+  <w:num w:numId="1017">
+    <w:abstractNumId w:val="991"/>
+  </w:num>
+  <w:num w:numId="1018">
     <w:abstractNumId w:val="991"/>
   </w:num>
 </w:numbering>

--- a/docs/artifacts/spec-documents/02-system-requirements-specification.docx
+++ b/docs/artifacts/spec-documents/02-system-requirements-specification.docx
@@ -316,7 +316,7 @@
               <w:jc w:val="left"/>
             </w:pPr>
             <w:r>
-              <w:t xml:space="preserve">2026-09-13T02:20:37Z</w:t>
+              <w:t xml:space="preserve">2026-09-13T04:11:53Z</w:t>
             </w:r>
           </w:p>
         </w:tc>
@@ -6188,7 +6188,7 @@
           <w:i/>
           <w:iCs/>
         </w:rPr>
-        <w:t xml:space="preserve">Generated: 2026-09-13T02:20:37Z — auto-generated from the machine-verifiable corpus. Regenerate with</w:t>
+        <w:t xml:space="preserve">Generated: 2026-09-13T04:11:53Z — auto-generated from the machine-verifiable corpus. Regenerate with</w:t>
       </w:r>
       <w:r>
         <w:rPr>

--- a/docs/artifacts/spec-documents/02-system-requirements-specification.docx
+++ b/docs/artifacts/spec-documents/02-system-requirements-specification.docx
@@ -316,7 +316,7 @@
               <w:jc w:val="left"/>
             </w:pPr>
             <w:r>
-              <w:t xml:space="preserve">2026-09-13T04:11:53Z</w:t>
+              <w:t xml:space="preserve">2026-09-13T15:17:46Z</w:t>
             </w:r>
           </w:p>
         </w:tc>
@@ -6188,7 +6188,7 @@
           <w:i/>
           <w:iCs/>
         </w:rPr>
-        <w:t xml:space="preserve">Generated: 2026-09-13T04:11:53Z — auto-generated from the machine-verifiable corpus. Regenerate with</w:t>
+        <w:t xml:space="preserve">Generated: 2026-09-13T15:17:46Z — auto-generated from the machine-verifiable corpus. Regenerate with</w:t>
       </w:r>
       <w:r>
         <w:rPr>

--- a/docs/artifacts/spec-documents/02-system-requirements-specification.docx
+++ b/docs/artifacts/spec-documents/02-system-requirements-specification.docx
@@ -23,7 +23,7 @@
         <w:pStyle w:val="Date"/>
       </w:pPr>
       <w:r>
-        <w:t xml:space="preserve">2026-09-13</w:t>
+        <w:t xml:space="preserve">2026-09-29</w:t>
       </w:r>
     </w:p>
     <w:sdt>
@@ -52,7 +52,7 @@
         </w:p>
       </w:sdtContent>
     </w:sdt>
-    <w:bookmarkStart w:id="41" w:name="Xe1bff7717f29a5a74ad1e7279967e826bdd9976"/>
+    <w:bookmarkStart w:id="44" w:name="Xe1bff7717f29a5a74ad1e7279967e826bdd9976"/>
     <w:p>
       <w:pPr>
         <w:pStyle w:val="Heading1"/>
@@ -316,7 +316,7 @@
               <w:jc w:val="left"/>
             </w:pPr>
             <w:r>
-              <w:t xml:space="preserve">2026-09-13T15:17:46Z</w:t>
+              <w:t xml:space="preserve">2026-09-29T10:08:35Z</w:t>
             </w:r>
           </w:p>
         </w:tc>
@@ -6172,6 +6172,3197 @@
         <w:t xml:space="preserve">(Independent hardware voltage monitor (ASIL B) can be impleme…)</w:t>
       </w:r>
     </w:p>
+    <w:bookmarkEnd w:id="38"/>
+    <w:bookmarkEnd w:id="39"/>
+    <w:bookmarkEnd w:id="40"/>
+    <w:bookmarkStart w:id="43" w:name="Xcde6be64bf92d550f5fc373d16660f631b76639"/>
+    <w:p>
+      <w:pPr>
+        <w:pStyle w:val="Heading2"/>
+      </w:pPr>
+      <w:r>
+        <w:t xml:space="preserve">Cybersecurity Work Products (Threat Analysis and Derived Security Requirements)</w:t>
+      </w:r>
+    </w:p>
+    <w:p>
+      <w:pPr>
+        <w:pStyle w:val="FirstParagraph"/>
+      </w:pPr>
+      <w:r>
+        <w:t xml:space="preserve">This section carries the corpus’ cybersecurity work products. They are placed in the System Requirements Specification rather than in the Software Requirements Specification because they are system-level work products: the threat set is drawn from system-level assets (CAN bus, Ethernet interface, serial link, commissioning toolchain), and the mitigations they carry protect system-level safety goals. Both are</w:t>
+      </w:r>
+      <w:r>
+        <w:t xml:space="preserve"> </w:t>
+      </w:r>
+      <w:r>
+        <w:rPr>
+          <w:rStyle w:val="VerbatimChar"/>
+        </w:rPr>
+        <w:t xml:space="preserve">synthetic_reference</w:t>
+      </w:r>
+      <w:r>
+        <w:t xml:space="preserve"> </w:t>
+      </w:r>
+      <w:r>
+        <w:t xml:space="preserve">artifacts; the</w:t>
+      </w:r>
+      <w:r>
+        <w:t xml:space="preserve"> </w:t>
+      </w:r>
+      <w:r>
+        <w:rPr>
+          <w:rStyle w:val="VerbatimChar"/>
+        </w:rPr>
+        <w:t xml:space="preserve">as_is</w:t>
+      </w:r>
+      <w:r>
+        <w:t xml:space="preserve"> </w:t>
+      </w:r>
+      <w:r>
+        <w:t xml:space="preserve">profile contains none, because the real foxBMS 2 project holds no threat analysis and no cybersecurity work product.</w:t>
+      </w:r>
+    </w:p>
+    <w:p>
+      <w:pPr>
+        <w:pStyle w:val="BodyText"/>
+      </w:pPr>
+      <w:r>
+        <w:rPr>
+          <w:b/>
+          <w:bCs/>
+        </w:rPr>
+        <w:t xml:space="preserve">Guard flags — read before using anything in this section:</w:t>
+      </w:r>
+    </w:p>
+    <w:p>
+      <w:pPr>
+        <w:pStyle w:val="Compact"/>
+        <w:numPr>
+          <w:ilvl w:val="0"/>
+          <w:numId w:val="1019"/>
+        </w:numPr>
+      </w:pPr>
+      <w:r>
+        <w:t xml:space="preserve">The threat analysis below is a</w:t>
+      </w:r>
+      <w:r>
+        <w:t xml:space="preserve"> </w:t>
+      </w:r>
+      <w:r>
+        <w:rPr>
+          <w:b/>
+          <w:bCs/>
+        </w:rPr>
+        <w:t xml:space="preserve">corpus-local simplified threat and risk analysis</w:t>
+      </w:r>
+      <w:r>
+        <w:t xml:space="preserve">. Its</w:t>
+      </w:r>
+      <w:r>
+        <w:t xml:space="preserve"> </w:t>
+      </w:r>
+      <w:r>
+        <w:rPr>
+          <w:rStyle w:val="VerbatimChar"/>
+        </w:rPr>
+        <w:t xml:space="preserve">method.is_iso_21434_tara</w:t>
+      </w:r>
+      <w:r>
+        <w:t xml:space="preserve"> </w:t>
+      </w:r>
+      <w:r>
+        <w:t xml:space="preserve">field is machine-pinned to</w:t>
+      </w:r>
+      <w:r>
+        <w:t xml:space="preserve"> </w:t>
+      </w:r>
+      <w:r>
+        <w:rPr>
+          <w:rStyle w:val="VerbatimChar"/>
+        </w:rPr>
+        <w:t xml:space="preserve">false</w:t>
+      </w:r>
+      <w:r>
+        <w:t xml:space="preserve"> </w:t>
+      </w:r>
+      <w:r>
+        <w:t xml:space="preserve">by schema. It is</w:t>
+      </w:r>
+      <w:r>
+        <w:t xml:space="preserve"> </w:t>
+      </w:r>
+      <w:r>
+        <w:rPr>
+          <w:b/>
+          <w:bCs/>
+        </w:rPr>
+        <w:t xml:space="preserve">not</w:t>
+      </w:r>
+      <w:r>
+        <w:t xml:space="preserve"> </w:t>
+      </w:r>
+      <w:r>
+        <w:t xml:space="preserve">an ISO/SAE 21434 TARA and no ISO/SAE 21434 work product exists in this corpus.</w:t>
+      </w:r>
+    </w:p>
+    <w:p>
+      <w:pPr>
+        <w:pStyle w:val="Compact"/>
+        <w:numPr>
+          <w:ilvl w:val="0"/>
+          <w:numId w:val="1019"/>
+        </w:numPr>
+      </w:pPr>
+      <w:r>
+        <w:t xml:space="preserve">No TARA in this corpus has been</w:t>
+      </w:r>
+      <w:r>
+        <w:t xml:space="preserve"> </w:t>
+      </w:r>
+      <w:r>
+        <w:rPr>
+          <w:b/>
+          <w:bCs/>
+        </w:rPr>
+        <w:t xml:space="preserve">reviewed or approved</w:t>
+      </w:r>
+      <w:r>
+        <w:t xml:space="preserve"> </w:t>
+      </w:r>
+      <w:r>
+        <w:t xml:space="preserve">by any cybersecurity, functional-safety or vehicle-level authority.</w:t>
+      </w:r>
+      <w:r>
+        <w:t xml:space="preserve"> </w:t>
+      </w:r>
+      <w:r>
+        <w:rPr>
+          <w:rStyle w:val="VerbatimChar"/>
+        </w:rPr>
+        <w:t xml:space="preserve">human_approval_status</w:t>
+      </w:r>
+      <w:r>
+        <w:t xml:space="preserve"> </w:t>
+      </w:r>
+      <w:r>
+        <w:t xml:space="preserve">is</w:t>
+      </w:r>
+      <w:r>
+        <w:t xml:space="preserve"> </w:t>
+      </w:r>
+      <w:r>
+        <w:rPr>
+          <w:rStyle w:val="VerbatimChar"/>
+        </w:rPr>
+        <w:t xml:space="preserve">pending</w:t>
+      </w:r>
+      <w:r>
+        <w:t xml:space="preserve"> </w:t>
+      </w:r>
+      <w:r>
+        <w:t xml:space="preserve">and</w:t>
+      </w:r>
+      <w:r>
+        <w:t xml:space="preserve"> </w:t>
+      </w:r>
+      <w:r>
+        <w:rPr>
+          <w:rStyle w:val="VerbatimChar"/>
+        </w:rPr>
+        <w:t xml:space="preserve">production_authorized</w:t>
+      </w:r>
+      <w:r>
+        <w:t xml:space="preserve"> </w:t>
+      </w:r>
+      <w:r>
+        <w:t xml:space="preserve">is</w:t>
+      </w:r>
+      <w:r>
+        <w:t xml:space="preserve"> </w:t>
+      </w:r>
+      <w:r>
+        <w:rPr>
+          <w:rStyle w:val="VerbatimChar"/>
+        </w:rPr>
+        <w:t xml:space="preserve">false</w:t>
+      </w:r>
+      <w:r>
+        <w:t xml:space="preserve"> </w:t>
+      </w:r>
+      <w:r>
+        <w:t xml:space="preserve">on every record below.</w:t>
+      </w:r>
+    </w:p>
+    <w:p>
+      <w:pPr>
+        <w:pStyle w:val="Compact"/>
+        <w:numPr>
+          <w:ilvl w:val="0"/>
+          <w:numId w:val="1019"/>
+        </w:numPr>
+      </w:pPr>
+      <w:r>
+        <w:rPr>
+          <w:b/>
+          <w:bCs/>
+        </w:rPr>
+        <w:t xml:space="preserve">No residual risk is accepted.</w:t>
+      </w:r>
+      <w:r>
+        <w:t xml:space="preserve"> </w:t>
+      </w:r>
+      <w:r>
+        <w:rPr>
+          <w:rStyle w:val="VerbatimChar"/>
+        </w:rPr>
+        <w:t xml:space="preserve">residual_risk_acceptance.acceptance_exists</w:t>
+      </w:r>
+      <w:r>
+        <w:t xml:space="preserve"> </w:t>
+      </w:r>
+      <w:r>
+        <w:t xml:space="preserve">is machine-pinned to</w:t>
+      </w:r>
+      <w:r>
+        <w:t xml:space="preserve"> </w:t>
+      </w:r>
+      <w:r>
+        <w:rPr>
+          <w:rStyle w:val="VerbatimChar"/>
+        </w:rPr>
+        <w:t xml:space="preserve">false</w:t>
+      </w:r>
+      <w:r>
+        <w:t xml:space="preserve"> </w:t>
+      </w:r>
+      <w:r>
+        <w:t xml:space="preserve">and</w:t>
+      </w:r>
+      <w:r>
+        <w:t xml:space="preserve"> </w:t>
+      </w:r>
+      <w:r>
+        <w:rPr>
+          <w:rStyle w:val="VerbatimChar"/>
+        </w:rPr>
+        <w:t xml:space="preserve">accepted_by</w:t>
+      </w:r>
+      <w:r>
+        <w:t xml:space="preserve"> </w:t>
+      </w:r>
+      <w:r>
+        <w:t xml:space="preserve">to</w:t>
+      </w:r>
+      <w:r>
+        <w:t xml:space="preserve"> </w:t>
+      </w:r>
+      <w:r>
+        <w:rPr>
+          <w:rStyle w:val="VerbatimChar"/>
+        </w:rPr>
+        <w:t xml:space="preserve">none</w:t>
+      </w:r>
+      <w:r>
+        <w:t xml:space="preserve"> </w:t>
+      </w:r>
+      <w:r>
+        <w:t xml:space="preserve">on the TARA record.</w:t>
+      </w:r>
+    </w:p>
+    <w:p>
+      <w:pPr>
+        <w:pStyle w:val="Compact"/>
+        <w:numPr>
+          <w:ilvl w:val="0"/>
+          <w:numId w:val="1019"/>
+        </w:numPr>
+      </w:pPr>
+      <w:r>
+        <w:t xml:space="preserve">No</w:t>
+      </w:r>
+      <w:r>
+        <w:t xml:space="preserve"> </w:t>
+      </w:r>
+      <w:r>
+        <w:rPr>
+          <w:b/>
+          <w:bCs/>
+        </w:rPr>
+        <w:t xml:space="preserve">penetration test, exploit, fuzzing campaign or CVSS assessment</w:t>
+      </w:r>
+      <w:r>
+        <w:t xml:space="preserve"> </w:t>
+      </w:r>
+      <w:r>
+        <w:t xml:space="preserve">was performed in producing any record below. A threat listed here is a static reading of code, not a demonstrated exploitable weakness.</w:t>
+      </w:r>
+    </w:p>
+    <w:p>
+      <w:pPr>
+        <w:pStyle w:val="Compact"/>
+        <w:numPr>
+          <w:ilvl w:val="0"/>
+          <w:numId w:val="1019"/>
+        </w:numPr>
+      </w:pPr>
+      <w:r>
+        <w:t xml:space="preserve">A requirement marked</w:t>
+      </w:r>
+      <w:r>
+        <w:t xml:space="preserve"> </w:t>
+      </w:r>
+      <w:r>
+        <w:rPr>
+          <w:i/>
+          <w:iCs/>
+        </w:rPr>
+        <w:t xml:space="preserve">control absent</w:t>
+      </w:r>
+      <w:r>
+        <w:t xml:space="preserve"> </w:t>
+      </w:r>
+      <w:r>
+        <w:t xml:space="preserve">below means the corresponding control is</w:t>
+      </w:r>
+      <w:r>
+        <w:t xml:space="preserve"> </w:t>
+      </w:r>
+      <w:r>
+        <w:rPr>
+          <w:b/>
+          <w:bCs/>
+        </w:rPr>
+        <w:t xml:space="preserve">not present in the real foxBMS 2 source at commit 308028fb</w:t>
+      </w:r>
+      <w:r>
+        <w:t xml:space="preserve">. It does not mean the control is absent from any hypothetical product, and no statement here should be read as a claim that the real foxBMS product is secure or insecure in absolute terms.</w:t>
+      </w:r>
+    </w:p>
+    <w:bookmarkStart w:id="41" w:name="X86cbaa3c30316b7d5a0b5a70d39af14e75cf81d"/>
+    <w:p>
+      <w:pPr>
+        <w:pStyle w:val="Heading3"/>
+      </w:pPr>
+      <w:r>
+        <w:rPr>
+          <w:rStyle w:val="VerbatimChar"/>
+        </w:rPr>
+        <w:t xml:space="preserve">FB2-SAF-TAR-000001</w:t>
+      </w:r>
+      <w:r>
+        <w:t xml:space="preserve"> </w:t>
+      </w:r>
+      <w:r>
+        <w:t xml:space="preserve">— TARA: foxBMS 2 master external communication attack surface (CAN, Ethernet/TCP, RS485/UART)</w:t>
+      </w:r>
+    </w:p>
+    <w:p>
+      <w:pPr>
+        <w:pStyle w:val="Compact"/>
+        <w:numPr>
+          <w:ilvl w:val="0"/>
+          <w:numId w:val="1020"/>
+        </w:numPr>
+      </w:pPr>
+      <w:r>
+        <w:rPr>
+          <w:b/>
+          <w:bCs/>
+        </w:rPr>
+        <w:t xml:space="preserve">Profile</w:t>
+      </w:r>
+      <w:r>
+        <w:t xml:space="preserve">:</w:t>
+      </w:r>
+      <w:r>
+        <w:t xml:space="preserve"> </w:t>
+      </w:r>
+      <w:r>
+        <w:rPr>
+          <w:rStyle w:val="VerbatimChar"/>
+        </w:rPr>
+        <w:t xml:space="preserve">synthetic_reference</w:t>
+      </w:r>
+      <w:r>
+        <w:t xml:space="preserve"> </w:t>
+      </w:r>
+      <w:r>
+        <w:t xml:space="preserve">·</w:t>
+      </w:r>
+      <w:r>
+        <w:t xml:space="preserve"> </w:t>
+      </w:r>
+      <w:r>
+        <w:rPr>
+          <w:b/>
+          <w:bCs/>
+        </w:rPr>
+        <w:t xml:space="preserve">Origin</w:t>
+      </w:r>
+      <w:r>
+        <w:t xml:space="preserve">:</w:t>
+      </w:r>
+      <w:r>
+        <w:t xml:space="preserve"> </w:t>
+      </w:r>
+      <w:r>
+        <w:rPr>
+          <w:rStyle w:val="VerbatimChar"/>
+        </w:rPr>
+        <w:t xml:space="preserve">synthetic</w:t>
+      </w:r>
+      <w:r>
+        <w:t xml:space="preserve"> </w:t>
+      </w:r>
+      <w:r>
+        <w:t xml:space="preserve">·</w:t>
+      </w:r>
+      <w:r>
+        <w:t xml:space="preserve"> </w:t>
+      </w:r>
+      <w:r>
+        <w:rPr>
+          <w:b/>
+          <w:bCs/>
+        </w:rPr>
+        <w:t xml:space="preserve">Owner role</w:t>
+      </w:r>
+      <w:r>
+        <w:t xml:space="preserve">:</w:t>
+      </w:r>
+      <w:r>
+        <w:t xml:space="preserve"> </w:t>
+      </w:r>
+      <w:r>
+        <w:rPr>
+          <w:rStyle w:val="VerbatimChar"/>
+        </w:rPr>
+        <w:t xml:space="preserve">cybersecurity_engineer</w:t>
+      </w:r>
+      <w:r>
+        <w:t xml:space="preserve"> </w:t>
+      </w:r>
+      <w:r>
+        <w:t xml:space="preserve">·</w:t>
+      </w:r>
+      <w:r>
+        <w:t xml:space="preserve"> </w:t>
+      </w:r>
+      <w:r>
+        <w:rPr>
+          <w:b/>
+          <w:bCs/>
+        </w:rPr>
+        <w:t xml:space="preserve">Lifecycle</w:t>
+      </w:r>
+      <w:r>
+        <w:t xml:space="preserve">:</w:t>
+      </w:r>
+      <w:r>
+        <w:t xml:space="preserve"> </w:t>
+      </w:r>
+      <w:r>
+        <w:rPr>
+          <w:rStyle w:val="VerbatimChar"/>
+        </w:rPr>
+        <w:t xml:space="preserve">draft</w:t>
+      </w:r>
+      <w:r>
+        <w:t xml:space="preserve"> </w:t>
+      </w:r>
+      <w:r>
+        <w:t xml:space="preserve">·</w:t>
+      </w:r>
+      <w:r>
+        <w:t xml:space="preserve"> </w:t>
+      </w:r>
+      <w:r>
+        <w:rPr>
+          <w:b/>
+          <w:bCs/>
+        </w:rPr>
+        <w:t xml:space="preserve">Human approval</w:t>
+      </w:r>
+      <w:r>
+        <w:t xml:space="preserve">:</w:t>
+      </w:r>
+      <w:r>
+        <w:t xml:space="preserve"> </w:t>
+      </w:r>
+      <w:r>
+        <w:rPr>
+          <w:rStyle w:val="VerbatimChar"/>
+        </w:rPr>
+        <w:t xml:space="preserve">pending</w:t>
+      </w:r>
+      <w:r>
+        <w:t xml:space="preserve"> </w:t>
+      </w:r>
+      <w:r>
+        <w:t xml:space="preserve">·</w:t>
+      </w:r>
+      <w:r>
+        <w:t xml:space="preserve"> </w:t>
+      </w:r>
+      <w:r>
+        <w:rPr>
+          <w:b/>
+          <w:bCs/>
+        </w:rPr>
+        <w:t xml:space="preserve">Production authorized</w:t>
+      </w:r>
+      <w:r>
+        <w:t xml:space="preserve">:</w:t>
+      </w:r>
+      <w:r>
+        <w:t xml:space="preserve"> </w:t>
+      </w:r>
+      <w:r>
+        <w:rPr>
+          <w:rStyle w:val="VerbatimChar"/>
+        </w:rPr>
+        <w:t xml:space="preserve">false</w:t>
+      </w:r>
+      <w:r>
+        <w:t xml:space="preserve"> </w:t>
+      </w:r>
+      <w:r>
+        <w:t xml:space="preserve">·</w:t>
+      </w:r>
+      <w:r>
+        <w:t xml:space="preserve"> </w:t>
+      </w:r>
+      <w:r>
+        <w:rPr>
+          <w:b/>
+          <w:bCs/>
+        </w:rPr>
+        <w:t xml:space="preserve">Product verification credit</w:t>
+      </w:r>
+      <w:r>
+        <w:t xml:space="preserve">:</w:t>
+      </w:r>
+      <w:r>
+        <w:t xml:space="preserve"> </w:t>
+      </w:r>
+      <w:r>
+        <w:rPr>
+          <w:rStyle w:val="VerbatimChar"/>
+        </w:rPr>
+        <w:t xml:space="preserve">false</w:t>
+      </w:r>
+    </w:p>
+    <w:p>
+      <w:pPr>
+        <w:pStyle w:val="Compact"/>
+        <w:numPr>
+          <w:ilvl w:val="0"/>
+          <w:numId w:val="1020"/>
+        </w:numPr>
+      </w:pPr>
+      <w:r>
+        <w:rPr>
+          <w:b/>
+          <w:bCs/>
+        </w:rPr>
+        <w:t xml:space="preserve">Method</w:t>
+      </w:r>
+      <w:r>
+        <w:t xml:space="preserve">: Corpus-local asset-driven threat enumeration and risk tabulation (source-evidence-first)</w:t>
+      </w:r>
+    </w:p>
+    <w:p>
+      <w:pPr>
+        <w:pStyle w:val="Compact"/>
+        <w:numPr>
+          <w:ilvl w:val="0"/>
+          <w:numId w:val="1020"/>
+        </w:numPr>
+      </w:pPr>
+      <w:r>
+        <w:rPr>
+          <w:b/>
+          <w:bCs/>
+        </w:rPr>
+        <w:t xml:space="preserve">Is an ISO/SAE 21434 TARA</w:t>
+      </w:r>
+      <w:r>
+        <w:t xml:space="preserve">:</w:t>
+      </w:r>
+      <w:r>
+        <w:t xml:space="preserve"> </w:t>
+      </w:r>
+      <w:r>
+        <w:rPr>
+          <w:rStyle w:val="VerbatimChar"/>
+        </w:rPr>
+        <w:t xml:space="preserve">false</w:t>
+      </w:r>
+      <w:r>
+        <w:t xml:space="preserve"> </w:t>
+      </w:r>
+      <w:r>
+        <w:t xml:space="preserve">(schema-pinned to</w:t>
+      </w:r>
+      <w:r>
+        <w:t xml:space="preserve"> </w:t>
+      </w:r>
+      <w:r>
+        <w:rPr>
+          <w:rStyle w:val="VerbatimChar"/>
+        </w:rPr>
+        <w:t xml:space="preserve">false</w:t>
+      </w:r>
+      <w:r>
+        <w:t xml:space="preserve">)</w:t>
+      </w:r>
+    </w:p>
+    <w:p>
+      <w:pPr>
+        <w:pStyle w:val="Compact"/>
+        <w:numPr>
+          <w:ilvl w:val="0"/>
+          <w:numId w:val="1020"/>
+        </w:numPr>
+      </w:pPr>
+      <w:r>
+        <w:rPr>
+          <w:b/>
+          <w:bCs/>
+        </w:rPr>
+        <w:t xml:space="preserve">Residual risk accepted</w:t>
+      </w:r>
+      <w:r>
+        <w:t xml:space="preserve">:</w:t>
+      </w:r>
+      <w:r>
+        <w:t xml:space="preserve"> </w:t>
+      </w:r>
+      <w:r>
+        <w:rPr>
+          <w:rStyle w:val="VerbatimChar"/>
+        </w:rPr>
+        <w:t xml:space="preserve">false</w:t>
+      </w:r>
+      <w:r>
+        <w:t xml:space="preserve"> </w:t>
+      </w:r>
+      <w:r>
+        <w:t xml:space="preserve">by</w:t>
+      </w:r>
+      <w:r>
+        <w:t xml:space="preserve"> </w:t>
+      </w:r>
+      <w:r>
+        <w:rPr>
+          <w:rStyle w:val="VerbatimChar"/>
+        </w:rPr>
+        <w:t xml:space="preserve">none</w:t>
+      </w:r>
+    </w:p>
+    <w:p>
+      <w:pPr>
+        <w:pStyle w:val="Compact"/>
+        <w:numPr>
+          <w:ilvl w:val="0"/>
+          <w:numId w:val="1020"/>
+        </w:numPr>
+      </w:pPr>
+      <w:r>
+        <w:rPr>
+          <w:b/>
+          <w:bCs/>
+        </w:rPr>
+        <w:t xml:space="preserve">Item under analysis</w:t>
+      </w:r>
+      <w:r>
+        <w:t xml:space="preserve">: foxBMS 2 BMS master communication stack: the CAN interface, the FreeRTOS-Plus-TCP Ethernet/TCP application layer (EMAC + PHY + FreeRTOS_Sockets), and the SCI/UART serial interface, together with the host-side engineering toolchain that can write to the target.</w:t>
+      </w:r>
+    </w:p>
+    <w:p>
+      <w:pPr>
+        <w:pStyle w:val="Compact"/>
+        <w:numPr>
+          <w:ilvl w:val="0"/>
+          <w:numId w:val="1020"/>
+        </w:numPr>
+      </w:pPr>
+      <w:r>
+        <w:rPr>
+          <w:b/>
+          <w:bCs/>
+        </w:rPr>
+        <w:t xml:space="preserve">Declared limitations of the analysis</w:t>
+      </w:r>
+      <w:r>
+        <w:t xml:space="preserve">: 9 — see the record for the full list</w:t>
+      </w:r>
+    </w:p>
+    <w:p>
+      <w:pPr>
+        <w:pStyle w:val="FirstParagraph"/>
+      </w:pPr>
+      <w:r>
+        <w:rPr>
+          <w:b/>
+          <w:bCs/>
+        </w:rPr>
+        <w:t xml:space="preserve">Threats (8 total, 6 evidenced in the pinned source, 2 hypothetical-project judgements):</w:t>
+      </w:r>
+    </w:p>
+    <w:tbl>
+      <w:tblPr>
+        <w:tblStyle w:val="Table"/>
+        <w:tblW w:type="pct" w:w="5000"/>
+        <w:jc w:val="left"/>
+        <w:tblLayout w:type="fixed"/>
+        <w:tblLook w:firstRow="1" w:lastRow="0" w:firstColumn="0" w:lastColumn="0" w:noHBand="0" w:noVBand="0" w:val="0020"/>
+      </w:tblPr>
+      <w:tblGrid>
+        <w:gridCol w:w="1320"/>
+        <w:gridCol w:w="1320"/>
+        <w:gridCol w:w="1320"/>
+        <w:gridCol w:w="1320"/>
+        <w:gridCol w:w="1320"/>
+        <w:gridCol w:w="1320"/>
+      </w:tblGrid>
+      <w:tr>
+        <w:trPr>
+          <w:tblHeader w:val="on"/>
+        </w:trPr>
+        <w:tc>
+          <w:tcPr/>
+          <w:p>
+            <w:pPr>
+              <w:pStyle w:val="Compact"/>
+              <w:jc w:val="left"/>
+            </w:pPr>
+            <w:r>
+              <w:t xml:space="preserve">Threat</w:t>
+            </w:r>
+          </w:p>
+        </w:tc>
+        <w:tc>
+          <w:tcPr/>
+          <w:p>
+            <w:pPr>
+              <w:pStyle w:val="Compact"/>
+              <w:jc w:val="left"/>
+            </w:pPr>
+            <w:r>
+              <w:t xml:space="preserve">Origin</w:t>
+            </w:r>
+          </w:p>
+        </w:tc>
+        <w:tc>
+          <w:tcPr/>
+          <w:p>
+            <w:pPr>
+              <w:pStyle w:val="Compact"/>
+              <w:jc w:val="left"/>
+            </w:pPr>
+            <w:r>
+              <w:t xml:space="preserve">Observed in source</w:t>
+            </w:r>
+          </w:p>
+        </w:tc>
+        <w:tc>
+          <w:tcPr/>
+          <w:p>
+            <w:pPr>
+              <w:pStyle w:val="Compact"/>
+              <w:jc w:val="left"/>
+            </w:pPr>
+            <w:r>
+              <w:t xml:space="preserve">Target assets</w:t>
+            </w:r>
+          </w:p>
+        </w:tc>
+        <w:tc>
+          <w:tcPr/>
+          <w:p>
+            <w:pPr>
+              <w:pStyle w:val="Compact"/>
+              <w:jc w:val="left"/>
+            </w:pPr>
+            <w:r>
+              <w:t xml:space="preserve">Residual risk</w:t>
+            </w:r>
+          </w:p>
+        </w:tc>
+        <w:tc>
+          <w:tcPr/>
+          <w:p>
+            <w:pPr>
+              <w:pStyle w:val="Compact"/>
+              <w:jc w:val="left"/>
+            </w:pPr>
+            <w:r>
+              <w:t xml:space="preserve">Mitigations</w:t>
+            </w:r>
+          </w:p>
+        </w:tc>
+      </w:tr>
+      <w:tr>
+        <w:tc>
+          <w:tcPr/>
+          <w:p>
+            <w:pPr>
+              <w:pStyle w:val="Compact"/>
+              <w:jc w:val="left"/>
+            </w:pPr>
+            <w:r>
+              <w:rPr>
+                <w:rStyle w:val="VerbatimChar"/>
+              </w:rPr>
+              <w:t xml:space="preserve">THR-001</w:t>
+            </w:r>
+          </w:p>
+        </w:tc>
+        <w:tc>
+          <w:tcPr/>
+          <w:p>
+            <w:pPr>
+              <w:pStyle w:val="Compact"/>
+              <w:jc w:val="left"/>
+            </w:pPr>
+            <w:r>
+              <w:rPr>
+                <w:rStyle w:val="VerbatimChar"/>
+              </w:rPr>
+              <w:t xml:space="preserve">source_observed</w:t>
+            </w:r>
+          </w:p>
+        </w:tc>
+        <w:tc>
+          <w:tcPr/>
+          <w:p>
+            <w:pPr>
+              <w:pStyle w:val="Compact"/>
+              <w:jc w:val="left"/>
+            </w:pPr>
+            <w:r>
+              <w:t xml:space="preserve">yes</w:t>
+            </w:r>
+          </w:p>
+        </w:tc>
+        <w:tc>
+          <w:tcPr/>
+          <w:p>
+            <w:pPr>
+              <w:pStyle w:val="Compact"/>
+              <w:jc w:val="left"/>
+            </w:pPr>
+            <w:r>
+              <w:rPr>
+                <w:rStyle w:val="VerbatimChar"/>
+              </w:rPr>
+              <w:t xml:space="preserve">AST-001</w:t>
+            </w:r>
+            <w:r>
+              <w:t xml:space="preserve">,</w:t>
+            </w:r>
+            <w:r>
+              <w:t xml:space="preserve"> </w:t>
+            </w:r>
+            <w:r>
+              <w:rPr>
+                <w:rStyle w:val="VerbatimChar"/>
+              </w:rPr>
+              <w:t xml:space="preserve">AST-002</w:t>
+            </w:r>
+            <w:r>
+              <w:t xml:space="preserve">,</w:t>
+            </w:r>
+            <w:r>
+              <w:t xml:space="preserve"> </w:t>
+            </w:r>
+            <w:r>
+              <w:rPr>
+                <w:rStyle w:val="VerbatimChar"/>
+              </w:rPr>
+              <w:t xml:space="preserve">AST-009</w:t>
+            </w:r>
+          </w:p>
+        </w:tc>
+        <w:tc>
+          <w:tcPr/>
+          <w:p>
+            <w:pPr>
+              <w:pStyle w:val="Compact"/>
+              <w:jc w:val="left"/>
+            </w:pPr>
+            <w:r>
+              <w:rPr>
+                <w:rStyle w:val="VerbatimChar"/>
+              </w:rPr>
+              <w:t xml:space="preserve">medium</w:t>
+            </w:r>
+          </w:p>
+        </w:tc>
+        <w:tc>
+          <w:tcPr/>
+          <w:p>
+            <w:pPr>
+              <w:pStyle w:val="Compact"/>
+              <w:jc w:val="left"/>
+            </w:pPr>
+            <w:r>
+              <w:rPr>
+                <w:rStyle w:val="VerbatimChar"/>
+              </w:rPr>
+              <w:t xml:space="preserve">MIT-001</w:t>
+            </w:r>
+            <w:r>
+              <w:t xml:space="preserve">,</w:t>
+            </w:r>
+            <w:r>
+              <w:t xml:space="preserve"> </w:t>
+            </w:r>
+            <w:r>
+              <w:rPr>
+                <w:rStyle w:val="VerbatimChar"/>
+              </w:rPr>
+              <w:t xml:space="preserve">MIT-002</w:t>
+            </w:r>
+          </w:p>
+        </w:tc>
+      </w:tr>
+      <w:tr>
+        <w:tc>
+          <w:tcPr/>
+          <w:p>
+            <w:pPr>
+              <w:pStyle w:val="Compact"/>
+              <w:jc w:val="left"/>
+            </w:pPr>
+            <w:r>
+              <w:rPr>
+                <w:rStyle w:val="VerbatimChar"/>
+              </w:rPr>
+              <w:t xml:space="preserve">THR-002</w:t>
+            </w:r>
+          </w:p>
+        </w:tc>
+        <w:tc>
+          <w:tcPr/>
+          <w:p>
+            <w:pPr>
+              <w:pStyle w:val="Compact"/>
+              <w:jc w:val="left"/>
+            </w:pPr>
+            <w:r>
+              <w:rPr>
+                <w:rStyle w:val="VerbatimChar"/>
+              </w:rPr>
+              <w:t xml:space="preserve">source_observed</w:t>
+            </w:r>
+          </w:p>
+        </w:tc>
+        <w:tc>
+          <w:tcPr/>
+          <w:p>
+            <w:pPr>
+              <w:pStyle w:val="Compact"/>
+              <w:jc w:val="left"/>
+            </w:pPr>
+            <w:r>
+              <w:t xml:space="preserve">yes</w:t>
+            </w:r>
+          </w:p>
+        </w:tc>
+        <w:tc>
+          <w:tcPr/>
+          <w:p>
+            <w:pPr>
+              <w:pStyle w:val="Compact"/>
+              <w:jc w:val="left"/>
+            </w:pPr>
+            <w:r>
+              <w:rPr>
+                <w:rStyle w:val="VerbatimChar"/>
+              </w:rPr>
+              <w:t xml:space="preserve">AST-002</w:t>
+            </w:r>
+          </w:p>
+        </w:tc>
+        <w:tc>
+          <w:tcPr/>
+          <w:p>
+            <w:pPr>
+              <w:pStyle w:val="Compact"/>
+              <w:jc w:val="left"/>
+            </w:pPr>
+            <w:r>
+              <w:rPr>
+                <w:rStyle w:val="VerbatimChar"/>
+              </w:rPr>
+              <w:t xml:space="preserve">low</w:t>
+            </w:r>
+          </w:p>
+        </w:tc>
+        <w:tc>
+          <w:tcPr/>
+          <w:p>
+            <w:pPr>
+              <w:pStyle w:val="Compact"/>
+              <w:jc w:val="left"/>
+            </w:pPr>
+            <w:r>
+              <w:rPr>
+                <w:rStyle w:val="VerbatimChar"/>
+              </w:rPr>
+              <w:t xml:space="preserve">MIT-001</w:t>
+            </w:r>
+            <w:r>
+              <w:t xml:space="preserve">,</w:t>
+            </w:r>
+            <w:r>
+              <w:t xml:space="preserve"> </w:t>
+            </w:r>
+            <w:r>
+              <w:rPr>
+                <w:rStyle w:val="VerbatimChar"/>
+              </w:rPr>
+              <w:t xml:space="preserve">MIT-002</w:t>
+            </w:r>
+          </w:p>
+        </w:tc>
+      </w:tr>
+      <w:tr>
+        <w:tc>
+          <w:tcPr/>
+          <w:p>
+            <w:pPr>
+              <w:pStyle w:val="Compact"/>
+              <w:jc w:val="left"/>
+            </w:pPr>
+            <w:r>
+              <w:rPr>
+                <w:rStyle w:val="VerbatimChar"/>
+              </w:rPr>
+              <w:t xml:space="preserve">THR-003</w:t>
+            </w:r>
+          </w:p>
+        </w:tc>
+        <w:tc>
+          <w:tcPr/>
+          <w:p>
+            <w:pPr>
+              <w:pStyle w:val="Compact"/>
+              <w:jc w:val="left"/>
+            </w:pPr>
+            <w:r>
+              <w:rPr>
+                <w:rStyle w:val="VerbatimChar"/>
+              </w:rPr>
+              <w:t xml:space="preserve">source_observed</w:t>
+            </w:r>
+          </w:p>
+        </w:tc>
+        <w:tc>
+          <w:tcPr/>
+          <w:p>
+            <w:pPr>
+              <w:pStyle w:val="Compact"/>
+              <w:jc w:val="left"/>
+            </w:pPr>
+            <w:r>
+              <w:t xml:space="preserve">yes</w:t>
+            </w:r>
+          </w:p>
+        </w:tc>
+        <w:tc>
+          <w:tcPr/>
+          <w:p>
+            <w:pPr>
+              <w:pStyle w:val="Compact"/>
+              <w:jc w:val="left"/>
+            </w:pPr>
+            <w:r>
+              <w:rPr>
+                <w:rStyle w:val="VerbatimChar"/>
+              </w:rPr>
+              <w:t xml:space="preserve">AST-001</w:t>
+            </w:r>
+            <w:r>
+              <w:t xml:space="preserve">,</w:t>
+            </w:r>
+            <w:r>
+              <w:t xml:space="preserve"> </w:t>
+            </w:r>
+            <w:r>
+              <w:rPr>
+                <w:rStyle w:val="VerbatimChar"/>
+              </w:rPr>
+              <w:t xml:space="preserve">AST-002</w:t>
+            </w:r>
+          </w:p>
+        </w:tc>
+        <w:tc>
+          <w:tcPr/>
+          <w:p>
+            <w:pPr>
+              <w:pStyle w:val="Compact"/>
+              <w:jc w:val="left"/>
+            </w:pPr>
+            <w:r>
+              <w:rPr>
+                <w:rStyle w:val="VerbatimChar"/>
+              </w:rPr>
+              <w:t xml:space="preserve">low</w:t>
+            </w:r>
+          </w:p>
+        </w:tc>
+        <w:tc>
+          <w:tcPr/>
+          <w:p>
+            <w:pPr>
+              <w:pStyle w:val="Compact"/>
+              <w:jc w:val="left"/>
+            </w:pPr>
+            <w:r>
+              <w:rPr>
+                <w:rStyle w:val="VerbatimChar"/>
+              </w:rPr>
+              <w:t xml:space="preserve">MIT-002</w:t>
+            </w:r>
+            <w:r>
+              <w:t xml:space="preserve">,</w:t>
+            </w:r>
+            <w:r>
+              <w:t xml:space="preserve"> </w:t>
+            </w:r>
+            <w:r>
+              <w:rPr>
+                <w:rStyle w:val="VerbatimChar"/>
+              </w:rPr>
+              <w:t xml:space="preserve">MIT-008</w:t>
+            </w:r>
+          </w:p>
+        </w:tc>
+      </w:tr>
+      <w:tr>
+        <w:tc>
+          <w:tcPr/>
+          <w:p>
+            <w:pPr>
+              <w:pStyle w:val="Compact"/>
+              <w:jc w:val="left"/>
+            </w:pPr>
+            <w:r>
+              <w:rPr>
+                <w:rStyle w:val="VerbatimChar"/>
+              </w:rPr>
+              <w:t xml:space="preserve">THR-004</w:t>
+            </w:r>
+          </w:p>
+        </w:tc>
+        <w:tc>
+          <w:tcPr/>
+          <w:p>
+            <w:pPr>
+              <w:pStyle w:val="Compact"/>
+              <w:jc w:val="left"/>
+            </w:pPr>
+            <w:r>
+              <w:rPr>
+                <w:rStyle w:val="VerbatimChar"/>
+              </w:rPr>
+              <w:t xml:space="preserve">source_observed</w:t>
+            </w:r>
+          </w:p>
+        </w:tc>
+        <w:tc>
+          <w:tcPr/>
+          <w:p>
+            <w:pPr>
+              <w:pStyle w:val="Compact"/>
+              <w:jc w:val="left"/>
+            </w:pPr>
+            <w:r>
+              <w:t xml:space="preserve">yes</w:t>
+            </w:r>
+          </w:p>
+        </w:tc>
+        <w:tc>
+          <w:tcPr/>
+          <w:p>
+            <w:pPr>
+              <w:pStyle w:val="Compact"/>
+              <w:jc w:val="left"/>
+            </w:pPr>
+            <w:r>
+              <w:rPr>
+                <w:rStyle w:val="VerbatimChar"/>
+              </w:rPr>
+              <w:t xml:space="preserve">AST-005</w:t>
+            </w:r>
+          </w:p>
+        </w:tc>
+        <w:tc>
+          <w:tcPr/>
+          <w:p>
+            <w:pPr>
+              <w:pStyle w:val="Compact"/>
+              <w:jc w:val="left"/>
+            </w:pPr>
+            <w:r>
+              <w:rPr>
+                <w:rStyle w:val="VerbatimChar"/>
+              </w:rPr>
+              <w:t xml:space="preserve">medium</w:t>
+            </w:r>
+          </w:p>
+        </w:tc>
+        <w:tc>
+          <w:tcPr/>
+          <w:p>
+            <w:pPr>
+              <w:pStyle w:val="Compact"/>
+              <w:jc w:val="left"/>
+            </w:pPr>
+            <w:r>
+              <w:rPr>
+                <w:rStyle w:val="VerbatimChar"/>
+              </w:rPr>
+              <w:t xml:space="preserve">MIT-006</w:t>
+            </w:r>
+          </w:p>
+        </w:tc>
+      </w:tr>
+      <w:tr>
+        <w:tc>
+          <w:tcPr/>
+          <w:p>
+            <w:pPr>
+              <w:pStyle w:val="Compact"/>
+              <w:jc w:val="left"/>
+            </w:pPr>
+            <w:r>
+              <w:rPr>
+                <w:rStyle w:val="VerbatimChar"/>
+              </w:rPr>
+              <w:t xml:space="preserve">THR-005</w:t>
+            </w:r>
+          </w:p>
+        </w:tc>
+        <w:tc>
+          <w:tcPr/>
+          <w:p>
+            <w:pPr>
+              <w:pStyle w:val="Compact"/>
+              <w:jc w:val="left"/>
+            </w:pPr>
+            <w:r>
+              <w:rPr>
+                <w:rStyle w:val="VerbatimChar"/>
+              </w:rPr>
+              <w:t xml:space="preserve">source_observed</w:t>
+            </w:r>
+          </w:p>
+        </w:tc>
+        <w:tc>
+          <w:tcPr/>
+          <w:p>
+            <w:pPr>
+              <w:pStyle w:val="Compact"/>
+              <w:jc w:val="left"/>
+            </w:pPr>
+            <w:r>
+              <w:t xml:space="preserve">yes</w:t>
+            </w:r>
+          </w:p>
+        </w:tc>
+        <w:tc>
+          <w:tcPr/>
+          <w:p>
+            <w:pPr>
+              <w:pStyle w:val="Compact"/>
+              <w:jc w:val="left"/>
+            </w:pPr>
+            <w:r>
+              <w:rPr>
+                <w:rStyle w:val="VerbatimChar"/>
+              </w:rPr>
+              <w:t xml:space="preserve">AST-003</w:t>
+            </w:r>
+          </w:p>
+        </w:tc>
+        <w:tc>
+          <w:tcPr/>
+          <w:p>
+            <w:pPr>
+              <w:pStyle w:val="Compact"/>
+              <w:jc w:val="left"/>
+            </w:pPr>
+            <w:r>
+              <w:rPr>
+                <w:rStyle w:val="VerbatimChar"/>
+              </w:rPr>
+              <w:t xml:space="preserve">medium</w:t>
+            </w:r>
+          </w:p>
+        </w:tc>
+        <w:tc>
+          <w:tcPr/>
+          <w:p>
+            <w:pPr>
+              <w:pStyle w:val="Compact"/>
+              <w:jc w:val="left"/>
+            </w:pPr>
+            <w:r>
+              <w:rPr>
+                <w:rStyle w:val="VerbatimChar"/>
+              </w:rPr>
+              <w:t xml:space="preserve">MIT-004</w:t>
+            </w:r>
+            <w:r>
+              <w:t xml:space="preserve">,</w:t>
+            </w:r>
+            <w:r>
+              <w:t xml:space="preserve"> </w:t>
+            </w:r>
+            <w:r>
+              <w:rPr>
+                <w:rStyle w:val="VerbatimChar"/>
+              </w:rPr>
+              <w:t xml:space="preserve">MIT-007</w:t>
+            </w:r>
+          </w:p>
+        </w:tc>
+      </w:tr>
+      <w:tr>
+        <w:tc>
+          <w:tcPr/>
+          <w:p>
+            <w:pPr>
+              <w:pStyle w:val="Compact"/>
+              <w:jc w:val="left"/>
+            </w:pPr>
+            <w:r>
+              <w:rPr>
+                <w:rStyle w:val="VerbatimChar"/>
+              </w:rPr>
+              <w:t xml:space="preserve">THR-006</w:t>
+            </w:r>
+          </w:p>
+        </w:tc>
+        <w:tc>
+          <w:tcPr/>
+          <w:p>
+            <w:pPr>
+              <w:pStyle w:val="Compact"/>
+              <w:jc w:val="left"/>
+            </w:pPr>
+            <w:r>
+              <w:rPr>
+                <w:rStyle w:val="VerbatimChar"/>
+              </w:rPr>
+              <w:t xml:space="preserve">source_observed</w:t>
+            </w:r>
+          </w:p>
+        </w:tc>
+        <w:tc>
+          <w:tcPr/>
+          <w:p>
+            <w:pPr>
+              <w:pStyle w:val="Compact"/>
+              <w:jc w:val="left"/>
+            </w:pPr>
+            <w:r>
+              <w:t xml:space="preserve">yes</w:t>
+            </w:r>
+          </w:p>
+        </w:tc>
+        <w:tc>
+          <w:tcPr/>
+          <w:p>
+            <w:pPr>
+              <w:pStyle w:val="Compact"/>
+              <w:jc w:val="left"/>
+            </w:pPr>
+            <w:r>
+              <w:rPr>
+                <w:rStyle w:val="VerbatimChar"/>
+              </w:rPr>
+              <w:t xml:space="preserve">AST-004</w:t>
+            </w:r>
+            <w:r>
+              <w:t xml:space="preserve">,</w:t>
+            </w:r>
+            <w:r>
+              <w:t xml:space="preserve"> </w:t>
+            </w:r>
+            <w:r>
+              <w:rPr>
+                <w:rStyle w:val="VerbatimChar"/>
+              </w:rPr>
+              <w:t xml:space="preserve">AST-007</w:t>
+            </w:r>
+          </w:p>
+        </w:tc>
+        <w:tc>
+          <w:tcPr/>
+          <w:p>
+            <w:pPr>
+              <w:pStyle w:val="Compact"/>
+              <w:jc w:val="left"/>
+            </w:pPr>
+            <w:r>
+              <w:rPr>
+                <w:rStyle w:val="VerbatimChar"/>
+              </w:rPr>
+              <w:t xml:space="preserve">low</w:t>
+            </w:r>
+          </w:p>
+        </w:tc>
+        <w:tc>
+          <w:tcPr/>
+          <w:p>
+            <w:pPr>
+              <w:pStyle w:val="Compact"/>
+              <w:jc w:val="left"/>
+            </w:pPr>
+            <w:r>
+              <w:rPr>
+                <w:rStyle w:val="VerbatimChar"/>
+              </w:rPr>
+              <w:t xml:space="preserve">MIT-005</w:t>
+            </w:r>
+            <w:r>
+              <w:t xml:space="preserve">,</w:t>
+            </w:r>
+            <w:r>
+              <w:t xml:space="preserve"> </w:t>
+            </w:r>
+            <w:r>
+              <w:rPr>
+                <w:rStyle w:val="VerbatimChar"/>
+              </w:rPr>
+              <w:t xml:space="preserve">MIT-008</w:t>
+            </w:r>
+          </w:p>
+        </w:tc>
+      </w:tr>
+      <w:tr>
+        <w:tc>
+          <w:tcPr/>
+          <w:p>
+            <w:pPr>
+              <w:pStyle w:val="Compact"/>
+              <w:jc w:val="left"/>
+            </w:pPr>
+            <w:r>
+              <w:rPr>
+                <w:rStyle w:val="VerbatimChar"/>
+              </w:rPr>
+              <w:t xml:space="preserve">THR-007</w:t>
+            </w:r>
+          </w:p>
+        </w:tc>
+        <w:tc>
+          <w:tcPr/>
+          <w:p>
+            <w:pPr>
+              <w:pStyle w:val="Compact"/>
+              <w:jc w:val="left"/>
+            </w:pPr>
+            <w:r>
+              <w:rPr>
+                <w:rStyle w:val="VerbatimChar"/>
+              </w:rPr>
+              <w:t xml:space="preserve">synthetic</w:t>
+            </w:r>
+          </w:p>
+        </w:tc>
+        <w:tc>
+          <w:tcPr/>
+          <w:p>
+            <w:pPr>
+              <w:pStyle w:val="Compact"/>
+              <w:jc w:val="left"/>
+            </w:pPr>
+            <w:r>
+              <w:t xml:space="preserve">no</w:t>
+            </w:r>
+          </w:p>
+        </w:tc>
+        <w:tc>
+          <w:tcPr/>
+          <w:p>
+            <w:pPr>
+              <w:pStyle w:val="Compact"/>
+              <w:jc w:val="left"/>
+            </w:pPr>
+            <w:r>
+              <w:rPr>
+                <w:rStyle w:val="VerbatimChar"/>
+              </w:rPr>
+              <w:t xml:space="preserve">AST-008</w:t>
+            </w:r>
+          </w:p>
+        </w:tc>
+        <w:tc>
+          <w:tcPr/>
+          <w:p>
+            <w:pPr>
+              <w:pStyle w:val="Compact"/>
+              <w:jc w:val="left"/>
+            </w:pPr>
+            <w:r>
+              <w:rPr>
+                <w:rStyle w:val="VerbatimChar"/>
+              </w:rPr>
+              <w:t xml:space="preserve">not_rated</w:t>
+            </w:r>
+          </w:p>
+        </w:tc>
+        <w:tc>
+          <w:tcPr/>
+          <w:p>
+            <w:pPr>
+              <w:pStyle w:val="Compact"/>
+              <w:jc w:val="left"/>
+            </w:pPr>
+            <w:r>
+              <w:rPr>
+                <w:rStyle w:val="VerbatimChar"/>
+              </w:rPr>
+              <w:t xml:space="preserve">MIT-001</w:t>
+            </w:r>
+            <w:r>
+              <w:t xml:space="preserve">,</w:t>
+            </w:r>
+            <w:r>
+              <w:t xml:space="preserve"> </w:t>
+            </w:r>
+            <w:r>
+              <w:rPr>
+                <w:rStyle w:val="VerbatimChar"/>
+              </w:rPr>
+              <w:t xml:space="preserve">MIT-002</w:t>
+            </w:r>
+          </w:p>
+        </w:tc>
+      </w:tr>
+      <w:tr>
+        <w:tc>
+          <w:tcPr/>
+          <w:p>
+            <w:pPr>
+              <w:pStyle w:val="Compact"/>
+              <w:jc w:val="left"/>
+            </w:pPr>
+            <w:r>
+              <w:rPr>
+                <w:rStyle w:val="VerbatimChar"/>
+              </w:rPr>
+              <w:t xml:space="preserve">THR-008</w:t>
+            </w:r>
+          </w:p>
+        </w:tc>
+        <w:tc>
+          <w:tcPr/>
+          <w:p>
+            <w:pPr>
+              <w:pStyle w:val="Compact"/>
+              <w:jc w:val="left"/>
+            </w:pPr>
+            <w:r>
+              <w:rPr>
+                <w:rStyle w:val="VerbatimChar"/>
+              </w:rPr>
+              <w:t xml:space="preserve">synthetic</w:t>
+            </w:r>
+          </w:p>
+        </w:tc>
+        <w:tc>
+          <w:tcPr/>
+          <w:p>
+            <w:pPr>
+              <w:pStyle w:val="Compact"/>
+              <w:jc w:val="left"/>
+            </w:pPr>
+            <w:r>
+              <w:t xml:space="preserve">no</w:t>
+            </w:r>
+          </w:p>
+        </w:tc>
+        <w:tc>
+          <w:tcPr/>
+          <w:p>
+            <w:pPr>
+              <w:pStyle w:val="Compact"/>
+              <w:jc w:val="left"/>
+            </w:pPr>
+            <w:r>
+              <w:rPr>
+                <w:rStyle w:val="VerbatimChar"/>
+              </w:rPr>
+              <w:t xml:space="preserve">AST-006</w:t>
+            </w:r>
+          </w:p>
+        </w:tc>
+        <w:tc>
+          <w:tcPr/>
+          <w:p>
+            <w:pPr>
+              <w:pStyle w:val="Compact"/>
+              <w:jc w:val="left"/>
+            </w:pPr>
+            <w:r>
+              <w:rPr>
+                <w:rStyle w:val="VerbatimChar"/>
+              </w:rPr>
+              <w:t xml:space="preserve">not_rated</w:t>
+            </w:r>
+          </w:p>
+        </w:tc>
+        <w:tc>
+          <w:tcPr/>
+          <w:p>
+            <w:pPr>
+              <w:pStyle w:val="Compact"/>
+              <w:jc w:val="left"/>
+            </w:pPr>
+            <w:r>
+              <w:rPr>
+                <w:rStyle w:val="VerbatimChar"/>
+              </w:rPr>
+              <w:t xml:space="preserve">MIT-009</w:t>
+            </w:r>
+          </w:p>
+        </w:tc>
+      </w:tr>
+    </w:tbl>
+    <w:p>
+      <w:pPr>
+        <w:pStyle w:val="BodyText"/>
+      </w:pPr>
+      <w:r>
+        <w:rPr>
+          <w:b/>
+          <w:bCs/>
+        </w:rPr>
+        <w:t xml:space="preserve">Mitigations (9 total, 3 present or partially present in the pinned source, 6 absent or forward-engineered):</w:t>
+      </w:r>
+    </w:p>
+    <w:tbl>
+      <w:tblPr>
+        <w:tblStyle w:val="Table"/>
+        <w:tblW w:type="pct" w:w="5000"/>
+        <w:jc w:val="left"/>
+        <w:tblLayout w:type="fixed"/>
+        <w:tblLook w:firstRow="1" w:lastRow="0" w:firstColumn="0" w:lastColumn="0" w:noHBand="0" w:noVBand="0" w:val="0020"/>
+      </w:tblPr>
+      <w:tblGrid>
+        <w:gridCol w:w="1584"/>
+        <w:gridCol w:w="1584"/>
+        <w:gridCol w:w="1584"/>
+        <w:gridCol w:w="1584"/>
+        <w:gridCol w:w="1584"/>
+      </w:tblGrid>
+      <w:tr>
+        <w:trPr>
+          <w:tblHeader w:val="on"/>
+        </w:trPr>
+        <w:tc>
+          <w:tcPr/>
+          <w:p>
+            <w:pPr>
+              <w:pStyle w:val="Compact"/>
+              <w:jc w:val="left"/>
+            </w:pPr>
+            <w:r>
+              <w:t xml:space="preserve">Mitigation</w:t>
+            </w:r>
+          </w:p>
+        </w:tc>
+        <w:tc>
+          <w:tcPr/>
+          <w:p>
+            <w:pPr>
+              <w:pStyle w:val="Compact"/>
+              <w:jc w:val="left"/>
+            </w:pPr>
+            <w:r>
+              <w:t xml:space="preserve">Type</w:t>
+            </w:r>
+          </w:p>
+        </w:tc>
+        <w:tc>
+          <w:tcPr/>
+          <w:p>
+            <w:pPr>
+              <w:pStyle w:val="Compact"/>
+              <w:jc w:val="left"/>
+            </w:pPr>
+            <w:r>
+              <w:t xml:space="preserve">Status</w:t>
+            </w:r>
+          </w:p>
+        </w:tc>
+        <w:tc>
+          <w:tcPr/>
+          <w:p>
+            <w:pPr>
+              <w:pStyle w:val="Compact"/>
+              <w:jc w:val="left"/>
+            </w:pPr>
+            <w:r>
+              <w:t xml:space="preserve">Verification status</w:t>
+            </w:r>
+          </w:p>
+        </w:tc>
+        <w:tc>
+          <w:tcPr/>
+          <w:p>
+            <w:pPr>
+              <w:pStyle w:val="Compact"/>
+              <w:jc w:val="left"/>
+            </w:pPr>
+            <w:r>
+              <w:t xml:space="preserve">Maps to</w:t>
+            </w:r>
+          </w:p>
+        </w:tc>
+      </w:tr>
+      <w:tr>
+        <w:tc>
+          <w:tcPr/>
+          <w:p>
+            <w:pPr>
+              <w:pStyle w:val="Compact"/>
+              <w:jc w:val="left"/>
+            </w:pPr>
+            <w:r>
+              <w:rPr>
+                <w:rStyle w:val="VerbatimChar"/>
+              </w:rPr>
+              <w:t xml:space="preserve">MIT-001</w:t>
+            </w:r>
+          </w:p>
+        </w:tc>
+        <w:tc>
+          <w:tcPr/>
+          <w:p>
+            <w:pPr>
+              <w:pStyle w:val="Compact"/>
+              <w:jc w:val="left"/>
+            </w:pPr>
+            <w:r>
+              <w:t xml:space="preserve">preventive</w:t>
+            </w:r>
+          </w:p>
+        </w:tc>
+        <w:tc>
+          <w:tcPr/>
+          <w:p>
+            <w:pPr>
+              <w:pStyle w:val="Compact"/>
+              <w:jc w:val="left"/>
+            </w:pPr>
+            <w:r>
+              <w:rPr>
+                <w:rStyle w:val="VerbatimChar"/>
+              </w:rPr>
+              <w:t xml:space="preserve">absent_in_source</w:t>
+            </w:r>
+          </w:p>
+        </w:tc>
+        <w:tc>
+          <w:tcPr/>
+          <w:p>
+            <w:pPr>
+              <w:pStyle w:val="Compact"/>
+              <w:jc w:val="left"/>
+            </w:pPr>
+            <w:r>
+              <w:rPr>
+                <w:rStyle w:val="VerbatimChar"/>
+              </w:rPr>
+              <w:t xml:space="preserve">not_verified</w:t>
+            </w:r>
+          </w:p>
+        </w:tc>
+        <w:tc>
+          <w:tcPr/>
+          <w:p>
+            <w:pPr>
+              <w:pStyle w:val="Compact"/>
+              <w:jc w:val="left"/>
+            </w:pPr>
+            <w:r>
+              <w:rPr>
+                <w:rStyle w:val="VerbatimChar"/>
+              </w:rPr>
+              <w:t xml:space="preserve">FB2-SAF-SEC-000001</w:t>
+            </w:r>
+          </w:p>
+        </w:tc>
+      </w:tr>
+      <w:tr>
+        <w:tc>
+          <w:tcPr/>
+          <w:p>
+            <w:pPr>
+              <w:pStyle w:val="Compact"/>
+              <w:jc w:val="left"/>
+            </w:pPr>
+            <w:r>
+              <w:rPr>
+                <w:rStyle w:val="VerbatimChar"/>
+              </w:rPr>
+              <w:t xml:space="preserve">MIT-002</w:t>
+            </w:r>
+          </w:p>
+        </w:tc>
+        <w:tc>
+          <w:tcPr/>
+          <w:p>
+            <w:pPr>
+              <w:pStyle w:val="Compact"/>
+              <w:jc w:val="left"/>
+            </w:pPr>
+            <w:r>
+              <w:t xml:space="preserve">preventive</w:t>
+            </w:r>
+          </w:p>
+        </w:tc>
+        <w:tc>
+          <w:tcPr/>
+          <w:p>
+            <w:pPr>
+              <w:pStyle w:val="Compact"/>
+              <w:jc w:val="left"/>
+            </w:pPr>
+            <w:r>
+              <w:rPr>
+                <w:rStyle w:val="VerbatimChar"/>
+              </w:rPr>
+              <w:t xml:space="preserve">absent_in_source</w:t>
+            </w:r>
+          </w:p>
+        </w:tc>
+        <w:tc>
+          <w:tcPr/>
+          <w:p>
+            <w:pPr>
+              <w:pStyle w:val="Compact"/>
+              <w:jc w:val="left"/>
+            </w:pPr>
+            <w:r>
+              <w:rPr>
+                <w:rStyle w:val="VerbatimChar"/>
+              </w:rPr>
+              <w:t xml:space="preserve">not_verified</w:t>
+            </w:r>
+          </w:p>
+        </w:tc>
+        <w:tc>
+          <w:tcPr/>
+          <w:p>
+            <w:pPr>
+              <w:pStyle w:val="Compact"/>
+              <w:jc w:val="left"/>
+            </w:pPr>
+            <w:r>
+              <w:rPr>
+                <w:rStyle w:val="VerbatimChar"/>
+              </w:rPr>
+              <w:t xml:space="preserve">FB2-SAF-SEC-000002</w:t>
+            </w:r>
+          </w:p>
+        </w:tc>
+      </w:tr>
+      <w:tr>
+        <w:tc>
+          <w:tcPr/>
+          <w:p>
+            <w:pPr>
+              <w:pStyle w:val="Compact"/>
+              <w:jc w:val="left"/>
+            </w:pPr>
+            <w:r>
+              <w:rPr>
+                <w:rStyle w:val="VerbatimChar"/>
+              </w:rPr>
+              <w:t xml:space="preserve">MIT-003</w:t>
+            </w:r>
+          </w:p>
+        </w:tc>
+        <w:tc>
+          <w:tcPr/>
+          <w:p>
+            <w:pPr>
+              <w:pStyle w:val="Compact"/>
+              <w:jc w:val="left"/>
+            </w:pPr>
+            <w:r>
+              <w:t xml:space="preserve">preventive</w:t>
+            </w:r>
+          </w:p>
+        </w:tc>
+        <w:tc>
+          <w:tcPr/>
+          <w:p>
+            <w:pPr>
+              <w:pStyle w:val="Compact"/>
+              <w:jc w:val="left"/>
+            </w:pPr>
+            <w:r>
+              <w:rPr>
+                <w:rStyle w:val="VerbatimChar"/>
+              </w:rPr>
+              <w:t xml:space="preserve">present_in_source</w:t>
+            </w:r>
+          </w:p>
+        </w:tc>
+        <w:tc>
+          <w:tcPr/>
+          <w:p>
+            <w:pPr>
+              <w:pStyle w:val="Compact"/>
+              <w:jc w:val="left"/>
+            </w:pPr>
+            <w:r>
+              <w:rPr>
+                <w:rStyle w:val="VerbatimChar"/>
+              </w:rPr>
+              <w:t xml:space="preserve">verified_by_inspection_of_source</w:t>
+            </w:r>
+          </w:p>
+        </w:tc>
+        <w:tc>
+          <w:tcPr/>
+          <w:p>
+            <w:pPr>
+              <w:pStyle w:val="Compact"/>
+              <w:jc w:val="left"/>
+            </w:pPr>
+            <w:r>
+              <w:rPr>
+                <w:rStyle w:val="VerbatimChar"/>
+              </w:rPr>
+              <w:t xml:space="preserve">FB2-SAF-SEC-000002</w:t>
+            </w:r>
+          </w:p>
+        </w:tc>
+      </w:tr>
+      <w:tr>
+        <w:tc>
+          <w:tcPr/>
+          <w:p>
+            <w:pPr>
+              <w:pStyle w:val="Compact"/>
+              <w:jc w:val="left"/>
+            </w:pPr>
+            <w:r>
+              <w:rPr>
+                <w:rStyle w:val="VerbatimChar"/>
+              </w:rPr>
+              <w:t xml:space="preserve">MIT-004</w:t>
+            </w:r>
+          </w:p>
+        </w:tc>
+        <w:tc>
+          <w:tcPr/>
+          <w:p>
+            <w:pPr>
+              <w:pStyle w:val="Compact"/>
+              <w:jc w:val="left"/>
+            </w:pPr>
+            <w:r>
+              <w:t xml:space="preserve">preventive</w:t>
+            </w:r>
+          </w:p>
+        </w:tc>
+        <w:tc>
+          <w:tcPr/>
+          <w:p>
+            <w:pPr>
+              <w:pStyle w:val="Compact"/>
+              <w:jc w:val="left"/>
+            </w:pPr>
+            <w:r>
+              <w:rPr>
+                <w:rStyle w:val="VerbatimChar"/>
+              </w:rPr>
+              <w:t xml:space="preserve">absent_in_source</w:t>
+            </w:r>
+          </w:p>
+        </w:tc>
+        <w:tc>
+          <w:tcPr/>
+          <w:p>
+            <w:pPr>
+              <w:pStyle w:val="Compact"/>
+              <w:jc w:val="left"/>
+            </w:pPr>
+            <w:r>
+              <w:rPr>
+                <w:rStyle w:val="VerbatimChar"/>
+              </w:rPr>
+              <w:t xml:space="preserve">not_verified</w:t>
+            </w:r>
+          </w:p>
+        </w:tc>
+        <w:tc>
+          <w:tcPr/>
+          <w:p>
+            <w:pPr>
+              <w:pStyle w:val="Compact"/>
+              <w:jc w:val="left"/>
+            </w:pPr>
+            <w:r>
+              <w:rPr>
+                <w:rStyle w:val="VerbatimChar"/>
+              </w:rPr>
+              <w:t xml:space="preserve">FB2-SAF-SEC-000003</w:t>
+            </w:r>
+          </w:p>
+        </w:tc>
+      </w:tr>
+      <w:tr>
+        <w:tc>
+          <w:tcPr/>
+          <w:p>
+            <w:pPr>
+              <w:pStyle w:val="Compact"/>
+              <w:jc w:val="left"/>
+            </w:pPr>
+            <w:r>
+              <w:rPr>
+                <w:rStyle w:val="VerbatimChar"/>
+              </w:rPr>
+              <w:t xml:space="preserve">MIT-005</w:t>
+            </w:r>
+          </w:p>
+        </w:tc>
+        <w:tc>
+          <w:tcPr/>
+          <w:p>
+            <w:pPr>
+              <w:pStyle w:val="Compact"/>
+              <w:jc w:val="left"/>
+            </w:pPr>
+            <w:r>
+              <w:t xml:space="preserve">preventive</w:t>
+            </w:r>
+          </w:p>
+        </w:tc>
+        <w:tc>
+          <w:tcPr/>
+          <w:p>
+            <w:pPr>
+              <w:pStyle w:val="Compact"/>
+              <w:jc w:val="left"/>
+            </w:pPr>
+            <w:r>
+              <w:rPr>
+                <w:rStyle w:val="VerbatimChar"/>
+              </w:rPr>
+              <w:t xml:space="preserve">absent_in_source</w:t>
+            </w:r>
+          </w:p>
+        </w:tc>
+        <w:tc>
+          <w:tcPr/>
+          <w:p>
+            <w:pPr>
+              <w:pStyle w:val="Compact"/>
+              <w:jc w:val="left"/>
+            </w:pPr>
+            <w:r>
+              <w:rPr>
+                <w:rStyle w:val="VerbatimChar"/>
+              </w:rPr>
+              <w:t xml:space="preserve">not_verified</w:t>
+            </w:r>
+          </w:p>
+        </w:tc>
+        <w:tc>
+          <w:tcPr/>
+          <w:p>
+            <w:pPr>
+              <w:pStyle w:val="Compact"/>
+              <w:jc w:val="left"/>
+            </w:pPr>
+            <w:r>
+              <w:rPr>
+                <w:rStyle w:val="VerbatimChar"/>
+              </w:rPr>
+              <w:t xml:space="preserve">FB2-SAF-SEC-000004</w:t>
+            </w:r>
+          </w:p>
+        </w:tc>
+      </w:tr>
+      <w:tr>
+        <w:tc>
+          <w:tcPr/>
+          <w:p>
+            <w:pPr>
+              <w:pStyle w:val="Compact"/>
+              <w:jc w:val="left"/>
+            </w:pPr>
+            <w:r>
+              <w:rPr>
+                <w:rStyle w:val="VerbatimChar"/>
+              </w:rPr>
+              <w:t xml:space="preserve">MIT-006</w:t>
+            </w:r>
+          </w:p>
+        </w:tc>
+        <w:tc>
+          <w:tcPr/>
+          <w:p>
+            <w:pPr>
+              <w:pStyle w:val="Compact"/>
+              <w:jc w:val="left"/>
+            </w:pPr>
+            <w:r>
+              <w:t xml:space="preserve">preventive</w:t>
+            </w:r>
+          </w:p>
+        </w:tc>
+        <w:tc>
+          <w:tcPr/>
+          <w:p>
+            <w:pPr>
+              <w:pStyle w:val="Compact"/>
+              <w:jc w:val="left"/>
+            </w:pPr>
+            <w:r>
+              <w:rPr>
+                <w:rStyle w:val="VerbatimChar"/>
+              </w:rPr>
+              <w:t xml:space="preserve">absent_in_source</w:t>
+            </w:r>
+          </w:p>
+        </w:tc>
+        <w:tc>
+          <w:tcPr/>
+          <w:p>
+            <w:pPr>
+              <w:pStyle w:val="Compact"/>
+              <w:jc w:val="left"/>
+            </w:pPr>
+            <w:r>
+              <w:rPr>
+                <w:rStyle w:val="VerbatimChar"/>
+              </w:rPr>
+              <w:t xml:space="preserve">not_verified</w:t>
+            </w:r>
+          </w:p>
+        </w:tc>
+        <w:tc>
+          <w:tcPr/>
+          <w:p>
+            <w:pPr>
+              <w:pStyle w:val="Compact"/>
+              <w:jc w:val="left"/>
+            </w:pPr>
+            <w:r>
+              <w:rPr>
+                <w:rStyle w:val="VerbatimChar"/>
+              </w:rPr>
+              <w:t xml:space="preserve">FB2-SAF-SEC-000005</w:t>
+            </w:r>
+          </w:p>
+        </w:tc>
+      </w:tr>
+      <w:tr>
+        <w:tc>
+          <w:tcPr/>
+          <w:p>
+            <w:pPr>
+              <w:pStyle w:val="Compact"/>
+              <w:jc w:val="left"/>
+            </w:pPr>
+            <w:r>
+              <w:rPr>
+                <w:rStyle w:val="VerbatimChar"/>
+              </w:rPr>
+              <w:t xml:space="preserve">MIT-007</w:t>
+            </w:r>
+          </w:p>
+        </w:tc>
+        <w:tc>
+          <w:tcPr/>
+          <w:p>
+            <w:pPr>
+              <w:pStyle w:val="Compact"/>
+              <w:jc w:val="left"/>
+            </w:pPr>
+            <w:r>
+              <w:t xml:space="preserve">detective</w:t>
+            </w:r>
+          </w:p>
+        </w:tc>
+        <w:tc>
+          <w:tcPr/>
+          <w:p>
+            <w:pPr>
+              <w:pStyle w:val="Compact"/>
+              <w:jc w:val="left"/>
+            </w:pPr>
+            <w:r>
+              <w:rPr>
+                <w:rStyle w:val="VerbatimChar"/>
+              </w:rPr>
+              <w:t xml:space="preserve">present_in_source</w:t>
+            </w:r>
+          </w:p>
+        </w:tc>
+        <w:tc>
+          <w:tcPr/>
+          <w:p>
+            <w:pPr>
+              <w:pStyle w:val="Compact"/>
+              <w:jc w:val="left"/>
+            </w:pPr>
+            <w:r>
+              <w:rPr>
+                <w:rStyle w:val="VerbatimChar"/>
+              </w:rPr>
+              <w:t xml:space="preserve">verified_by_inspection_of_source</w:t>
+            </w:r>
+          </w:p>
+        </w:tc>
+        <w:tc>
+          <w:tcPr/>
+          <w:p>
+            <w:pPr>
+              <w:pStyle w:val="Compact"/>
+              <w:jc w:val="left"/>
+            </w:pPr>
+            <w:r>
+              <w:rPr>
+                <w:rStyle w:val="VerbatimChar"/>
+              </w:rPr>
+              <w:t xml:space="preserve">FB2-SAF-SEC-000003</w:t>
+            </w:r>
+          </w:p>
+        </w:tc>
+      </w:tr>
+      <w:tr>
+        <w:tc>
+          <w:tcPr/>
+          <w:p>
+            <w:pPr>
+              <w:pStyle w:val="Compact"/>
+              <w:jc w:val="left"/>
+            </w:pPr>
+            <w:r>
+              <w:rPr>
+                <w:rStyle w:val="VerbatimChar"/>
+              </w:rPr>
+              <w:t xml:space="preserve">MIT-008</w:t>
+            </w:r>
+          </w:p>
+        </w:tc>
+        <w:tc>
+          <w:tcPr/>
+          <w:p>
+            <w:pPr>
+              <w:pStyle w:val="Compact"/>
+              <w:jc w:val="left"/>
+            </w:pPr>
+            <w:r>
+              <w:t xml:space="preserve">reactive</w:t>
+            </w:r>
+          </w:p>
+        </w:tc>
+        <w:tc>
+          <w:tcPr/>
+          <w:p>
+            <w:pPr>
+              <w:pStyle w:val="Compact"/>
+              <w:jc w:val="left"/>
+            </w:pPr>
+            <w:r>
+              <w:rPr>
+                <w:rStyle w:val="VerbatimChar"/>
+              </w:rPr>
+              <w:t xml:space="preserve">absent_in_source</w:t>
+            </w:r>
+          </w:p>
+        </w:tc>
+        <w:tc>
+          <w:tcPr/>
+          <w:p>
+            <w:pPr>
+              <w:pStyle w:val="Compact"/>
+              <w:jc w:val="left"/>
+            </w:pPr>
+            <w:r>
+              <w:rPr>
+                <w:rStyle w:val="VerbatimChar"/>
+              </w:rPr>
+              <w:t xml:space="preserve">not_verified</w:t>
+            </w:r>
+          </w:p>
+        </w:tc>
+        <w:tc>
+          <w:tcPr/>
+          <w:p>
+            <w:pPr>
+              <w:pStyle w:val="Compact"/>
+              <w:jc w:val="left"/>
+            </w:pPr>
+            <w:r>
+              <w:rPr>
+                <w:rStyle w:val="VerbatimChar"/>
+              </w:rPr>
+              <w:t xml:space="preserve">FB2-SAF-SEC-000002</w:t>
+            </w:r>
+            <w:r>
+              <w:t xml:space="preserve">,</w:t>
+            </w:r>
+            <w:r>
+              <w:t xml:space="preserve"> </w:t>
+            </w:r>
+            <w:r>
+              <w:rPr>
+                <w:rStyle w:val="VerbatimChar"/>
+              </w:rPr>
+              <w:t xml:space="preserve">FB2-SAF-SEC-000004</w:t>
+            </w:r>
+          </w:p>
+        </w:tc>
+      </w:tr>
+      <w:tr>
+        <w:tc>
+          <w:tcPr/>
+          <w:p>
+            <w:pPr>
+              <w:pStyle w:val="Compact"/>
+              <w:jc w:val="left"/>
+            </w:pPr>
+            <w:r>
+              <w:rPr>
+                <w:rStyle w:val="VerbatimChar"/>
+              </w:rPr>
+              <w:t xml:space="preserve">MIT-009</w:t>
+            </w:r>
+          </w:p>
+        </w:tc>
+        <w:tc>
+          <w:tcPr/>
+          <w:p>
+            <w:pPr>
+              <w:pStyle w:val="Compact"/>
+              <w:jc w:val="left"/>
+            </w:pPr>
+            <w:r>
+              <w:t xml:space="preserve">preventive</w:t>
+            </w:r>
+          </w:p>
+        </w:tc>
+        <w:tc>
+          <w:tcPr/>
+          <w:p>
+            <w:pPr>
+              <w:pStyle w:val="Compact"/>
+              <w:jc w:val="left"/>
+            </w:pPr>
+            <w:r>
+              <w:rPr>
+                <w:rStyle w:val="VerbatimChar"/>
+              </w:rPr>
+              <w:t xml:space="preserve">partially_present_in_source</w:t>
+            </w:r>
+          </w:p>
+        </w:tc>
+        <w:tc>
+          <w:tcPr/>
+          <w:p>
+            <w:pPr>
+              <w:pStyle w:val="Compact"/>
+              <w:jc w:val="left"/>
+            </w:pPr>
+            <w:r>
+              <w:rPr>
+                <w:rStyle w:val="VerbatimChar"/>
+              </w:rPr>
+              <w:t xml:space="preserve">not_verified</w:t>
+            </w:r>
+          </w:p>
+        </w:tc>
+        <w:tc>
+          <w:tcPr/>
+          <w:p>
+            <w:pPr>
+              <w:pStyle w:val="Compact"/>
+              <w:jc w:val="left"/>
+            </w:pPr>
+            <w:r>
+              <w:rPr>
+                <w:rStyle w:val="VerbatimChar"/>
+              </w:rPr>
+              <w:t xml:space="preserve">FB2-SAF-SEC-000005</w:t>
+            </w:r>
+          </w:p>
+        </w:tc>
+      </w:tr>
+    </w:tbl>
+    <w:p>
+      <w:pPr>
+        <w:pStyle w:val="BodyText"/>
+      </w:pPr>
+      <w:r>
+        <w:t xml:space="preserve">Mitigation status is the load-bearing column.</w:t>
+      </w:r>
+      <w:r>
+        <w:t xml:space="preserve"> </w:t>
+      </w:r>
+      <w:r>
+        <w:rPr>
+          <w:rStyle w:val="VerbatimChar"/>
+        </w:rPr>
+        <w:t xml:space="preserve">present_in_source</w:t>
+      </w:r>
+      <w:r>
+        <w:t xml:space="preserve"> </w:t>
+      </w:r>
+      <w:r>
+        <w:t xml:space="preserve">means the mechanism was read out of the pinned source;</w:t>
+      </w:r>
+      <w:r>
+        <w:t xml:space="preserve"> </w:t>
+      </w:r>
+      <w:r>
+        <w:rPr>
+          <w:rStyle w:val="VerbatimChar"/>
+        </w:rPr>
+        <w:t xml:space="preserve">absent_in_source</w:t>
+      </w:r>
+      <w:r>
+        <w:t xml:space="preserve"> </w:t>
+      </w:r>
+      <w:r>
+        <w:t xml:space="preserve">means the record establishes by reading the source that the mechanism is</w:t>
+      </w:r>
+      <w:r>
+        <w:t xml:space="preserve"> </w:t>
+      </w:r>
+      <w:r>
+        <w:rPr>
+          <w:b/>
+          <w:bCs/>
+        </w:rPr>
+        <w:t xml:space="preserve">not</w:t>
+      </w:r>
+      <w:r>
+        <w:t xml:space="preserve"> </w:t>
+      </w:r>
+      <w:r>
+        <w:t xml:space="preserve">there;</w:t>
+      </w:r>
+      <w:r>
+        <w:t xml:space="preserve"> </w:t>
+      </w:r>
+      <w:r>
+        <w:rPr>
+          <w:rStyle w:val="VerbatimChar"/>
+        </w:rPr>
+        <w:t xml:space="preserve">forward_engineered_synthetic</w:t>
+      </w:r>
+      <w:r>
+        <w:t xml:space="preserve"> </w:t>
+      </w:r>
+      <w:r>
+        <w:t xml:space="preserve">means the mitigation is a proposal of the hypothetical project with no verification evidence.</w:t>
+      </w:r>
+    </w:p>
+    <w:bookmarkEnd w:id="41"/>
+    <w:bookmarkStart w:id="42" w:name="derived-security-requirements"/>
+    <w:p>
+      <w:pPr>
+        <w:pStyle w:val="Heading3"/>
+      </w:pPr>
+      <w:r>
+        <w:t xml:space="preserve">Derived Security Requirements</w:t>
+      </w:r>
+    </w:p>
+    <w:p>
+      <w:pPr>
+        <w:pStyle w:val="FirstParagraph"/>
+      </w:pPr>
+      <w:r>
+        <w:t xml:space="preserve">5 security requirement artifacts, all</w:t>
+      </w:r>
+      <w:r>
+        <w:t xml:space="preserve"> </w:t>
+      </w:r>
+      <w:r>
+        <w:rPr>
+          <w:rStyle w:val="VerbatimChar"/>
+        </w:rPr>
+        <w:t xml:space="preserve">origin: synthetic</w:t>
+      </w:r>
+      <w:r>
+        <w:t xml:space="preserve"> </w:t>
+      </w:r>
+      <w:r>
+        <w:t xml:space="preserve">and all</w:t>
+      </w:r>
+      <w:r>
+        <w:t xml:space="preserve"> </w:t>
+      </w:r>
+      <w:r>
+        <w:rPr>
+          <w:rStyle w:val="VerbatimChar"/>
+        </w:rPr>
+        <w:t xml:space="preserve">verification_status: not_verified</w:t>
+      </w:r>
+      <w:r>
+        <w:t xml:space="preserve">. Each states in its own</w:t>
+      </w:r>
+      <w:r>
+        <w:t xml:space="preserve"> </w:t>
+      </w:r>
+      <w:r>
+        <w:rPr>
+          <w:rStyle w:val="VerbatimChar"/>
+        </w:rPr>
+        <w:t xml:space="preserve">real_source_presence</w:t>
+      </w:r>
+      <w:r>
+        <w:t xml:space="preserve"> </w:t>
+      </w:r>
+      <w:r>
+        <w:t xml:space="preserve">field whether the corresponding control exists in the real foxBMS 2 source.</w:t>
+      </w:r>
+    </w:p>
+    <w:tbl>
+      <w:tblPr>
+        <w:tblStyle w:val="Table"/>
+        <w:tblW w:type="pct" w:w="5000"/>
+        <w:jc w:val="left"/>
+        <w:tblLayout w:type="fixed"/>
+        <w:tblLook w:firstRow="1" w:lastRow="0" w:firstColumn="0" w:lastColumn="0" w:noHBand="0" w:noVBand="0" w:val="0020"/>
+      </w:tblPr>
+      <w:tblGrid>
+        <w:gridCol w:w="1584"/>
+        <w:gridCol w:w="1584"/>
+        <w:gridCol w:w="1584"/>
+        <w:gridCol w:w="1584"/>
+        <w:gridCol w:w="1584"/>
+      </w:tblGrid>
+      <w:tr>
+        <w:trPr>
+          <w:tblHeader w:val="on"/>
+        </w:trPr>
+        <w:tc>
+          <w:tcPr/>
+          <w:p>
+            <w:pPr>
+              <w:pStyle w:val="Compact"/>
+              <w:jc w:val="left"/>
+            </w:pPr>
+            <w:r>
+              <w:t xml:space="preserve">Requirement</w:t>
+            </w:r>
+          </w:p>
+        </w:tc>
+        <w:tc>
+          <w:tcPr/>
+          <w:p>
+            <w:pPr>
+              <w:pStyle w:val="Compact"/>
+              <w:jc w:val="left"/>
+            </w:pPr>
+            <w:r>
+              <w:t xml:space="preserve">Title</w:t>
+            </w:r>
+          </w:p>
+        </w:tc>
+        <w:tc>
+          <w:tcPr/>
+          <w:p>
+            <w:pPr>
+              <w:pStyle w:val="Compact"/>
+              <w:jc w:val="left"/>
+            </w:pPr>
+            <w:r>
+              <w:t xml:space="preserve">Class</w:t>
+            </w:r>
+          </w:p>
+        </w:tc>
+        <w:tc>
+          <w:tcPr/>
+          <w:p>
+            <w:pPr>
+              <w:pStyle w:val="Compact"/>
+              <w:jc w:val="left"/>
+            </w:pPr>
+            <w:r>
+              <w:t xml:space="preserve">Control present in the real foxBMS 2 source?</w:t>
+            </w:r>
+          </w:p>
+        </w:tc>
+        <w:tc>
+          <w:tcPr/>
+          <w:p>
+            <w:pPr>
+              <w:pStyle w:val="Compact"/>
+              <w:jc w:val="left"/>
+            </w:pPr>
+            <w:r>
+              <w:t xml:space="preserve">Verification</w:t>
+            </w:r>
+          </w:p>
+        </w:tc>
+      </w:tr>
+      <w:tr>
+        <w:tc>
+          <w:tcPr/>
+          <w:p>
+            <w:pPr>
+              <w:pStyle w:val="Compact"/>
+              <w:jc w:val="left"/>
+            </w:pPr>
+            <w:r>
+              <w:rPr>
+                <w:rStyle w:val="VerbatimChar"/>
+              </w:rPr>
+              <w:t xml:space="preserve">FB2-SAF-SEC-000001</w:t>
+            </w:r>
+          </w:p>
+        </w:tc>
+        <w:tc>
+          <w:tcPr/>
+          <w:p>
+            <w:pPr>
+              <w:pStyle w:val="Compact"/>
+              <w:jc w:val="left"/>
+            </w:pPr>
+            <w:r>
+              <w:t xml:space="preserve">SEC-000001: Authenticated and confidential transport for externally reachable network serv…</w:t>
+            </w:r>
+          </w:p>
+        </w:tc>
+        <w:tc>
+          <w:tcPr/>
+          <w:p>
+            <w:pPr>
+              <w:pStyle w:val="Compact"/>
+              <w:jc w:val="left"/>
+            </w:pPr>
+            <w:r>
+              <w:rPr>
+                <w:rStyle w:val="VerbatimChar"/>
+              </w:rPr>
+              <w:t xml:space="preserve">security</w:t>
+            </w:r>
+          </w:p>
+        </w:tc>
+        <w:tc>
+          <w:tcPr/>
+          <w:p>
+            <w:pPr>
+              <w:pStyle w:val="Compact"/>
+              <w:jc w:val="left"/>
+            </w:pPr>
+            <w:r>
+              <w:rPr>
+                <w:b/>
+                <w:bCs/>
+              </w:rPr>
+              <w:t xml:space="preserve">NO — absent</w:t>
+            </w:r>
+          </w:p>
+        </w:tc>
+        <w:tc>
+          <w:tcPr/>
+          <w:p>
+            <w:pPr>
+              <w:pStyle w:val="Compact"/>
+              <w:jc w:val="left"/>
+            </w:pPr>
+            <w:r>
+              <w:rPr>
+                <w:rStyle w:val="VerbatimChar"/>
+              </w:rPr>
+              <w:t xml:space="preserve">not_verified</w:t>
+            </w:r>
+          </w:p>
+        </w:tc>
+      </w:tr>
+      <w:tr>
+        <w:tc>
+          <w:tcPr/>
+          <w:p>
+            <w:pPr>
+              <w:pStyle w:val="Compact"/>
+              <w:jc w:val="left"/>
+            </w:pPr>
+            <w:r>
+              <w:rPr>
+                <w:rStyle w:val="VerbatimChar"/>
+              </w:rPr>
+              <w:t xml:space="preserve">FB2-SAF-SEC-000002</w:t>
+            </w:r>
+          </w:p>
+        </w:tc>
+        <w:tc>
+          <w:tcPr/>
+          <w:p>
+            <w:pPr>
+              <w:pStyle w:val="Compact"/>
+              <w:jc w:val="left"/>
+            </w:pPr>
+            <w:r>
+              <w:t xml:space="preserve">SEC-000002: Bounded connection admission and per-service resource budget</w:t>
+            </w:r>
+          </w:p>
+        </w:tc>
+        <w:tc>
+          <w:tcPr/>
+          <w:p>
+            <w:pPr>
+              <w:pStyle w:val="Compact"/>
+              <w:jc w:val="left"/>
+            </w:pPr>
+            <w:r>
+              <w:rPr>
+                <w:rStyle w:val="VerbatimChar"/>
+              </w:rPr>
+              <w:t xml:space="preserve">security</w:t>
+            </w:r>
+          </w:p>
+        </w:tc>
+        <w:tc>
+          <w:tcPr/>
+          <w:p>
+            <w:pPr>
+              <w:pStyle w:val="Compact"/>
+              <w:jc w:val="left"/>
+            </w:pPr>
+            <w:r>
+              <w:rPr>
+                <w:b/>
+                <w:bCs/>
+              </w:rPr>
+              <w:t xml:space="preserve">PARTIAL</w:t>
+            </w:r>
+            <w:r>
+              <w:t xml:space="preserve"> </w:t>
+            </w:r>
+            <w:r>
+              <w:t xml:space="preserve">— see record</w:t>
+            </w:r>
+          </w:p>
+        </w:tc>
+        <w:tc>
+          <w:tcPr/>
+          <w:p>
+            <w:pPr>
+              <w:pStyle w:val="Compact"/>
+              <w:jc w:val="left"/>
+            </w:pPr>
+            <w:r>
+              <w:rPr>
+                <w:rStyle w:val="VerbatimChar"/>
+              </w:rPr>
+              <w:t xml:space="preserve">not_verified</w:t>
+            </w:r>
+          </w:p>
+        </w:tc>
+      </w:tr>
+      <w:tr>
+        <w:tc>
+          <w:tcPr/>
+          <w:p>
+            <w:pPr>
+              <w:pStyle w:val="Compact"/>
+              <w:jc w:val="left"/>
+            </w:pPr>
+            <w:r>
+              <w:rPr>
+                <w:rStyle w:val="VerbatimChar"/>
+              </w:rPr>
+              <w:t xml:space="preserve">FB2-SAF-SEC-000003</w:t>
+            </w:r>
+          </w:p>
+        </w:tc>
+        <w:tc>
+          <w:tcPr/>
+          <w:p>
+            <w:pPr>
+              <w:pStyle w:val="Compact"/>
+              <w:jc w:val="left"/>
+            </w:pPr>
+            <w:r>
+              <w:t xml:space="preserve">SEC-000003: Message-level integrity and freshness for safety-relevant CAN messages</w:t>
+            </w:r>
+          </w:p>
+        </w:tc>
+        <w:tc>
+          <w:tcPr/>
+          <w:p>
+            <w:pPr>
+              <w:pStyle w:val="Compact"/>
+              <w:jc w:val="left"/>
+            </w:pPr>
+            <w:r>
+              <w:rPr>
+                <w:rStyle w:val="VerbatimChar"/>
+              </w:rPr>
+              <w:t xml:space="preserve">security</w:t>
+            </w:r>
+          </w:p>
+        </w:tc>
+        <w:tc>
+          <w:tcPr/>
+          <w:p>
+            <w:pPr>
+              <w:pStyle w:val="Compact"/>
+              <w:jc w:val="left"/>
+            </w:pPr>
+            <w:r>
+              <w:rPr>
+                <w:b/>
+                <w:bCs/>
+              </w:rPr>
+              <w:t xml:space="preserve">NO — absent</w:t>
+            </w:r>
+          </w:p>
+        </w:tc>
+        <w:tc>
+          <w:tcPr/>
+          <w:p>
+            <w:pPr>
+              <w:pStyle w:val="Compact"/>
+              <w:jc w:val="left"/>
+            </w:pPr>
+            <w:r>
+              <w:rPr>
+                <w:rStyle w:val="VerbatimChar"/>
+              </w:rPr>
+              <w:t xml:space="preserve">not_verified</w:t>
+            </w:r>
+          </w:p>
+        </w:tc>
+      </w:tr>
+      <w:tr>
+        <w:tc>
+          <w:tcPr/>
+          <w:p>
+            <w:pPr>
+              <w:pStyle w:val="Compact"/>
+              <w:jc w:val="left"/>
+            </w:pPr>
+            <w:r>
+              <w:rPr>
+                <w:rStyle w:val="VerbatimChar"/>
+              </w:rPr>
+              <w:t xml:space="preserve">FB2-SAF-SEC-000004</w:t>
+            </w:r>
+          </w:p>
+        </w:tc>
+        <w:tc>
+          <w:tcPr/>
+          <w:p>
+            <w:pPr>
+              <w:pStyle w:val="Compact"/>
+              <w:jc w:val="left"/>
+            </w:pPr>
+            <w:r>
+              <w:t xml:space="preserve">SEC-000004: Framing, integrity and authorisation on the serial link, and demotion of the X…</w:t>
+            </w:r>
+          </w:p>
+        </w:tc>
+        <w:tc>
+          <w:tcPr/>
+          <w:p>
+            <w:pPr>
+              <w:pStyle w:val="Compact"/>
+              <w:jc w:val="left"/>
+            </w:pPr>
+            <w:r>
+              <w:rPr>
+                <w:rStyle w:val="VerbatimChar"/>
+              </w:rPr>
+              <w:t xml:space="preserve">security</w:t>
+            </w:r>
+          </w:p>
+        </w:tc>
+        <w:tc>
+          <w:tcPr/>
+          <w:p>
+            <w:pPr>
+              <w:pStyle w:val="Compact"/>
+              <w:jc w:val="left"/>
+            </w:pPr>
+            <w:r>
+              <w:rPr>
+                <w:b/>
+                <w:bCs/>
+              </w:rPr>
+              <w:t xml:space="preserve">NO — absent</w:t>
+            </w:r>
+          </w:p>
+        </w:tc>
+        <w:tc>
+          <w:tcPr/>
+          <w:p>
+            <w:pPr>
+              <w:pStyle w:val="Compact"/>
+              <w:jc w:val="left"/>
+            </w:pPr>
+            <w:r>
+              <w:rPr>
+                <w:rStyle w:val="VerbatimChar"/>
+              </w:rPr>
+              <w:t xml:space="preserve">not_verified</w:t>
+            </w:r>
+          </w:p>
+        </w:tc>
+      </w:tr>
+      <w:tr>
+        <w:tc>
+          <w:tcPr/>
+          <w:p>
+            <w:pPr>
+              <w:pStyle w:val="Compact"/>
+              <w:jc w:val="left"/>
+            </w:pPr>
+            <w:r>
+              <w:rPr>
+                <w:rStyle w:val="VerbatimChar"/>
+              </w:rPr>
+              <w:t xml:space="preserve">FB2-SAF-SEC-000005</w:t>
+            </w:r>
+          </w:p>
+        </w:tc>
+        <w:tc>
+          <w:tcPr/>
+          <w:p>
+            <w:pPr>
+              <w:pStyle w:val="Compact"/>
+              <w:jc w:val="left"/>
+            </w:pPr>
+            <w:r>
+              <w:t xml:space="preserve">SEC-000005: Cryptographically strong entropy for network security parameters, and governed…</w:t>
+            </w:r>
+          </w:p>
+        </w:tc>
+        <w:tc>
+          <w:tcPr/>
+          <w:p>
+            <w:pPr>
+              <w:pStyle w:val="Compact"/>
+              <w:jc w:val="left"/>
+            </w:pPr>
+            <w:r>
+              <w:rPr>
+                <w:rStyle w:val="VerbatimChar"/>
+              </w:rPr>
+              <w:t xml:space="preserve">security</w:t>
+            </w:r>
+          </w:p>
+        </w:tc>
+        <w:tc>
+          <w:tcPr/>
+          <w:p>
+            <w:pPr>
+              <w:pStyle w:val="Compact"/>
+              <w:jc w:val="left"/>
+            </w:pPr>
+            <w:r>
+              <w:rPr>
+                <w:b/>
+                <w:bCs/>
+              </w:rPr>
+              <w:t xml:space="preserve">PARTIAL</w:t>
+            </w:r>
+            <w:r>
+              <w:t xml:space="preserve"> </w:t>
+            </w:r>
+            <w:r>
+              <w:t xml:space="preserve">— see record</w:t>
+            </w:r>
+          </w:p>
+        </w:tc>
+        <w:tc>
+          <w:tcPr/>
+          <w:p>
+            <w:pPr>
+              <w:pStyle w:val="Compact"/>
+              <w:jc w:val="left"/>
+            </w:pPr>
+            <w:r>
+              <w:rPr>
+                <w:rStyle w:val="VerbatimChar"/>
+              </w:rPr>
+              <w:t xml:space="preserve">not_verified</w:t>
+            </w:r>
+          </w:p>
+        </w:tc>
+      </w:tr>
+    </w:tbl>
+    <w:p>
+      <w:pPr>
+        <w:pStyle w:val="BodyText"/>
+      </w:pPr>
+      <w:r>
+        <w:t xml:space="preserve">The</w:t>
+      </w:r>
+      <w:r>
+        <w:t xml:space="preserve"> </w:t>
+      </w:r>
+      <w:r>
+        <w:rPr>
+          <w:i/>
+          <w:iCs/>
+        </w:rPr>
+        <w:t xml:space="preserve">control present</w:t>
+      </w:r>
+      <w:r>
+        <w:t xml:space="preserve"> </w:t>
+      </w:r>
+      <w:r>
+        <w:t xml:space="preserve">column is read from the machine-readable</w:t>
+      </w:r>
+      <w:r>
+        <w:t xml:space="preserve"> </w:t>
+      </w:r>
+      <w:r>
+        <w:rPr>
+          <w:rStyle w:val="VerbatimChar"/>
+        </w:rPr>
+        <w:t xml:space="preserve">real_source_control_status</w:t>
+      </w:r>
+      <w:r>
+        <w:t xml:space="preserve"> </w:t>
+      </w:r>
+      <w:r>
+        <w:t xml:space="preserve">field of each record, not inferred from prose.</w:t>
+      </w:r>
+      <w:r>
+        <w:t xml:space="preserve"> </w:t>
+      </w:r>
+      <w:r>
+        <w:rPr>
+          <w:rStyle w:val="VerbatimChar"/>
+        </w:rPr>
+        <w:t xml:space="preserve">absent</w:t>
+      </w:r>
+      <w:r>
+        <w:t xml:space="preserve"> </w:t>
+      </w:r>
+      <w:r>
+        <w:t xml:space="preserve">means the record establishes by reading the pinned source that the control is not there.</w:t>
+      </w:r>
+      <w:r>
+        <w:t xml:space="preserve"> </w:t>
+      </w:r>
+      <w:r>
+        <w:rPr>
+          <w:rStyle w:val="VerbatimChar"/>
+        </w:rPr>
+        <w:t xml:space="preserve">partially_present</w:t>
+      </w:r>
+      <w:r>
+        <w:t xml:space="preserve"> </w:t>
+      </w:r>
+      <w:r>
+        <w:t xml:space="preserve">means part of the capability is there and part is not, and the record’s</w:t>
+      </w:r>
+      <w:r>
+        <w:t xml:space="preserve"> </w:t>
+      </w:r>
+      <w:r>
+        <w:rPr>
+          <w:rStyle w:val="VerbatimChar"/>
+        </w:rPr>
+        <w:t xml:space="preserve">real_source_presence</w:t>
+      </w:r>
+      <w:r>
+        <w:t xml:space="preserve"> </w:t>
+      </w:r>
+      <w:r>
+        <w:t xml:space="preserve">field gives the itemised split.</w:t>
+      </w:r>
+    </w:p>
+    <w:p>
+      <w:pPr>
+        <w:pStyle w:val="BodyText"/>
+      </w:pPr>
+      <w:r>
+        <w:t xml:space="preserve">Every requirement above carries</w:t>
+      </w:r>
+      <w:r>
+        <w:t xml:space="preserve"> </w:t>
+      </w:r>
+      <w:r>
+        <w:rPr>
+          <w:rStyle w:val="VerbatimChar"/>
+        </w:rPr>
+        <w:t xml:space="preserve">human_approval_status: pending</w:t>
+      </w:r>
+      <w:r>
+        <w:t xml:space="preserve">,</w:t>
+      </w:r>
+      <w:r>
+        <w:t xml:space="preserve"> </w:t>
+      </w:r>
+      <w:r>
+        <w:rPr>
+          <w:rStyle w:val="VerbatimChar"/>
+        </w:rPr>
+        <w:t xml:space="preserve">production_authorized: false</w:t>
+      </w:r>
+      <w:r>
+        <w:t xml:space="preserve"> </w:t>
+      </w:r>
+      <w:r>
+        <w:t xml:space="preserve">and</w:t>
+      </w:r>
+      <w:r>
+        <w:t xml:space="preserve"> </w:t>
+      </w:r>
+      <w:r>
+        <w:rPr>
+          <w:rStyle w:val="VerbatimChar"/>
+        </w:rPr>
+        <w:t xml:space="preserve">product_verification_credit: false</w:t>
+      </w:r>
+      <w:r>
+        <w:t xml:space="preserve">. No requirement has verification evidence in this corpus, and none has been approved. The related third-party component inventory is</w:t>
+      </w:r>
+      <w:r>
+        <w:t xml:space="preserve"> </w:t>
+      </w:r>
+      <w:r>
+        <w:rPr>
+          <w:rStyle w:val="VerbatimChar"/>
+        </w:rPr>
+        <w:t xml:space="preserve">docs/artifacts/sources/sbom.json</w:t>
+      </w:r>
+      <w:r>
+        <w:t xml:space="preserve">; it deliberately records</w:t>
+      </w:r>
+      <w:r>
+        <w:t xml:space="preserve"> </w:t>
+      </w:r>
+      <w:r>
+        <w:rPr>
+          <w:b/>
+          <w:bCs/>
+        </w:rPr>
+        <w:t xml:space="preserve">no</w:t>
+      </w:r>
+      <w:r>
+        <w:t xml:space="preserve"> </w:t>
+      </w:r>
+      <w:r>
+        <w:t xml:space="preserve">vulnerability status for any component, because no advisory source was consulted. Absence of an advisory there means the question was not asked, not that the answer is negative.</w:t>
+      </w:r>
+    </w:p>
     <w:p>
       <w:r>
         <w:pict>
@@ -6188,7 +9379,7 @@
           <w:i/>
           <w:iCs/>
         </w:rPr>
-        <w:t xml:space="preserve">Generated: 2026-09-13T15:17:46Z — auto-generated from the machine-verifiable corpus. Regenerate with</w:t>
+        <w:t xml:space="preserve">Generated: 2026-09-29T10:08:35Z — auto-generated from the machine-verifiable corpus. Regenerate with</w:t>
       </w:r>
       <w:r>
         <w:rPr>
@@ -6213,10 +9404,9 @@
         <w:t xml:space="preserve">.</w:t>
       </w:r>
     </w:p>
-    <w:bookmarkEnd w:id="38"/>
-    <w:bookmarkEnd w:id="39"/>
-    <w:bookmarkEnd w:id="40"/>
-    <w:bookmarkEnd w:id="41"/>
+    <w:bookmarkEnd w:id="42"/>
+    <w:bookmarkEnd w:id="43"/>
+    <w:bookmarkEnd w:id="44"/>
     <w:sectPr/>
   </w:body>
 </w:document>
@@ -6454,6 +9644,12 @@
     <w:abstractNumId w:val="991"/>
   </w:num>
   <w:num w:numId="1018">
+    <w:abstractNumId w:val="991"/>
+  </w:num>
+  <w:num w:numId="1019">
+    <w:abstractNumId w:val="991"/>
+  </w:num>
+  <w:num w:numId="1020">
     <w:abstractNumId w:val="991"/>
   </w:num>
 </w:numbering>

--- a/docs/artifacts/spec-documents/02-system-requirements-specification.docx
+++ b/docs/artifacts/spec-documents/02-system-requirements-specification.docx
@@ -316,7 +316,7 @@
               <w:jc w:val="left"/>
             </w:pPr>
             <w:r>
-              <w:t xml:space="preserve">2026-09-29T12:17:43Z</w:t>
+              <w:t xml:space="preserve">2026-09-29T14:03:49Z</w:t>
             </w:r>
           </w:p>
         </w:tc>
@@ -4351,7 +4351,7 @@
         <w:t xml:space="preserve">Statement</w:t>
       </w:r>
       <w:r>
-        <w:t xml:space="preserve">: The BMS shall detect cell voltage limit violations and open all HV contactors within the fault tolerant time interval (FTTI = 100 ms) to prevent cell overvoltage/undervoltage hazardous events, with a target diagnostic test interval of 10 ms and a target contactor opening time of 30 ms.</w:t>
+        <w:t xml:space="preserve">: The BMS shall detect cell voltage limit violations and open all HV contactors within the fault tolerant time interval (FTTI = 100 ms) to prevent cell overvoltage/undervoltage hazardous events, with a target diagnostic test interval of 10 ms, a target contactor mechanical opening time of 30 ms (FB2-PRM-000005 / FB2-ASM-006) and a resulting 40 ms from the fault request to feedback-confirmed contacto…</w:t>
       </w:r>
     </w:p>
     <w:p>
@@ -4520,7 +4520,7 @@
         <w:t xml:space="preserve">margin_ms</w:t>
       </w:r>
       <w:r>
-        <w:t xml:space="preserve">=20ms,</w:t>
+        <w:t xml:space="preserve">=15ms,</w:t>
       </w:r>
       <w:r>
         <w:t xml:space="preserve"> </w:t>
@@ -5514,7 +5514,7 @@
         <w:t xml:space="preserve">Statement</w:t>
       </w:r>
       <w:r>
-        <w:t xml:space="preserve">: The BMS shall open all HV contactors within 30 ms of FAULT state request from SOA/DIAG, with auxiliary feedback confirmation within 5 ms of coil de-energization.</w:t>
+        <w:t xml:space="preserve">: The BMS shall command all HV contactors to open within 5 ms of a FAULT state request from SOA/DIAG, shall reach the mechanically open state within 35 ms of that request, and shall confirm the commanded state from the auxiliary feedback within 40 ms of that request.</w:t>
       </w:r>
     </w:p>
     <w:p>
@@ -5533,7 +5533,7 @@
         <w:t xml:space="preserve">Rationale</w:t>
       </w:r>
       <w:r>
-        <w:t xml:space="preserve">: Contactor opening is the primary risk reduction measure; 30 ms mechanical opening + 5 ms feedback = 35 ms within FTTI budget</w:t>
+        <w:t xml:space="preserve">: Contactor opening is the primary risk reduction measure. The chain is three segments, and each segment has its own bound: the coil command within 5 ms, the mechanical opening within 30 ms (FB2-PRM-000005, FB2-ASM-006, worst case over -40 to +85 degC), and the auxiliary feedback confirmation within a further 5 ms. From the FAULT request the mechanically open point is therefore 5 + 30 = 35 ms and th…</w:t>
       </w:r>
     </w:p>
     <w:p>
@@ -5620,7 +5620,7 @@
         </w:numPr>
       </w:pPr>
       <w:r>
-        <w:t xml:space="preserve">Contactor open latency: Time from FAULT request to contactor feedback open ≤ 30 ms</w:t>
+        <w:t xml:space="preserve">Contactor open latency: Time from FAULT request to contactor feedback open (auxiliary contacts confirm open) ≤ 40 ms</w:t>
       </w:r>
     </w:p>
     <w:p>
@@ -5632,7 +5632,7 @@
         </w:numPr>
       </w:pPr>
       <w:r>
-        <w:t xml:space="preserve">Feedback verification: Auxiliary contact confirmation ≤ 100% %</w:t>
+        <w:t xml:space="preserve">Contactor mechanically open latency: Time from FAULT request to contactor mechanically open, independent of the feedback segment ≤ 35 ms</w:t>
       </w:r>
     </w:p>
     <w:p>
@@ -5644,7 +5644,7 @@
         </w:numPr>
       </w:pPr>
       <w:r>
-        <w:t xml:space="preserve">Weld detection: Weld detection latency ≤ 50 ms</w:t>
+        <w:t xml:space="preserve">Feedback verification: Auxiliary contact confirmation ≤ 100% %</w:t>
       </w:r>
     </w:p>
     <w:p>
@@ -5656,7 +5656,31 @@
         </w:numPr>
       </w:pPr>
       <w:r>
+        <w:t xml:space="preserve">Weld detection: Weld detection latency ≤ 50 ms</w:t>
+      </w:r>
+    </w:p>
+    <w:p>
+      <w:pPr>
+        <w:pStyle w:val="Compact"/>
+        <w:numPr>
+          <w:ilvl w:val="1"/>
+          <w:numId w:val="1016"/>
+        </w:numPr>
+      </w:pPr>
+      <w:r>
         <w:t xml:space="preserve">Coil de-energize command: Time from FAULT request to SBC coil command ≤ 5 ms</w:t>
+      </w:r>
+    </w:p>
+    <w:p>
+      <w:pPr>
+        <w:pStyle w:val="Compact"/>
+        <w:numPr>
+          <w:ilvl w:val="1"/>
+          <w:numId w:val="1016"/>
+        </w:numPr>
+      </w:pPr>
+      <w:r>
+        <w:t xml:space="preserve">Coil de-energise to mechanically open: Time from SBC coil de-energise command to contactor mechanically open, against the 30 ms worst-case mechanical opening time of FB2-PRM-000005 ≤ 30 ms</w:t>
       </w:r>
     </w:p>
     <w:p>
@@ -5898,7 +5922,7 @@
         <w:t xml:space="preserve">Statement</w:t>
       </w:r>
       <w:r>
-        <w:t xml:space="preserve">: The BMS shall include an independent hardware voltage monitor (ASIL B) that continuously monitors cell voltages and can open HV contactors independently of the main MCU within 50 ms of overvoltage detection.</w:t>
+        <w:t xml:space="preserve">: The item shall maintain, as a second barrier to the ASIL D cell-voltage safety goal FB2-SAF-SGO-000001, a cell-overvoltage detection and HV-contactor-opening capability that is independent of the main measurement, decision and command path, so that a failure confined to the main path does not remove the overvoltage reaction; the capability shall be allocated ASIL B and shall produce its contactor-open request within 50 ms of the overvoltage it detects.</w:t>
       </w:r>
     </w:p>
     <w:p>
@@ -5917,7 +5941,7 @@
         <w:t xml:space="preserve">Rationale</w:t>
       </w:r>
       <w:r>
-        <w:t xml:space="preserve">: Provides freedom from interference for ASIL D safety goal; addresses timing budget violation in main path (115 ms &gt; 100 ms FTTI) by providing parallel safety channel</w:t>
+        <w:t xml:space="preserve">: Provides freedom from interference for the ASIL D safety goal: a main-path-only reaction leaves no tolerance in the 100 ms interval. As allocated in FB2-SAF-SGO-000001 the main path is 85 ms (25 acquisition + 5 SPI + 2 PEC + 3 publish + 5 SOA check + 2 classification + 3 state transition + 5 coil command + 30 mechanical + 5 feedback), which leaves 15 ms. At the 40 ms upper tolerance of FB2-PRM-000…</w:t>
       </w:r>
     </w:p>
     <w:p>
@@ -6004,7 +6028,7 @@
         </w:numPr>
       </w:pPr>
       <w:r>
-        <w:t xml:space="preserve">Independent detection latency: Time from overvoltage to contactor command ≤ 50 ms</w:t>
+        <w:t xml:space="preserve">Reaction retained under main-path failure: Overvoltage test points at which the contactor-open request is still produced while the main microcontroller is held in reset, with no processing resource, no supply rail and no communication path of … ≤ 100 % of test points</w:t>
       </w:r>
     </w:p>
     <w:p>
@@ -6016,7 +6040,7 @@
         </w:numPr>
       </w:pPr>
       <w:r>
-        <w:t xml:space="preserve">Independence: No shared MCU, power supply, or communication with main path ≤ 100% %</w:t>
+        <w:t xml:space="preserve">Independent detection latency: Time from the overvoltage being detected by the independent capability to its contactor-open request ≤ 50 ms</w:t>
       </w:r>
     </w:p>
     <w:p>
@@ -6028,19 +6052,7 @@
         </w:numPr>
       </w:pPr>
       <w:r>
-        <w:t xml:space="preserve">Monitoring coverage: Cells monitored ≤ All cells (or representative subset &gt;= 50%) %</w:t>
-      </w:r>
-    </w:p>
-    <w:p>
-      <w:pPr>
-        <w:pStyle w:val="Compact"/>
-        <w:numPr>
-          <w:ilvl w:val="1"/>
-          <w:numId w:val="1018"/>
-        </w:numPr>
-      </w:pPr>
-      <w:r>
-        <w:t xml:space="preserve">Threshold accuracy: Overvoltage threshold accuracy ≤ 50 mV</w:t>
+        <w:t xml:space="preserve">Overvoltage threshold accuracy: Difference between the overvoltage threshold the independent capability realises and the configured cell shutdown threshold ≤ 50 mV</w:t>
       </w:r>
     </w:p>
     <w:p>
@@ -10405,7 +10417,7 @@
               <w:jc w:val="left"/>
             </w:pPr>
             <w:r>
-              <w:t xml:space="preserve">All monitored cells, or a representative subset of at least 50%</w:t>
+              <w:t xml:space="preserve">Every cell the item monitors, detected by the independent hardware monitor independently o…</w:t>
             </w:r>
           </w:p>
         </w:tc>
@@ -11287,7 +11299,7 @@
         <w:t xml:space="preserve">How this concept handles it</w:t>
       </w:r>
       <w:r>
-        <w:t xml:space="preserve">: The concept does not adopt the 105 ms figure and does not edit the safety goal. The functional strategy allocation above is written so that the barrier chain fits inside the FTTI, and the arithmetic is carried explicitly into the technical safety concept, which allocates a margin that closes. The contradiction is raised as finding FB2-REV-FND-000025. Resolving it requires a change to FB2-SAF-SGO-000001, which this authoring pass does not make: ch…</w:t>
+        <w:t xml:space="preserve">: RESOLVED at source. The safety goal’s margin is now 15 ms, so its budget closes: 85 ms serial + 15 ms = 100 ms against the 100 ms interval, which is the figure this concept and FB2-SAF-TSC-000001 had already computed independently. The safety goal was revised rather than left in contradiction, and the two records no longer depart from one another. Finding FB2-REV-FND-000025.</w:t>
       </w:r>
     </w:p>
     <w:p>
@@ -11393,7 +11405,25 @@
         <w:t xml:space="preserve">How this concept handles it</w:t>
       </w:r>
       <w:r>
-        <w:t xml:space="preserve">: The fault reaction for AR-004 is budgeted here at 35 ms of command-plus-actuation and the technical safety concept shows the arithmetic, which exceeds the 30 ms the requirement states. The concept does not silently restate the requirement’s threshold to 40 ms, and it does not shorten the requirement’s threshold to fit the budget. It records the conflict and raises finding FB2-REV-FND-000024.</w:t>
+        <w:t xml:space="preserve">: RESOLVED at source. FB2-SAF-FSR-000003 now states the three points of the chain separately: 5 ms to the coil command, 35 ms to the mechanically open contactor and 40 ms to the feedback-confirmed contactor, which is the 40 ms end-to-end figure this concept identified. Its</w:t>
+      </w:r>
+      <w:r>
+        <w:t xml:space="preserve"> </w:t>
+      </w:r>
+      <w:r>
+        <w:t xml:space="preserve">‘</w:t>
+      </w:r>
+      <w:r>
+        <w:t xml:space="preserve">Contactor open latency</w:t>
+      </w:r>
+      <w:r>
+        <w:t xml:space="preserve">’</w:t>
+      </w:r>
+      <w:r>
+        <w:t xml:space="preserve"> </w:t>
+      </w:r>
+      <w:r>
+        <w:t xml:space="preserve">criterion, which measures from the fault request to feedback open, now carries the 40 ms it was spending from rather than the 30 ms mechanical figure. Th…</w:t>
       </w:r>
     </w:p>
     <w:p>
@@ -11499,7 +11529,7 @@
         <w:t xml:space="preserve">How this concept handles it</w:t>
       </w:r>
       <w:r>
-        <w:t xml:space="preserve">: This concept allocates AR-005 as a hardware element and treats its independence as the reason it exists, which is the reading the Part 5 record should have carried and the Part 3 record should not have. It does not edit either record. The duplication is raised as finding FB2-REV-FND-000027.</w:t>
+        <w:t xml:space="preserve">: RESOLVED at source. FB2-SAF-FSR-000004 and FB2-HW-TSR-000004 no longer carry the same text. The Part 4 record now states the safety intent and carries only behaviourally decidable criteria; the Part 5 record states the hardware obligation and carries the structural independence and coverage criteria, aligned with the statement this concept already published for FB2-HW-TSR-000004 in the technical concept’s technical_safety_requirements block. AR-0…</w:t>
       </w:r>
     </w:p>
     <w:p>
@@ -11605,7 +11635,22 @@
         <w:t xml:space="preserve">How this concept handles it</w:t>
       </w:r>
       <w:r>
-        <w:t xml:space="preserve">: The concept does not adopt 115 ms and does not use it anywhere. It records the independent monitor’s justification on the allocation that actually exists (85 ms serial, which does not fit once the reaction chain is added), and raises finding FB2-REV-FND-000026 for the unsourced figure.</w:t>
+        <w:t xml:space="preserve">: RESOLVED at source, and this block’s premise is corrected. The 115 ms figure is not unsourced: it is the sum of a superseded allocation recorded in FB2-REV-000001 (as_is vertical-slice review, embedded finding FB2-FND-000001) as</w:t>
+      </w:r>
+      <w:r>
+        <w:t xml:space="preserve"> </w:t>
+      </w:r>
+      <w:r>
+        <w:t xml:space="preserve">‘</w:t>
+      </w:r>
+      <w:r>
+        <w:t xml:space="preserve">FSR-001 specifies 10 Hz (100 ms); FSR-002 specifies 10 ms check; FSR-003 specifies 5 ms contactor; sum = 115 ms</w:t>
+      </w:r>
+      <w:r>
+        <w:t xml:space="preserve">’</w:t>
+      </w:r>
+      <w:r>
+        <w:t xml:space="preserve">. It is stale, not fabricated, and it described an allocation the corpus has since replaced. FB2-SAF-FSR-000…</w:t>
       </w:r>
     </w:p>
     <w:p>
@@ -13210,7 +13255,7 @@
               <w:jc w:val="left"/>
             </w:pPr>
             <w:r>
-              <w:t xml:space="preserve">Carried unchanged from FB2-SAF-FSR-000004 and FB2-HW-TSR-000004: ’all cells or representat…</w:t>
+              <w:t xml:space="preserve">Every cell the main measurement chain monitors, measured by the independent divider networ…</w:t>
             </w:r>
           </w:p>
         </w:tc>
@@ -14031,7 +14076,7 @@
         <w:t xml:space="preserve">Arithmetic statement</w:t>
       </w:r>
       <w:r>
-        <w:t xml:space="preserve">: 25 + 5 + 2 + 3 + 5 + 2 + 3 + 5 + 30 + 5 = 85 ms of serial work. The fault-tolerant time interval is 100 ms, so the margin available is 100 - 85 = 15 ms, and this concept allocates exactly 15 ms of it. The budget therefore closes with no deficit. This is a deliberate departure from FB2-SAF-SGO-000001, which records a 20 ms margin and therefore a 105 ms total against the same 100 ms interval: a margin larger than the time available is an overrun, not a margin. This concept does not adopt that overrun and does not edit the safety goal to remove it; the contradiction is raised as finding FB2-REV-FND-000025 and resolving it is a controlled change to a baselined record. Note also that the serial figure above already contradicts FB2-SAF-FSR-000003, whose acceptance criterion requires the contactors open within 30 ms of the fault request while its own rationale and this allocation both put the c…</w:t>
+        <w:t xml:space="preserve">: 25 + 5 + 2 + 3 + 5 + 2 + 3 + 5 + 30 + 5 = 85 ms of serial work. The fault-tolerant time interval is 100 ms, so the margin available is 100 - 85 = 15 ms, and this concept allocates exactly 15 ms of it. The budget therefore closes with no deficit. This concept originally recorded that allocation as a deliberate departure from FB2-SAF-SGO-000001, which then carried a 20 ms margin and therefore a 105 ms total against the same 100 ms interval. That departure no longer exists: FB2-SAF-SGO-000001 now records the 15 ms margin as well, so the two records agree and the safety goal’s budget closes. The 105 ms was not rounded to 100 ms; the margin was corrected to the value the interval admits, and 85 + 15 = 100. The reaction chain at the end of the budget is 5 ms coil command + 30 ms mechanical opening + 5 ms feedback verification = 40 ms, and FB2-SAF-FSR-000003 now states those three points separa…</w:t>
       </w:r>
     </w:p>
     <w:p>
@@ -15423,7 +15468,7 @@
               <w:jc w:val="left"/>
             </w:pPr>
             <w:r>
-              <w:t xml:space="preserve">All monitored cells, or a representative subset of at least 50%.</w:t>
+              <w:t xml:space="preserve">Every cell the main measurement chain monitors is also measured by the independent divider network a…</w:t>
             </w:r>
           </w:p>
         </w:tc>
@@ -15579,25 +15624,19 @@
         <w:t xml:space="preserve"> </w:t>
       </w:r>
       <w:r>
-        <w:t xml:space="preserve">— This is the requirement’s own wording, carried here unchanged. It is not a measurable coverage statement:</w:t>
-      </w:r>
-      <w:r>
-        <w:t xml:space="preserve"> </w:t>
+        <w:t xml:space="preserve">— The requirement FB2-HW-TSR-000004 now states this coverage as 100 percent of the main chain’s monitored cell set, which is decidable on hardware: measure which cells the independent divider network reaches and divide by which cells the main chain reaches. The previous wording of this entry carried the requirement’s own disjunction (</w:t>
       </w:r>
       <w:r>
         <w:t xml:space="preserve">‘</w:t>
       </w:r>
       <w:r>
-        <w:t xml:space="preserve">representative subset</w:t>
+        <w:t xml:space="preserve">all monitored cells, or a representative subset of at least 50%</w:t>
       </w:r>
       <w:r>
         <w:t xml:space="preserve">’</w:t>
       </w:r>
       <w:r>
-        <w:t xml:space="preserve"> </w:t>
-      </w:r>
-      <w:r>
-        <w:t xml:space="preserve">is not defined, the disjunction is not resolvable at review time, and no subset selection method is recorded. The corpus has no basis on which to improve it. Carried as-is and raised as finding FB2-REV-FND-000027 rather than restated as a number this concept cannot defend.</w:t>
+        <w:t xml:space="preserve">) forward, which was not a measurable coverage statement; finding FB2-REV-FND-000027 recorded that an…</w:t>
       </w:r>
     </w:p>
     <w:p>
@@ -16214,7 +16253,7 @@
         <w:t xml:space="preserve">How this concept handles it</w:t>
       </w:r>
       <w:r>
-        <w:t xml:space="preserve">: This concept allocates a 15 ms margin that closes at 100 ms and states the arithmetic. It does not edit the safety goal. Finding FB2-REV-FND-000025.</w:t>
+        <w:t xml:space="preserve">: RESOLVED at source. FB2-SAF-SGO-000001 now records a 15 ms margin, so its budget closes at 100 ms and this concept’s allocation is no longer a departure from it but a restatement of it. The safety goal was revised rather than left in contradiction. Finding FB2-REV-FND-000025.</w:t>
       </w:r>
     </w:p>
     <w:p>
@@ -16320,7 +16359,25 @@
         <w:t xml:space="preserve">How this concept handles it</w:t>
       </w:r>
       <w:r>
-        <w:t xml:space="preserve">: The concept states the 35 ms command-plus-actuation and 40 ms end-to-end figures and does not restate the requirement’s 30 ms threshold to fit. Finding FB2-REV-FND-000024.</w:t>
+        <w:t xml:space="preserve">: RESOLVED at source. FB2-SAF-FSR-000003’s</w:t>
+      </w:r>
+      <w:r>
+        <w:t xml:space="preserve"> </w:t>
+      </w:r>
+      <w:r>
+        <w:t xml:space="preserve">‘</w:t>
+      </w:r>
+      <w:r>
+        <w:t xml:space="preserve">Contactor open latency</w:t>
+      </w:r>
+      <w:r>
+        <w:t xml:space="preserve">’</w:t>
+      </w:r>
+      <w:r>
+        <w:t xml:space="preserve"> </w:t>
+      </w:r>
+      <w:r>
+        <w:t xml:space="preserve">criterion now reads 40 ms, which is the end-to-end figure this concept computed, and a separate criterion states the 35 ms mechanically-open point. The concept’s own allocation is unchanged. Finding FB2-REV-FND-000024.</w:t>
       </w:r>
     </w:p>
     <w:p>
@@ -16426,7 +16483,7 @@
         <w:t xml:space="preserve">How this concept handles it</w:t>
       </w:r>
       <w:r>
-        <w:t xml:space="preserve">: The concept allocates AR-005 as pure hardware and names FB2-HW-TSR-000004 as the technical requirement and FB2-SAF-FSR-000004 as the functional one, which is the distinction the two identical texts do not make. It edits neither. Finding FB2-REV-FND-000027.</w:t>
+        <w:t xml:space="preserve">: RESOLVED at source. FB2-HW-TSR-000004’s statement now matches the statement_summary this concept already published for it in the technical_safety_requirements block, and FB2-SAF-FSR-000004 carries a different statement with the functional-level criteria. The two records are now reviewable as two distinct obligations. Finding FB2-REV-FND-000027.</w:t>
       </w:r>
     </w:p>
     <w:p>
@@ -16532,7 +16589,7 @@
         <w:t xml:space="preserve">How this concept handles it</w:t>
       </w:r>
       <w:r>
-        <w:t xml:space="preserve">: The concept does not use the 115 ms figure. It restates the independent monitor’s justification on the 85 ms figure that does exist. Finding FB2-REV-FND-000026.</w:t>
+        <w:t xml:space="preserve">: RESOLVED at source, and this block’s premise is corrected. The 115 ms is the sum of a superseded allocation recorded in FB2-REV-000001 embedded finding FB2-FND-000001 (100 ms acquisition period at 10 Hz + 10 ms SOA check + 5 ms contactor), not an unsourced figure. It is stale, not fabricated, and has been removed from FB2-SAF-FSR-000004, FB2-HW-TSR-000004 and FB2-ASM-008. The justification is now stated on the 85 ms figure that does exist and on …</w:t>
       </w:r>
     </w:p>
     <w:p>
@@ -16650,7 +16707,7 @@
         <w:t xml:space="preserve">How this concept handles it</w:t>
       </w:r>
       <w:r>
-        <w:t xml:space="preserve">: The concept carries the wording unchanged, labels it synthetic_assumption, records no verification record against it, and raises finding FB2-REV-FND-000027. It does not invent a coverage percentage to replace it.</w:t>
+        <w:t xml:space="preserve">: RESOLVED at source. The coverage criterion is no longer carried unchanged and no longer labelled synthetic_assumption. FB2-HW-TSR-000004 now states coverage as 100 percent of the cells the main measurement chain monitors, with the population named, and FB2-SAF-FSR-000004 no longer carries a coverage criterion at all because coverage is a hardware allocation property rather than a functional one. The 100 percent figure follows the precedent of FB2…</w:t>
       </w:r>
     </w:p>
     <w:p>
@@ -19971,7 +20028,7 @@
           <w:i/>
           <w:iCs/>
         </w:rPr>
-        <w:t xml:space="preserve">Generated: 2026-09-29T12:17:43Z — auto-generated from the machine-verifiable corpus. Regenerate with</w:t>
+        <w:t xml:space="preserve">Generated: 2026-09-29T14:03:49Z — auto-generated from the machine-verifiable corpus. Regenerate with</w:t>
       </w:r>
       <w:r>
         <w:rPr>

--- a/docs/artifacts/spec-documents/02-system-requirements-specification.docx
+++ b/docs/artifacts/spec-documents/02-system-requirements-specification.docx
@@ -316,7 +316,7 @@
               <w:jc w:val="left"/>
             </w:pPr>
             <w:r>
-              <w:t xml:space="preserve">2026-09-29T14:03:49Z</w:t>
+              <w:t xml:space="preserve">2026-09-29T17:10:59Z</w:t>
             </w:r>
           </w:p>
         </w:tc>
@@ -3037,6 +3037,496 @@
           <w:b/>
           <w:bCs/>
         </w:rPr>
+        <w:t xml:space="preserve">ASIL classification status</w:t>
+      </w:r>
+      <w:r>
+        <w:t xml:space="preserve">:</w:t>
+      </w:r>
+      <w:r>
+        <w:t xml:space="preserve"> </w:t>
+      </w:r>
+      <w:r>
+        <w:rPr>
+          <w:rStyle w:val="VerbatimChar"/>
+        </w:rPr>
+        <w:t xml:space="preserve">hypothetical</w:t>
+      </w:r>
+      <w:r>
+        <w:t xml:space="preserve"> </w:t>
+      </w:r>
+      <w:r>
+        <w:t xml:space="preserve">(hypothetical; not an ASIL determination for the real product)</w:t>
+      </w:r>
+    </w:p>
+    <w:p>
+      <w:pPr>
+        <w:pStyle w:val="Compact"/>
+        <w:numPr>
+          <w:ilvl w:val="0"/>
+          <w:numId w:val="1003"/>
+        </w:numPr>
+      </w:pPr>
+      <w:r>
+        <w:rPr>
+          <w:b/>
+          <w:bCs/>
+        </w:rPr>
+        <w:t xml:space="preserve">ASIL derivation</w:t>
+      </w:r>
+      <w:r>
+        <w:t xml:space="preserve">: ISO 26262-3:2018, hazard analysis and functional safety concept (Part 3, clause 6) followed by the definition of the safety goal and its ASIL (Part 3, clause 7). The clause references are the ones this record’s own standards_mappings already carries and the one FB2-SAF-HAZ-000001 carries; they are recorded from the locked standards baseline in docs/artifacts/governance and no clause text was consu…</w:t>
+      </w:r>
+    </w:p>
+    <w:p>
+      <w:pPr>
+        <w:pStyle w:val="Compact"/>
+        <w:numPr>
+          <w:ilvl w:val="1"/>
+          <w:numId w:val="1004"/>
+        </w:numPr>
+      </w:pPr>
+      <w:r>
+        <w:t xml:space="preserve">hazardous event</w:t>
+      </w:r>
+      <w:r>
+        <w:t xml:space="preserve"> </w:t>
+      </w:r>
+      <w:r>
+        <w:rPr>
+          <w:rStyle w:val="VerbatimChar"/>
+        </w:rPr>
+        <w:t xml:space="preserve">HE-01</w:t>
+      </w:r>
+      <w:r>
+        <w:t xml:space="preserve"> </w:t>
+      </w:r>
+      <w:r>
+        <w:t xml:space="preserve">of</w:t>
+      </w:r>
+      <w:r>
+        <w:t xml:space="preserve"> </w:t>
+      </w:r>
+      <w:r>
+        <w:rPr>
+          <w:rStyle w:val="VerbatimChar"/>
+        </w:rPr>
+        <w:t xml:space="preserve">FB2-SAF-HAZ-000001</w:t>
+      </w:r>
+      <w:r>
+        <w:t xml:space="preserve">, operational situation: CHARGING mode, high SOC, fast charge</w:t>
+      </w:r>
+    </w:p>
+    <w:p>
+      <w:pPr>
+        <w:pStyle w:val="Compact"/>
+        <w:numPr>
+          <w:ilvl w:val="1"/>
+          <w:numId w:val="1004"/>
+        </w:numPr>
+      </w:pPr>
+      <w:r>
+        <w:rPr>
+          <w:b/>
+          <w:bCs/>
+        </w:rPr>
+        <w:t xml:space="preserve">severity</w:t>
+      </w:r>
+      <w:r>
+        <w:t xml:space="preserve"> </w:t>
+      </w:r>
+      <w:r>
+        <w:rPr>
+          <w:rStyle w:val="VerbatimChar"/>
+        </w:rPr>
+        <w:t xml:space="preserve">S3</w:t>
+      </w:r>
+      <w:r>
+        <w:t xml:space="preserve">: S3 is the life-threatening-or-fatal band. The consequence recorded for this hazardous event is thermal runaway, and FB2-SAF-HAZ-000001 states its outcome as fire or explosion with fatal injuries, which places it above the severe-but-survivable band that S2 denotes. It is not S0 or S1 because the record does not describe an injury that is light or absent. Severity is judged on the most credible outcome of the hazardou…</w:t>
+      </w:r>
+    </w:p>
+    <w:p>
+      <w:pPr>
+        <w:pStyle w:val="Compact"/>
+        <w:numPr>
+          <w:ilvl w:val="1"/>
+          <w:numId w:val="1004"/>
+        </w:numPr>
+      </w:pPr>
+      <w:r>
+        <w:rPr>
+          <w:b/>
+          <w:bCs/>
+        </w:rPr>
+        <w:t xml:space="preserve">exposure</w:t>
+      </w:r>
+      <w:r>
+        <w:t xml:space="preserve"> </w:t>
+      </w:r>
+      <w:r>
+        <w:rPr>
+          <w:rStyle w:val="VerbatimChar"/>
+        </w:rPr>
+        <w:t xml:space="preserve">E4</w:t>
+      </w:r>
+      <w:r>
+        <w:t xml:space="preserve">: E4 is the highest exposure band and the one that applies when the operational situation is continuously or very frequently present. The situation recorded here is not a transient manoeuvre but the ordinary state of a pack while it is being charged at high state of charge and high rate, which recurs on every charge cycle and persists for as long as the charge lasts, and the hazard record’s own rationale says the expos… Evidence status: NOT EVIDENCED. The hazard record states no duty cycle, no mission profile, no fleet statistic and no charge-cycle data. The rating is an authored input. This ma…</w:t>
+      </w:r>
+    </w:p>
+    <w:p>
+      <w:pPr>
+        <w:pStyle w:val="Compact"/>
+        <w:numPr>
+          <w:ilvl w:val="1"/>
+          <w:numId w:val="1004"/>
+        </w:numPr>
+      </w:pPr>
+      <w:r>
+        <w:rPr>
+          <w:b/>
+          <w:bCs/>
+        </w:rPr>
+        <w:t xml:space="preserve">controllability</w:t>
+      </w:r>
+      <w:r>
+        <w:t xml:space="preserve"> </w:t>
+      </w:r>
+      <w:r>
+        <w:rPr>
+          <w:rStyle w:val="VerbatimChar"/>
+        </w:rPr>
+        <w:t xml:space="preserve">C3</w:t>
+      </w:r>
+      <w:r>
+        <w:t xml:space="preserve">: C3 is the largely-uncontrollable band, and the hazard record’s rationale gives the reason: the driver cannot detect or control an individual cell’s overvoltage. There is no indication available to a person in the vehicle of which cell is at what voltage, and no action they could take would change it.</w:t>
+      </w:r>
+    </w:p>
+    <w:p>
+      <w:pPr>
+        <w:pStyle w:val="Compact"/>
+        <w:numPr>
+          <w:ilvl w:val="1"/>
+          <w:numId w:val="1005"/>
+        </w:numPr>
+      </w:pPr>
+    </w:p>
+    <w:p>
+      <w:pPr>
+        <w:pStyle w:val="Compact"/>
+        <w:numPr>
+          <w:ilvl w:val="2"/>
+          <w:numId w:val="1006"/>
+        </w:numPr>
+      </w:pPr>
+      <w:r>
+        <w:t xml:space="preserve">Malfunctioning behaviour to hazardous event: the malfunctioning behaviour recorded in FB2-SAF-HAZ-000001 - the front end reports an incorrect cell voltage, or the safe-operating-area check fails to detect the limit violation, or the contactor fails to open on the violation, or the BMS fails to request the opening - leads to the hazardous event HE-01, cell overvoltage during charging leading to thermal runaway.</w:t>
+      </w:r>
+    </w:p>
+    <w:p>
+      <w:pPr>
+        <w:pStyle w:val="Compact"/>
+        <w:numPr>
+          <w:ilvl w:val="1"/>
+          <w:numId w:val="1005"/>
+        </w:numPr>
+      </w:pPr>
+    </w:p>
+    <w:p>
+      <w:pPr>
+        <w:pStyle w:val="Compact"/>
+        <w:numPr>
+          <w:ilvl w:val="2"/>
+          <w:numId w:val="1007"/>
+        </w:numPr>
+      </w:pPr>
+      <w:r>
+        <w:t xml:space="preserve">Operational situation: CHARGING mode, high SOC, fast charge.</w:t>
+      </w:r>
+    </w:p>
+    <w:p>
+      <w:pPr>
+        <w:pStyle w:val="Compact"/>
+        <w:numPr>
+          <w:ilvl w:val="1"/>
+          <w:numId w:val="1005"/>
+        </w:numPr>
+      </w:pPr>
+    </w:p>
+    <w:p>
+      <w:pPr>
+        <w:pStyle w:val="Compact"/>
+        <w:numPr>
+          <w:ilvl w:val="2"/>
+          <w:numId w:val="1008"/>
+        </w:numPr>
+      </w:pPr>
+      <w:r>
+        <w:t xml:space="preserve">Severity S3, exposure E4, controllability C3, reasoned above.</w:t>
+      </w:r>
+    </w:p>
+    <w:p>
+      <w:pPr>
+        <w:pStyle w:val="Compact"/>
+        <w:numPr>
+          <w:ilvl w:val="1"/>
+          <w:numId w:val="1005"/>
+        </w:numPr>
+      </w:pPr>
+    </w:p>
+    <w:p>
+      <w:pPr>
+        <w:pStyle w:val="Compact"/>
+        <w:numPr>
+          <w:ilvl w:val="2"/>
+          <w:numId w:val="1009"/>
+        </w:numPr>
+      </w:pPr>
+      <w:r>
+        <w:t xml:space="preserve">ASIL from the Part 3 determination table, severity row S3 and exposure column E4: ASIL_D. The rest of the S3 row, so that the sensitivity of the answer is visible, is S3/E1 gives ASIL_A, S3/E2 gives ASIL_B, S3/E3 gives ASIL_C, S3/E4 gives ASIL_D.</w:t>
+      </w:r>
+    </w:p>
+    <w:p>
+      <w:pPr>
+        <w:pStyle w:val="Compact"/>
+        <w:numPr>
+          <w:ilvl w:val="1"/>
+          <w:numId w:val="1005"/>
+        </w:numPr>
+      </w:pPr>
+    </w:p>
+    <w:p>
+      <w:pPr>
+        <w:pStyle w:val="Compact"/>
+        <w:numPr>
+          <w:ilvl w:val="2"/>
+          <w:numId w:val="1010"/>
+        </w:numPr>
+      </w:pPr>
+      <w:r>
+        <w:t xml:space="preserve">The second hazardous event covered by the same goal, HE-02, is S2/E3, which the same table gives ASIL_B; the hazard record already records that, so the two events are consistent with one table and not with two.</w:t>
+      </w:r>
+    </w:p>
+    <w:p>
+      <w:pPr>
+        <w:pStyle w:val="Compact"/>
+        <w:numPr>
+          <w:ilvl w:val="1"/>
+          <w:numId w:val="1005"/>
+        </w:numPr>
+      </w:pPr>
+    </w:p>
+    <w:p>
+      <w:pPr>
+        <w:pStyle w:val="Compact"/>
+        <w:numPr>
+          <w:ilvl w:val="2"/>
+          <w:numId w:val="1011"/>
+        </w:numPr>
+      </w:pPr>
+      <w:r>
+        <w:t xml:space="preserve">The safety goal inherits the highest ASIL among the hazardous events it covers. The goal’s statement names both cell overvoltage and cell undervoltage, so it covers HE-01 and HE-02, and the highest is ASIL_D. Had the goal been scoped to the undervoltage event alone it would be ASIL_B; it is not scoped that way.</w:t>
+      </w:r>
+    </w:p>
+    <w:p>
+      <w:pPr>
+        <w:pStyle w:val="Compact"/>
+        <w:numPr>
+          <w:ilvl w:val="1"/>
+          <w:numId w:val="1005"/>
+        </w:numPr>
+      </w:pPr>
+    </w:p>
+    <w:p>
+      <w:pPr>
+        <w:pStyle w:val="Compact"/>
+        <w:numPr>
+          <w:ilvl w:val="2"/>
+          <w:numId w:val="1012"/>
+        </w:numPr>
+      </w:pPr>
+      <w:r>
+        <w:t xml:space="preserve">Consistency of the ASIL with the allocation beneath it: an ASIL D goal requires strategies of ASIL D, and permits elements of a lower ASIL class only where they are not the sole means of achieving the goal. FB2-SAF-TSC-000001 allocates the main path (AR-001 to AR-004) at ASIL D and the independent path AR-005 at ASIL B, and states that difference in terms as the decomposition the ASIL D goal rests on. That is consistent: AR-005 is a second barrier and not the primary means of achieving the go…</w:t>
+      </w:r>
+    </w:p>
+    <w:p>
+      <w:pPr>
+        <w:pStyle w:val="Compact"/>
+        <w:numPr>
+          <w:ilvl w:val="1"/>
+          <w:numId w:val="1013"/>
+        </w:numPr>
+      </w:pPr>
+      <w:r>
+        <w:t xml:space="preserve">derived ASIL</w:t>
+      </w:r>
+      <w:r>
+        <w:t xml:space="preserve"> </w:t>
+      </w:r>
+      <w:r>
+        <w:rPr>
+          <w:rStyle w:val="VerbatimChar"/>
+        </w:rPr>
+        <w:t xml:space="preserve">ASIL_D</w:t>
+      </w:r>
+      <w:r>
+        <w:t xml:space="preserve">; matches the recorded</w:t>
+      </w:r>
+      <w:r>
+        <w:t xml:space="preserve"> </w:t>
+      </w:r>
+      <w:r>
+        <w:rPr>
+          <w:rStyle w:val="VerbatimChar"/>
+        </w:rPr>
+        <w:t xml:space="preserve">ASIL_D</w:t>
+      </w:r>
+      <w:r>
+        <w:t xml:space="preserve">: True</w:t>
+      </w:r>
+    </w:p>
+    <w:p>
+      <w:pPr>
+        <w:pStyle w:val="Compact"/>
+        <w:numPr>
+          <w:ilvl w:val="1"/>
+          <w:numId w:val="1013"/>
+        </w:numPr>
+      </w:pPr>
+      <w:r>
+        <w:rPr>
+          <w:b/>
+          <w:bCs/>
+        </w:rPr>
+        <w:t xml:space="preserve">This classification does not assert:</w:t>
+      </w:r>
+    </w:p>
+    <w:p>
+      <w:pPr>
+        <w:pStyle w:val="Compact"/>
+        <w:numPr>
+          <w:ilvl w:val="2"/>
+          <w:numId w:val="1014"/>
+        </w:numPr>
+      </w:pPr>
+      <w:r>
+        <w:t xml:space="preserve">It does not assert an ASIL for the real foxBMS 2 product. The real product has never had a hazard analysis and risk assessment, and this classification does not substitute for one or make one unnecessary.</w:t>
+      </w:r>
+    </w:p>
+    <w:p>
+      <w:pPr>
+        <w:pStyle w:val="Compact"/>
+        <w:numPr>
+          <w:ilvl w:val="2"/>
+          <w:numId w:val="1014"/>
+        </w:numPr>
+      </w:pPr>
+      <w:r>
+        <w:t xml:space="preserve">It does not assert that the S3, E4 and C3 ratings are correct. They are authored inputs of a synthetic record describing a fictional reference project - FB2-SAF-FSC-000001 and FB2-SAF-TSC-000001 both carry concept_identity.fictional = true - and they were not obtained from an exposure analysis, a mission profile, a fleet statistic, an FMEA of a real cell, a pack design study, or any measurement of any item.</w:t>
+      </w:r>
+    </w:p>
+    <w:p>
+      <w:pPr>
+        <w:pStyle w:val="Compact"/>
+        <w:numPr>
+          <w:ilvl w:val="2"/>
+          <w:numId w:val="1014"/>
+        </w:numPr>
+      </w:pPr>
+      <w:r>
+        <w:t xml:space="preserve">It does not assert that any design meets ASIL D. The classification creates an obligation on the design below it; it is not evidence that the obligation is discharged. In particular it is not evidence that the reaction fits the 100 ms interval this goal allocates, and the source-observed records in the as_is profile record a reaction chain that is longer than that interval - see the fault_reaction fields of FB2-SAF-F…</w:t>
+      </w:r>
+    </w:p>
+    <w:p>
+      <w:pPr>
+        <w:pStyle w:val="Compact"/>
+        <w:numPr>
+          <w:ilvl w:val="2"/>
+          <w:numId w:val="1014"/>
+        </w:numPr>
+      </w:pPr>
+      <w:r>
+        <w:t xml:space="preserve">It does not assert conformity with ISO 26262, and it is not a certification, a type approval, or evidence of one. No part of ISO 26262-3 was audited to produce it.</w:t>
+      </w:r>
+    </w:p>
+    <w:p>
+      <w:pPr>
+        <w:pStyle w:val="Compact"/>
+        <w:numPr>
+          <w:ilvl w:val="2"/>
+          <w:numId w:val="1014"/>
+        </w:numPr>
+      </w:pPr>
+      <w:r>
+        <w:t xml:space="preserve">It does not assert tool qualification. No tool used anywhere in this corpus has been qualified for a safety purpose, and an automated validation pass is not a qualified tool and not an independent functional-safety confirmation.</w:t>
+      </w:r>
+    </w:p>
+    <w:p>
+      <w:pPr>
+        <w:pStyle w:val="Compact"/>
+        <w:numPr>
+          <w:ilvl w:val="2"/>
+          <w:numId w:val="1014"/>
+        </w:numPr>
+      </w:pPr>
+      <w:r>
+        <w:t xml:space="preserve">It does not assert an ASPICE capability level for anything.</w:t>
+      </w:r>
+    </w:p>
+    <w:p>
+      <w:pPr>
+        <w:pStyle w:val="Compact"/>
+        <w:numPr>
+          <w:ilvl w:val="2"/>
+          <w:numId w:val="1014"/>
+        </w:numPr>
+      </w:pPr>
+      <w:r>
+        <w:t xml:space="preserve">It does not assert human approval. human_approval_status on this record and on every record named in it is pending, production_authorized is false and product_verification_credit is false, and no functional-safety expert has confirmed any of it.</w:t>
+      </w:r>
+    </w:p>
+    <w:p>
+      <w:pPr>
+        <w:pStyle w:val="Compact"/>
+        <w:numPr>
+          <w:ilvl w:val="2"/>
+          <w:numId w:val="1014"/>
+        </w:numPr>
+      </w:pPr>
+      <w:r>
+        <w:t xml:space="preserve">It does not establish independence of the second barrier. The ASIL B allocation of AR-005 that the derivation relies on rests on FB2-ASM-008, which is a declared assumption, and FB2-SAF-TSC-000001 states that the absence of a demonstration of that independence is the largest open assumption of the ASIL D allocation.</w:t>
+      </w:r>
+    </w:p>
+    <w:p>
+      <w:pPr>
+        <w:pStyle w:val="Compact"/>
+        <w:numPr>
+          <w:ilvl w:val="1"/>
+          <w:numId w:val="1013"/>
+        </w:numPr>
+      </w:pPr>
+      <w:r>
+        <w:rPr>
+          <w:b/>
+          <w:bCs/>
+        </w:rPr>
+        <w:t xml:space="preserve">What would change the answer</w:t>
+      </w:r>
+      <w:r>
+        <w:t xml:space="preserve">: Two inputs decide this classification and neither is evidenced. If the exposure of the charging situation were established as E3 rather than E4 - for example by a mission profile showing a materially shorter or rarer high-SOC high-rate charging exposure - the same table would give ASIL_C, and the allocation beneath it would have to be revisited. If the pack chemistry limited the credible consequence to a severe but survivable injury, the severity would be S2 and the same table would give ASIL_C …</w:t>
+      </w:r>
+    </w:p>
+    <w:p>
+      <w:pPr>
+        <w:pStyle w:val="Compact"/>
+        <w:numPr>
+          <w:ilvl w:val="0"/>
+          <w:numId w:val="1003"/>
+        </w:numPr>
+      </w:pPr>
+      <w:r>
+        <w:rPr>
+          <w:b/>
+          <w:bCs/>
+        </w:rPr>
         <w:t xml:space="preserve">FTTI (total)</w:t>
       </w:r>
       <w:r>
@@ -3219,7 +3709,7 @@
         <w:pStyle w:val="Compact"/>
         <w:numPr>
           <w:ilvl w:val="0"/>
-          <w:numId w:val="1004"/>
+          <w:numId w:val="1015"/>
         </w:numPr>
       </w:pPr>
       <w:r>
@@ -3238,7 +3728,7 @@
         <w:pStyle w:val="Compact"/>
         <w:numPr>
           <w:ilvl w:val="0"/>
-          <w:numId w:val="1004"/>
+          <w:numId w:val="1015"/>
         </w:numPr>
       </w:pPr>
       <w:r>
@@ -3257,7 +3747,7 @@
         <w:pStyle w:val="Compact"/>
         <w:numPr>
           <w:ilvl w:val="0"/>
-          <w:numId w:val="1004"/>
+          <w:numId w:val="1015"/>
         </w:numPr>
       </w:pPr>
       <w:r>
@@ -3285,7 +3775,7 @@
         <w:pStyle w:val="Compact"/>
         <w:numPr>
           <w:ilvl w:val="0"/>
-          <w:numId w:val="1004"/>
+          <w:numId w:val="1015"/>
         </w:numPr>
       </w:pPr>
       <w:r>
@@ -3313,7 +3803,7 @@
         <w:pStyle w:val="Compact"/>
         <w:numPr>
           <w:ilvl w:val="0"/>
-          <w:numId w:val="1004"/>
+          <w:numId w:val="1015"/>
         </w:numPr>
       </w:pPr>
       <w:r>
@@ -3332,7 +3822,7 @@
         <w:pStyle w:val="Compact"/>
         <w:numPr>
           <w:ilvl w:val="1"/>
-          <w:numId w:val="1005"/>
+          <w:numId w:val="1016"/>
         </w:numPr>
       </w:pPr>
       <w:r>
@@ -3344,7 +3834,7 @@
         <w:pStyle w:val="Compact"/>
         <w:numPr>
           <w:ilvl w:val="1"/>
-          <w:numId w:val="1005"/>
+          <w:numId w:val="1016"/>
         </w:numPr>
       </w:pPr>
       <w:r>
@@ -3356,7 +3846,7 @@
         <w:pStyle w:val="Compact"/>
         <w:numPr>
           <w:ilvl w:val="1"/>
-          <w:numId w:val="1005"/>
+          <w:numId w:val="1016"/>
         </w:numPr>
       </w:pPr>
       <w:r>
@@ -3368,7 +3858,7 @@
         <w:pStyle w:val="Compact"/>
         <w:numPr>
           <w:ilvl w:val="1"/>
-          <w:numId w:val="1005"/>
+          <w:numId w:val="1016"/>
         </w:numPr>
       </w:pPr>
       <w:r>
@@ -3380,7 +3870,7 @@
         <w:pStyle w:val="Compact"/>
         <w:numPr>
           <w:ilvl w:val="0"/>
-          <w:numId w:val="1004"/>
+          <w:numId w:val="1015"/>
         </w:numPr>
       </w:pPr>
       <w:r>
@@ -3444,7 +3934,152 @@
         <w:pStyle w:val="Compact"/>
         <w:numPr>
           <w:ilvl w:val="0"/>
-          <w:numId w:val="1004"/>
+          <w:numId w:val="1015"/>
+        </w:numPr>
+      </w:pPr>
+      <w:r>
+        <w:rPr>
+          <w:b/>
+          <w:bCs/>
+        </w:rPr>
+        <w:t xml:space="preserve">Fault reaction</w:t>
+      </w:r>
+      <w:r>
+        <w:t xml:space="preserve"> </w:t>
+      </w:r>
+      <w:r>
+        <w:t xml:space="preserve">(allocated element</w:t>
+      </w:r>
+      <w:r>
+        <w:t xml:space="preserve"> </w:t>
+      </w:r>
+      <w:r>
+        <w:rPr>
+          <w:rStyle w:val="VerbatimChar"/>
+        </w:rPr>
+        <w:t xml:space="preserve">AR-001</w:t>
+      </w:r>
+      <w:r>
+        <w:t xml:space="preserve">, owns reaction: False): No reaction is allocated to AR-001, and the reason is structural rather than an omission: FB2-SAF-FSC-000001 places fault_detection on AR-001 and allocates its four reactions to AR-002, AR-004, AR-005 and AR-006, and FB2-SAF-TSC-000001 says the same thing in its strategy_allocation. What the real implementation does when this chain fails is stated here so the requirement is not read as reactionless, and it splits by DIAG severity rather than uniformly. A measurement that fails its own validity check is reported as DIAG_ID_AFE_CELL_VOLTAGE_MEAS_ERROR, which src/app/engine/config/diag_cfg.c:180 configures at severity DIAG_WARNING with sensitivity DIAG_SEN_EVENT_1 and delay DIAG_DELAY_DISCARD, …</w:t>
+      </w:r>
+    </w:p>
+    <w:p>
+      <w:pPr>
+        <w:pStyle w:val="Compact"/>
+        <w:numPr>
+          <w:ilvl w:val="1"/>
+          <w:numId w:val="1017"/>
+        </w:numPr>
+      </w:pPr>
+      <w:r>
+        <w:t xml:space="preserve">triggered by: A cell-voltage word the AFE driver reports as invalid via DIAG_CheckEvent(cellVoltageMeasurementValid, DIAG_ID_AFE_CELL_VOLTAGE_MEAS_ERROR, …) at src/app/driver/afe/ltc/ltc_6806.c:457 (severity WARNING - no contactor opening), or an SPI / communication-integrity failure reported as DIAG_ID_AFE_SPI or DIAG_ID_AFE_COMMUNICATION_INTEGRITY at ltc_6806.c:699-961 (severity FATAL - contactors open afte…</w:t>
+      </w:r>
+    </w:p>
+    <w:p>
+      <w:pPr>
+        <w:pStyle w:val="Compact"/>
+        <w:numPr>
+          <w:ilvl w:val="1"/>
+          <w:numId w:val="1017"/>
+        </w:numPr>
+      </w:pPr>
+      <w:r>
+        <w:t xml:space="preserve">reaction held by</w:t>
+      </w:r>
+      <w:r>
+        <w:t xml:space="preserve"> </w:t>
+      </w:r>
+      <w:r>
+        <w:rPr>
+          <w:rStyle w:val="VerbatimChar"/>
+        </w:rPr>
+        <w:t xml:space="preserve">AR-002</w:t>
+      </w:r>
+      <w:r>
+        <w:t xml:space="preserve">: Aggregate the fatal diagnosis flags and, after the configured delay, drive the state machine into BMS_FSM_STATE_OPEN_CONTACTORS within 100 ms (allocated by FB2-SAF-FSC-000001.fault_reaction entry 3; FB2-SAF-TSC-000001.fault_reaction)</w:t>
+      </w:r>
+    </w:p>
+    <w:p>
+      <w:pPr>
+        <w:pStyle w:val="Compact"/>
+        <w:numPr>
+          <w:ilvl w:val="1"/>
+          <w:numId w:val="1017"/>
+        </w:numPr>
+      </w:pPr>
+      <w:r>
+        <w:t xml:space="preserve">reaction held by</w:t>
+      </w:r>
+      <w:r>
+        <w:t xml:space="preserve"> </w:t>
+      </w:r>
+      <w:r>
+        <w:rPr>
+          <w:rStyle w:val="VerbatimChar"/>
+        </w:rPr>
+        <w:t xml:space="preserve">AR-004</w:t>
+      </w:r>
+      <w:r>
+        <w:t xml:space="preserve">: Execute the opening sequence and confirm by auxiliary feedback within 40 ms (allocated by FB2-SAF-FSC-000001.fault_reaction entry 1; FB2-SAF-TSC-000001.fault_reaction)</w:t>
+      </w:r>
+    </w:p>
+    <w:p>
+      <w:pPr>
+        <w:pStyle w:val="Compact"/>
+        <w:numPr>
+          <w:ilvl w:val="1"/>
+          <w:numId w:val="1017"/>
+        </w:numPr>
+      </w:pPr>
+      <w:r>
+        <w:t xml:space="preserve">mode dependence: Mode-independent on the detection side: the integrity check and the SPI/communication diagnosis run the same way in every mode. The reaction is mode-dependent in the sense FB2-SAF-FSC-000001 records for AR-004: entering the safe state in MOD-004 removes propulsion from a moving vehicle.</w:t>
+      </w:r>
+    </w:p>
+    <w:p>
+      <w:pPr>
+        <w:pStyle w:val="Compact"/>
+        <w:numPr>
+          <w:ilvl w:val="1"/>
+          <w:numId w:val="1017"/>
+        </w:numPr>
+      </w:pPr>
+      <w:r>
+        <w:t xml:space="preserve">allocation basis: FB2-SAF-FSC-000001.safety_strategies.fault_reaction allocates no reaction to AR-001; FB2-SAF-TSC-000001.safety_strategies.strategy_allocation states</w:t>
+      </w:r>
+      <w:r>
+        <w:t xml:space="preserve"> </w:t>
+      </w:r>
+      <w:r>
+        <w:t xml:space="preserve">‘</w:t>
+      </w:r>
+      <w:r>
+        <w:t xml:space="preserve">AR-001 and AR-005 detect, AR-002 confirms, AR-004 acts and confirms the action</w:t>
+      </w:r>
+      <w:r>
+        <w:t xml:space="preserve">’</w:t>
+      </w:r>
+      <w:r>
+        <w:t xml:space="preserve">. The severities and delays quoted above are read from src/app/engine/config/diag_cfg.c at the pinned commit recorded in docs/artifacts/sources/source-registry.json, and the aggregation and state transition are read from src/app/application/bms/bms.c.</w:t>
+      </w:r>
+    </w:p>
+    <w:p>
+      <w:pPr>
+        <w:pStyle w:val="Compact"/>
+        <w:numPr>
+          <w:ilvl w:val="1"/>
+          <w:numId w:val="1017"/>
+        </w:numPr>
+      </w:pPr>
+      <w:r>
+        <w:t xml:space="preserve">open limits: Four limits are recorded and none is closed by this field. First, the DIAG severity split is not uniform across the failure modes of this chain and is not a property of this requirement: DIAG_ID_AFE_CELL_VOLTAGE_MEAS_ERROR is only a WARNING, so a measurement the driver knows to be invalid does not by itself reach the safe state, and what does reach it is the link failure that usually accompanies it. Nothing in this corpus analyses that pairing. Second, the sensitivity of a DIAG_SEN_EVENT_5 entry is a COUNT of DIAG_Handler calls, not a time window (DIAG_GetDiagnosisEntryState at src/app/engine/diag/diag.c:287-301 compares an occurrence counter against the configured threshold), so the wall-clock time of the debounce depends on how often SOA and the AFE drivers are called, which is the BMS task period BMS_STATEMACHINE_TASK_CYCLE_CONTEXT_MS = 10 (src/app/application/config/bms_cfg.h:100) an…</w:t>
+      </w:r>
+    </w:p>
+    <w:p>
+      <w:pPr>
+        <w:pStyle w:val="Compact"/>
+        <w:numPr>
+          <w:ilvl w:val="0"/>
+          <w:numId w:val="1015"/>
         </w:numPr>
       </w:pPr>
       <w:r>
@@ -3508,7 +4143,7 @@
         <w:pStyle w:val="Compact"/>
         <w:numPr>
           <w:ilvl w:val="0"/>
-          <w:numId w:val="1004"/>
+          <w:numId w:val="1015"/>
         </w:numPr>
       </w:pPr>
       <w:r>
@@ -3591,7 +4226,7 @@
         <w:pStyle w:val="Compact"/>
         <w:numPr>
           <w:ilvl w:val="0"/>
-          <w:numId w:val="1006"/>
+          <w:numId w:val="1018"/>
         </w:numPr>
       </w:pPr>
       <w:r>
@@ -3610,7 +4245,7 @@
         <w:pStyle w:val="Compact"/>
         <w:numPr>
           <w:ilvl w:val="0"/>
-          <w:numId w:val="1006"/>
+          <w:numId w:val="1018"/>
         </w:numPr>
       </w:pPr>
       <w:r>
@@ -3629,7 +4264,7 @@
         <w:pStyle w:val="Compact"/>
         <w:numPr>
           <w:ilvl w:val="0"/>
-          <w:numId w:val="1006"/>
+          <w:numId w:val="1018"/>
         </w:numPr>
       </w:pPr>
       <w:r>
@@ -3657,7 +4292,7 @@
         <w:pStyle w:val="Compact"/>
         <w:numPr>
           <w:ilvl w:val="0"/>
-          <w:numId w:val="1006"/>
+          <w:numId w:val="1018"/>
         </w:numPr>
       </w:pPr>
       <w:r>
@@ -3685,7 +4320,7 @@
         <w:pStyle w:val="Compact"/>
         <w:numPr>
           <w:ilvl w:val="0"/>
-          <w:numId w:val="1006"/>
+          <w:numId w:val="1018"/>
         </w:numPr>
       </w:pPr>
       <w:r>
@@ -3704,7 +4339,7 @@
         <w:pStyle w:val="Compact"/>
         <w:numPr>
           <w:ilvl w:val="1"/>
-          <w:numId w:val="1007"/>
+          <w:numId w:val="1019"/>
         </w:numPr>
       </w:pPr>
       <w:r>
@@ -3716,7 +4351,7 @@
         <w:pStyle w:val="Compact"/>
         <w:numPr>
           <w:ilvl w:val="1"/>
-          <w:numId w:val="1007"/>
+          <w:numId w:val="1019"/>
         </w:numPr>
       </w:pPr>
       <w:r>
@@ -3728,7 +4363,7 @@
         <w:pStyle w:val="Compact"/>
         <w:numPr>
           <w:ilvl w:val="1"/>
-          <w:numId w:val="1007"/>
+          <w:numId w:val="1019"/>
         </w:numPr>
       </w:pPr>
       <w:r>
@@ -3740,7 +4375,7 @@
         <w:pStyle w:val="Compact"/>
         <w:numPr>
           <w:ilvl w:val="0"/>
-          <w:numId w:val="1006"/>
+          <w:numId w:val="1018"/>
         </w:numPr>
       </w:pPr>
       <w:r>
@@ -3804,7 +4439,134 @@
         <w:pStyle w:val="Compact"/>
         <w:numPr>
           <w:ilvl w:val="0"/>
-          <w:numId w:val="1006"/>
+          <w:numId w:val="1018"/>
+        </w:numPr>
+      </w:pPr>
+      <w:r>
+        <w:rPr>
+          <w:b/>
+          <w:bCs/>
+        </w:rPr>
+        <w:t xml:space="preserve">Fault reaction</w:t>
+      </w:r>
+      <w:r>
+        <w:t xml:space="preserve"> </w:t>
+      </w:r>
+      <w:r>
+        <w:t xml:space="preserve">(allocated element</w:t>
+      </w:r>
+      <w:r>
+        <w:t xml:space="preserve"> </w:t>
+      </w:r>
+      <w:r>
+        <w:rPr>
+          <w:rStyle w:val="VerbatimChar"/>
+        </w:rPr>
+        <w:t xml:space="preserve">AR-002</w:t>
+      </w:r>
+      <w:r>
+        <w:t xml:space="preserve">, owns reaction: True): Set the corresponding diagnosis entry, and if that entry’s configured severity is DIAG_FATAL_ERROR, drive the battery state machine into the latched error state, which opens the HV contactors. The path is: SOA_CheckVoltages() in src/app/application/soa/soa.c:81 compares the per-string minimum and maximum cell voltages against the three-tier limits and calls DIAG_Handler for the tier that was crossed; the DIAG module latches the entry once its occurrence counter passes the configured sensitivity; BMS_IsAnyFatalErrorFlagSet() at src/app/application/bms/bms.c:515-531 walks the fatal-error table built at src/app/engine/diag/diag.c:254-260; BMS_IsBatterySystemStateOkay() at bms.c:534-575 returns …</w:t>
+      </w:r>
+    </w:p>
+    <w:p>
+      <w:pPr>
+        <w:pStyle w:val="Compact"/>
+        <w:numPr>
+          <w:ilvl w:val="1"/>
+          <w:numId w:val="1020"/>
+        </w:numPr>
+      </w:pPr>
+      <w:r>
+        <w:t xml:space="preserve">triggered by: A cell voltage crossing BC_VOLTAGE_MAX_MOL_mV, BC_VOLTAGE_MAX_RSL_mV or BC_VOLTAGE_MAX_MSL_mV, or the corresponding minimum limits, evaluated in SOA_CheckVoltages() at src/app/application/soa/soa.c:89-131. Whether the crossing produces a reaction at all, and which one, is decided by the configured severity of the corresponding entry, not by the comparison.</w:t>
+      </w:r>
+    </w:p>
+    <w:p>
+      <w:pPr>
+        <w:pStyle w:val="Compact"/>
+        <w:numPr>
+          <w:ilvl w:val="1"/>
+          <w:numId w:val="1020"/>
+        </w:numPr>
+      </w:pPr>
+      <w:r>
+        <w:t xml:space="preserve">reaction time budget: 200 ms — basis: DIAG_DELAY_200ms from diag_cfg.c:126 and diag_cfg.c:129. This is the delay between the entry becoming active and the state request, and it is the delay for a DIAG_FATAL_ERROR entry, not the whole reaction. The debounce in front of it is a count, not a time: DIAG_SEN_EVENT_50 is a threshold of 49 and DIAG_GetDiagnosisEntryState at src/app/engine/diag/diag.c:287-301 activates the entry when occurren…</w:t>
+      </w:r>
+    </w:p>
+    <w:p>
+      <w:pPr>
+        <w:pStyle w:val="Compact"/>
+        <w:numPr>
+          <w:ilvl w:val="1"/>
+          <w:numId w:val="1020"/>
+        </w:numPr>
+      </w:pPr>
+      <w:r>
+        <w:t xml:space="preserve">mode dependence: Mode-independent as to the mechanism: SOA_CheckVoltages() is called on every BMS_Trigger regardless of mode (bms.c:911-917). The consequence is mode-dependent: opening the contactors in MOD-004, where current is flowing to a moving vehicle, removes propulsion, which is the caveat FB2-SAF-FSC-000001 records against the AR-004 reaction.</w:t>
+      </w:r>
+    </w:p>
+    <w:p>
+      <w:pPr>
+        <w:pStyle w:val="Compact"/>
+        <w:numPr>
+          <w:ilvl w:val="1"/>
+          <w:numId w:val="1020"/>
+        </w:numPr>
+      </w:pPr>
+      <w:r>
+        <w:t xml:space="preserve">allocation basis: FB2-SAF-FSC-000001.fault_reaction entry 3 and FB2-SAF-TSC-000001.fault_reaction allocate the latched FAULT mode to AR-002 at 3 ms. The 3 ms is the synthetic_reference allocation and does NOT describe the real implementation, which has no equivalent 3 ms step: the real path from a sustained excursion to a state request is a counter threshold plus a configured delay, configured at src/app/engine/config/diag_cfg.c:126 and read at bms.c:534-575. Both figures are recorded here rather than one being d…</w:t>
+      </w:r>
+    </w:p>
+    <w:p>
+      <w:pPr>
+        <w:pStyle w:val="Compact"/>
+        <w:numPr>
+          <w:ilvl w:val="1"/>
+          <w:numId w:val="1020"/>
+        </w:numPr>
+      </w:pPr>
+      <w:r>
+        <w:t xml:space="preserve">open limits: One contradiction is recorded and it is NOT resolved by this field, because resolving it is a different piece of work with its own evidence requirement. This record’s statement specifies</w:t>
+      </w:r>
+      <w:r>
+        <w:t xml:space="preserve"> </w:t>
+      </w:r>
+      <w:r>
+        <w:t xml:space="preserve">‘</w:t>
+      </w:r>
+      <w:r>
+        <w:t xml:space="preserve">a debounce of 2 consecutive violations within 100 ms</w:t>
+      </w:r>
+      <w:r>
+        <w:t xml:space="preserve">’</w:t>
+      </w:r>
+      <w:r>
+        <w:t xml:space="preserve"> </w:t>
+      </w:r>
+      <w:r>
+        <w:t xml:space="preserve">and</w:t>
+      </w:r>
+      <w:r>
+        <w:t xml:space="preserve"> </w:t>
+      </w:r>
+      <w:r>
+        <w:t xml:space="preserve">‘</w:t>
+      </w:r>
+      <w:r>
+        <w:t xml:space="preserve">classify violations within 5 ms of data availability</w:t>
+      </w:r>
+      <w:r>
+        <w:t xml:space="preserve">’</w:t>
+      </w:r>
+      <w:r>
+        <w:t xml:space="preserve">, and FB2-PRM-000006 records soa_debounce_count = 2, which is where those figures come from. The source does not implement them. src/app/application/soa/soa.c implements a three-tier MOL/RSL/MSL comparison with no counter in the SOA module at all, and the debounce that does exist is the DIAG occurrence counter, configured at 50 events for the MSL tier (diag_cfg.c:126). There is no 5 ms classification figure in either bms_cfg.h or diag_cfg.c. The statement, the acceptance criteria and the parameter registry have NOT been edited, because the statement is a requirement and a requirement that does…</w:t>
+      </w:r>
+    </w:p>
+    <w:p>
+      <w:pPr>
+        <w:pStyle w:val="Compact"/>
+        <w:numPr>
+          <w:ilvl w:val="0"/>
+          <w:numId w:val="1018"/>
         </w:numPr>
       </w:pPr>
       <w:r>
@@ -3856,7 +4618,7 @@
         <w:pStyle w:val="Compact"/>
         <w:numPr>
           <w:ilvl w:val="0"/>
-          <w:numId w:val="1006"/>
+          <w:numId w:val="1018"/>
         </w:numPr>
       </w:pPr>
       <w:r>
@@ -3939,7 +4701,7 @@
         <w:pStyle w:val="Compact"/>
         <w:numPr>
           <w:ilvl w:val="0"/>
-          <w:numId w:val="1008"/>
+          <w:numId w:val="1021"/>
         </w:numPr>
       </w:pPr>
       <w:r>
@@ -3958,7 +4720,7 @@
         <w:pStyle w:val="Compact"/>
         <w:numPr>
           <w:ilvl w:val="0"/>
-          <w:numId w:val="1008"/>
+          <w:numId w:val="1021"/>
         </w:numPr>
       </w:pPr>
       <w:r>
@@ -3977,7 +4739,7 @@
         <w:pStyle w:val="Compact"/>
         <w:numPr>
           <w:ilvl w:val="0"/>
-          <w:numId w:val="1008"/>
+          <w:numId w:val="1021"/>
         </w:numPr>
       </w:pPr>
       <w:r>
@@ -4005,7 +4767,7 @@
         <w:pStyle w:val="Compact"/>
         <w:numPr>
           <w:ilvl w:val="0"/>
-          <w:numId w:val="1008"/>
+          <w:numId w:val="1021"/>
         </w:numPr>
       </w:pPr>
       <w:r>
@@ -4033,7 +4795,7 @@
         <w:pStyle w:val="Compact"/>
         <w:numPr>
           <w:ilvl w:val="0"/>
-          <w:numId w:val="1008"/>
+          <w:numId w:val="1021"/>
         </w:numPr>
       </w:pPr>
       <w:r>
@@ -4052,7 +4814,7 @@
         <w:pStyle w:val="Compact"/>
         <w:numPr>
           <w:ilvl w:val="1"/>
-          <w:numId w:val="1009"/>
+          <w:numId w:val="1022"/>
         </w:numPr>
       </w:pPr>
       <w:r>
@@ -4064,7 +4826,7 @@
         <w:pStyle w:val="Compact"/>
         <w:numPr>
           <w:ilvl w:val="1"/>
-          <w:numId w:val="1009"/>
+          <w:numId w:val="1022"/>
         </w:numPr>
       </w:pPr>
       <w:r>
@@ -4076,7 +4838,7 @@
         <w:pStyle w:val="Compact"/>
         <w:numPr>
           <w:ilvl w:val="1"/>
-          <w:numId w:val="1009"/>
+          <w:numId w:val="1022"/>
         </w:numPr>
       </w:pPr>
       <w:r>
@@ -4088,7 +4850,7 @@
         <w:pStyle w:val="Compact"/>
         <w:numPr>
           <w:ilvl w:val="0"/>
-          <w:numId w:val="1008"/>
+          <w:numId w:val="1021"/>
         </w:numPr>
       </w:pPr>
       <w:r>
@@ -4164,7 +4926,119 @@
         <w:pStyle w:val="Compact"/>
         <w:numPr>
           <w:ilvl w:val="0"/>
-          <w:numId w:val="1008"/>
+          <w:numId w:val="1021"/>
+        </w:numPr>
+      </w:pPr>
+      <w:r>
+        <w:rPr>
+          <w:b/>
+          <w:bCs/>
+        </w:rPr>
+        <w:t xml:space="preserve">Fault reaction</w:t>
+      </w:r>
+      <w:r>
+        <w:t xml:space="preserve"> </w:t>
+      </w:r>
+      <w:r>
+        <w:t xml:space="preserve">(allocated element</w:t>
+      </w:r>
+      <w:r>
+        <w:t xml:space="preserve"> </w:t>
+      </w:r>
+      <w:r>
+        <w:rPr>
+          <w:rStyle w:val="VerbatimChar"/>
+        </w:rPr>
+        <w:t xml:space="preserve">AR-004</w:t>
+      </w:r>
+      <w:r>
+        <w:t xml:space="preserve">, owns reaction: True): The battery state machine runs a sequenced opening, not a single command, and the real reaction is that sequence. On a FAULT request the state machine enters BMS_FSM_STATE_OPEN_CONTACTORS and first calls CONT_OpenAllPrechargeContactors(), because the precharge resistor limits the maximum current and those contactors can always be opened (src/app/application/bms/bms.c:1042-1052). It then waits BMS_TIME_WAIT_AFTER_OPENING_PRECHARGE (50 ms) and opens the strings one at a time starting from the highest string index (bms.c:1053-1165). Per string it opens the first contactor, waits BMS_WAIT_TIME_AFTER_OPENING_STRING_CONTACTOR (10 ms), reads back CONT_GetContactorState and BMS_IsContactorFeedbackVa…</w:t>
+      </w:r>
+    </w:p>
+    <w:p>
+      <w:pPr>
+        <w:pStyle w:val="Compact"/>
+        <w:numPr>
+          <w:ilvl w:val="1"/>
+          <w:numId w:val="1023"/>
+        </w:numPr>
+      </w:pPr>
+      <w:r>
+        <w:t xml:space="preserve">triggered by: A FAULT state request from the SOA monitor or from a diagnosis entry, surfaced as BMS_IsBatterySystemStateOkay() returning STD_NOT_OK; or a state of the auxiliary feedback that disagrees with the commanded state, which is the weld-detection path and which is also why this branch re-issues rather than proceeds.</w:t>
+      </w:r>
+    </w:p>
+    <w:p>
+      <w:pPr>
+        <w:pStyle w:val="Compact"/>
+        <w:numPr>
+          <w:ilvl w:val="1"/>
+          <w:numId w:val="1023"/>
+        </w:numPr>
+      </w:pPr>
+      <w:r>
+        <w:t xml:space="preserve">reaction time budget: 35 ms — basis: The 35 ms is the synthetic_reference allocation from FB2-SAF-FSC-000001.fault_reaction entry 1 and FB2-SAF-TSC-000001.fault_reaction, being contactor_command 5 ms plus contactor_mechanical 30 ms from FB2-PRM-000005. It is recorded here because the ASIL and safety goal this record refines are the synthetic_reference ones, and dropping it would leave the record citing a reaction it does not state. I…</w:t>
+      </w:r>
+    </w:p>
+    <w:p>
+      <w:pPr>
+        <w:pStyle w:val="Compact"/>
+        <w:numPr>
+          <w:ilvl w:val="1"/>
+          <w:numId w:val="1023"/>
+        </w:numPr>
+      </w:pPr>
+      <w:r>
+        <w:t xml:space="preserve">mode dependence: Mode-dependent, and in the real implementation the dependence is visible in the code rather than in a comment. The opening sequence is entered from any state that receives a FAULT or error request, and FB2-SAF-FSC-000001 records that in MOD-004, with the contactors closed and current flowing, reaching the safe state removes propulsion from a moving vehicle. The real sequence makes one further mode-dependent decision inside it: a contactor is not opened while the string current is at or above BS_…</w:t>
+      </w:r>
+    </w:p>
+    <w:p>
+      <w:pPr>
+        <w:pStyle w:val="Compact"/>
+        <w:numPr>
+          <w:ilvl w:val="1"/>
+          <w:numId w:val="1023"/>
+        </w:numPr>
+      </w:pPr>
+      <w:r>
+        <w:t xml:space="preserve">allocation basis: FB2-SAF-FSC-000001.fault_reaction entry 1 and FB2-SAF-TSC-000001.fault_reaction entry 1 both allocate this reaction to AR-004 at 35 ms, realised by FB2-SW-SWR-000003 in software and FB2-HW-TSR-000003 in hardware. The 40 ms end-to-end figure is FB2-SAF-SGO-000001.timing_budget.allocation (contactor_command_ms 5 + contactor_mechanical_ms 30 + feedback_verification_ms 5) and is reconciled against this record’s acceptance criteria under FB2-REV-FND-000024. The real source anchors are FB2-SRC-COD-000…</w:t>
+      </w:r>
+    </w:p>
+    <w:p>
+      <w:pPr>
+        <w:pStyle w:val="Compact"/>
+        <w:numPr>
+          <w:ilvl w:val="1"/>
+          <w:numId w:val="1023"/>
+        </w:numPr>
+      </w:pPr>
+      <w:r>
+        <w:t xml:space="preserve">open limits: Four limits are recorded. First, the 30 ms feedback-open criterion and the 100 ms feedback-confirmed criterion in this record’s acceptance criteria do not distinguish the mechanically open point from the feedback-confirmed point the way the synthetic_reference copy of this requirement now does, and they carry a 100 ms weld-detection figure against FB2-HW-TSR-000003’s 100 ms while the synthetic copy carries 50 ms; neither copy of the weld figure was changed here and the disagreement recorded against FB2-REV-FND-000024 is still open. Second, the real reaction is bounded by a per-string timeout rather than by a total reaction time, and the source carries an unresolved</w:t>
+      </w:r>
+      <w:r>
+        <w:t xml:space="preserve"> </w:t>
+      </w:r>
+      <w:r>
+        <w:t xml:space="preserve">‘</w:t>
+      </w:r>
+      <w:r>
+        <w:t xml:space="preserve">TODO: add timeout</w:t>
+      </w:r>
+      <w:r>
+        <w:t xml:space="preserve">’</w:t>
+      </w:r>
+      <w:r>
+        <w:t xml:space="preserve"> </w:t>
+      </w:r>
+      <w:r>
+        <w:t xml:space="preserve">on the re-issue branch, so the retry count is unbounded in the code. Third, the 30 ms mechanical figure is FB2-PRM-000005 with an upper tolerance of 40 ms, and FB2-ASM-006 is an assumption about the contact…</w:t>
+      </w:r>
+    </w:p>
+    <w:p>
+      <w:pPr>
+        <w:pStyle w:val="Compact"/>
+        <w:numPr>
+          <w:ilvl w:val="0"/>
+          <w:numId w:val="1021"/>
         </w:numPr>
       </w:pPr>
       <w:r>
@@ -4228,7 +5102,7 @@
         <w:pStyle w:val="Compact"/>
         <w:numPr>
           <w:ilvl w:val="0"/>
-          <w:numId w:val="1008"/>
+          <w:numId w:val="1021"/>
         </w:numPr>
       </w:pPr>
       <w:r>
@@ -4340,7 +5214,7 @@
         <w:pStyle w:val="Compact"/>
         <w:numPr>
           <w:ilvl w:val="0"/>
-          <w:numId w:val="1010"/>
+          <w:numId w:val="1024"/>
         </w:numPr>
       </w:pPr>
       <w:r>
@@ -4359,7 +5233,7 @@
         <w:pStyle w:val="Compact"/>
         <w:numPr>
           <w:ilvl w:val="0"/>
-          <w:numId w:val="1010"/>
+          <w:numId w:val="1024"/>
         </w:numPr>
       </w:pPr>
       <w:r>
@@ -4378,7 +5252,7 @@
         <w:pStyle w:val="Compact"/>
         <w:numPr>
           <w:ilvl w:val="0"/>
-          <w:numId w:val="1010"/>
+          <w:numId w:val="1024"/>
         </w:numPr>
       </w:pPr>
       <w:r>
@@ -4406,7 +5280,497 @@
         <w:pStyle w:val="Compact"/>
         <w:numPr>
           <w:ilvl w:val="0"/>
-          <w:numId w:val="1010"/>
+          <w:numId w:val="1024"/>
+        </w:numPr>
+      </w:pPr>
+      <w:r>
+        <w:rPr>
+          <w:b/>
+          <w:bCs/>
+        </w:rPr>
+        <w:t xml:space="preserve">ASIL classification status</w:t>
+      </w:r>
+      <w:r>
+        <w:t xml:space="preserve">:</w:t>
+      </w:r>
+      <w:r>
+        <w:t xml:space="preserve"> </w:t>
+      </w:r>
+      <w:r>
+        <w:rPr>
+          <w:rStyle w:val="VerbatimChar"/>
+        </w:rPr>
+        <w:t xml:space="preserve">hypothetical</w:t>
+      </w:r>
+      <w:r>
+        <w:t xml:space="preserve"> </w:t>
+      </w:r>
+      <w:r>
+        <w:t xml:space="preserve">(hypothetical; not an ASIL determination for the real product)</w:t>
+      </w:r>
+    </w:p>
+    <w:p>
+      <w:pPr>
+        <w:pStyle w:val="Compact"/>
+        <w:numPr>
+          <w:ilvl w:val="0"/>
+          <w:numId w:val="1024"/>
+        </w:numPr>
+      </w:pPr>
+      <w:r>
+        <w:rPr>
+          <w:b/>
+          <w:bCs/>
+        </w:rPr>
+        <w:t xml:space="preserve">ASIL derivation</w:t>
+      </w:r>
+      <w:r>
+        <w:t xml:space="preserve">: ISO 26262-3:2018, hazard analysis and functional safety concept (Part 3, clause 6) followed by the definition of the safety goal and its ASIL (Part 3, clause 7). The clause references are the ones this record’s own standards_mappings already carries and the one FB2-SAF-HAZ-000001 carries; they are recorded from the locked standards baseline in docs/artifacts/governance and no clause text was consu…</w:t>
+      </w:r>
+    </w:p>
+    <w:p>
+      <w:pPr>
+        <w:pStyle w:val="Compact"/>
+        <w:numPr>
+          <w:ilvl w:val="1"/>
+          <w:numId w:val="1025"/>
+        </w:numPr>
+      </w:pPr>
+      <w:r>
+        <w:t xml:space="preserve">hazardous event</w:t>
+      </w:r>
+      <w:r>
+        <w:t xml:space="preserve"> </w:t>
+      </w:r>
+      <w:r>
+        <w:rPr>
+          <w:rStyle w:val="VerbatimChar"/>
+        </w:rPr>
+        <w:t xml:space="preserve">HE-01</w:t>
+      </w:r>
+      <w:r>
+        <w:t xml:space="preserve"> </w:t>
+      </w:r>
+      <w:r>
+        <w:t xml:space="preserve">of</w:t>
+      </w:r>
+      <w:r>
+        <w:t xml:space="preserve"> </w:t>
+      </w:r>
+      <w:r>
+        <w:rPr>
+          <w:rStyle w:val="VerbatimChar"/>
+        </w:rPr>
+        <w:t xml:space="preserve">FB2-SAF-HAZ-000001</w:t>
+      </w:r>
+      <w:r>
+        <w:t xml:space="preserve">, operational situation: CHARGING mode, high SOC (&gt;90%), fast charge (&gt;1C), ambient &gt; 45°C</w:t>
+      </w:r>
+    </w:p>
+    <w:p>
+      <w:pPr>
+        <w:pStyle w:val="Compact"/>
+        <w:numPr>
+          <w:ilvl w:val="1"/>
+          <w:numId w:val="1025"/>
+        </w:numPr>
+      </w:pPr>
+      <w:r>
+        <w:rPr>
+          <w:b/>
+          <w:bCs/>
+        </w:rPr>
+        <w:t xml:space="preserve">severity</w:t>
+      </w:r>
+      <w:r>
+        <w:t xml:space="preserve"> </w:t>
+      </w:r>
+      <w:r>
+        <w:rPr>
+          <w:rStyle w:val="VerbatimChar"/>
+        </w:rPr>
+        <w:t xml:space="preserve">S3</w:t>
+      </w:r>
+      <w:r>
+        <w:t xml:space="preserve">: S3 is the life-threatening-or-fatal band. The consequence recorded for this hazardous event is thermal runaway, and FB2-SAF-HAZ-000001 states its outcome as fire or explosion with fatal injuries, which places it above the severe-but-survivable band that S2 denotes. It is not S0 or S1 because the record does not describe an injury that is light or absent. Severity is judged on the most credible outcome of the hazardou…</w:t>
+      </w:r>
+    </w:p>
+    <w:p>
+      <w:pPr>
+        <w:pStyle w:val="Compact"/>
+        <w:numPr>
+          <w:ilvl w:val="1"/>
+          <w:numId w:val="1025"/>
+        </w:numPr>
+      </w:pPr>
+      <w:r>
+        <w:rPr>
+          <w:b/>
+          <w:bCs/>
+        </w:rPr>
+        <w:t xml:space="preserve">exposure</w:t>
+      </w:r>
+      <w:r>
+        <w:t xml:space="preserve"> </w:t>
+      </w:r>
+      <w:r>
+        <w:rPr>
+          <w:rStyle w:val="VerbatimChar"/>
+        </w:rPr>
+        <w:t xml:space="preserve">E4</w:t>
+      </w:r>
+      <w:r>
+        <w:t xml:space="preserve">: E4 is the highest exposure band and the one that applies when the operational situation is continuously or very frequently present. The situation recorded here is not a transient manoeuvre but the ordinary state of a pack while it is being charged at high state of charge and high rate, which recurs on every charge cycle and persists for as long as the charge lasts, and the hazard record’s own rationale says the expos… Evidence status: NOT EVIDENCED. The hazard record states no duty cycle, no mission profile, no fleet statistic and no charge-cycle data. The rating is an authored input. This ma…</w:t>
+      </w:r>
+    </w:p>
+    <w:p>
+      <w:pPr>
+        <w:pStyle w:val="Compact"/>
+        <w:numPr>
+          <w:ilvl w:val="1"/>
+          <w:numId w:val="1025"/>
+        </w:numPr>
+      </w:pPr>
+      <w:r>
+        <w:rPr>
+          <w:b/>
+          <w:bCs/>
+        </w:rPr>
+        <w:t xml:space="preserve">controllability</w:t>
+      </w:r>
+      <w:r>
+        <w:t xml:space="preserve"> </w:t>
+      </w:r>
+      <w:r>
+        <w:rPr>
+          <w:rStyle w:val="VerbatimChar"/>
+        </w:rPr>
+        <w:t xml:space="preserve">C3</w:t>
+      </w:r>
+      <w:r>
+        <w:t xml:space="preserve">: C3 is the largely-uncontrollable band, and the hazard record’s rationale gives the reason: the driver cannot detect or control an individual cell’s overvoltage. There is no indication available to a person in the vehicle of which cell is at what voltage, and no action they could take would change it.</w:t>
+      </w:r>
+    </w:p>
+    <w:p>
+      <w:pPr>
+        <w:pStyle w:val="Compact"/>
+        <w:numPr>
+          <w:ilvl w:val="1"/>
+          <w:numId w:val="1026"/>
+        </w:numPr>
+      </w:pPr>
+    </w:p>
+    <w:p>
+      <w:pPr>
+        <w:pStyle w:val="Compact"/>
+        <w:numPr>
+          <w:ilvl w:val="2"/>
+          <w:numId w:val="1027"/>
+        </w:numPr>
+      </w:pPr>
+      <w:r>
+        <w:t xml:space="preserve">Malfunctioning behaviour to hazardous event: the malfunctioning behaviour recorded in FB2-SAF-HAZ-000001 - the front end reports an incorrect cell voltage, or the safe-operating-area check fails to detect the limit violation, or the contactor fails to open on the violation, or the BMS fails to request the opening - leads to the hazardous event HE-01, cell overvoltage during charging leading to thermal runaway.</w:t>
+      </w:r>
+    </w:p>
+    <w:p>
+      <w:pPr>
+        <w:pStyle w:val="Compact"/>
+        <w:numPr>
+          <w:ilvl w:val="1"/>
+          <w:numId w:val="1026"/>
+        </w:numPr>
+      </w:pPr>
+    </w:p>
+    <w:p>
+      <w:pPr>
+        <w:pStyle w:val="Compact"/>
+        <w:numPr>
+          <w:ilvl w:val="2"/>
+          <w:numId w:val="1028"/>
+        </w:numPr>
+      </w:pPr>
+      <w:r>
+        <w:t xml:space="preserve">Operational situation: CHARGING mode, high SOC (&gt;90%), fast charge (&gt;1C), ambient &gt; 45°C.</w:t>
+      </w:r>
+    </w:p>
+    <w:p>
+      <w:pPr>
+        <w:pStyle w:val="Compact"/>
+        <w:numPr>
+          <w:ilvl w:val="1"/>
+          <w:numId w:val="1026"/>
+        </w:numPr>
+      </w:pPr>
+    </w:p>
+    <w:p>
+      <w:pPr>
+        <w:pStyle w:val="Compact"/>
+        <w:numPr>
+          <w:ilvl w:val="2"/>
+          <w:numId w:val="1029"/>
+        </w:numPr>
+      </w:pPr>
+      <w:r>
+        <w:t xml:space="preserve">Severity S3, exposure E4, controllability C3, reasoned above.</w:t>
+      </w:r>
+    </w:p>
+    <w:p>
+      <w:pPr>
+        <w:pStyle w:val="Compact"/>
+        <w:numPr>
+          <w:ilvl w:val="1"/>
+          <w:numId w:val="1026"/>
+        </w:numPr>
+      </w:pPr>
+    </w:p>
+    <w:p>
+      <w:pPr>
+        <w:pStyle w:val="Compact"/>
+        <w:numPr>
+          <w:ilvl w:val="2"/>
+          <w:numId w:val="1030"/>
+        </w:numPr>
+      </w:pPr>
+      <w:r>
+        <w:t xml:space="preserve">ASIL from the Part 3 determination table, severity row S3 and exposure column E4: ASIL_D. The rest of the S3 row, so that the sensitivity of the answer is visible, is S3/E1 gives ASIL_A, S3/E2 gives ASIL_B, S3/E3 gives ASIL_C, S3/E4 gives ASIL_D.</w:t>
+      </w:r>
+    </w:p>
+    <w:p>
+      <w:pPr>
+        <w:pStyle w:val="Compact"/>
+        <w:numPr>
+          <w:ilvl w:val="1"/>
+          <w:numId w:val="1026"/>
+        </w:numPr>
+      </w:pPr>
+    </w:p>
+    <w:p>
+      <w:pPr>
+        <w:pStyle w:val="Compact"/>
+        <w:numPr>
+          <w:ilvl w:val="2"/>
+          <w:numId w:val="1031"/>
+        </w:numPr>
+      </w:pPr>
+      <w:r>
+        <w:t xml:space="preserve">The second hazardous event covered by the same goal, HE-02, is S2/E3, which the same table gives ASIL_B; the hazard record already records that, so the two events are consistent with one table and not with two.</w:t>
+      </w:r>
+    </w:p>
+    <w:p>
+      <w:pPr>
+        <w:pStyle w:val="Compact"/>
+        <w:numPr>
+          <w:ilvl w:val="1"/>
+          <w:numId w:val="1026"/>
+        </w:numPr>
+      </w:pPr>
+    </w:p>
+    <w:p>
+      <w:pPr>
+        <w:pStyle w:val="Compact"/>
+        <w:numPr>
+          <w:ilvl w:val="2"/>
+          <w:numId w:val="1032"/>
+        </w:numPr>
+      </w:pPr>
+      <w:r>
+        <w:t xml:space="preserve">The safety goal inherits the highest ASIL among the hazardous events it covers. The goal’s statement names both cell overvoltage and cell undervoltage, so it covers HE-01 and HE-02, and the highest is ASIL_D. Had the goal been scoped to the undervoltage event alone it would be ASIL_B; it is not scoped that way.</w:t>
+      </w:r>
+    </w:p>
+    <w:p>
+      <w:pPr>
+        <w:pStyle w:val="Compact"/>
+        <w:numPr>
+          <w:ilvl w:val="1"/>
+          <w:numId w:val="1026"/>
+        </w:numPr>
+      </w:pPr>
+    </w:p>
+    <w:p>
+      <w:pPr>
+        <w:pStyle w:val="Compact"/>
+        <w:numPr>
+          <w:ilvl w:val="2"/>
+          <w:numId w:val="1033"/>
+        </w:numPr>
+      </w:pPr>
+      <w:r>
+        <w:t xml:space="preserve">Consistency of the ASIL with the allocation beneath it: an ASIL D goal requires strategies of ASIL D, and permits elements of a lower ASIL class only where they are not the sole means of achieving the goal. FB2-SAF-TSC-000001 allocates the main path (AR-001 to AR-004) at ASIL D and the independent path AR-005 at ASIL B, and states that difference in terms as the decomposition the ASIL D goal rests on. That is consistent: AR-005 is a second barrier and not the primary means of achieving the go…</w:t>
+      </w:r>
+    </w:p>
+    <w:p>
+      <w:pPr>
+        <w:pStyle w:val="Compact"/>
+        <w:numPr>
+          <w:ilvl w:val="1"/>
+          <w:numId w:val="1034"/>
+        </w:numPr>
+      </w:pPr>
+      <w:r>
+        <w:t xml:space="preserve">derived ASIL</w:t>
+      </w:r>
+      <w:r>
+        <w:t xml:space="preserve"> </w:t>
+      </w:r>
+      <w:r>
+        <w:rPr>
+          <w:rStyle w:val="VerbatimChar"/>
+        </w:rPr>
+        <w:t xml:space="preserve">ASIL_D</w:t>
+      </w:r>
+      <w:r>
+        <w:t xml:space="preserve">; matches the recorded</w:t>
+      </w:r>
+      <w:r>
+        <w:t xml:space="preserve"> </w:t>
+      </w:r>
+      <w:r>
+        <w:rPr>
+          <w:rStyle w:val="VerbatimChar"/>
+        </w:rPr>
+        <w:t xml:space="preserve">ASIL_D</w:t>
+      </w:r>
+      <w:r>
+        <w:t xml:space="preserve">: True</w:t>
+      </w:r>
+    </w:p>
+    <w:p>
+      <w:pPr>
+        <w:pStyle w:val="Compact"/>
+        <w:numPr>
+          <w:ilvl w:val="1"/>
+          <w:numId w:val="1034"/>
+        </w:numPr>
+      </w:pPr>
+      <w:r>
+        <w:rPr>
+          <w:b/>
+          <w:bCs/>
+        </w:rPr>
+        <w:t xml:space="preserve">This classification does not assert:</w:t>
+      </w:r>
+    </w:p>
+    <w:p>
+      <w:pPr>
+        <w:pStyle w:val="Compact"/>
+        <w:numPr>
+          <w:ilvl w:val="2"/>
+          <w:numId w:val="1035"/>
+        </w:numPr>
+      </w:pPr>
+      <w:r>
+        <w:t xml:space="preserve">It does not assert an ASIL for the real foxBMS 2 product. The real product has never had a hazard analysis and risk assessment, and this classification does not substitute for one or make one unnecessary.</w:t>
+      </w:r>
+    </w:p>
+    <w:p>
+      <w:pPr>
+        <w:pStyle w:val="Compact"/>
+        <w:numPr>
+          <w:ilvl w:val="2"/>
+          <w:numId w:val="1035"/>
+        </w:numPr>
+      </w:pPr>
+      <w:r>
+        <w:t xml:space="preserve">It does not assert that the S3, E4 and C3 ratings are correct. They are authored inputs of a synthetic record describing a fictional reference project - FB2-SAF-FSC-000001 and FB2-SAF-TSC-000001 both carry concept_identity.fictional = true - and they were not obtained from an exposure analysis, a mission profile, a fleet statistic, an FMEA of a real cell, a pack design study, or any measurement of any item.</w:t>
+      </w:r>
+    </w:p>
+    <w:p>
+      <w:pPr>
+        <w:pStyle w:val="Compact"/>
+        <w:numPr>
+          <w:ilvl w:val="2"/>
+          <w:numId w:val="1035"/>
+        </w:numPr>
+      </w:pPr>
+      <w:r>
+        <w:t xml:space="preserve">It does not assert that any design meets ASIL D. The classification creates an obligation on the design below it; it is not evidence that the obligation is discharged. In particular it is not evidence that the reaction fits the 100 ms interval this goal allocates, and the source-observed records in the as_is profile record a reaction chain that is longer than that interval - see the fault_reaction fields of FB2-SAF-F…</w:t>
+      </w:r>
+    </w:p>
+    <w:p>
+      <w:pPr>
+        <w:pStyle w:val="Compact"/>
+        <w:numPr>
+          <w:ilvl w:val="2"/>
+          <w:numId w:val="1035"/>
+        </w:numPr>
+      </w:pPr>
+      <w:r>
+        <w:t xml:space="preserve">It does not assert conformity with ISO 26262, and it is not a certification, a type approval, or evidence of one. No part of ISO 26262-3 was audited to produce it.</w:t>
+      </w:r>
+    </w:p>
+    <w:p>
+      <w:pPr>
+        <w:pStyle w:val="Compact"/>
+        <w:numPr>
+          <w:ilvl w:val="2"/>
+          <w:numId w:val="1035"/>
+        </w:numPr>
+      </w:pPr>
+      <w:r>
+        <w:t xml:space="preserve">It does not assert tool qualification. No tool used anywhere in this corpus has been qualified for a safety purpose, and an automated validation pass is not a qualified tool and not an independent functional-safety confirmation.</w:t>
+      </w:r>
+    </w:p>
+    <w:p>
+      <w:pPr>
+        <w:pStyle w:val="Compact"/>
+        <w:numPr>
+          <w:ilvl w:val="2"/>
+          <w:numId w:val="1035"/>
+        </w:numPr>
+      </w:pPr>
+      <w:r>
+        <w:t xml:space="preserve">It does not assert an ASPICE capability level for anything.</w:t>
+      </w:r>
+    </w:p>
+    <w:p>
+      <w:pPr>
+        <w:pStyle w:val="Compact"/>
+        <w:numPr>
+          <w:ilvl w:val="2"/>
+          <w:numId w:val="1035"/>
+        </w:numPr>
+      </w:pPr>
+      <w:r>
+        <w:t xml:space="preserve">It does not assert human approval. human_approval_status on this record and on every record named in it is pending, production_authorized is false and product_verification_credit is false, and no functional-safety expert has confirmed any of it.</w:t>
+      </w:r>
+    </w:p>
+    <w:p>
+      <w:pPr>
+        <w:pStyle w:val="Compact"/>
+        <w:numPr>
+          <w:ilvl w:val="2"/>
+          <w:numId w:val="1035"/>
+        </w:numPr>
+      </w:pPr>
+      <w:r>
+        <w:t xml:space="preserve">It does not establish independence of the second barrier. The ASIL B allocation of AR-005 that the derivation relies on rests on FB2-ASM-008, which is a declared assumption, and FB2-SAF-TSC-000001 states that the absence of a demonstration of that independence is the largest open assumption of the ASIL D allocation.</w:t>
+      </w:r>
+    </w:p>
+    <w:p>
+      <w:pPr>
+        <w:pStyle w:val="Compact"/>
+        <w:numPr>
+          <w:ilvl w:val="1"/>
+          <w:numId w:val="1034"/>
+        </w:numPr>
+      </w:pPr>
+      <w:r>
+        <w:rPr>
+          <w:b/>
+          <w:bCs/>
+        </w:rPr>
+        <w:t xml:space="preserve">What would change the answer</w:t>
+      </w:r>
+      <w:r>
+        <w:t xml:space="preserve">: Two inputs decide this classification and neither is evidenced. If the exposure of the charging situation were established as E3 rather than E4 - for example by a mission profile showing a materially shorter or rarer high-SOC high-rate charging exposure - the same table would give ASIL_C, and the allocation beneath it would have to be revisited. If the pack chemistry limited the credible consequence to a severe but survivable injury, the severity would be S2 and the same table would give ASIL_C …</w:t>
+      </w:r>
+    </w:p>
+    <w:p>
+      <w:pPr>
+        <w:pStyle w:val="Compact"/>
+        <w:numPr>
+          <w:ilvl w:val="0"/>
+          <w:numId w:val="1024"/>
         </w:numPr>
       </w:pPr>
       <w:r>
@@ -4425,7 +5789,7 @@
         <w:pStyle w:val="Compact"/>
         <w:numPr>
           <w:ilvl w:val="0"/>
-          <w:numId w:val="1010"/>
+          <w:numId w:val="1024"/>
         </w:numPr>
       </w:pPr>
       <w:r>
@@ -4576,7 +5940,7 @@
         <w:pStyle w:val="Compact"/>
         <w:numPr>
           <w:ilvl w:val="0"/>
-          <w:numId w:val="1010"/>
+          <w:numId w:val="1024"/>
         </w:numPr>
       </w:pPr>
       <w:r>
@@ -4595,7 +5959,7 @@
         <w:pStyle w:val="Compact"/>
         <w:numPr>
           <w:ilvl w:val="0"/>
-          <w:numId w:val="1010"/>
+          <w:numId w:val="1024"/>
         </w:numPr>
       </w:pPr>
       <w:r>
@@ -4614,7 +5978,7 @@
         <w:pStyle w:val="Compact"/>
         <w:numPr>
           <w:ilvl w:val="0"/>
-          <w:numId w:val="1010"/>
+          <w:numId w:val="1024"/>
         </w:numPr>
       </w:pPr>
       <w:r>
@@ -4666,7 +6030,7 @@
         <w:pStyle w:val="Compact"/>
         <w:numPr>
           <w:ilvl w:val="0"/>
-          <w:numId w:val="1010"/>
+          <w:numId w:val="1024"/>
         </w:numPr>
       </w:pPr>
       <w:r>
@@ -4759,7 +6123,7 @@
         <w:pStyle w:val="Compact"/>
         <w:numPr>
           <w:ilvl w:val="0"/>
-          <w:numId w:val="1011"/>
+          <w:numId w:val="1036"/>
         </w:numPr>
       </w:pPr>
       <w:r>
@@ -4778,7 +6142,7 @@
         <w:pStyle w:val="Compact"/>
         <w:numPr>
           <w:ilvl w:val="0"/>
-          <w:numId w:val="1011"/>
+          <w:numId w:val="1036"/>
         </w:numPr>
       </w:pPr>
       <w:r>
@@ -4797,7 +6161,7 @@
         <w:pStyle w:val="Compact"/>
         <w:numPr>
           <w:ilvl w:val="0"/>
-          <w:numId w:val="1011"/>
+          <w:numId w:val="1036"/>
         </w:numPr>
       </w:pPr>
       <w:r>
@@ -4825,7 +6189,7 @@
         <w:pStyle w:val="Compact"/>
         <w:numPr>
           <w:ilvl w:val="0"/>
-          <w:numId w:val="1011"/>
+          <w:numId w:val="1036"/>
         </w:numPr>
       </w:pPr>
       <w:r>
@@ -4853,7 +6217,7 @@
         <w:pStyle w:val="Compact"/>
         <w:numPr>
           <w:ilvl w:val="0"/>
-          <w:numId w:val="1011"/>
+          <w:numId w:val="1036"/>
         </w:numPr>
       </w:pPr>
       <w:r>
@@ -4872,7 +6236,7 @@
         <w:pStyle w:val="Compact"/>
         <w:numPr>
           <w:ilvl w:val="1"/>
-          <w:numId w:val="1012"/>
+          <w:numId w:val="1037"/>
         </w:numPr>
       </w:pPr>
       <w:r>
@@ -4884,7 +6248,7 @@
         <w:pStyle w:val="Compact"/>
         <w:numPr>
           <w:ilvl w:val="1"/>
-          <w:numId w:val="1012"/>
+          <w:numId w:val="1037"/>
         </w:numPr>
       </w:pPr>
       <w:r>
@@ -4896,7 +6260,7 @@
         <w:pStyle w:val="Compact"/>
         <w:numPr>
           <w:ilvl w:val="1"/>
-          <w:numId w:val="1012"/>
+          <w:numId w:val="1037"/>
         </w:numPr>
       </w:pPr>
       <w:r>
@@ -4908,7 +6272,7 @@
         <w:pStyle w:val="Compact"/>
         <w:numPr>
           <w:ilvl w:val="1"/>
-          <w:numId w:val="1012"/>
+          <w:numId w:val="1037"/>
         </w:numPr>
       </w:pPr>
       <w:r>
@@ -4920,7 +6284,7 @@
         <w:pStyle w:val="Compact"/>
         <w:numPr>
           <w:ilvl w:val="1"/>
-          <w:numId w:val="1012"/>
+          <w:numId w:val="1037"/>
         </w:numPr>
       </w:pPr>
       <w:r>
@@ -4932,7 +6296,7 @@
         <w:pStyle w:val="Compact"/>
         <w:numPr>
           <w:ilvl w:val="0"/>
-          <w:numId w:val="1011"/>
+          <w:numId w:val="1036"/>
         </w:numPr>
       </w:pPr>
       <w:r>
@@ -4996,7 +6360,173 @@
         <w:pStyle w:val="Compact"/>
         <w:numPr>
           <w:ilvl w:val="0"/>
-          <w:numId w:val="1011"/>
+          <w:numId w:val="1036"/>
+        </w:numPr>
+      </w:pPr>
+      <w:r>
+        <w:rPr>
+          <w:b/>
+          <w:bCs/>
+        </w:rPr>
+        <w:t xml:space="preserve">Fault reaction</w:t>
+      </w:r>
+      <w:r>
+        <w:t xml:space="preserve"> </w:t>
+      </w:r>
+      <w:r>
+        <w:t xml:space="preserve">(allocated element</w:t>
+      </w:r>
+      <w:r>
+        <w:t xml:space="preserve"> </w:t>
+      </w:r>
+      <w:r>
+        <w:rPr>
+          <w:rStyle w:val="VerbatimChar"/>
+        </w:rPr>
+        <w:t xml:space="preserve">AR-001</w:t>
+      </w:r>
+      <w:r>
+        <w:t xml:space="preserve">, owns reaction: False): No reaction is allocated to this element, and the reason is structural rather than an omission. FB2-SAF-FSC-000001 places fault_detection on AR-001 and allocates its four fault reactions to AR-002, AR-004, AR-005 and AR-006, and its strategy_allocation says so in words:</w:t>
+      </w:r>
+      <w:r>
+        <w:t xml:space="preserve"> </w:t>
+      </w:r>
+      <w:r>
+        <w:t xml:space="preserve">‘</w:t>
+      </w:r>
+      <w:r>
+        <w:t xml:space="preserve">Detection is split so that no single element both detects and acts: AR-001 and AR-005 detect, AR-002 confirms, AR-004 acts and confirms the action, AR-003 carries the decision, AR-006 acts only when the others have failed.</w:t>
+      </w:r>
+      <w:r>
+        <w:t xml:space="preserve">’</w:t>
+      </w:r>
+      <w:r>
+        <w:t xml:space="preserve"> </w:t>
+      </w:r>
+      <w:r>
+        <w:t xml:space="preserve">This requirement is the detection side, so the reaction to a failure of this chain is owned elsewhere and is named here so the requirement is not read as reactionless. A transferred word that fails its in…</w:t>
+      </w:r>
+    </w:p>
+    <w:p>
+      <w:pPr>
+        <w:pStyle w:val="Compact"/>
+        <w:numPr>
+          <w:ilvl w:val="1"/>
+          <w:numId w:val="1038"/>
+        </w:numPr>
+      </w:pPr>
+      <w:r>
+        <w:t xml:space="preserve">triggered by: A transferred cell-voltage word whose front-end integrity code does not validate; a slave-link or SPI transfer failure reported by the acquisition driver; or a measurement that is not published because it could not be validated.</w:t>
+      </w:r>
+    </w:p>
+    <w:p>
+      <w:pPr>
+        <w:pStyle w:val="Compact"/>
+        <w:numPr>
+          <w:ilvl w:val="1"/>
+          <w:numId w:val="1038"/>
+        </w:numPr>
+      </w:pPr>
+      <w:r>
+        <w:t xml:space="preserve">reaction held by</w:t>
+      </w:r>
+      <w:r>
+        <w:t xml:space="preserve"> </w:t>
+      </w:r>
+      <w:r>
+        <w:rPr>
+          <w:rStyle w:val="VerbatimChar"/>
+        </w:rPr>
+        <w:t xml:space="preserve">AR-002</w:t>
+      </w:r>
+      <w:r>
+        <w:t xml:space="preserve">: Enter the latched FAULT mode and refuse to leave it without authorised service action within 3 ms (allocated by FB2-SAF-FSC-000001.fault_reaction entry 3; identical entry in FB2-SAF-TSC-000001.fault_reaction)</w:t>
+      </w:r>
+    </w:p>
+    <w:p>
+      <w:pPr>
+        <w:pStyle w:val="Compact"/>
+        <w:numPr>
+          <w:ilvl w:val="1"/>
+          <w:numId w:val="1038"/>
+        </w:numPr>
+      </w:pPr>
+      <w:r>
+        <w:t xml:space="preserve">reaction held by</w:t>
+      </w:r>
+      <w:r>
+        <w:t xml:space="preserve"> </w:t>
+      </w:r>
+      <w:r>
+        <w:rPr>
+          <w:rStyle w:val="VerbatimChar"/>
+        </w:rPr>
+        <w:t xml:space="preserve">AR-005</w:t>
+      </w:r>
+      <w:r>
+        <w:t xml:space="preserve">: Open the contactors through the independent path, without waiting for the main microcontroller within 50 ms (allocated by FB2-SAF-FSC-000001.fault_reaction entry 2; identical entry in FB2-SAF-TSC-000001.fault_reaction)</w:t>
+      </w:r>
+    </w:p>
+    <w:p>
+      <w:pPr>
+        <w:pStyle w:val="Compact"/>
+        <w:numPr>
+          <w:ilvl w:val="1"/>
+          <w:numId w:val="1038"/>
+        </w:numPr>
+      </w:pPr>
+      <w:r>
+        <w:t xml:space="preserve">mode dependence: Mode-independent on the detection side: the integrity check runs the same way in every mode. The reaction AR-002 reaches is mode-dependent, and FB2-SAF-FSC-000001 records that as the load-bearing caveat of the concept: in MOD-004, where the contactors are closed and current is flowing, reaching FAULT removes propulsion from a moving vehicle. That is why AR-002’s latch is allocated to a condition whose severity requires the safe state and not to a degraded condition, and why this requirement’s ro…</w:t>
+      </w:r>
+    </w:p>
+    <w:p>
+      <w:pPr>
+        <w:pStyle w:val="Compact"/>
+        <w:numPr>
+          <w:ilvl w:val="1"/>
+          <w:numId w:val="1038"/>
+        </w:numPr>
+      </w:pPr>
+      <w:r>
+        <w:t xml:space="preserve">allocation basis: FB2-SAF-FSC-000001.safety_strategies.fault_reaction lists four reactions and allocates none to AR-001. FB2-SAF-TSC-000001.safety_strategies.strategy_allocation states the same split in prose. The detection that this requirement carries is the</w:t>
+      </w:r>
+      <w:r>
+        <w:t xml:space="preserve"> </w:t>
+      </w:r>
+      <w:r>
+        <w:t xml:space="preserve">‘</w:t>
+      </w:r>
+      <w:r>
+        <w:t xml:space="preserve">Front-end integrity code on every transferred word</w:t>
+      </w:r>
+      <w:r>
+        <w:t xml:space="preserve">’</w:t>
+      </w:r>
+      <w:r>
+        <w:t xml:space="preserve"> </w:t>
+      </w:r>
+      <w:r>
+        <w:t xml:space="preserve">mechanism in FB2-SAF-TSC-000001.fault_detection, allocated to AR-001 with detection_time_budget_ms = 2, which equals the pec_validation_ms entry of FB2-SAF-SGO-000001.timing_budget.allocation. The 25 ms a…</w:t>
+      </w:r>
+    </w:p>
+    <w:p>
+      <w:pPr>
+        <w:pStyle w:val="Compact"/>
+        <w:numPr>
+          <w:ilvl w:val="1"/>
+          <w:numId w:val="1038"/>
+        </w:numPr>
+      </w:pPr>
+      <w:r>
+        <w:t xml:space="preserve">open limits: Three limits are recorded and none of them is closed by this field. First, the plausibility and redundancy comparison that lets AR-002 tell a failed measurement from a genuine excursion appears in FB2-SAF-TSC-000001.fault_detection with an empty coverage_claim_evidence list, so its coverage is not quantified anywhere in this corpus. Second, no timing measurement of AR-001 exists: the 25 ms, 2 ms and 3 ms figures are allocations of intent in FB2-SAF-SGO-000001.timing_budget.allocation and FB2-SAF-TSC-000001 states in its own limitations that the budget is not a worst-case analysis - no WCET, no queueing analysis and no measured execution time for any of its ten entries. Third, the independence of AR-005 on which the last-resort reaction depends is assumed (FB2-ASM-008) and not demonstrated.</w:t>
+      </w:r>
+    </w:p>
+    <w:p>
+      <w:pPr>
+        <w:pStyle w:val="Compact"/>
+        <w:numPr>
+          <w:ilvl w:val="0"/>
+          <w:numId w:val="1036"/>
         </w:numPr>
       </w:pPr>
       <w:r>
@@ -5060,7 +6590,7 @@
         <w:pStyle w:val="Compact"/>
         <w:numPr>
           <w:ilvl w:val="0"/>
-          <w:numId w:val="1011"/>
+          <w:numId w:val="1036"/>
         </w:numPr>
       </w:pPr>
       <w:r>
@@ -5143,7 +6673,7 @@
         <w:pStyle w:val="Compact"/>
         <w:numPr>
           <w:ilvl w:val="0"/>
-          <w:numId w:val="1013"/>
+          <w:numId w:val="1039"/>
         </w:numPr>
       </w:pPr>
       <w:r>
@@ -5162,7 +6692,7 @@
         <w:pStyle w:val="Compact"/>
         <w:numPr>
           <w:ilvl w:val="0"/>
-          <w:numId w:val="1013"/>
+          <w:numId w:val="1039"/>
         </w:numPr>
       </w:pPr>
       <w:r>
@@ -5181,7 +6711,7 @@
         <w:pStyle w:val="Compact"/>
         <w:numPr>
           <w:ilvl w:val="0"/>
-          <w:numId w:val="1013"/>
+          <w:numId w:val="1039"/>
         </w:numPr>
       </w:pPr>
       <w:r>
@@ -5209,7 +6739,7 @@
         <w:pStyle w:val="Compact"/>
         <w:numPr>
           <w:ilvl w:val="0"/>
-          <w:numId w:val="1013"/>
+          <w:numId w:val="1039"/>
         </w:numPr>
       </w:pPr>
       <w:r>
@@ -5237,7 +6767,7 @@
         <w:pStyle w:val="Compact"/>
         <w:numPr>
           <w:ilvl w:val="0"/>
-          <w:numId w:val="1013"/>
+          <w:numId w:val="1039"/>
         </w:numPr>
       </w:pPr>
       <w:r>
@@ -5256,7 +6786,7 @@
         <w:pStyle w:val="Compact"/>
         <w:numPr>
           <w:ilvl w:val="1"/>
-          <w:numId w:val="1014"/>
+          <w:numId w:val="1040"/>
         </w:numPr>
       </w:pPr>
       <w:r>
@@ -5268,7 +6798,7 @@
         <w:pStyle w:val="Compact"/>
         <w:numPr>
           <w:ilvl w:val="1"/>
-          <w:numId w:val="1014"/>
+          <w:numId w:val="1040"/>
         </w:numPr>
       </w:pPr>
       <w:r>
@@ -5280,7 +6810,7 @@
         <w:pStyle w:val="Compact"/>
         <w:numPr>
           <w:ilvl w:val="1"/>
-          <w:numId w:val="1014"/>
+          <w:numId w:val="1040"/>
         </w:numPr>
       </w:pPr>
       <w:r>
@@ -5292,7 +6822,7 @@
         <w:pStyle w:val="Compact"/>
         <w:numPr>
           <w:ilvl w:val="1"/>
-          <w:numId w:val="1014"/>
+          <w:numId w:val="1040"/>
         </w:numPr>
       </w:pPr>
       <w:r>
@@ -5304,7 +6834,7 @@
         <w:pStyle w:val="Compact"/>
         <w:numPr>
           <w:ilvl w:val="0"/>
-          <w:numId w:val="1013"/>
+          <w:numId w:val="1039"/>
         </w:numPr>
       </w:pPr>
       <w:r>
@@ -5368,7 +6898,128 @@
         <w:pStyle w:val="Compact"/>
         <w:numPr>
           <w:ilvl w:val="0"/>
-          <w:numId w:val="1013"/>
+          <w:numId w:val="1039"/>
+        </w:numPr>
+      </w:pPr>
+      <w:r>
+        <w:rPr>
+          <w:b/>
+          <w:bCs/>
+        </w:rPr>
+        <w:t xml:space="preserve">Fault reaction</w:t>
+      </w:r>
+      <w:r>
+        <w:t xml:space="preserve"> </w:t>
+      </w:r>
+      <w:r>
+        <w:t xml:space="preserve">(allocated element</w:t>
+      </w:r>
+      <w:r>
+        <w:t xml:space="preserve"> </w:t>
+      </w:r>
+      <w:r>
+        <w:rPr>
+          <w:rStyle w:val="VerbatimChar"/>
+        </w:rPr>
+        <w:t xml:space="preserve">AR-002</w:t>
+      </w:r>
+      <w:r>
+        <w:t xml:space="preserve">, owns reaction: True): Enter the latched FAULT mode and refuse to leave it without authorised service action, and request the safe state. This is this element’s own reaction and FB2-SAF-FSC-000001 allocates it to AR-002 at 3 ms, which is the fault_classification_ms entry of FB2-SAF-SGO-000001.timing_budget.allocation. The request is not the whole reaction: AR-004 executes it. FB2-SAF-SGO-000001 allocates the remainder of the chain to AR-004 as contactor_command 5 ms + contactor_mechanical 30 ms + feedback_verification 5 ms, so the reaction this requirement triggers is complete 40 ms after the classification it produces, inside the 100 ms interval. The latch is what makes the safe state persistent rather than a tra…</w:t>
+      </w:r>
+    </w:p>
+    <w:p>
+      <w:pPr>
+        <w:pStyle w:val="Compact"/>
+        <w:numPr>
+          <w:ilvl w:val="1"/>
+          <w:numId w:val="1041"/>
+        </w:numPr>
+      </w:pPr>
+      <w:r>
+        <w:t xml:space="preserve">triggered by: Two consecutive samples of the same cell beyond the configured limit within 100 ms (FB2-PRM-000006, soa_debounce_count = 2, tolerance min = max = 2), classified within 5 ms of data availability. A single sample beyond the limit that the second sample does not confirm produces no reaction at all, and that is the whole function of the debounce.</w:t>
+      </w:r>
+    </w:p>
+    <w:p>
+      <w:pPr>
+        <w:pStyle w:val="Compact"/>
+        <w:numPr>
+          <w:ilvl w:val="1"/>
+          <w:numId w:val="1041"/>
+        </w:numPr>
+      </w:pPr>
+      <w:r>
+        <w:t xml:space="preserve">reaction time budget: 3 ms</w:t>
+      </w:r>
+    </w:p>
+    <w:p>
+      <w:pPr>
+        <w:pStyle w:val="Compact"/>
+        <w:numPr>
+          <w:ilvl w:val="1"/>
+          <w:numId w:val="1041"/>
+        </w:numPr>
+      </w:pPr>
+      <w:r>
+        <w:t xml:space="preserve">mode dependence: Mode-independent in the sense FB2-SAF-FSC-000001 uses for AR-002: the latch is entered the same way in every mode. What differs by mode is whether entering it is the right action. In MOD-004, with the contactors closed and current flowing, entering it removes propulsion from a moving vehicle, and FB2-SAF-FSC-000001 states that the item must therefore distinguish a genuine limit violation from a degraded condition and must not enter FAULT for the latter. The debounce is therefore not only a false…</w:t>
+      </w:r>
+    </w:p>
+    <w:p>
+      <w:pPr>
+        <w:pStyle w:val="Compact"/>
+        <w:numPr>
+          <w:ilvl w:val="1"/>
+          <w:numId w:val="1041"/>
+        </w:numPr>
+      </w:pPr>
+      <w:r>
+        <w:t xml:space="preserve">allocation basis: FB2-SAF-FSC-000001.fault_reaction entry 3 (</w:t>
+      </w:r>
+      <w:r>
+        <w:t xml:space="preserve">‘</w:t>
+      </w:r>
+      <w:r>
+        <w:t xml:space="preserve">Enter the latched FAULT mode and refuse to leave it without authorised service action</w:t>
+      </w:r>
+      <w:r>
+        <w:t xml:space="preserve">’</w:t>
+      </w:r>
+      <w:r>
+        <w:t xml:space="preserve">, element_id AR-002, reaction_time_budget_ms 3, mode_dependence</w:t>
+      </w:r>
+      <w:r>
+        <w:t xml:space="preserve"> </w:t>
+      </w:r>
+      <w:r>
+        <w:t xml:space="preserve">‘</w:t>
+      </w:r>
+      <w:r>
+        <w:t xml:space="preserve">Mode-independent</w:t>
+      </w:r>
+      <w:r>
+        <w:t xml:space="preserve">’</w:t>
+      </w:r>
+      <w:r>
+        <w:t xml:space="preserve">). The same entry with the same 3 ms appears in FB2-SAF-TSC-000001.fault_reaction. The 3 ms equals fault_classification_ms in FB2-SAF-SGO-000001.timing_budget.allocation, and the 5 ms limit check this requirement carries equals soa_limit_check_ms in the same allocation. The reaction is r…</w:t>
+      </w:r>
+    </w:p>
+    <w:p>
+      <w:pPr>
+        <w:pStyle w:val="Compact"/>
+        <w:numPr>
+          <w:ilvl w:val="1"/>
+          <w:numId w:val="1041"/>
+        </w:numPr>
+      </w:pPr>
+      <w:r>
+        <w:t xml:space="preserve">open limits: Two limits are recorded. First, the 1e-6 per hour false-positive rate in this requirement’s rationale and acceptance criteria is an analytical estimate conditional on FB2-ASM-005, a Gaussian noise assumption with sigma 5 mV, and it is not a measurement. FB2-SAF-TSC-000001.diagnostic_coverage_assumptions records the two assumptions that estimate rests on - that consecutive samples are independent, which nothing in this corpus establishes, and that a threshold several sigma from the noise mean is a correct model of the operating point - and records that the same entry’s common-cause note is that a debounce protects against noise and makes a systematic offset WORSE, because a real offset produces a confident, repeated violation. Second, no measurement exists of the 5 ms classification or of the 3 ms latch transition; both are allocations.</w:t>
+      </w:r>
+    </w:p>
+    <w:p>
+      <w:pPr>
+        <w:pStyle w:val="Compact"/>
+        <w:numPr>
+          <w:ilvl w:val="0"/>
+          <w:numId w:val="1039"/>
         </w:numPr>
       </w:pPr>
       <w:r>
@@ -5420,7 +7071,7 @@
         <w:pStyle w:val="Compact"/>
         <w:numPr>
           <w:ilvl w:val="0"/>
-          <w:numId w:val="1013"/>
+          <w:numId w:val="1039"/>
         </w:numPr>
       </w:pPr>
       <w:r>
@@ -5503,7 +7154,7 @@
         <w:pStyle w:val="Compact"/>
         <w:numPr>
           <w:ilvl w:val="0"/>
-          <w:numId w:val="1015"/>
+          <w:numId w:val="1042"/>
         </w:numPr>
       </w:pPr>
       <w:r>
@@ -5522,7 +7173,7 @@
         <w:pStyle w:val="Compact"/>
         <w:numPr>
           <w:ilvl w:val="0"/>
-          <w:numId w:val="1015"/>
+          <w:numId w:val="1042"/>
         </w:numPr>
       </w:pPr>
       <w:r>
@@ -5541,7 +7192,7 @@
         <w:pStyle w:val="Compact"/>
         <w:numPr>
           <w:ilvl w:val="0"/>
-          <w:numId w:val="1015"/>
+          <w:numId w:val="1042"/>
         </w:numPr>
       </w:pPr>
       <w:r>
@@ -5569,7 +7220,7 @@
         <w:pStyle w:val="Compact"/>
         <w:numPr>
           <w:ilvl w:val="0"/>
-          <w:numId w:val="1015"/>
+          <w:numId w:val="1042"/>
         </w:numPr>
       </w:pPr>
       <w:r>
@@ -5597,7 +7248,7 @@
         <w:pStyle w:val="Compact"/>
         <w:numPr>
           <w:ilvl w:val="0"/>
-          <w:numId w:val="1015"/>
+          <w:numId w:val="1042"/>
         </w:numPr>
       </w:pPr>
       <w:r>
@@ -5616,7 +7267,7 @@
         <w:pStyle w:val="Compact"/>
         <w:numPr>
           <w:ilvl w:val="1"/>
-          <w:numId w:val="1016"/>
+          <w:numId w:val="1043"/>
         </w:numPr>
       </w:pPr>
       <w:r>
@@ -5628,7 +7279,7 @@
         <w:pStyle w:val="Compact"/>
         <w:numPr>
           <w:ilvl w:val="1"/>
-          <w:numId w:val="1016"/>
+          <w:numId w:val="1043"/>
         </w:numPr>
       </w:pPr>
       <w:r>
@@ -5640,7 +7291,7 @@
         <w:pStyle w:val="Compact"/>
         <w:numPr>
           <w:ilvl w:val="1"/>
-          <w:numId w:val="1016"/>
+          <w:numId w:val="1043"/>
         </w:numPr>
       </w:pPr>
       <w:r>
@@ -5652,7 +7303,7 @@
         <w:pStyle w:val="Compact"/>
         <w:numPr>
           <w:ilvl w:val="1"/>
-          <w:numId w:val="1016"/>
+          <w:numId w:val="1043"/>
         </w:numPr>
       </w:pPr>
       <w:r>
@@ -5664,7 +7315,7 @@
         <w:pStyle w:val="Compact"/>
         <w:numPr>
           <w:ilvl w:val="1"/>
-          <w:numId w:val="1016"/>
+          <w:numId w:val="1043"/>
         </w:numPr>
       </w:pPr>
       <w:r>
@@ -5676,7 +7327,7 @@
         <w:pStyle w:val="Compact"/>
         <w:numPr>
           <w:ilvl w:val="1"/>
-          <w:numId w:val="1016"/>
+          <w:numId w:val="1043"/>
         </w:numPr>
       </w:pPr>
       <w:r>
@@ -5688,7 +7339,7 @@
         <w:pStyle w:val="Compact"/>
         <w:numPr>
           <w:ilvl w:val="0"/>
-          <w:numId w:val="1015"/>
+          <w:numId w:val="1042"/>
         </w:numPr>
       </w:pPr>
       <w:r>
@@ -5764,7 +7415,113 @@
         <w:pStyle w:val="Compact"/>
         <w:numPr>
           <w:ilvl w:val="0"/>
-          <w:numId w:val="1015"/>
+          <w:numId w:val="1042"/>
+        </w:numPr>
+      </w:pPr>
+      <w:r>
+        <w:rPr>
+          <w:b/>
+          <w:bCs/>
+        </w:rPr>
+        <w:t xml:space="preserve">Fault reaction</w:t>
+      </w:r>
+      <w:r>
+        <w:t xml:space="preserve"> </w:t>
+      </w:r>
+      <w:r>
+        <w:t xml:space="preserve">(allocated element</w:t>
+      </w:r>
+      <w:r>
+        <w:t xml:space="preserve"> </w:t>
+      </w:r>
+      <w:r>
+        <w:rPr>
+          <w:rStyle w:val="VerbatimChar"/>
+        </w:rPr>
+        <w:t xml:space="preserve">AR-004</w:t>
+      </w:r>
+      <w:r>
+        <w:t xml:space="preserve">, owns reaction: True): De-energise every HV contactor coil through the safe base controller, confirm the commanded state from the auxiliary feedback, latch the fault and log it. This is the reaction FB2-SAF-FSC-000001 allocates to AR-004, and it is the only reaction on the main path that actually reaches the safe state. Both concepts give it 35 ms, which is the coil command at 5 ms plus the mechanical opening at 30 ms from FB2-PRM-000005; the confirmation of the commanded state is a further 5 ms that neither concept’s 35 ms figure includes. Measured from the FAULT request the reaction is therefore complete at 40 ms, which is the figure this requirement’s own acceptance criteria now ask for and the figure FB2-SAF-S…</w:t>
+      </w:r>
+    </w:p>
+    <w:p>
+      <w:pPr>
+        <w:pStyle w:val="Compact"/>
+        <w:numPr>
+          <w:ilvl w:val="1"/>
+          <w:numId w:val="1044"/>
+        </w:numPr>
+      </w:pPr>
+      <w:r>
+        <w:t xml:space="preserve">triggered by: A FAULT state request from the SOA monitor (FB2-SAF-FSR-000002) or from a diagnosis entry; and, independently of that request, any state of the auxiliary feedback that disagrees with the commanded state, which is the weld-detection path.</w:t>
+      </w:r>
+    </w:p>
+    <w:p>
+      <w:pPr>
+        <w:pStyle w:val="Compact"/>
+        <w:numPr>
+          <w:ilvl w:val="1"/>
+          <w:numId w:val="1044"/>
+        </w:numPr>
+      </w:pPr>
+      <w:r>
+        <w:t xml:space="preserve">reaction time budget: 35 ms</w:t>
+      </w:r>
+    </w:p>
+    <w:p>
+      <w:pPr>
+        <w:pStyle w:val="Compact"/>
+        <w:numPr>
+          <w:ilvl w:val="1"/>
+          <w:numId w:val="1044"/>
+        </w:numPr>
+      </w:pPr>
+      <w:r>
+        <w:t xml:space="preserve">mode dependence: Mode-dependent, and this is the load-bearing caveat of the concept. In MOD-004, with the contactors closed and current flowing, opening them removes propulsion from a moving vehicle, so the item must distinguish a genuine limit violation from a degraded condition and must not enter FAULT for the latter. In MOD-001, MOD-002 and MOD-007 the reaction is unambiguous and immediate; in MOD-006 the state is already latched. Disconnecting a battery is itself an action with consequences and is not uncond…</w:t>
+      </w:r>
+    </w:p>
+    <w:p>
+      <w:pPr>
+        <w:pStyle w:val="Compact"/>
+        <w:numPr>
+          <w:ilvl w:val="1"/>
+          <w:numId w:val="1044"/>
+        </w:numPr>
+      </w:pPr>
+      <w:r>
+        <w:t xml:space="preserve">allocation basis: FB2-SAF-FSC-000001.fault_reaction entry 1 (</w:t>
+      </w:r>
+      <w:r>
+        <w:t xml:space="preserve">‘</w:t>
+      </w:r>
+      <w:r>
+        <w:t xml:space="preserve">Open all high-voltage contactors, disable charging, latch the fault and log it</w:t>
+      </w:r>
+      <w:r>
+        <w:t xml:space="preserve">’</w:t>
+      </w:r>
+      <w:r>
+        <w:t xml:space="preserve">, element_id AR-004, reaction_time_budget_ms 35). The same element and budget appear in FB2-SAF-TSC-000001.fault_reaction, which adds that the reaction is realised by FB2-SW-SWR-000003 in software and FB2-HW-TSR-000003 in hardware and that the watchdog that makes it work after a software hang is independent of the main microcontroller (FB2-ASM-007). The five segments come fr…</w:t>
+      </w:r>
+    </w:p>
+    <w:p>
+      <w:pPr>
+        <w:pStyle w:val="Compact"/>
+        <w:numPr>
+          <w:ilvl w:val="1"/>
+          <w:numId w:val="1044"/>
+        </w:numPr>
+      </w:pPr>
+      <w:r>
+        <w:t xml:space="preserve">open limits: Three limits are recorded and none is closed by this field. First, this record states a 50 ms weld-detection latency and FB2-HW-TSR-000003 states 100 ms for the same quantity. No record in this corpus decides which is intended, so neither figure was changed and the disagreement was left open rather than harmonised by editing one of the two numbers; FB2-REV-FND-000024 records it as deliberately not resolved. Second, FB2-ASM-007 assumes the safe base controller’s watchdog is independent of the main microcontroller and can actuate the contactors on its own; FB2-SAF-TSC-000001.hardware_interfaces_and_assumptions records that this independence is read out of the source and that its behaviour over the full supply and temperature range is not measured, and that if it does not hold, a software hang leaves the contactors in their last commanded state with AR-005 the only remaining path. Third, th…</w:t>
+      </w:r>
+    </w:p>
+    <w:p>
+      <w:pPr>
+        <w:pStyle w:val="Compact"/>
+        <w:numPr>
+          <w:ilvl w:val="0"/>
+          <w:numId w:val="1042"/>
         </w:numPr>
       </w:pPr>
       <w:r>
@@ -5828,7 +7585,7 @@
         <w:pStyle w:val="Compact"/>
         <w:numPr>
           <w:ilvl w:val="0"/>
-          <w:numId w:val="1015"/>
+          <w:numId w:val="1042"/>
         </w:numPr>
       </w:pPr>
       <w:r>
@@ -5911,7 +7668,7 @@
         <w:pStyle w:val="Compact"/>
         <w:numPr>
           <w:ilvl w:val="0"/>
-          <w:numId w:val="1017"/>
+          <w:numId w:val="1045"/>
         </w:numPr>
       </w:pPr>
       <w:r>
@@ -5930,7 +7687,7 @@
         <w:pStyle w:val="Compact"/>
         <w:numPr>
           <w:ilvl w:val="0"/>
-          <w:numId w:val="1017"/>
+          <w:numId w:val="1045"/>
         </w:numPr>
       </w:pPr>
       <w:r>
@@ -5949,7 +7706,7 @@
         <w:pStyle w:val="Compact"/>
         <w:numPr>
           <w:ilvl w:val="0"/>
-          <w:numId w:val="1017"/>
+          <w:numId w:val="1045"/>
         </w:numPr>
       </w:pPr>
       <w:r>
@@ -5977,7 +7734,7 @@
         <w:pStyle w:val="Compact"/>
         <w:numPr>
           <w:ilvl w:val="0"/>
-          <w:numId w:val="1017"/>
+          <w:numId w:val="1045"/>
         </w:numPr>
       </w:pPr>
       <w:r>
@@ -6005,7 +7762,7 @@
         <w:pStyle w:val="Compact"/>
         <w:numPr>
           <w:ilvl w:val="0"/>
-          <w:numId w:val="1017"/>
+          <w:numId w:val="1045"/>
         </w:numPr>
       </w:pPr>
       <w:r>
@@ -6024,7 +7781,7 @@
         <w:pStyle w:val="Compact"/>
         <w:numPr>
           <w:ilvl w:val="1"/>
-          <w:numId w:val="1018"/>
+          <w:numId w:val="1046"/>
         </w:numPr>
       </w:pPr>
       <w:r>
@@ -6036,7 +7793,7 @@
         <w:pStyle w:val="Compact"/>
         <w:numPr>
           <w:ilvl w:val="1"/>
-          <w:numId w:val="1018"/>
+          <w:numId w:val="1046"/>
         </w:numPr>
       </w:pPr>
       <w:r>
@@ -6048,7 +7805,7 @@
         <w:pStyle w:val="Compact"/>
         <w:numPr>
           <w:ilvl w:val="1"/>
-          <w:numId w:val="1018"/>
+          <w:numId w:val="1046"/>
         </w:numPr>
       </w:pPr>
       <w:r>
@@ -6060,7 +7817,7 @@
         <w:pStyle w:val="Compact"/>
         <w:numPr>
           <w:ilvl w:val="0"/>
-          <w:numId w:val="1017"/>
+          <w:numId w:val="1045"/>
         </w:numPr>
       </w:pPr>
       <w:r>
@@ -6136,7 +7893,113 @@
         <w:pStyle w:val="Compact"/>
         <w:numPr>
           <w:ilvl w:val="0"/>
-          <w:numId w:val="1017"/>
+          <w:numId w:val="1045"/>
+        </w:numPr>
+      </w:pPr>
+      <w:r>
+        <w:rPr>
+          <w:b/>
+          <w:bCs/>
+        </w:rPr>
+        <w:t xml:space="preserve">Fault reaction</w:t>
+      </w:r>
+      <w:r>
+        <w:t xml:space="preserve"> </w:t>
+      </w:r>
+      <w:r>
+        <w:t xml:space="preserve">(allocated element</w:t>
+      </w:r>
+      <w:r>
+        <w:t xml:space="preserve"> </w:t>
+      </w:r>
+      <w:r>
+        <w:rPr>
+          <w:rStyle w:val="VerbatimChar"/>
+        </w:rPr>
+        <w:t xml:space="preserve">AR-005</w:t>
+      </w:r>
+      <w:r>
+        <w:t xml:space="preserve">, owns reaction: True): Open the HV contactors directly from the independent path, without passing through the main microcontroller and without waiting for the main path’s decision. This is the reaction FB2-SAF-FSC-000001 allocates to AR-005 at 50 ms, and it is the reason AR-005 exists: if the main path AR-001 to AR-004 fails, this is the only reaction left that still opens the contactors. Its 50 ms budget is FB2-PRM-000007 (independent_monitor_latency_ms = 50, tolerance 40..60) and it is an ALTERNATIVE to the main path’s budget, not an addition to it - FB2-SAF-TSC-000001.ftti_and_timing_budget.arithmetic_check says so in words: the two budgets are alternatives, not a sum. Adding them would give 135 ms against a 10…</w:t>
+      </w:r>
+    </w:p>
+    <w:p>
+      <w:pPr>
+        <w:pStyle w:val="Compact"/>
+        <w:numPr>
+          <w:ilvl w:val="1"/>
+          <w:numId w:val="1047"/>
+        </w:numPr>
+      </w:pPr>
+      <w:r>
+        <w:t xml:space="preserve">triggered by: The independent monitor’s own hardware threshold being exceeded, measured through its own dividers and compared by its own comparator. It is not triggered by the main path’s classification and it does not wait for one.</w:t>
+      </w:r>
+    </w:p>
+    <w:p>
+      <w:pPr>
+        <w:pStyle w:val="Compact"/>
+        <w:numPr>
+          <w:ilvl w:val="1"/>
+          <w:numId w:val="1047"/>
+        </w:numPr>
+      </w:pPr>
+      <w:r>
+        <w:t xml:space="preserve">reaction time budget: 50 ms</w:t>
+      </w:r>
+    </w:p>
+    <w:p>
+      <w:pPr>
+        <w:pStyle w:val="Compact"/>
+        <w:numPr>
+          <w:ilvl w:val="1"/>
+          <w:numId w:val="1047"/>
+        </w:numPr>
+      </w:pPr>
+      <w:r>
+        <w:t xml:space="preserve">mode dependence: No mode arbitration exists in this path, and both concepts record that as a property to be stated rather than assumed. It acts whenever its own threshold is exceeded. In MOD-004 that means a hardware false positive disconnects a moving vehicle with no arbitration, no confirmation step and no way for software to intervene, which is why the 50 mV threshold accuracy acceptance criterion of this requirement is a safety requirement in its own right and not only a specification detail. It is also why …</w:t>
+      </w:r>
+    </w:p>
+    <w:p>
+      <w:pPr>
+        <w:pStyle w:val="Compact"/>
+        <w:numPr>
+          <w:ilvl w:val="1"/>
+          <w:numId w:val="1047"/>
+        </w:numPr>
+      </w:pPr>
+      <w:r>
+        <w:t xml:space="preserve">allocation basis: FB2-SAF-FSC-000001.fault_reaction entry 2 (</w:t>
+      </w:r>
+      <w:r>
+        <w:t xml:space="preserve">‘</w:t>
+      </w:r>
+      <w:r>
+        <w:t xml:space="preserve">Open the contactors through the independent path, without waiting for the main MCU</w:t>
+      </w:r>
+      <w:r>
+        <w:t xml:space="preserve">’</w:t>
+      </w:r>
+      <w:r>
+        <w:t xml:space="preserve">, element_id AR-005, reaction_time_budget_ms 50). The same element and budget appear in FB2-SAF-TSC-000001.fault_reaction, which adds that the actuation output is separate from the main chain. The 50 ms is FB2-PRM-000007 and is the budget FB2-HW-TSR-000004 carries. The argument for the barrier is the arithmetic in this record’s rationale: the main path is 85 ms of the 10…</w:t>
+      </w:r>
+    </w:p>
+    <w:p>
+      <w:pPr>
+        <w:pStyle w:val="Compact"/>
+        <w:numPr>
+          <w:ilvl w:val="1"/>
+          <w:numId w:val="1047"/>
+        </w:numPr>
+      </w:pPr>
+      <w:r>
+        <w:t xml:space="preserve">open limits: The independence this reaction depends on is an assumption and is not demonstrated anywhere in this corpus. FB2-ASM-008 records that separate dividers, a separate power domain and separate actuation are required and that feasibility is to be confirmed. FB2-SAF-TSC-000001.hardware_interfaces_and_assumptions states the consequence if it is unmet - the independent monitor becomes a second channel with the same failure modes as the first, two agreeing channels would be read as corroboration when they are one channel twice, and the safety goal would have no surviving barrier - and states in the same entry that the absence of a demonstration is the largest open assumption of the ASIL D allocation. FB2-SAF-TSC-000001.diagnostic_coverage_assumptions gives this mechanism a justification_basis of synthetic_assumption with an empty verification_record_refs list. FB2-SAF-ANL-000003 is the dependent-…</w:t>
+      </w:r>
+    </w:p>
+    <w:p>
+      <w:pPr>
+        <w:pStyle w:val="Compact"/>
+        <w:numPr>
+          <w:ilvl w:val="0"/>
+          <w:numId w:val="1045"/>
         </w:numPr>
       </w:pPr>
       <w:r>
@@ -6155,7 +8018,7 @@
         <w:pStyle w:val="Compact"/>
         <w:numPr>
           <w:ilvl w:val="0"/>
-          <w:numId w:val="1017"/>
+          <w:numId w:val="1045"/>
         </w:numPr>
       </w:pPr>
       <w:r>
@@ -6260,7 +8123,7 @@
         <w:pStyle w:val="Compact"/>
         <w:numPr>
           <w:ilvl w:val="0"/>
-          <w:numId w:val="1019"/>
+          <w:numId w:val="1048"/>
         </w:numPr>
       </w:pPr>
       <w:r>
@@ -6279,7 +8142,7 @@
         <w:pStyle w:val="Compact"/>
         <w:numPr>
           <w:ilvl w:val="0"/>
-          <w:numId w:val="1019"/>
+          <w:numId w:val="1048"/>
         </w:numPr>
       </w:pPr>
       <w:r>
@@ -6298,7 +8161,7 @@
         <w:pStyle w:val="Compact"/>
         <w:numPr>
           <w:ilvl w:val="0"/>
-          <w:numId w:val="1019"/>
+          <w:numId w:val="1048"/>
         </w:numPr>
       </w:pPr>
       <w:r>
@@ -6382,7 +8245,7 @@
         <w:pStyle w:val="Compact"/>
         <w:numPr>
           <w:ilvl w:val="0"/>
-          <w:numId w:val="1019"/>
+          <w:numId w:val="1048"/>
         </w:numPr>
       </w:pPr>
       <w:r>
@@ -6422,7 +8285,7 @@
         <w:pStyle w:val="Compact"/>
         <w:numPr>
           <w:ilvl w:val="0"/>
-          <w:numId w:val="1019"/>
+          <w:numId w:val="1048"/>
         </w:numPr>
       </w:pPr>
       <w:r>
@@ -6462,7 +8325,7 @@
         <w:pStyle w:val="Compact"/>
         <w:numPr>
           <w:ilvl w:val="0"/>
-          <w:numId w:val="1019"/>
+          <w:numId w:val="1048"/>
         </w:numPr>
       </w:pPr>
       <w:r>
@@ -6481,7 +8344,7 @@
         <w:pStyle w:val="Compact"/>
         <w:numPr>
           <w:ilvl w:val="0"/>
-          <w:numId w:val="1019"/>
+          <w:numId w:val="1048"/>
         </w:numPr>
       </w:pPr>
       <w:r>
@@ -6509,7 +8372,7 @@
         <w:pStyle w:val="Compact"/>
         <w:numPr>
           <w:ilvl w:val="0"/>
-          <w:numId w:val="1019"/>
+          <w:numId w:val="1048"/>
         </w:numPr>
       </w:pPr>
       <w:r>
@@ -6528,7 +8391,7 @@
         <w:pStyle w:val="Compact"/>
         <w:numPr>
           <w:ilvl w:val="1"/>
-          <w:numId w:val="1020"/>
+          <w:numId w:val="1049"/>
         </w:numPr>
       </w:pPr>
       <w:r>
@@ -6540,7 +8403,7 @@
         <w:pStyle w:val="Compact"/>
         <w:numPr>
           <w:ilvl w:val="1"/>
-          <w:numId w:val="1020"/>
+          <w:numId w:val="1049"/>
         </w:numPr>
       </w:pPr>
       <w:r>
@@ -6552,7 +8415,7 @@
         <w:pStyle w:val="Compact"/>
         <w:numPr>
           <w:ilvl w:val="1"/>
-          <w:numId w:val="1020"/>
+          <w:numId w:val="1049"/>
         </w:numPr>
       </w:pPr>
       <w:r>
@@ -6564,7 +8427,7 @@
         <w:pStyle w:val="Compact"/>
         <w:numPr>
           <w:ilvl w:val="1"/>
-          <w:numId w:val="1020"/>
+          <w:numId w:val="1049"/>
         </w:numPr>
       </w:pPr>
       <w:r>
@@ -6595,7 +8458,7 @@
         <w:pStyle w:val="Compact"/>
         <w:numPr>
           <w:ilvl w:val="0"/>
-          <w:numId w:val="1021"/>
+          <w:numId w:val="1050"/>
         </w:numPr>
       </w:pPr>
       <w:r>
@@ -6614,7 +8477,7 @@
         <w:pStyle w:val="Compact"/>
         <w:numPr>
           <w:ilvl w:val="0"/>
-          <w:numId w:val="1021"/>
+          <w:numId w:val="1050"/>
         </w:numPr>
       </w:pPr>
       <w:r>
@@ -6633,7 +8496,7 @@
         <w:pStyle w:val="Compact"/>
         <w:numPr>
           <w:ilvl w:val="0"/>
-          <w:numId w:val="1021"/>
+          <w:numId w:val="1050"/>
         </w:numPr>
       </w:pPr>
       <w:r>
@@ -6717,7 +8580,7 @@
         <w:pStyle w:val="Compact"/>
         <w:numPr>
           <w:ilvl w:val="0"/>
-          <w:numId w:val="1021"/>
+          <w:numId w:val="1050"/>
         </w:numPr>
       </w:pPr>
       <w:r>
@@ -6757,7 +8620,7 @@
         <w:pStyle w:val="Compact"/>
         <w:numPr>
           <w:ilvl w:val="0"/>
-          <w:numId w:val="1021"/>
+          <w:numId w:val="1050"/>
         </w:numPr>
       </w:pPr>
       <w:r>
@@ -6797,7 +8660,7 @@
         <w:pStyle w:val="Compact"/>
         <w:numPr>
           <w:ilvl w:val="0"/>
-          <w:numId w:val="1021"/>
+          <w:numId w:val="1050"/>
         </w:numPr>
       </w:pPr>
       <w:r>
@@ -6816,7 +8679,7 @@
         <w:pStyle w:val="Compact"/>
         <w:numPr>
           <w:ilvl w:val="0"/>
-          <w:numId w:val="1021"/>
+          <w:numId w:val="1050"/>
         </w:numPr>
       </w:pPr>
       <w:r>
@@ -6844,7 +8707,7 @@
         <w:pStyle w:val="Compact"/>
         <w:numPr>
           <w:ilvl w:val="0"/>
-          <w:numId w:val="1021"/>
+          <w:numId w:val="1050"/>
         </w:numPr>
       </w:pPr>
       <w:r>
@@ -6863,7 +8726,7 @@
         <w:pStyle w:val="Compact"/>
         <w:numPr>
           <w:ilvl w:val="1"/>
-          <w:numId w:val="1022"/>
+          <w:numId w:val="1051"/>
         </w:numPr>
       </w:pPr>
       <w:r>
@@ -6875,7 +8738,7 @@
         <w:pStyle w:val="Compact"/>
         <w:numPr>
           <w:ilvl w:val="1"/>
-          <w:numId w:val="1022"/>
+          <w:numId w:val="1051"/>
         </w:numPr>
       </w:pPr>
       <w:r>
@@ -6887,7 +8750,7 @@
         <w:pStyle w:val="Compact"/>
         <w:numPr>
           <w:ilvl w:val="1"/>
-          <w:numId w:val="1022"/>
+          <w:numId w:val="1051"/>
         </w:numPr>
       </w:pPr>
       <w:r>
@@ -6899,7 +8762,7 @@
         <w:pStyle w:val="Compact"/>
         <w:numPr>
           <w:ilvl w:val="1"/>
-          <w:numId w:val="1022"/>
+          <w:numId w:val="1051"/>
         </w:numPr>
       </w:pPr>
       <w:r>
@@ -6911,7 +8774,7 @@
         <w:pStyle w:val="Compact"/>
         <w:numPr>
           <w:ilvl w:val="1"/>
-          <w:numId w:val="1022"/>
+          <w:numId w:val="1051"/>
         </w:numPr>
       </w:pPr>
       <w:r>
@@ -6942,7 +8805,7 @@
         <w:pStyle w:val="Compact"/>
         <w:numPr>
           <w:ilvl w:val="0"/>
-          <w:numId w:val="1023"/>
+          <w:numId w:val="1052"/>
         </w:numPr>
       </w:pPr>
       <w:r>
@@ -6961,7 +8824,7 @@
         <w:pStyle w:val="Compact"/>
         <w:numPr>
           <w:ilvl w:val="0"/>
-          <w:numId w:val="1023"/>
+          <w:numId w:val="1052"/>
         </w:numPr>
       </w:pPr>
       <w:r>
@@ -6980,7 +8843,7 @@
         <w:pStyle w:val="Compact"/>
         <w:numPr>
           <w:ilvl w:val="0"/>
-          <w:numId w:val="1023"/>
+          <w:numId w:val="1052"/>
         </w:numPr>
       </w:pPr>
       <w:r>
@@ -7064,7 +8927,7 @@
         <w:pStyle w:val="Compact"/>
         <w:numPr>
           <w:ilvl w:val="0"/>
-          <w:numId w:val="1023"/>
+          <w:numId w:val="1052"/>
         </w:numPr>
       </w:pPr>
       <w:r>
@@ -7104,7 +8967,7 @@
         <w:pStyle w:val="Compact"/>
         <w:numPr>
           <w:ilvl w:val="0"/>
-          <w:numId w:val="1023"/>
+          <w:numId w:val="1052"/>
         </w:numPr>
       </w:pPr>
       <w:r>
@@ -7144,7 +9007,7 @@
         <w:pStyle w:val="Compact"/>
         <w:numPr>
           <w:ilvl w:val="0"/>
-          <w:numId w:val="1023"/>
+          <w:numId w:val="1052"/>
         </w:numPr>
       </w:pPr>
       <w:r>
@@ -7163,7 +9026,7 @@
         <w:pStyle w:val="Compact"/>
         <w:numPr>
           <w:ilvl w:val="0"/>
-          <w:numId w:val="1023"/>
+          <w:numId w:val="1052"/>
         </w:numPr>
       </w:pPr>
       <w:r>
@@ -7191,7 +9054,7 @@
         <w:pStyle w:val="Compact"/>
         <w:numPr>
           <w:ilvl w:val="0"/>
-          <w:numId w:val="1023"/>
+          <w:numId w:val="1052"/>
         </w:numPr>
       </w:pPr>
       <w:r>
@@ -7210,7 +9073,7 @@
         <w:pStyle w:val="Compact"/>
         <w:numPr>
           <w:ilvl w:val="1"/>
-          <w:numId w:val="1024"/>
+          <w:numId w:val="1053"/>
         </w:numPr>
       </w:pPr>
       <w:r>
@@ -7222,7 +9085,7 @@
         <w:pStyle w:val="Compact"/>
         <w:numPr>
           <w:ilvl w:val="1"/>
-          <w:numId w:val="1024"/>
+          <w:numId w:val="1053"/>
         </w:numPr>
       </w:pPr>
       <w:r>
@@ -7234,7 +9097,7 @@
         <w:pStyle w:val="Compact"/>
         <w:numPr>
           <w:ilvl w:val="1"/>
-          <w:numId w:val="1024"/>
+          <w:numId w:val="1053"/>
         </w:numPr>
       </w:pPr>
       <w:r>
@@ -7265,7 +9128,7 @@
         <w:pStyle w:val="Compact"/>
         <w:numPr>
           <w:ilvl w:val="0"/>
-          <w:numId w:val="1025"/>
+          <w:numId w:val="1054"/>
         </w:numPr>
       </w:pPr>
       <w:r>
@@ -7284,7 +9147,7 @@
         <w:pStyle w:val="Compact"/>
         <w:numPr>
           <w:ilvl w:val="0"/>
-          <w:numId w:val="1025"/>
+          <w:numId w:val="1054"/>
         </w:numPr>
       </w:pPr>
       <w:r>
@@ -7321,7 +9184,7 @@
         <w:pStyle w:val="Compact"/>
         <w:numPr>
           <w:ilvl w:val="0"/>
-          <w:numId w:val="1025"/>
+          <w:numId w:val="1054"/>
         </w:numPr>
       </w:pPr>
       <w:r>
@@ -7405,7 +9268,7 @@
         <w:pStyle w:val="Compact"/>
         <w:numPr>
           <w:ilvl w:val="0"/>
-          <w:numId w:val="1025"/>
+          <w:numId w:val="1054"/>
         </w:numPr>
       </w:pPr>
       <w:r>
@@ -7445,7 +9308,7 @@
         <w:pStyle w:val="Compact"/>
         <w:numPr>
           <w:ilvl w:val="0"/>
-          <w:numId w:val="1025"/>
+          <w:numId w:val="1054"/>
         </w:numPr>
       </w:pPr>
       <w:r>
@@ -7485,7 +9348,7 @@
         <w:pStyle w:val="Compact"/>
         <w:numPr>
           <w:ilvl w:val="0"/>
-          <w:numId w:val="1025"/>
+          <w:numId w:val="1054"/>
         </w:numPr>
       </w:pPr>
       <w:r>
@@ -7504,7 +9367,7 @@
         <w:pStyle w:val="Compact"/>
         <w:numPr>
           <w:ilvl w:val="0"/>
-          <w:numId w:val="1025"/>
+          <w:numId w:val="1054"/>
         </w:numPr>
       </w:pPr>
       <w:r>
@@ -7532,7 +9395,7 @@
         <w:pStyle w:val="Compact"/>
         <w:numPr>
           <w:ilvl w:val="0"/>
-          <w:numId w:val="1025"/>
+          <w:numId w:val="1054"/>
         </w:numPr>
       </w:pPr>
       <w:r>
@@ -7551,7 +9414,7 @@
         <w:pStyle w:val="Compact"/>
         <w:numPr>
           <w:ilvl w:val="1"/>
-          <w:numId w:val="1026"/>
+          <w:numId w:val="1055"/>
         </w:numPr>
       </w:pPr>
       <w:r>
@@ -7563,7 +9426,7 @@
         <w:pStyle w:val="Compact"/>
         <w:numPr>
           <w:ilvl w:val="1"/>
-          <w:numId w:val="1026"/>
+          <w:numId w:val="1055"/>
         </w:numPr>
       </w:pPr>
       <w:r>
@@ -7575,7 +9438,7 @@
         <w:pStyle w:val="Compact"/>
         <w:numPr>
           <w:ilvl w:val="1"/>
-          <w:numId w:val="1026"/>
+          <w:numId w:val="1055"/>
         </w:numPr>
       </w:pPr>
       <w:r>
@@ -7606,7 +9469,7 @@
         <w:pStyle w:val="Compact"/>
         <w:numPr>
           <w:ilvl w:val="0"/>
-          <w:numId w:val="1027"/>
+          <w:numId w:val="1056"/>
         </w:numPr>
       </w:pPr>
       <w:r>
@@ -7625,7 +9488,7 @@
         <w:pStyle w:val="Compact"/>
         <w:numPr>
           <w:ilvl w:val="0"/>
-          <w:numId w:val="1027"/>
+          <w:numId w:val="1056"/>
         </w:numPr>
       </w:pPr>
       <w:r>
@@ -7644,7 +9507,7 @@
         <w:pStyle w:val="Compact"/>
         <w:numPr>
           <w:ilvl w:val="0"/>
-          <w:numId w:val="1027"/>
+          <w:numId w:val="1056"/>
         </w:numPr>
       </w:pPr>
       <w:r>
@@ -7728,7 +9591,7 @@
         <w:pStyle w:val="Compact"/>
         <w:numPr>
           <w:ilvl w:val="0"/>
-          <w:numId w:val="1027"/>
+          <w:numId w:val="1056"/>
         </w:numPr>
       </w:pPr>
       <w:r>
@@ -7780,7 +9643,7 @@
         <w:pStyle w:val="Compact"/>
         <w:numPr>
           <w:ilvl w:val="0"/>
-          <w:numId w:val="1027"/>
+          <w:numId w:val="1056"/>
         </w:numPr>
       </w:pPr>
       <w:r>
@@ -7820,7 +9683,7 @@
         <w:pStyle w:val="Compact"/>
         <w:numPr>
           <w:ilvl w:val="0"/>
-          <w:numId w:val="1027"/>
+          <w:numId w:val="1056"/>
         </w:numPr>
       </w:pPr>
       <w:r>
@@ -7839,7 +9702,7 @@
         <w:pStyle w:val="Compact"/>
         <w:numPr>
           <w:ilvl w:val="0"/>
-          <w:numId w:val="1027"/>
+          <w:numId w:val="1056"/>
         </w:numPr>
       </w:pPr>
       <w:r>
@@ -7867,7 +9730,7 @@
         <w:pStyle w:val="Compact"/>
         <w:numPr>
           <w:ilvl w:val="0"/>
-          <w:numId w:val="1027"/>
+          <w:numId w:val="1056"/>
         </w:numPr>
       </w:pPr>
       <w:r>
@@ -7886,7 +9749,7 @@
         <w:pStyle w:val="Compact"/>
         <w:numPr>
           <w:ilvl w:val="1"/>
-          <w:numId w:val="1028"/>
+          <w:numId w:val="1057"/>
         </w:numPr>
       </w:pPr>
       <w:r>
@@ -7898,7 +9761,7 @@
         <w:pStyle w:val="Compact"/>
         <w:numPr>
           <w:ilvl w:val="1"/>
-          <w:numId w:val="1028"/>
+          <w:numId w:val="1057"/>
         </w:numPr>
       </w:pPr>
       <w:r>
@@ -7910,7 +9773,7 @@
         <w:pStyle w:val="Compact"/>
         <w:numPr>
           <w:ilvl w:val="1"/>
-          <w:numId w:val="1028"/>
+          <w:numId w:val="1057"/>
         </w:numPr>
       </w:pPr>
       <w:r>
@@ -7922,7 +9785,7 @@
         <w:pStyle w:val="Compact"/>
         <w:numPr>
           <w:ilvl w:val="1"/>
-          <w:numId w:val="1028"/>
+          <w:numId w:val="1057"/>
         </w:numPr>
       </w:pPr>
       <w:r>
@@ -7934,7 +9797,7 @@
         <w:pStyle w:val="Compact"/>
         <w:numPr>
           <w:ilvl w:val="1"/>
-          <w:numId w:val="1028"/>
+          <w:numId w:val="1057"/>
         </w:numPr>
       </w:pPr>
       <w:r>
@@ -7965,7 +9828,7 @@
         <w:pStyle w:val="Compact"/>
         <w:numPr>
           <w:ilvl w:val="0"/>
-          <w:numId w:val="1029"/>
+          <w:numId w:val="1058"/>
         </w:numPr>
       </w:pPr>
       <w:r>
@@ -7984,7 +9847,7 @@
         <w:pStyle w:val="Compact"/>
         <w:numPr>
           <w:ilvl w:val="0"/>
-          <w:numId w:val="1029"/>
+          <w:numId w:val="1058"/>
         </w:numPr>
       </w:pPr>
       <w:r>
@@ -8003,7 +9866,7 @@
         <w:pStyle w:val="Compact"/>
         <w:numPr>
           <w:ilvl w:val="0"/>
-          <w:numId w:val="1029"/>
+          <w:numId w:val="1058"/>
         </w:numPr>
       </w:pPr>
       <w:r>
@@ -8087,7 +9950,7 @@
         <w:pStyle w:val="Compact"/>
         <w:numPr>
           <w:ilvl w:val="0"/>
-          <w:numId w:val="1029"/>
+          <w:numId w:val="1058"/>
         </w:numPr>
       </w:pPr>
       <w:r>
@@ -8127,7 +9990,7 @@
         <w:pStyle w:val="Compact"/>
         <w:numPr>
           <w:ilvl w:val="0"/>
-          <w:numId w:val="1029"/>
+          <w:numId w:val="1058"/>
         </w:numPr>
       </w:pPr>
       <w:r>
@@ -8155,7 +10018,7 @@
         <w:pStyle w:val="Compact"/>
         <w:numPr>
           <w:ilvl w:val="0"/>
-          <w:numId w:val="1029"/>
+          <w:numId w:val="1058"/>
         </w:numPr>
       </w:pPr>
       <w:r>
@@ -8174,7 +10037,7 @@
         <w:pStyle w:val="Compact"/>
         <w:numPr>
           <w:ilvl w:val="0"/>
-          <w:numId w:val="1029"/>
+          <w:numId w:val="1058"/>
         </w:numPr>
       </w:pPr>
       <w:r>
@@ -8202,7 +10065,7 @@
         <w:pStyle w:val="Compact"/>
         <w:numPr>
           <w:ilvl w:val="0"/>
-          <w:numId w:val="1029"/>
+          <w:numId w:val="1058"/>
         </w:numPr>
       </w:pPr>
       <w:r>
@@ -8221,7 +10084,7 @@
         <w:pStyle w:val="Compact"/>
         <w:numPr>
           <w:ilvl w:val="1"/>
-          <w:numId w:val="1030"/>
+          <w:numId w:val="1059"/>
         </w:numPr>
       </w:pPr>
       <w:r>
@@ -8233,7 +10096,7 @@
         <w:pStyle w:val="Compact"/>
         <w:numPr>
           <w:ilvl w:val="1"/>
-          <w:numId w:val="1030"/>
+          <w:numId w:val="1059"/>
         </w:numPr>
       </w:pPr>
       <w:r>
@@ -8245,7 +10108,7 @@
         <w:pStyle w:val="Compact"/>
         <w:numPr>
           <w:ilvl w:val="1"/>
-          <w:numId w:val="1030"/>
+          <w:numId w:val="1059"/>
         </w:numPr>
       </w:pPr>
       <w:r>
@@ -8276,7 +10139,7 @@
         <w:pStyle w:val="Compact"/>
         <w:numPr>
           <w:ilvl w:val="0"/>
-          <w:numId w:val="1031"/>
+          <w:numId w:val="1060"/>
         </w:numPr>
       </w:pPr>
       <w:r>
@@ -8295,7 +10158,7 @@
         <w:pStyle w:val="Compact"/>
         <w:numPr>
           <w:ilvl w:val="0"/>
-          <w:numId w:val="1031"/>
+          <w:numId w:val="1060"/>
         </w:numPr>
       </w:pPr>
       <w:r>
@@ -8350,7 +10213,7 @@
         <w:pStyle w:val="Compact"/>
         <w:numPr>
           <w:ilvl w:val="0"/>
-          <w:numId w:val="1031"/>
+          <w:numId w:val="1060"/>
         </w:numPr>
       </w:pPr>
       <w:r>
@@ -8434,7 +10297,7 @@
         <w:pStyle w:val="Compact"/>
         <w:numPr>
           <w:ilvl w:val="0"/>
-          <w:numId w:val="1031"/>
+          <w:numId w:val="1060"/>
         </w:numPr>
       </w:pPr>
       <w:r>
@@ -8474,7 +10337,7 @@
         <w:pStyle w:val="Compact"/>
         <w:numPr>
           <w:ilvl w:val="0"/>
-          <w:numId w:val="1031"/>
+          <w:numId w:val="1060"/>
         </w:numPr>
       </w:pPr>
       <w:r>
@@ -8502,7 +10365,7 @@
         <w:pStyle w:val="Compact"/>
         <w:numPr>
           <w:ilvl w:val="0"/>
-          <w:numId w:val="1031"/>
+          <w:numId w:val="1060"/>
         </w:numPr>
       </w:pPr>
       <w:r>
@@ -8521,7 +10384,7 @@
         <w:pStyle w:val="Compact"/>
         <w:numPr>
           <w:ilvl w:val="0"/>
-          <w:numId w:val="1031"/>
+          <w:numId w:val="1060"/>
         </w:numPr>
       </w:pPr>
       <w:r>
@@ -8549,7 +10412,7 @@
         <w:pStyle w:val="Compact"/>
         <w:numPr>
           <w:ilvl w:val="0"/>
-          <w:numId w:val="1031"/>
+          <w:numId w:val="1060"/>
         </w:numPr>
       </w:pPr>
       <w:r>
@@ -8568,7 +10431,7 @@
         <w:pStyle w:val="Compact"/>
         <w:numPr>
           <w:ilvl w:val="1"/>
-          <w:numId w:val="1032"/>
+          <w:numId w:val="1061"/>
         </w:numPr>
       </w:pPr>
       <w:r>
@@ -8580,7 +10443,7 @@
         <w:pStyle w:val="Compact"/>
         <w:numPr>
           <w:ilvl w:val="1"/>
-          <w:numId w:val="1032"/>
+          <w:numId w:val="1061"/>
         </w:numPr>
       </w:pPr>
       <w:r>
@@ -8592,7 +10455,7 @@
         <w:pStyle w:val="Compact"/>
         <w:numPr>
           <w:ilvl w:val="1"/>
-          <w:numId w:val="1032"/>
+          <w:numId w:val="1061"/>
         </w:numPr>
       </w:pPr>
       <w:r>
@@ -8604,7 +10467,7 @@
         <w:pStyle w:val="Compact"/>
         <w:numPr>
           <w:ilvl w:val="1"/>
-          <w:numId w:val="1032"/>
+          <w:numId w:val="1061"/>
         </w:numPr>
       </w:pPr>
       <w:r>
@@ -8635,7 +10498,7 @@
         <w:pStyle w:val="Compact"/>
         <w:numPr>
           <w:ilvl w:val="0"/>
-          <w:numId w:val="1033"/>
+          <w:numId w:val="1062"/>
         </w:numPr>
       </w:pPr>
       <w:r>
@@ -8654,7 +10517,7 @@
         <w:pStyle w:val="Compact"/>
         <w:numPr>
           <w:ilvl w:val="0"/>
-          <w:numId w:val="1033"/>
+          <w:numId w:val="1062"/>
         </w:numPr>
       </w:pPr>
       <w:r>
@@ -8673,7 +10536,7 @@
         <w:pStyle w:val="Compact"/>
         <w:numPr>
           <w:ilvl w:val="0"/>
-          <w:numId w:val="1033"/>
+          <w:numId w:val="1062"/>
         </w:numPr>
       </w:pPr>
       <w:r>
@@ -8757,7 +10620,7 @@
         <w:pStyle w:val="Compact"/>
         <w:numPr>
           <w:ilvl w:val="0"/>
-          <w:numId w:val="1033"/>
+          <w:numId w:val="1062"/>
         </w:numPr>
       </w:pPr>
       <w:r>
@@ -8797,7 +10660,7 @@
         <w:pStyle w:val="Compact"/>
         <w:numPr>
           <w:ilvl w:val="0"/>
-          <w:numId w:val="1033"/>
+          <w:numId w:val="1062"/>
         </w:numPr>
       </w:pPr>
       <w:r>
@@ -8825,7 +10688,7 @@
         <w:pStyle w:val="Compact"/>
         <w:numPr>
           <w:ilvl w:val="0"/>
-          <w:numId w:val="1033"/>
+          <w:numId w:val="1062"/>
         </w:numPr>
       </w:pPr>
       <w:r>
@@ -8844,7 +10707,7 @@
         <w:pStyle w:val="Compact"/>
         <w:numPr>
           <w:ilvl w:val="0"/>
-          <w:numId w:val="1033"/>
+          <w:numId w:val="1062"/>
         </w:numPr>
       </w:pPr>
       <w:r>
@@ -8872,7 +10735,7 @@
         <w:pStyle w:val="Compact"/>
         <w:numPr>
           <w:ilvl w:val="0"/>
-          <w:numId w:val="1033"/>
+          <w:numId w:val="1062"/>
         </w:numPr>
       </w:pPr>
       <w:r>
@@ -8891,7 +10754,7 @@
         <w:pStyle w:val="Compact"/>
         <w:numPr>
           <w:ilvl w:val="1"/>
-          <w:numId w:val="1034"/>
+          <w:numId w:val="1063"/>
         </w:numPr>
       </w:pPr>
       <w:r>
@@ -8903,7 +10766,7 @@
         <w:pStyle w:val="Compact"/>
         <w:numPr>
           <w:ilvl w:val="1"/>
-          <w:numId w:val="1034"/>
+          <w:numId w:val="1063"/>
         </w:numPr>
       </w:pPr>
       <w:r>
@@ -8915,7 +10778,7 @@
         <w:pStyle w:val="Compact"/>
         <w:numPr>
           <w:ilvl w:val="1"/>
-          <w:numId w:val="1034"/>
+          <w:numId w:val="1063"/>
         </w:numPr>
       </w:pPr>
       <w:r>
@@ -8927,7 +10790,7 @@
         <w:pStyle w:val="Compact"/>
         <w:numPr>
           <w:ilvl w:val="1"/>
-          <w:numId w:val="1034"/>
+          <w:numId w:val="1063"/>
         </w:numPr>
       </w:pPr>
       <w:r>
@@ -8990,7 +10853,7 @@
         <w:pStyle w:val="Compact"/>
         <w:numPr>
           <w:ilvl w:val="0"/>
-          <w:numId w:val="1035"/>
+          <w:numId w:val="1064"/>
         </w:numPr>
       </w:pPr>
       <w:r>
@@ -9018,7 +10881,7 @@
         <w:pStyle w:val="Compact"/>
         <w:numPr>
           <w:ilvl w:val="0"/>
-          <w:numId w:val="1035"/>
+          <w:numId w:val="1064"/>
         </w:numPr>
       </w:pPr>
       <w:r>
@@ -9074,7 +10937,7 @@
         <w:pStyle w:val="Compact"/>
         <w:numPr>
           <w:ilvl w:val="0"/>
-          <w:numId w:val="1035"/>
+          <w:numId w:val="1064"/>
         </w:numPr>
       </w:pPr>
       <w:r>
@@ -9093,7 +10956,7 @@
         <w:pStyle w:val="Compact"/>
         <w:numPr>
           <w:ilvl w:val="0"/>
-          <w:numId w:val="1035"/>
+          <w:numId w:val="1064"/>
         </w:numPr>
       </w:pPr>
       <w:r>
@@ -9217,7 +11080,7 @@
         <w:pStyle w:val="Compact"/>
         <w:numPr>
           <w:ilvl w:val="0"/>
-          <w:numId w:val="1035"/>
+          <w:numId w:val="1064"/>
         </w:numPr>
       </w:pPr>
       <w:r>
@@ -9280,7 +11143,7 @@
       <w:pPr>
         <w:numPr>
           <w:ilvl w:val="0"/>
-          <w:numId w:val="1036"/>
+          <w:numId w:val="1065"/>
         </w:numPr>
       </w:pPr>
       <w:r>
@@ -9291,7 +11154,7 @@
       <w:pPr>
         <w:numPr>
           <w:ilvl w:val="0"/>
-          <w:numId w:val="1036"/>
+          <w:numId w:val="1065"/>
         </w:numPr>
       </w:pPr>
       <w:r>
@@ -9302,7 +11165,7 @@
       <w:pPr>
         <w:numPr>
           <w:ilvl w:val="0"/>
-          <w:numId w:val="1036"/>
+          <w:numId w:val="1065"/>
         </w:numPr>
       </w:pPr>
       <w:r>
@@ -9313,7 +11176,7 @@
       <w:pPr>
         <w:numPr>
           <w:ilvl w:val="0"/>
-          <w:numId w:val="1036"/>
+          <w:numId w:val="1065"/>
         </w:numPr>
       </w:pPr>
       <w:r>
@@ -9324,7 +11187,7 @@
       <w:pPr>
         <w:numPr>
           <w:ilvl w:val="0"/>
-          <w:numId w:val="1036"/>
+          <w:numId w:val="1065"/>
         </w:numPr>
       </w:pPr>
       <w:r>
@@ -9335,7 +11198,7 @@
       <w:pPr>
         <w:numPr>
           <w:ilvl w:val="0"/>
-          <w:numId w:val="1036"/>
+          <w:numId w:val="1065"/>
         </w:numPr>
       </w:pPr>
       <w:r>
@@ -9346,7 +11209,7 @@
       <w:pPr>
         <w:numPr>
           <w:ilvl w:val="0"/>
-          <w:numId w:val="1036"/>
+          <w:numId w:val="1065"/>
         </w:numPr>
       </w:pPr>
       <w:r>
@@ -9357,7 +11220,7 @@
       <w:pPr>
         <w:numPr>
           <w:ilvl w:val="0"/>
-          <w:numId w:val="1036"/>
+          <w:numId w:val="1065"/>
         </w:numPr>
       </w:pPr>
       <w:r>
@@ -9368,7 +11231,7 @@
       <w:pPr>
         <w:numPr>
           <w:ilvl w:val="0"/>
-          <w:numId w:val="1036"/>
+          <w:numId w:val="1065"/>
         </w:numPr>
       </w:pPr>
       <w:r>
@@ -9379,7 +11242,7 @@
       <w:pPr>
         <w:numPr>
           <w:ilvl w:val="0"/>
-          <w:numId w:val="1036"/>
+          <w:numId w:val="1065"/>
         </w:numPr>
       </w:pPr>
       <w:r>
@@ -9390,7 +11253,7 @@
       <w:pPr>
         <w:numPr>
           <w:ilvl w:val="0"/>
-          <w:numId w:val="1036"/>
+          <w:numId w:val="1065"/>
         </w:numPr>
       </w:pPr>
       <w:r>
@@ -9401,7 +11264,7 @@
       <w:pPr>
         <w:numPr>
           <w:ilvl w:val="0"/>
-          <w:numId w:val="1036"/>
+          <w:numId w:val="1065"/>
         </w:numPr>
       </w:pPr>
       <w:r>
@@ -9412,7 +11275,7 @@
       <w:pPr>
         <w:numPr>
           <w:ilvl w:val="0"/>
-          <w:numId w:val="1036"/>
+          <w:numId w:val="1065"/>
         </w:numPr>
       </w:pPr>
       <w:r>
@@ -9423,7 +11286,7 @@
       <w:pPr>
         <w:numPr>
           <w:ilvl w:val="0"/>
-          <w:numId w:val="1036"/>
+          <w:numId w:val="1065"/>
         </w:numPr>
       </w:pPr>
       <w:r>
@@ -10752,7 +12615,7 @@
       <w:pPr>
         <w:numPr>
           <w:ilvl w:val="0"/>
-          <w:numId w:val="1037"/>
+          <w:numId w:val="1066"/>
         </w:numPr>
       </w:pPr>
       <w:r>
@@ -10779,7 +12642,7 @@
       <w:pPr>
         <w:numPr>
           <w:ilvl w:val="0"/>
-          <w:numId w:val="1037"/>
+          <w:numId w:val="1066"/>
         </w:numPr>
       </w:pPr>
       <w:r>
@@ -10806,7 +12669,7 @@
       <w:pPr>
         <w:numPr>
           <w:ilvl w:val="0"/>
-          <w:numId w:val="1037"/>
+          <w:numId w:val="1066"/>
         </w:numPr>
       </w:pPr>
       <w:r>
@@ -10824,7 +12687,7 @@
       <w:pPr>
         <w:numPr>
           <w:ilvl w:val="0"/>
-          <w:numId w:val="1037"/>
+          <w:numId w:val="1066"/>
         </w:numPr>
       </w:pPr>
       <w:r>
@@ -10855,7 +12718,7 @@
         <w:pStyle w:val="Compact"/>
         <w:numPr>
           <w:ilvl w:val="0"/>
-          <w:numId w:val="1038"/>
+          <w:numId w:val="1067"/>
         </w:numPr>
       </w:pPr>
       <w:r>
@@ -10883,7 +12746,7 @@
         <w:pStyle w:val="Compact"/>
         <w:numPr>
           <w:ilvl w:val="0"/>
-          <w:numId w:val="1038"/>
+          <w:numId w:val="1067"/>
         </w:numPr>
       </w:pPr>
       <w:r>
@@ -10911,7 +12774,7 @@
         <w:pStyle w:val="Compact"/>
         <w:numPr>
           <w:ilvl w:val="0"/>
-          <w:numId w:val="1038"/>
+          <w:numId w:val="1067"/>
         </w:numPr>
       </w:pPr>
       <w:r>
@@ -10939,7 +12802,7 @@
         <w:pStyle w:val="Compact"/>
         <w:numPr>
           <w:ilvl w:val="0"/>
-          <w:numId w:val="1038"/>
+          <w:numId w:val="1067"/>
         </w:numPr>
       </w:pPr>
       <w:r>
@@ -10967,7 +12830,7 @@
         <w:pStyle w:val="Compact"/>
         <w:numPr>
           <w:ilvl w:val="0"/>
-          <w:numId w:val="1038"/>
+          <w:numId w:val="1067"/>
         </w:numPr>
       </w:pPr>
       <w:r>
@@ -10995,7 +12858,7 @@
         <w:pStyle w:val="Compact"/>
         <w:numPr>
           <w:ilvl w:val="0"/>
-          <w:numId w:val="1038"/>
+          <w:numId w:val="1067"/>
         </w:numPr>
       </w:pPr>
       <w:r>
@@ -11035,7 +12898,7 @@
         <w:pStyle w:val="Compact"/>
         <w:numPr>
           <w:ilvl w:val="0"/>
-          <w:numId w:val="1039"/>
+          <w:numId w:val="1068"/>
         </w:numPr>
       </w:pPr>
       <w:r>
@@ -11073,7 +12936,7 @@
         <w:pStyle w:val="Compact"/>
         <w:numPr>
           <w:ilvl w:val="0"/>
-          <w:numId w:val="1039"/>
+          <w:numId w:val="1068"/>
         </w:numPr>
       </w:pPr>
       <w:r>
@@ -11111,7 +12974,7 @@
         <w:pStyle w:val="Compact"/>
         <w:numPr>
           <w:ilvl w:val="0"/>
-          <w:numId w:val="1039"/>
+          <w:numId w:val="1068"/>
         </w:numPr>
       </w:pPr>
       <w:r>
@@ -11161,7 +13024,7 @@
         <w:pStyle w:val="Compact"/>
         <w:numPr>
           <w:ilvl w:val="0"/>
-          <w:numId w:val="1040"/>
+          <w:numId w:val="1069"/>
         </w:numPr>
       </w:pPr>
       <w:r>
@@ -11173,7 +13036,7 @@
         <w:pStyle w:val="Compact"/>
         <w:numPr>
           <w:ilvl w:val="0"/>
-          <w:numId w:val="1040"/>
+          <w:numId w:val="1069"/>
         </w:numPr>
       </w:pPr>
       <w:r>
@@ -11185,7 +13048,7 @@
         <w:pStyle w:val="Compact"/>
         <w:numPr>
           <w:ilvl w:val="0"/>
-          <w:numId w:val="1040"/>
+          <w:numId w:val="1069"/>
         </w:numPr>
       </w:pPr>
       <w:r>
@@ -11197,7 +13060,7 @@
         <w:pStyle w:val="Compact"/>
         <w:numPr>
           <w:ilvl w:val="0"/>
-          <w:numId w:val="1040"/>
+          <w:numId w:val="1069"/>
         </w:numPr>
       </w:pPr>
       <w:r>
@@ -11229,7 +13092,7 @@
         <w:pStyle w:val="Compact"/>
         <w:numPr>
           <w:ilvl w:val="0"/>
-          <w:numId w:val="1041"/>
+          <w:numId w:val="1070"/>
         </w:numPr>
       </w:pPr>
       <w:r>
@@ -11248,7 +13111,7 @@
         <w:pStyle w:val="Compact"/>
         <w:numPr>
           <w:ilvl w:val="1"/>
-          <w:numId w:val="1042"/>
+          <w:numId w:val="1071"/>
         </w:numPr>
       </w:pPr>
       <w:r>
@@ -11288,7 +13151,7 @@
         <w:pStyle w:val="Compact"/>
         <w:numPr>
           <w:ilvl w:val="1"/>
-          <w:numId w:val="1042"/>
+          <w:numId w:val="1071"/>
         </w:numPr>
       </w:pPr>
       <w:r>
@@ -11307,7 +13170,7 @@
         <w:pStyle w:val="Compact"/>
         <w:numPr>
           <w:ilvl w:val="1"/>
-          <w:numId w:val="1042"/>
+          <w:numId w:val="1071"/>
         </w:numPr>
       </w:pPr>
       <w:r>
@@ -11335,7 +13198,7 @@
         <w:pStyle w:val="Compact"/>
         <w:numPr>
           <w:ilvl w:val="0"/>
-          <w:numId w:val="1041"/>
+          <w:numId w:val="1070"/>
         </w:numPr>
       </w:pPr>
       <w:r>
@@ -11354,7 +13217,7 @@
         <w:pStyle w:val="Compact"/>
         <w:numPr>
           <w:ilvl w:val="1"/>
-          <w:numId w:val="1043"/>
+          <w:numId w:val="1072"/>
         </w:numPr>
       </w:pPr>
       <w:r>
@@ -11394,7 +13257,7 @@
         <w:pStyle w:val="Compact"/>
         <w:numPr>
           <w:ilvl w:val="1"/>
-          <w:numId w:val="1043"/>
+          <w:numId w:val="1072"/>
         </w:numPr>
       </w:pPr>
       <w:r>
@@ -11431,7 +13294,7 @@
         <w:pStyle w:val="Compact"/>
         <w:numPr>
           <w:ilvl w:val="1"/>
-          <w:numId w:val="1043"/>
+          <w:numId w:val="1072"/>
         </w:numPr>
       </w:pPr>
       <w:r>
@@ -11459,7 +13322,7 @@
         <w:pStyle w:val="Compact"/>
         <w:numPr>
           <w:ilvl w:val="0"/>
-          <w:numId w:val="1041"/>
+          <w:numId w:val="1070"/>
         </w:numPr>
       </w:pPr>
       <w:r>
@@ -11478,7 +13341,7 @@
         <w:pStyle w:val="Compact"/>
         <w:numPr>
           <w:ilvl w:val="1"/>
-          <w:numId w:val="1044"/>
+          <w:numId w:val="1073"/>
         </w:numPr>
       </w:pPr>
       <w:r>
@@ -11518,7 +13381,7 @@
         <w:pStyle w:val="Compact"/>
         <w:numPr>
           <w:ilvl w:val="1"/>
-          <w:numId w:val="1044"/>
+          <w:numId w:val="1073"/>
         </w:numPr>
       </w:pPr>
       <w:r>
@@ -11537,7 +13400,7 @@
         <w:pStyle w:val="Compact"/>
         <w:numPr>
           <w:ilvl w:val="1"/>
-          <w:numId w:val="1044"/>
+          <w:numId w:val="1073"/>
         </w:numPr>
       </w:pPr>
       <w:r>
@@ -11565,7 +13428,7 @@
         <w:pStyle w:val="Compact"/>
         <w:numPr>
           <w:ilvl w:val="0"/>
-          <w:numId w:val="1041"/>
+          <w:numId w:val="1070"/>
         </w:numPr>
       </w:pPr>
       <w:r>
@@ -11584,7 +13447,7 @@
         <w:pStyle w:val="Compact"/>
         <w:numPr>
           <w:ilvl w:val="1"/>
-          <w:numId w:val="1045"/>
+          <w:numId w:val="1074"/>
         </w:numPr>
       </w:pPr>
       <w:r>
@@ -11624,7 +13487,7 @@
         <w:pStyle w:val="Compact"/>
         <w:numPr>
           <w:ilvl w:val="1"/>
-          <w:numId w:val="1045"/>
+          <w:numId w:val="1074"/>
         </w:numPr>
       </w:pPr>
       <w:r>
@@ -11658,7 +13521,7 @@
         <w:pStyle w:val="Compact"/>
         <w:numPr>
           <w:ilvl w:val="1"/>
-          <w:numId w:val="1045"/>
+          <w:numId w:val="1074"/>
         </w:numPr>
       </w:pPr>
       <w:r>
@@ -11698,7 +13561,7 @@
         <w:pStyle w:val="Compact"/>
         <w:numPr>
           <w:ilvl w:val="0"/>
-          <w:numId w:val="1046"/>
+          <w:numId w:val="1075"/>
         </w:numPr>
       </w:pPr>
       <w:r>
@@ -11710,7 +13573,7 @@
         <w:pStyle w:val="Compact"/>
         <w:numPr>
           <w:ilvl w:val="0"/>
-          <w:numId w:val="1046"/>
+          <w:numId w:val="1075"/>
         </w:numPr>
       </w:pPr>
       <w:r>
@@ -11722,7 +13585,7 @@
         <w:pStyle w:val="Compact"/>
         <w:numPr>
           <w:ilvl w:val="0"/>
-          <w:numId w:val="1046"/>
+          <w:numId w:val="1075"/>
         </w:numPr>
       </w:pPr>
       <w:r>
@@ -11734,7 +13597,7 @@
         <w:pStyle w:val="Compact"/>
         <w:numPr>
           <w:ilvl w:val="0"/>
-          <w:numId w:val="1046"/>
+          <w:numId w:val="1075"/>
         </w:numPr>
       </w:pPr>
       <w:r>
@@ -11746,7 +13609,7 @@
         <w:pStyle w:val="Compact"/>
         <w:numPr>
           <w:ilvl w:val="0"/>
-          <w:numId w:val="1046"/>
+          <w:numId w:val="1075"/>
         </w:numPr>
       </w:pPr>
       <w:r>
@@ -11758,7 +13621,7 @@
         <w:pStyle w:val="Compact"/>
         <w:numPr>
           <w:ilvl w:val="0"/>
-          <w:numId w:val="1046"/>
+          <w:numId w:val="1075"/>
         </w:numPr>
       </w:pPr>
       <w:r>
@@ -11789,7 +13652,7 @@
         <w:pStyle w:val="Compact"/>
         <w:numPr>
           <w:ilvl w:val="0"/>
-          <w:numId w:val="1047"/>
+          <w:numId w:val="1076"/>
         </w:numPr>
       </w:pPr>
       <w:r>
@@ -11817,7 +13680,7 @@
         <w:pStyle w:val="Compact"/>
         <w:numPr>
           <w:ilvl w:val="0"/>
-          <w:numId w:val="1047"/>
+          <w:numId w:val="1076"/>
         </w:numPr>
       </w:pPr>
       <w:r>
@@ -11873,7 +13736,7 @@
         <w:pStyle w:val="Compact"/>
         <w:numPr>
           <w:ilvl w:val="0"/>
-          <w:numId w:val="1047"/>
+          <w:numId w:val="1076"/>
         </w:numPr>
       </w:pPr>
       <w:r>
@@ -11892,7 +13755,7 @@
         <w:pStyle w:val="Compact"/>
         <w:numPr>
           <w:ilvl w:val="0"/>
-          <w:numId w:val="1047"/>
+          <w:numId w:val="1076"/>
         </w:numPr>
       </w:pPr>
       <w:r>
@@ -12088,7 +13951,7 @@
         <w:pStyle w:val="Compact"/>
         <w:numPr>
           <w:ilvl w:val="0"/>
-          <w:numId w:val="1047"/>
+          <w:numId w:val="1076"/>
         </w:numPr>
       </w:pPr>
       <w:r>
@@ -12151,7 +14014,7 @@
       <w:pPr>
         <w:numPr>
           <w:ilvl w:val="0"/>
-          <w:numId w:val="1048"/>
+          <w:numId w:val="1077"/>
         </w:numPr>
       </w:pPr>
       <w:r>
@@ -12162,7 +14025,7 @@
       <w:pPr>
         <w:numPr>
           <w:ilvl w:val="0"/>
-          <w:numId w:val="1048"/>
+          <w:numId w:val="1077"/>
         </w:numPr>
       </w:pPr>
       <w:r>
@@ -12173,7 +14036,7 @@
       <w:pPr>
         <w:numPr>
           <w:ilvl w:val="0"/>
-          <w:numId w:val="1048"/>
+          <w:numId w:val="1077"/>
         </w:numPr>
       </w:pPr>
       <w:r>
@@ -12184,7 +14047,7 @@
       <w:pPr>
         <w:numPr>
           <w:ilvl w:val="0"/>
-          <w:numId w:val="1048"/>
+          <w:numId w:val="1077"/>
         </w:numPr>
       </w:pPr>
       <w:r>
@@ -12195,7 +14058,7 @@
       <w:pPr>
         <w:numPr>
           <w:ilvl w:val="0"/>
-          <w:numId w:val="1048"/>
+          <w:numId w:val="1077"/>
         </w:numPr>
       </w:pPr>
       <w:r>
@@ -12206,7 +14069,7 @@
       <w:pPr>
         <w:numPr>
           <w:ilvl w:val="0"/>
-          <w:numId w:val="1048"/>
+          <w:numId w:val="1077"/>
         </w:numPr>
       </w:pPr>
       <w:r>
@@ -12217,7 +14080,7 @@
       <w:pPr>
         <w:numPr>
           <w:ilvl w:val="0"/>
-          <w:numId w:val="1048"/>
+          <w:numId w:val="1077"/>
         </w:numPr>
       </w:pPr>
       <w:r>
@@ -12228,7 +14091,7 @@
       <w:pPr>
         <w:numPr>
           <w:ilvl w:val="0"/>
-          <w:numId w:val="1048"/>
+          <w:numId w:val="1077"/>
         </w:numPr>
       </w:pPr>
       <w:r>
@@ -12239,7 +14102,7 @@
       <w:pPr>
         <w:numPr>
           <w:ilvl w:val="0"/>
-          <w:numId w:val="1048"/>
+          <w:numId w:val="1077"/>
         </w:numPr>
       </w:pPr>
       <w:r>
@@ -12250,7 +14113,7 @@
       <w:pPr>
         <w:numPr>
           <w:ilvl w:val="0"/>
-          <w:numId w:val="1048"/>
+          <w:numId w:val="1077"/>
         </w:numPr>
       </w:pPr>
       <w:r>
@@ -12261,7 +14124,7 @@
       <w:pPr>
         <w:numPr>
           <w:ilvl w:val="0"/>
-          <w:numId w:val="1048"/>
+          <w:numId w:val="1077"/>
         </w:numPr>
       </w:pPr>
       <w:r>
@@ -13525,7 +15388,7 @@
       <w:pPr>
         <w:numPr>
           <w:ilvl w:val="0"/>
-          <w:numId w:val="1049"/>
+          <w:numId w:val="1078"/>
         </w:numPr>
       </w:pPr>
       <w:r>
@@ -13552,7 +15415,7 @@
       <w:pPr>
         <w:numPr>
           <w:ilvl w:val="0"/>
-          <w:numId w:val="1049"/>
+          <w:numId w:val="1078"/>
         </w:numPr>
       </w:pPr>
       <w:r>
@@ -13579,7 +15442,7 @@
       <w:pPr>
         <w:numPr>
           <w:ilvl w:val="0"/>
-          <w:numId w:val="1049"/>
+          <w:numId w:val="1078"/>
         </w:numPr>
       </w:pPr>
       <w:r>
@@ -13597,7 +15460,7 @@
       <w:pPr>
         <w:numPr>
           <w:ilvl w:val="0"/>
-          <w:numId w:val="1049"/>
+          <w:numId w:val="1078"/>
         </w:numPr>
       </w:pPr>
       <w:r>
@@ -14053,7 +15916,7 @@
         <w:pStyle w:val="Compact"/>
         <w:numPr>
           <w:ilvl w:val="0"/>
-          <w:numId w:val="1050"/>
+          <w:numId w:val="1079"/>
         </w:numPr>
       </w:pPr>
       <w:r>
@@ -14065,7 +15928,7 @@
         <w:pStyle w:val="Compact"/>
         <w:numPr>
           <w:ilvl w:val="0"/>
-          <w:numId w:val="1050"/>
+          <w:numId w:val="1079"/>
         </w:numPr>
       </w:pPr>
       <w:r>
@@ -15522,7 +17385,7 @@
         <w:pStyle w:val="Compact"/>
         <w:numPr>
           <w:ilvl w:val="0"/>
-          <w:numId w:val="1051"/>
+          <w:numId w:val="1080"/>
         </w:numPr>
       </w:pPr>
       <w:r>
@@ -15544,7 +17407,7 @@
         <w:pStyle w:val="Compact"/>
         <w:numPr>
           <w:ilvl w:val="0"/>
-          <w:numId w:val="1051"/>
+          <w:numId w:val="1080"/>
         </w:numPr>
       </w:pPr>
       <w:r>
@@ -15566,7 +17429,7 @@
         <w:pStyle w:val="Compact"/>
         <w:numPr>
           <w:ilvl w:val="0"/>
-          <w:numId w:val="1051"/>
+          <w:numId w:val="1080"/>
         </w:numPr>
       </w:pPr>
       <w:r>
@@ -15588,7 +17451,7 @@
         <w:pStyle w:val="Compact"/>
         <w:numPr>
           <w:ilvl w:val="0"/>
-          <w:numId w:val="1051"/>
+          <w:numId w:val="1080"/>
         </w:numPr>
       </w:pPr>
       <w:r>
@@ -15610,7 +17473,7 @@
         <w:pStyle w:val="Compact"/>
         <w:numPr>
           <w:ilvl w:val="0"/>
-          <w:numId w:val="1051"/>
+          <w:numId w:val="1080"/>
         </w:numPr>
       </w:pPr>
       <w:r>
@@ -16001,7 +17864,7 @@
         <w:pStyle w:val="Compact"/>
         <w:numPr>
           <w:ilvl w:val="0"/>
-          <w:numId w:val="1052"/>
+          <w:numId w:val="1081"/>
         </w:numPr>
       </w:pPr>
       <w:r>
@@ -16039,7 +17902,7 @@
         <w:pStyle w:val="Compact"/>
         <w:numPr>
           <w:ilvl w:val="0"/>
-          <w:numId w:val="1052"/>
+          <w:numId w:val="1081"/>
         </w:numPr>
       </w:pPr>
       <w:r>
@@ -16077,7 +17940,7 @@
         <w:pStyle w:val="Compact"/>
         <w:numPr>
           <w:ilvl w:val="0"/>
-          <w:numId w:val="1052"/>
+          <w:numId w:val="1081"/>
         </w:numPr>
       </w:pPr>
       <w:r>
@@ -16127,7 +17990,7 @@
         <w:pStyle w:val="Compact"/>
         <w:numPr>
           <w:ilvl w:val="0"/>
-          <w:numId w:val="1053"/>
+          <w:numId w:val="1082"/>
         </w:numPr>
       </w:pPr>
       <w:r>
@@ -16139,7 +18002,7 @@
         <w:pStyle w:val="Compact"/>
         <w:numPr>
           <w:ilvl w:val="0"/>
-          <w:numId w:val="1053"/>
+          <w:numId w:val="1082"/>
         </w:numPr>
       </w:pPr>
       <w:r>
@@ -16151,7 +18014,7 @@
         <w:pStyle w:val="Compact"/>
         <w:numPr>
           <w:ilvl w:val="0"/>
-          <w:numId w:val="1053"/>
+          <w:numId w:val="1082"/>
         </w:numPr>
       </w:pPr>
       <w:r>
@@ -16183,7 +18046,7 @@
         <w:pStyle w:val="Compact"/>
         <w:numPr>
           <w:ilvl w:val="0"/>
-          <w:numId w:val="1054"/>
+          <w:numId w:val="1083"/>
         </w:numPr>
       </w:pPr>
       <w:r>
@@ -16202,7 +18065,7 @@
         <w:pStyle w:val="Compact"/>
         <w:numPr>
           <w:ilvl w:val="1"/>
-          <w:numId w:val="1055"/>
+          <w:numId w:val="1084"/>
         </w:numPr>
       </w:pPr>
       <w:r>
@@ -16242,7 +18105,7 @@
         <w:pStyle w:val="Compact"/>
         <w:numPr>
           <w:ilvl w:val="1"/>
-          <w:numId w:val="1055"/>
+          <w:numId w:val="1084"/>
         </w:numPr>
       </w:pPr>
       <w:r>
@@ -16261,7 +18124,7 @@
         <w:pStyle w:val="Compact"/>
         <w:numPr>
           <w:ilvl w:val="1"/>
-          <w:numId w:val="1055"/>
+          <w:numId w:val="1084"/>
         </w:numPr>
       </w:pPr>
       <w:r>
@@ -16289,7 +18152,7 @@
         <w:pStyle w:val="Compact"/>
         <w:numPr>
           <w:ilvl w:val="0"/>
-          <w:numId w:val="1054"/>
+          <w:numId w:val="1083"/>
         </w:numPr>
       </w:pPr>
       <w:r>
@@ -16308,7 +18171,7 @@
         <w:pStyle w:val="Compact"/>
         <w:numPr>
           <w:ilvl w:val="1"/>
-          <w:numId w:val="1056"/>
+          <w:numId w:val="1085"/>
         </w:numPr>
       </w:pPr>
       <w:r>
@@ -16348,7 +18211,7 @@
         <w:pStyle w:val="Compact"/>
         <w:numPr>
           <w:ilvl w:val="1"/>
-          <w:numId w:val="1056"/>
+          <w:numId w:val="1085"/>
         </w:numPr>
       </w:pPr>
       <w:r>
@@ -16385,7 +18248,7 @@
         <w:pStyle w:val="Compact"/>
         <w:numPr>
           <w:ilvl w:val="1"/>
-          <w:numId w:val="1056"/>
+          <w:numId w:val="1085"/>
         </w:numPr>
       </w:pPr>
       <w:r>
@@ -16413,7 +18276,7 @@
         <w:pStyle w:val="Compact"/>
         <w:numPr>
           <w:ilvl w:val="0"/>
-          <w:numId w:val="1054"/>
+          <w:numId w:val="1083"/>
         </w:numPr>
       </w:pPr>
       <w:r>
@@ -16432,7 +18295,7 @@
         <w:pStyle w:val="Compact"/>
         <w:numPr>
           <w:ilvl w:val="1"/>
-          <w:numId w:val="1057"/>
+          <w:numId w:val="1086"/>
         </w:numPr>
       </w:pPr>
       <w:r>
@@ -16472,7 +18335,7 @@
         <w:pStyle w:val="Compact"/>
         <w:numPr>
           <w:ilvl w:val="1"/>
-          <w:numId w:val="1057"/>
+          <w:numId w:val="1086"/>
         </w:numPr>
       </w:pPr>
       <w:r>
@@ -16491,7 +18354,7 @@
         <w:pStyle w:val="Compact"/>
         <w:numPr>
           <w:ilvl w:val="1"/>
-          <w:numId w:val="1057"/>
+          <w:numId w:val="1086"/>
         </w:numPr>
       </w:pPr>
       <w:r>
@@ -16519,7 +18382,7 @@
         <w:pStyle w:val="Compact"/>
         <w:numPr>
           <w:ilvl w:val="0"/>
-          <w:numId w:val="1054"/>
+          <w:numId w:val="1083"/>
         </w:numPr>
       </w:pPr>
       <w:r>
@@ -16538,7 +18401,7 @@
         <w:pStyle w:val="Compact"/>
         <w:numPr>
           <w:ilvl w:val="1"/>
-          <w:numId w:val="1058"/>
+          <w:numId w:val="1087"/>
         </w:numPr>
       </w:pPr>
       <w:r>
@@ -16578,7 +18441,7 @@
         <w:pStyle w:val="Compact"/>
         <w:numPr>
           <w:ilvl w:val="1"/>
-          <w:numId w:val="1058"/>
+          <w:numId w:val="1087"/>
         </w:numPr>
       </w:pPr>
       <w:r>
@@ -16597,7 +18460,7 @@
         <w:pStyle w:val="Compact"/>
         <w:numPr>
           <w:ilvl w:val="1"/>
-          <w:numId w:val="1058"/>
+          <w:numId w:val="1087"/>
         </w:numPr>
       </w:pPr>
       <w:r>
@@ -16625,7 +18488,7 @@
         <w:pStyle w:val="Compact"/>
         <w:numPr>
           <w:ilvl w:val="0"/>
-          <w:numId w:val="1054"/>
+          <w:numId w:val="1083"/>
         </w:numPr>
       </w:pPr>
       <w:r>
@@ -16656,7 +18519,7 @@
         <w:pStyle w:val="Compact"/>
         <w:numPr>
           <w:ilvl w:val="1"/>
-          <w:numId w:val="1059"/>
+          <w:numId w:val="1088"/>
         </w:numPr>
       </w:pPr>
       <w:r>
@@ -16696,7 +18559,7 @@
         <w:pStyle w:val="Compact"/>
         <w:numPr>
           <w:ilvl w:val="1"/>
-          <w:numId w:val="1059"/>
+          <w:numId w:val="1088"/>
         </w:numPr>
       </w:pPr>
       <w:r>
@@ -16715,7 +18578,7 @@
         <w:pStyle w:val="Compact"/>
         <w:numPr>
           <w:ilvl w:val="1"/>
-          <w:numId w:val="1059"/>
+          <w:numId w:val="1088"/>
         </w:numPr>
       </w:pPr>
       <w:r>
@@ -16755,7 +18618,7 @@
         <w:pStyle w:val="Compact"/>
         <w:numPr>
           <w:ilvl w:val="0"/>
-          <w:numId w:val="1060"/>
+          <w:numId w:val="1089"/>
         </w:numPr>
       </w:pPr>
       <w:r>
@@ -16767,7 +18630,7 @@
         <w:pStyle w:val="Compact"/>
         <w:numPr>
           <w:ilvl w:val="0"/>
-          <w:numId w:val="1060"/>
+          <w:numId w:val="1089"/>
         </w:numPr>
       </w:pPr>
       <w:r>
@@ -16779,7 +18642,7 @@
         <w:pStyle w:val="Compact"/>
         <w:numPr>
           <w:ilvl w:val="0"/>
-          <w:numId w:val="1060"/>
+          <w:numId w:val="1089"/>
         </w:numPr>
       </w:pPr>
       <w:r>
@@ -16791,7 +18654,7 @@
         <w:pStyle w:val="Compact"/>
         <w:numPr>
           <w:ilvl w:val="0"/>
-          <w:numId w:val="1060"/>
+          <w:numId w:val="1089"/>
         </w:numPr>
       </w:pPr>
       <w:r>
@@ -16803,7 +18666,7 @@
         <w:pStyle w:val="Compact"/>
         <w:numPr>
           <w:ilvl w:val="0"/>
-          <w:numId w:val="1060"/>
+          <w:numId w:val="1089"/>
         </w:numPr>
       </w:pPr>
       <w:r>
@@ -16815,7 +18678,7 @@
         <w:pStyle w:val="Compact"/>
         <w:numPr>
           <w:ilvl w:val="0"/>
-          <w:numId w:val="1060"/>
+          <w:numId w:val="1089"/>
         </w:numPr>
       </w:pPr>
       <w:r>
@@ -16888,7 +18751,7 @@
         <w:pStyle w:val="Compact"/>
         <w:numPr>
           <w:ilvl w:val="0"/>
-          <w:numId w:val="1061"/>
+          <w:numId w:val="1090"/>
         </w:numPr>
       </w:pPr>
       <w:r>
@@ -16959,7 +18822,7 @@
         <w:pStyle w:val="Compact"/>
         <w:numPr>
           <w:ilvl w:val="0"/>
-          <w:numId w:val="1061"/>
+          <w:numId w:val="1090"/>
         </w:numPr>
       </w:pPr>
       <w:r>
@@ -17047,7 +18910,7 @@
         <w:pStyle w:val="Compact"/>
         <w:numPr>
           <w:ilvl w:val="0"/>
-          <w:numId w:val="1061"/>
+          <w:numId w:val="1090"/>
         </w:numPr>
       </w:pPr>
       <w:r>
@@ -17123,7 +18986,7 @@
         <w:pStyle w:val="Compact"/>
         <w:numPr>
           <w:ilvl w:val="0"/>
-          <w:numId w:val="1061"/>
+          <w:numId w:val="1090"/>
         </w:numPr>
       </w:pPr>
       <w:r>
@@ -17151,7 +19014,7 @@
         <w:pStyle w:val="Compact"/>
         <w:numPr>
           <w:ilvl w:val="0"/>
-          <w:numId w:val="1061"/>
+          <w:numId w:val="1090"/>
         </w:numPr>
       </w:pPr>
       <w:r>
@@ -17210,7 +19073,7 @@
         <w:pStyle w:val="Compact"/>
         <w:numPr>
           <w:ilvl w:val="0"/>
-          <w:numId w:val="1062"/>
+          <w:numId w:val="1091"/>
         </w:numPr>
       </w:pPr>
       <w:r>
@@ -17406,7 +19269,7 @@
         <w:pStyle w:val="Compact"/>
         <w:numPr>
           <w:ilvl w:val="0"/>
-          <w:numId w:val="1062"/>
+          <w:numId w:val="1091"/>
         </w:numPr>
       </w:pPr>
       <w:r>
@@ -17425,7 +19288,7 @@
         <w:pStyle w:val="Compact"/>
         <w:numPr>
           <w:ilvl w:val="0"/>
-          <w:numId w:val="1062"/>
+          <w:numId w:val="1091"/>
         </w:numPr>
       </w:pPr>
       <w:r>
@@ -17471,7 +19334,7 @@
         <w:pStyle w:val="Compact"/>
         <w:numPr>
           <w:ilvl w:val="0"/>
-          <w:numId w:val="1062"/>
+          <w:numId w:val="1091"/>
         </w:numPr>
       </w:pPr>
       <w:r>
@@ -17514,7 +19377,7 @@
         <w:pStyle w:val="Compact"/>
         <w:numPr>
           <w:ilvl w:val="0"/>
-          <w:numId w:val="1062"/>
+          <w:numId w:val="1091"/>
         </w:numPr>
       </w:pPr>
       <w:r>
@@ -17533,7 +19396,7 @@
         <w:pStyle w:val="Compact"/>
         <w:numPr>
           <w:ilvl w:val="0"/>
-          <w:numId w:val="1062"/>
+          <w:numId w:val="1091"/>
         </w:numPr>
       </w:pPr>
       <w:r>
@@ -20028,7 +21891,7 @@
           <w:i/>
           <w:iCs/>
         </w:rPr>
-        <w:t xml:space="preserve">Generated: 2026-09-29T14:03:49Z — auto-generated from the machine-verifiable corpus. Regenerate with</w:t>
+        <w:t xml:space="preserve">Generated: 2026-09-29T17:10:59Z — auto-generated from the machine-verifiable corpus. Regenerate with</w:t>
       </w:r>
       <w:r>
         <w:rPr>
@@ -20232,6 +22095,601 @@
     <w:lvl w:ilvl="8">
       <w:numFmt w:val="bullet"/>
       <w:lvlText w:val="•"/>
+      <w:lvlJc w:val="left"/>
+      <w:pPr>
+        <w:ind w:left="6480" w:hanging="480"/>
+      </w:pPr>
+    </w:lvl>
+  </w:abstractNum>
+  <w:abstractNum w:abstractNumId="99411">
+    <w:nsid w:val="00A99411"/>
+    <w:multiLevelType w:val="multilevel"/>
+    <w:lvl w:ilvl="0">
+      <w:start w:val="1"/>
+      <w:numFmt w:val="decimal"/>
+      <w:lvlText w:val="%1."/>
+      <w:lvlJc w:val="left"/>
+      <w:pPr>
+        <w:ind w:left="720" w:hanging="480"/>
+      </w:pPr>
+    </w:lvl>
+    <w:lvl w:ilvl="1">
+      <w:start w:val="1"/>
+      <w:numFmt w:val="decimal"/>
+      <w:lvlText w:val="%2."/>
+      <w:lvlJc w:val="left"/>
+      <w:pPr>
+        <w:ind w:left="1440" w:hanging="480"/>
+      </w:pPr>
+    </w:lvl>
+    <w:lvl w:ilvl="2">
+      <w:start w:val="1"/>
+      <w:numFmt w:val="decimal"/>
+      <w:lvlText w:val="%3."/>
+      <w:lvlJc w:val="left"/>
+      <w:pPr>
+        <w:ind w:left="2160" w:hanging="480"/>
+      </w:pPr>
+    </w:lvl>
+    <w:lvl w:ilvl="3">
+      <w:start w:val="1"/>
+      <w:numFmt w:val="decimal"/>
+      <w:lvlText w:val="%4."/>
+      <w:lvlJc w:val="left"/>
+      <w:pPr>
+        <w:ind w:left="2880" w:hanging="480"/>
+      </w:pPr>
+    </w:lvl>
+    <w:lvl w:ilvl="4">
+      <w:start w:val="1"/>
+      <w:numFmt w:val="decimal"/>
+      <w:lvlText w:val="%5."/>
+      <w:lvlJc w:val="left"/>
+      <w:pPr>
+        <w:ind w:left="3600" w:hanging="480"/>
+      </w:pPr>
+    </w:lvl>
+    <w:lvl w:ilvl="5">
+      <w:start w:val="1"/>
+      <w:numFmt w:val="decimal"/>
+      <w:lvlText w:val="%6."/>
+      <w:lvlJc w:val="left"/>
+      <w:pPr>
+        <w:ind w:left="4320" w:hanging="480"/>
+      </w:pPr>
+    </w:lvl>
+    <w:lvl w:ilvl="6">
+      <w:start w:val="1"/>
+      <w:numFmt w:val="decimal"/>
+      <w:lvlText w:val="%7."/>
+      <w:lvlJc w:val="left"/>
+      <w:pPr>
+        <w:ind w:left="5040" w:hanging="480"/>
+      </w:pPr>
+    </w:lvl>
+    <w:lvl w:ilvl="7">
+      <w:start w:val="1"/>
+      <w:numFmt w:val="decimal"/>
+      <w:lvlText w:val="%8."/>
+      <w:lvlJc w:val="left"/>
+      <w:pPr>
+        <w:ind w:left="5760" w:hanging="480"/>
+      </w:pPr>
+    </w:lvl>
+    <w:lvl w:ilvl="8">
+      <w:start w:val="1"/>
+      <w:numFmt w:val="decimal"/>
+      <w:lvlText w:val="%9."/>
+      <w:lvlJc w:val="left"/>
+      <w:pPr>
+        <w:ind w:left="6480" w:hanging="480"/>
+      </w:pPr>
+    </w:lvl>
+  </w:abstractNum>
+  <w:abstractNum w:abstractNumId="99412">
+    <w:nsid w:val="00A99412"/>
+    <w:multiLevelType w:val="multilevel"/>
+    <w:lvl w:ilvl="0">
+      <w:start w:val="2"/>
+      <w:numFmt w:val="decimal"/>
+      <w:lvlText w:val="%1."/>
+      <w:lvlJc w:val="left"/>
+      <w:pPr>
+        <w:ind w:left="720" w:hanging="480"/>
+      </w:pPr>
+    </w:lvl>
+    <w:lvl w:ilvl="1">
+      <w:start w:val="2"/>
+      <w:numFmt w:val="decimal"/>
+      <w:lvlText w:val="%2."/>
+      <w:lvlJc w:val="left"/>
+      <w:pPr>
+        <w:ind w:left="1440" w:hanging="480"/>
+      </w:pPr>
+    </w:lvl>
+    <w:lvl w:ilvl="2">
+      <w:start w:val="2"/>
+      <w:numFmt w:val="decimal"/>
+      <w:lvlText w:val="%3."/>
+      <w:lvlJc w:val="left"/>
+      <w:pPr>
+        <w:ind w:left="2160" w:hanging="480"/>
+      </w:pPr>
+    </w:lvl>
+    <w:lvl w:ilvl="3">
+      <w:start w:val="2"/>
+      <w:numFmt w:val="decimal"/>
+      <w:lvlText w:val="%4."/>
+      <w:lvlJc w:val="left"/>
+      <w:pPr>
+        <w:ind w:left="2880" w:hanging="480"/>
+      </w:pPr>
+    </w:lvl>
+    <w:lvl w:ilvl="4">
+      <w:start w:val="2"/>
+      <w:numFmt w:val="decimal"/>
+      <w:lvlText w:val="%5."/>
+      <w:lvlJc w:val="left"/>
+      <w:pPr>
+        <w:ind w:left="3600" w:hanging="480"/>
+      </w:pPr>
+    </w:lvl>
+    <w:lvl w:ilvl="5">
+      <w:start w:val="2"/>
+      <w:numFmt w:val="decimal"/>
+      <w:lvlText w:val="%6."/>
+      <w:lvlJc w:val="left"/>
+      <w:pPr>
+        <w:ind w:left="4320" w:hanging="480"/>
+      </w:pPr>
+    </w:lvl>
+    <w:lvl w:ilvl="6">
+      <w:start w:val="2"/>
+      <w:numFmt w:val="decimal"/>
+      <w:lvlText w:val="%7."/>
+      <w:lvlJc w:val="left"/>
+      <w:pPr>
+        <w:ind w:left="5040" w:hanging="480"/>
+      </w:pPr>
+    </w:lvl>
+    <w:lvl w:ilvl="7">
+      <w:start w:val="2"/>
+      <w:numFmt w:val="decimal"/>
+      <w:lvlText w:val="%8."/>
+      <w:lvlJc w:val="left"/>
+      <w:pPr>
+        <w:ind w:left="5760" w:hanging="480"/>
+      </w:pPr>
+    </w:lvl>
+    <w:lvl w:ilvl="8">
+      <w:start w:val="2"/>
+      <w:numFmt w:val="decimal"/>
+      <w:lvlText w:val="%9."/>
+      <w:lvlJc w:val="left"/>
+      <w:pPr>
+        <w:ind w:left="6480" w:hanging="480"/>
+      </w:pPr>
+    </w:lvl>
+  </w:abstractNum>
+  <w:abstractNum w:abstractNumId="99413">
+    <w:nsid w:val="00A99413"/>
+    <w:multiLevelType w:val="multilevel"/>
+    <w:lvl w:ilvl="0">
+      <w:start w:val="3"/>
+      <w:numFmt w:val="decimal"/>
+      <w:lvlText w:val="%1."/>
+      <w:lvlJc w:val="left"/>
+      <w:pPr>
+        <w:ind w:left="720" w:hanging="480"/>
+      </w:pPr>
+    </w:lvl>
+    <w:lvl w:ilvl="1">
+      <w:start w:val="3"/>
+      <w:numFmt w:val="decimal"/>
+      <w:lvlText w:val="%2."/>
+      <w:lvlJc w:val="left"/>
+      <w:pPr>
+        <w:ind w:left="1440" w:hanging="480"/>
+      </w:pPr>
+    </w:lvl>
+    <w:lvl w:ilvl="2">
+      <w:start w:val="3"/>
+      <w:numFmt w:val="decimal"/>
+      <w:lvlText w:val="%3."/>
+      <w:lvlJc w:val="left"/>
+      <w:pPr>
+        <w:ind w:left="2160" w:hanging="480"/>
+      </w:pPr>
+    </w:lvl>
+    <w:lvl w:ilvl="3">
+      <w:start w:val="3"/>
+      <w:numFmt w:val="decimal"/>
+      <w:lvlText w:val="%4."/>
+      <w:lvlJc w:val="left"/>
+      <w:pPr>
+        <w:ind w:left="2880" w:hanging="480"/>
+      </w:pPr>
+    </w:lvl>
+    <w:lvl w:ilvl="4">
+      <w:start w:val="3"/>
+      <w:numFmt w:val="decimal"/>
+      <w:lvlText w:val="%5."/>
+      <w:lvlJc w:val="left"/>
+      <w:pPr>
+        <w:ind w:left="3600" w:hanging="480"/>
+      </w:pPr>
+    </w:lvl>
+    <w:lvl w:ilvl="5">
+      <w:start w:val="3"/>
+      <w:numFmt w:val="decimal"/>
+      <w:lvlText w:val="%6."/>
+      <w:lvlJc w:val="left"/>
+      <w:pPr>
+        <w:ind w:left="4320" w:hanging="480"/>
+      </w:pPr>
+    </w:lvl>
+    <w:lvl w:ilvl="6">
+      <w:start w:val="3"/>
+      <w:numFmt w:val="decimal"/>
+      <w:lvlText w:val="%7."/>
+      <w:lvlJc w:val="left"/>
+      <w:pPr>
+        <w:ind w:left="5040" w:hanging="480"/>
+      </w:pPr>
+    </w:lvl>
+    <w:lvl w:ilvl="7">
+      <w:start w:val="3"/>
+      <w:numFmt w:val="decimal"/>
+      <w:lvlText w:val="%8."/>
+      <w:lvlJc w:val="left"/>
+      <w:pPr>
+        <w:ind w:left="5760" w:hanging="480"/>
+      </w:pPr>
+    </w:lvl>
+    <w:lvl w:ilvl="8">
+      <w:start w:val="3"/>
+      <w:numFmt w:val="decimal"/>
+      <w:lvlText w:val="%9."/>
+      <w:lvlJc w:val="left"/>
+      <w:pPr>
+        <w:ind w:left="6480" w:hanging="480"/>
+      </w:pPr>
+    </w:lvl>
+  </w:abstractNum>
+  <w:abstractNum w:abstractNumId="99414">
+    <w:nsid w:val="00A99414"/>
+    <w:multiLevelType w:val="multilevel"/>
+    <w:lvl w:ilvl="0">
+      <w:start w:val="4"/>
+      <w:numFmt w:val="decimal"/>
+      <w:lvlText w:val="%1."/>
+      <w:lvlJc w:val="left"/>
+      <w:pPr>
+        <w:ind w:left="720" w:hanging="480"/>
+      </w:pPr>
+    </w:lvl>
+    <w:lvl w:ilvl="1">
+      <w:start w:val="4"/>
+      <w:numFmt w:val="decimal"/>
+      <w:lvlText w:val="%2."/>
+      <w:lvlJc w:val="left"/>
+      <w:pPr>
+        <w:ind w:left="1440" w:hanging="480"/>
+      </w:pPr>
+    </w:lvl>
+    <w:lvl w:ilvl="2">
+      <w:start w:val="4"/>
+      <w:numFmt w:val="decimal"/>
+      <w:lvlText w:val="%3."/>
+      <w:lvlJc w:val="left"/>
+      <w:pPr>
+        <w:ind w:left="2160" w:hanging="480"/>
+      </w:pPr>
+    </w:lvl>
+    <w:lvl w:ilvl="3">
+      <w:start w:val="4"/>
+      <w:numFmt w:val="decimal"/>
+      <w:lvlText w:val="%4."/>
+      <w:lvlJc w:val="left"/>
+      <w:pPr>
+        <w:ind w:left="2880" w:hanging="480"/>
+      </w:pPr>
+    </w:lvl>
+    <w:lvl w:ilvl="4">
+      <w:start w:val="4"/>
+      <w:numFmt w:val="decimal"/>
+      <w:lvlText w:val="%5."/>
+      <w:lvlJc w:val="left"/>
+      <w:pPr>
+        <w:ind w:left="3600" w:hanging="480"/>
+      </w:pPr>
+    </w:lvl>
+    <w:lvl w:ilvl="5">
+      <w:start w:val="4"/>
+      <w:numFmt w:val="decimal"/>
+      <w:lvlText w:val="%6."/>
+      <w:lvlJc w:val="left"/>
+      <w:pPr>
+        <w:ind w:left="4320" w:hanging="480"/>
+      </w:pPr>
+    </w:lvl>
+    <w:lvl w:ilvl="6">
+      <w:start w:val="4"/>
+      <w:numFmt w:val="decimal"/>
+      <w:lvlText w:val="%7."/>
+      <w:lvlJc w:val="left"/>
+      <w:pPr>
+        <w:ind w:left="5040" w:hanging="480"/>
+      </w:pPr>
+    </w:lvl>
+    <w:lvl w:ilvl="7">
+      <w:start w:val="4"/>
+      <w:numFmt w:val="decimal"/>
+      <w:lvlText w:val="%8."/>
+      <w:lvlJc w:val="left"/>
+      <w:pPr>
+        <w:ind w:left="5760" w:hanging="480"/>
+      </w:pPr>
+    </w:lvl>
+    <w:lvl w:ilvl="8">
+      <w:start w:val="4"/>
+      <w:numFmt w:val="decimal"/>
+      <w:lvlText w:val="%9."/>
+      <w:lvlJc w:val="left"/>
+      <w:pPr>
+        <w:ind w:left="6480" w:hanging="480"/>
+      </w:pPr>
+    </w:lvl>
+  </w:abstractNum>
+  <w:abstractNum w:abstractNumId="99415">
+    <w:nsid w:val="00A99415"/>
+    <w:multiLevelType w:val="multilevel"/>
+    <w:lvl w:ilvl="0">
+      <w:start w:val="5"/>
+      <w:numFmt w:val="decimal"/>
+      <w:lvlText w:val="%1."/>
+      <w:lvlJc w:val="left"/>
+      <w:pPr>
+        <w:ind w:left="720" w:hanging="480"/>
+      </w:pPr>
+    </w:lvl>
+    <w:lvl w:ilvl="1">
+      <w:start w:val="5"/>
+      <w:numFmt w:val="decimal"/>
+      <w:lvlText w:val="%2."/>
+      <w:lvlJc w:val="left"/>
+      <w:pPr>
+        <w:ind w:left="1440" w:hanging="480"/>
+      </w:pPr>
+    </w:lvl>
+    <w:lvl w:ilvl="2">
+      <w:start w:val="5"/>
+      <w:numFmt w:val="decimal"/>
+      <w:lvlText w:val="%3."/>
+      <w:lvlJc w:val="left"/>
+      <w:pPr>
+        <w:ind w:left="2160" w:hanging="480"/>
+      </w:pPr>
+    </w:lvl>
+    <w:lvl w:ilvl="3">
+      <w:start w:val="5"/>
+      <w:numFmt w:val="decimal"/>
+      <w:lvlText w:val="%4."/>
+      <w:lvlJc w:val="left"/>
+      <w:pPr>
+        <w:ind w:left="2880" w:hanging="480"/>
+      </w:pPr>
+    </w:lvl>
+    <w:lvl w:ilvl="4">
+      <w:start w:val="5"/>
+      <w:numFmt w:val="decimal"/>
+      <w:lvlText w:val="%5."/>
+      <w:lvlJc w:val="left"/>
+      <w:pPr>
+        <w:ind w:left="3600" w:hanging="480"/>
+      </w:pPr>
+    </w:lvl>
+    <w:lvl w:ilvl="5">
+      <w:start w:val="5"/>
+      <w:numFmt w:val="decimal"/>
+      <w:lvlText w:val="%6."/>
+      <w:lvlJc w:val="left"/>
+      <w:pPr>
+        <w:ind w:left="4320" w:hanging="480"/>
+      </w:pPr>
+    </w:lvl>
+    <w:lvl w:ilvl="6">
+      <w:start w:val="5"/>
+      <w:numFmt w:val="decimal"/>
+      <w:lvlText w:val="%7."/>
+      <w:lvlJc w:val="left"/>
+      <w:pPr>
+        <w:ind w:left="5040" w:hanging="480"/>
+      </w:pPr>
+    </w:lvl>
+    <w:lvl w:ilvl="7">
+      <w:start w:val="5"/>
+      <w:numFmt w:val="decimal"/>
+      <w:lvlText w:val="%8."/>
+      <w:lvlJc w:val="left"/>
+      <w:pPr>
+        <w:ind w:left="5760" w:hanging="480"/>
+      </w:pPr>
+    </w:lvl>
+    <w:lvl w:ilvl="8">
+      <w:start w:val="5"/>
+      <w:numFmt w:val="decimal"/>
+      <w:lvlText w:val="%9."/>
+      <w:lvlJc w:val="left"/>
+      <w:pPr>
+        <w:ind w:left="6480" w:hanging="480"/>
+      </w:pPr>
+    </w:lvl>
+  </w:abstractNum>
+  <w:abstractNum w:abstractNumId="99416">
+    <w:nsid w:val="00A99416"/>
+    <w:multiLevelType w:val="multilevel"/>
+    <w:lvl w:ilvl="0">
+      <w:start w:val="6"/>
+      <w:numFmt w:val="decimal"/>
+      <w:lvlText w:val="%1."/>
+      <w:lvlJc w:val="left"/>
+      <w:pPr>
+        <w:ind w:left="720" w:hanging="480"/>
+      </w:pPr>
+    </w:lvl>
+    <w:lvl w:ilvl="1">
+      <w:start w:val="6"/>
+      <w:numFmt w:val="decimal"/>
+      <w:lvlText w:val="%2."/>
+      <w:lvlJc w:val="left"/>
+      <w:pPr>
+        <w:ind w:left="1440" w:hanging="480"/>
+      </w:pPr>
+    </w:lvl>
+    <w:lvl w:ilvl="2">
+      <w:start w:val="6"/>
+      <w:numFmt w:val="decimal"/>
+      <w:lvlText w:val="%3."/>
+      <w:lvlJc w:val="left"/>
+      <w:pPr>
+        <w:ind w:left="2160" w:hanging="480"/>
+      </w:pPr>
+    </w:lvl>
+    <w:lvl w:ilvl="3">
+      <w:start w:val="6"/>
+      <w:numFmt w:val="decimal"/>
+      <w:lvlText w:val="%4."/>
+      <w:lvlJc w:val="left"/>
+      <w:pPr>
+        <w:ind w:left="2880" w:hanging="480"/>
+      </w:pPr>
+    </w:lvl>
+    <w:lvl w:ilvl="4">
+      <w:start w:val="6"/>
+      <w:numFmt w:val="decimal"/>
+      <w:lvlText w:val="%5."/>
+      <w:lvlJc w:val="left"/>
+      <w:pPr>
+        <w:ind w:left="3600" w:hanging="480"/>
+      </w:pPr>
+    </w:lvl>
+    <w:lvl w:ilvl="5">
+      <w:start w:val="6"/>
+      <w:numFmt w:val="decimal"/>
+      <w:lvlText w:val="%6."/>
+      <w:lvlJc w:val="left"/>
+      <w:pPr>
+        <w:ind w:left="4320" w:hanging="480"/>
+      </w:pPr>
+    </w:lvl>
+    <w:lvl w:ilvl="6">
+      <w:start w:val="6"/>
+      <w:numFmt w:val="decimal"/>
+      <w:lvlText w:val="%7."/>
+      <w:lvlJc w:val="left"/>
+      <w:pPr>
+        <w:ind w:left="5040" w:hanging="480"/>
+      </w:pPr>
+    </w:lvl>
+    <w:lvl w:ilvl="7">
+      <w:start w:val="6"/>
+      <w:numFmt w:val="decimal"/>
+      <w:lvlText w:val="%8."/>
+      <w:lvlJc w:val="left"/>
+      <w:pPr>
+        <w:ind w:left="5760" w:hanging="480"/>
+      </w:pPr>
+    </w:lvl>
+    <w:lvl w:ilvl="8">
+      <w:start w:val="6"/>
+      <w:numFmt w:val="decimal"/>
+      <w:lvlText w:val="%9."/>
+      <w:lvlJc w:val="left"/>
+      <w:pPr>
+        <w:ind w:left="6480" w:hanging="480"/>
+      </w:pPr>
+    </w:lvl>
+  </w:abstractNum>
+  <w:abstractNum w:abstractNumId="99417">
+    <w:nsid w:val="00A99417"/>
+    <w:multiLevelType w:val="multilevel"/>
+    <w:lvl w:ilvl="0">
+      <w:start w:val="7"/>
+      <w:numFmt w:val="decimal"/>
+      <w:lvlText w:val="%1."/>
+      <w:lvlJc w:val="left"/>
+      <w:pPr>
+        <w:ind w:left="720" w:hanging="480"/>
+      </w:pPr>
+    </w:lvl>
+    <w:lvl w:ilvl="1">
+      <w:start w:val="7"/>
+      <w:numFmt w:val="decimal"/>
+      <w:lvlText w:val="%2."/>
+      <w:lvlJc w:val="left"/>
+      <w:pPr>
+        <w:ind w:left="1440" w:hanging="480"/>
+      </w:pPr>
+    </w:lvl>
+    <w:lvl w:ilvl="2">
+      <w:start w:val="7"/>
+      <w:numFmt w:val="decimal"/>
+      <w:lvlText w:val="%3."/>
+      <w:lvlJc w:val="left"/>
+      <w:pPr>
+        <w:ind w:left="2160" w:hanging="480"/>
+      </w:pPr>
+    </w:lvl>
+    <w:lvl w:ilvl="3">
+      <w:start w:val="7"/>
+      <w:numFmt w:val="decimal"/>
+      <w:lvlText w:val="%4."/>
+      <w:lvlJc w:val="left"/>
+      <w:pPr>
+        <w:ind w:left="2880" w:hanging="480"/>
+      </w:pPr>
+    </w:lvl>
+    <w:lvl w:ilvl="4">
+      <w:start w:val="7"/>
+      <w:numFmt w:val="decimal"/>
+      <w:lvlText w:val="%5."/>
+      <w:lvlJc w:val="left"/>
+      <w:pPr>
+        <w:ind w:left="3600" w:hanging="480"/>
+      </w:pPr>
+    </w:lvl>
+    <w:lvl w:ilvl="5">
+      <w:start w:val="7"/>
+      <w:numFmt w:val="decimal"/>
+      <w:lvlText w:val="%6."/>
+      <w:lvlJc w:val="left"/>
+      <w:pPr>
+        <w:ind w:left="4320" w:hanging="480"/>
+      </w:pPr>
+    </w:lvl>
+    <w:lvl w:ilvl="6">
+      <w:start w:val="7"/>
+      <w:numFmt w:val="decimal"/>
+      <w:lvlText w:val="%7."/>
+      <w:lvlJc w:val="left"/>
+      <w:pPr>
+        <w:ind w:left="5040" w:hanging="480"/>
+      </w:pPr>
+    </w:lvl>
+    <w:lvl w:ilvl="7">
+      <w:start w:val="7"/>
+      <w:numFmt w:val="decimal"/>
+      <w:lvlText w:val="%8."/>
+      <w:lvlJc w:val="left"/>
+      <w:pPr>
+        <w:ind w:left="5760" w:hanging="480"/>
+      </w:pPr>
+    </w:lvl>
+    <w:lvl w:ilvl="8">
+      <w:start w:val="7"/>
+      <w:numFmt w:val="decimal"/>
+      <w:lvlText w:val="%9."/>
       <w:lvlJc w:val="left"/>
       <w:pPr>
         <w:ind w:left="6480" w:hanging="480"/>
@@ -20254,28 +22712,244 @@
     <w:abstractNumId w:val="991"/>
   </w:num>
   <w:num w:numId="1005">
-    <w:abstractNumId w:val="991"/>
+    <w:abstractNumId w:val="99411"/>
+    <w:lvlOverride w:ilvl="0">
+      <w:startOverride w:val="1"/>
+    </w:lvlOverride>
+    <w:lvlOverride w:ilvl="1">
+      <w:startOverride w:val="1"/>
+    </w:lvlOverride>
+    <w:lvlOverride w:ilvl="2">
+      <w:startOverride w:val="1"/>
+    </w:lvlOverride>
+    <w:lvlOverride w:ilvl="3">
+      <w:startOverride w:val="1"/>
+    </w:lvlOverride>
+    <w:lvlOverride w:ilvl="4">
+      <w:startOverride w:val="1"/>
+    </w:lvlOverride>
+    <w:lvlOverride w:ilvl="5">
+      <w:startOverride w:val="1"/>
+    </w:lvlOverride>
+    <w:lvlOverride w:ilvl="6">
+      <w:startOverride w:val="1"/>
+    </w:lvlOverride>
+    <w:lvlOverride w:ilvl="7">
+      <w:startOverride w:val="1"/>
+    </w:lvlOverride>
+    <w:lvlOverride w:ilvl="8">
+      <w:startOverride w:val="1"/>
+    </w:lvlOverride>
   </w:num>
   <w:num w:numId="1006">
-    <w:abstractNumId w:val="991"/>
+    <w:abstractNumId w:val="99411"/>
+    <w:lvlOverride w:ilvl="0">
+      <w:startOverride w:val="1"/>
+    </w:lvlOverride>
+    <w:lvlOverride w:ilvl="1">
+      <w:startOverride w:val="1"/>
+    </w:lvlOverride>
+    <w:lvlOverride w:ilvl="2">
+      <w:startOverride w:val="1"/>
+    </w:lvlOverride>
+    <w:lvlOverride w:ilvl="3">
+      <w:startOverride w:val="1"/>
+    </w:lvlOverride>
+    <w:lvlOverride w:ilvl="4">
+      <w:startOverride w:val="1"/>
+    </w:lvlOverride>
+    <w:lvlOverride w:ilvl="5">
+      <w:startOverride w:val="1"/>
+    </w:lvlOverride>
+    <w:lvlOverride w:ilvl="6">
+      <w:startOverride w:val="1"/>
+    </w:lvlOverride>
+    <w:lvlOverride w:ilvl="7">
+      <w:startOverride w:val="1"/>
+    </w:lvlOverride>
+    <w:lvlOverride w:ilvl="8">
+      <w:startOverride w:val="1"/>
+    </w:lvlOverride>
   </w:num>
   <w:num w:numId="1007">
-    <w:abstractNumId w:val="991"/>
+    <w:abstractNumId w:val="99412"/>
+    <w:lvlOverride w:ilvl="0">
+      <w:startOverride w:val="2"/>
+    </w:lvlOverride>
+    <w:lvlOverride w:ilvl="1">
+      <w:startOverride w:val="2"/>
+    </w:lvlOverride>
+    <w:lvlOverride w:ilvl="2">
+      <w:startOverride w:val="2"/>
+    </w:lvlOverride>
+    <w:lvlOverride w:ilvl="3">
+      <w:startOverride w:val="2"/>
+    </w:lvlOverride>
+    <w:lvlOverride w:ilvl="4">
+      <w:startOverride w:val="2"/>
+    </w:lvlOverride>
+    <w:lvlOverride w:ilvl="5">
+      <w:startOverride w:val="2"/>
+    </w:lvlOverride>
+    <w:lvlOverride w:ilvl="6">
+      <w:startOverride w:val="2"/>
+    </w:lvlOverride>
+    <w:lvlOverride w:ilvl="7">
+      <w:startOverride w:val="2"/>
+    </w:lvlOverride>
+    <w:lvlOverride w:ilvl="8">
+      <w:startOverride w:val="2"/>
+    </w:lvlOverride>
   </w:num>
   <w:num w:numId="1008">
-    <w:abstractNumId w:val="991"/>
+    <w:abstractNumId w:val="99413"/>
+    <w:lvlOverride w:ilvl="0">
+      <w:startOverride w:val="3"/>
+    </w:lvlOverride>
+    <w:lvlOverride w:ilvl="1">
+      <w:startOverride w:val="3"/>
+    </w:lvlOverride>
+    <w:lvlOverride w:ilvl="2">
+      <w:startOverride w:val="3"/>
+    </w:lvlOverride>
+    <w:lvlOverride w:ilvl="3">
+      <w:startOverride w:val="3"/>
+    </w:lvlOverride>
+    <w:lvlOverride w:ilvl="4">
+      <w:startOverride w:val="3"/>
+    </w:lvlOverride>
+    <w:lvlOverride w:ilvl="5">
+      <w:startOverride w:val="3"/>
+    </w:lvlOverride>
+    <w:lvlOverride w:ilvl="6">
+      <w:startOverride w:val="3"/>
+    </w:lvlOverride>
+    <w:lvlOverride w:ilvl="7">
+      <w:startOverride w:val="3"/>
+    </w:lvlOverride>
+    <w:lvlOverride w:ilvl="8">
+      <w:startOverride w:val="3"/>
+    </w:lvlOverride>
   </w:num>
   <w:num w:numId="1009">
-    <w:abstractNumId w:val="991"/>
+    <w:abstractNumId w:val="99414"/>
+    <w:lvlOverride w:ilvl="0">
+      <w:startOverride w:val="4"/>
+    </w:lvlOverride>
+    <w:lvlOverride w:ilvl="1">
+      <w:startOverride w:val="4"/>
+    </w:lvlOverride>
+    <w:lvlOverride w:ilvl="2">
+      <w:startOverride w:val="4"/>
+    </w:lvlOverride>
+    <w:lvlOverride w:ilvl="3">
+      <w:startOverride w:val="4"/>
+    </w:lvlOverride>
+    <w:lvlOverride w:ilvl="4">
+      <w:startOverride w:val="4"/>
+    </w:lvlOverride>
+    <w:lvlOverride w:ilvl="5">
+      <w:startOverride w:val="4"/>
+    </w:lvlOverride>
+    <w:lvlOverride w:ilvl="6">
+      <w:startOverride w:val="4"/>
+    </w:lvlOverride>
+    <w:lvlOverride w:ilvl="7">
+      <w:startOverride w:val="4"/>
+    </w:lvlOverride>
+    <w:lvlOverride w:ilvl="8">
+      <w:startOverride w:val="4"/>
+    </w:lvlOverride>
   </w:num>
   <w:num w:numId="1010">
-    <w:abstractNumId w:val="991"/>
+    <w:abstractNumId w:val="99415"/>
+    <w:lvlOverride w:ilvl="0">
+      <w:startOverride w:val="5"/>
+    </w:lvlOverride>
+    <w:lvlOverride w:ilvl="1">
+      <w:startOverride w:val="5"/>
+    </w:lvlOverride>
+    <w:lvlOverride w:ilvl="2">
+      <w:startOverride w:val="5"/>
+    </w:lvlOverride>
+    <w:lvlOverride w:ilvl="3">
+      <w:startOverride w:val="5"/>
+    </w:lvlOverride>
+    <w:lvlOverride w:ilvl="4">
+      <w:startOverride w:val="5"/>
+    </w:lvlOverride>
+    <w:lvlOverride w:ilvl="5">
+      <w:startOverride w:val="5"/>
+    </w:lvlOverride>
+    <w:lvlOverride w:ilvl="6">
+      <w:startOverride w:val="5"/>
+    </w:lvlOverride>
+    <w:lvlOverride w:ilvl="7">
+      <w:startOverride w:val="5"/>
+    </w:lvlOverride>
+    <w:lvlOverride w:ilvl="8">
+      <w:startOverride w:val="5"/>
+    </w:lvlOverride>
   </w:num>
   <w:num w:numId="1011">
-    <w:abstractNumId w:val="991"/>
+    <w:abstractNumId w:val="99416"/>
+    <w:lvlOverride w:ilvl="0">
+      <w:startOverride w:val="6"/>
+    </w:lvlOverride>
+    <w:lvlOverride w:ilvl="1">
+      <w:startOverride w:val="6"/>
+    </w:lvlOverride>
+    <w:lvlOverride w:ilvl="2">
+      <w:startOverride w:val="6"/>
+    </w:lvlOverride>
+    <w:lvlOverride w:ilvl="3">
+      <w:startOverride w:val="6"/>
+    </w:lvlOverride>
+    <w:lvlOverride w:ilvl="4">
+      <w:startOverride w:val="6"/>
+    </w:lvlOverride>
+    <w:lvlOverride w:ilvl="5">
+      <w:startOverride w:val="6"/>
+    </w:lvlOverride>
+    <w:lvlOverride w:ilvl="6">
+      <w:startOverride w:val="6"/>
+    </w:lvlOverride>
+    <w:lvlOverride w:ilvl="7">
+      <w:startOverride w:val="6"/>
+    </w:lvlOverride>
+    <w:lvlOverride w:ilvl="8">
+      <w:startOverride w:val="6"/>
+    </w:lvlOverride>
   </w:num>
   <w:num w:numId="1012">
-    <w:abstractNumId w:val="991"/>
+    <w:abstractNumId w:val="99417"/>
+    <w:lvlOverride w:ilvl="0">
+      <w:startOverride w:val="7"/>
+    </w:lvlOverride>
+    <w:lvlOverride w:ilvl="1">
+      <w:startOverride w:val="7"/>
+    </w:lvlOverride>
+    <w:lvlOverride w:ilvl="2">
+      <w:startOverride w:val="7"/>
+    </w:lvlOverride>
+    <w:lvlOverride w:ilvl="3">
+      <w:startOverride w:val="7"/>
+    </w:lvlOverride>
+    <w:lvlOverride w:ilvl="4">
+      <w:startOverride w:val="7"/>
+    </w:lvlOverride>
+    <w:lvlOverride w:ilvl="5">
+      <w:startOverride w:val="7"/>
+    </w:lvlOverride>
+    <w:lvlOverride w:ilvl="6">
+      <w:startOverride w:val="7"/>
+    </w:lvlOverride>
+    <w:lvlOverride w:ilvl="7">
+      <w:startOverride w:val="7"/>
+    </w:lvlOverride>
+    <w:lvlOverride w:ilvl="8">
+      <w:startOverride w:val="7"/>
+    </w:lvlOverride>
   </w:num>
   <w:num w:numId="1013">
     <w:abstractNumId w:val="991"/>
@@ -20317,28 +22991,244 @@
     <w:abstractNumId w:val="991"/>
   </w:num>
   <w:num w:numId="1026">
-    <w:abstractNumId w:val="991"/>
+    <w:abstractNumId w:val="99411"/>
+    <w:lvlOverride w:ilvl="0">
+      <w:startOverride w:val="1"/>
+    </w:lvlOverride>
+    <w:lvlOverride w:ilvl="1">
+      <w:startOverride w:val="1"/>
+    </w:lvlOverride>
+    <w:lvlOverride w:ilvl="2">
+      <w:startOverride w:val="1"/>
+    </w:lvlOverride>
+    <w:lvlOverride w:ilvl="3">
+      <w:startOverride w:val="1"/>
+    </w:lvlOverride>
+    <w:lvlOverride w:ilvl="4">
+      <w:startOverride w:val="1"/>
+    </w:lvlOverride>
+    <w:lvlOverride w:ilvl="5">
+      <w:startOverride w:val="1"/>
+    </w:lvlOverride>
+    <w:lvlOverride w:ilvl="6">
+      <w:startOverride w:val="1"/>
+    </w:lvlOverride>
+    <w:lvlOverride w:ilvl="7">
+      <w:startOverride w:val="1"/>
+    </w:lvlOverride>
+    <w:lvlOverride w:ilvl="8">
+      <w:startOverride w:val="1"/>
+    </w:lvlOverride>
   </w:num>
   <w:num w:numId="1027">
-    <w:abstractNumId w:val="991"/>
+    <w:abstractNumId w:val="99411"/>
+    <w:lvlOverride w:ilvl="0">
+      <w:startOverride w:val="1"/>
+    </w:lvlOverride>
+    <w:lvlOverride w:ilvl="1">
+      <w:startOverride w:val="1"/>
+    </w:lvlOverride>
+    <w:lvlOverride w:ilvl="2">
+      <w:startOverride w:val="1"/>
+    </w:lvlOverride>
+    <w:lvlOverride w:ilvl="3">
+      <w:startOverride w:val="1"/>
+    </w:lvlOverride>
+    <w:lvlOverride w:ilvl="4">
+      <w:startOverride w:val="1"/>
+    </w:lvlOverride>
+    <w:lvlOverride w:ilvl="5">
+      <w:startOverride w:val="1"/>
+    </w:lvlOverride>
+    <w:lvlOverride w:ilvl="6">
+      <w:startOverride w:val="1"/>
+    </w:lvlOverride>
+    <w:lvlOverride w:ilvl="7">
+      <w:startOverride w:val="1"/>
+    </w:lvlOverride>
+    <w:lvlOverride w:ilvl="8">
+      <w:startOverride w:val="1"/>
+    </w:lvlOverride>
   </w:num>
   <w:num w:numId="1028">
-    <w:abstractNumId w:val="991"/>
+    <w:abstractNumId w:val="99412"/>
+    <w:lvlOverride w:ilvl="0">
+      <w:startOverride w:val="2"/>
+    </w:lvlOverride>
+    <w:lvlOverride w:ilvl="1">
+      <w:startOverride w:val="2"/>
+    </w:lvlOverride>
+    <w:lvlOverride w:ilvl="2">
+      <w:startOverride w:val="2"/>
+    </w:lvlOverride>
+    <w:lvlOverride w:ilvl="3">
+      <w:startOverride w:val="2"/>
+    </w:lvlOverride>
+    <w:lvlOverride w:ilvl="4">
+      <w:startOverride w:val="2"/>
+    </w:lvlOverride>
+    <w:lvlOverride w:ilvl="5">
+      <w:startOverride w:val="2"/>
+    </w:lvlOverride>
+    <w:lvlOverride w:ilvl="6">
+      <w:startOverride w:val="2"/>
+    </w:lvlOverride>
+    <w:lvlOverride w:ilvl="7">
+      <w:startOverride w:val="2"/>
+    </w:lvlOverride>
+    <w:lvlOverride w:ilvl="8">
+      <w:startOverride w:val="2"/>
+    </w:lvlOverride>
   </w:num>
   <w:num w:numId="1029">
-    <w:abstractNumId w:val="991"/>
+    <w:abstractNumId w:val="99413"/>
+    <w:lvlOverride w:ilvl="0">
+      <w:startOverride w:val="3"/>
+    </w:lvlOverride>
+    <w:lvlOverride w:ilvl="1">
+      <w:startOverride w:val="3"/>
+    </w:lvlOverride>
+    <w:lvlOverride w:ilvl="2">
+      <w:startOverride w:val="3"/>
+    </w:lvlOverride>
+    <w:lvlOverride w:ilvl="3">
+      <w:startOverride w:val="3"/>
+    </w:lvlOverride>
+    <w:lvlOverride w:ilvl="4">
+      <w:startOverride w:val="3"/>
+    </w:lvlOverride>
+    <w:lvlOverride w:ilvl="5">
+      <w:startOverride w:val="3"/>
+    </w:lvlOverride>
+    <w:lvlOverride w:ilvl="6">
+      <w:startOverride w:val="3"/>
+    </w:lvlOverride>
+    <w:lvlOverride w:ilvl="7">
+      <w:startOverride w:val="3"/>
+    </w:lvlOverride>
+    <w:lvlOverride w:ilvl="8">
+      <w:startOverride w:val="3"/>
+    </w:lvlOverride>
   </w:num>
   <w:num w:numId="1030">
-    <w:abstractNumId w:val="991"/>
+    <w:abstractNumId w:val="99414"/>
+    <w:lvlOverride w:ilvl="0">
+      <w:startOverride w:val="4"/>
+    </w:lvlOverride>
+    <w:lvlOverride w:ilvl="1">
+      <w:startOverride w:val="4"/>
+    </w:lvlOverride>
+    <w:lvlOverride w:ilvl="2">
+      <w:startOverride w:val="4"/>
+    </w:lvlOverride>
+    <w:lvlOverride w:ilvl="3">
+      <w:startOverride w:val="4"/>
+    </w:lvlOverride>
+    <w:lvlOverride w:ilvl="4">
+      <w:startOverride w:val="4"/>
+    </w:lvlOverride>
+    <w:lvlOverride w:ilvl="5">
+      <w:startOverride w:val="4"/>
+    </w:lvlOverride>
+    <w:lvlOverride w:ilvl="6">
+      <w:startOverride w:val="4"/>
+    </w:lvlOverride>
+    <w:lvlOverride w:ilvl="7">
+      <w:startOverride w:val="4"/>
+    </w:lvlOverride>
+    <w:lvlOverride w:ilvl="8">
+      <w:startOverride w:val="4"/>
+    </w:lvlOverride>
   </w:num>
   <w:num w:numId="1031">
-    <w:abstractNumId w:val="991"/>
+    <w:abstractNumId w:val="99415"/>
+    <w:lvlOverride w:ilvl="0">
+      <w:startOverride w:val="5"/>
+    </w:lvlOverride>
+    <w:lvlOverride w:ilvl="1">
+      <w:startOverride w:val="5"/>
+    </w:lvlOverride>
+    <w:lvlOverride w:ilvl="2">
+      <w:startOverride w:val="5"/>
+    </w:lvlOverride>
+    <w:lvlOverride w:ilvl="3">
+      <w:startOverride w:val="5"/>
+    </w:lvlOverride>
+    <w:lvlOverride w:ilvl="4">
+      <w:startOverride w:val="5"/>
+    </w:lvlOverride>
+    <w:lvlOverride w:ilvl="5">
+      <w:startOverride w:val="5"/>
+    </w:lvlOverride>
+    <w:lvlOverride w:ilvl="6">
+      <w:startOverride w:val="5"/>
+    </w:lvlOverride>
+    <w:lvlOverride w:ilvl="7">
+      <w:startOverride w:val="5"/>
+    </w:lvlOverride>
+    <w:lvlOverride w:ilvl="8">
+      <w:startOverride w:val="5"/>
+    </w:lvlOverride>
   </w:num>
   <w:num w:numId="1032">
-    <w:abstractNumId w:val="991"/>
+    <w:abstractNumId w:val="99416"/>
+    <w:lvlOverride w:ilvl="0">
+      <w:startOverride w:val="6"/>
+    </w:lvlOverride>
+    <w:lvlOverride w:ilvl="1">
+      <w:startOverride w:val="6"/>
+    </w:lvlOverride>
+    <w:lvlOverride w:ilvl="2">
+      <w:startOverride w:val="6"/>
+    </w:lvlOverride>
+    <w:lvlOverride w:ilvl="3">
+      <w:startOverride w:val="6"/>
+    </w:lvlOverride>
+    <w:lvlOverride w:ilvl="4">
+      <w:startOverride w:val="6"/>
+    </w:lvlOverride>
+    <w:lvlOverride w:ilvl="5">
+      <w:startOverride w:val="6"/>
+    </w:lvlOverride>
+    <w:lvlOverride w:ilvl="6">
+      <w:startOverride w:val="6"/>
+    </w:lvlOverride>
+    <w:lvlOverride w:ilvl="7">
+      <w:startOverride w:val="6"/>
+    </w:lvlOverride>
+    <w:lvlOverride w:ilvl="8">
+      <w:startOverride w:val="6"/>
+    </w:lvlOverride>
   </w:num>
   <w:num w:numId="1033">
-    <w:abstractNumId w:val="991"/>
+    <w:abstractNumId w:val="99417"/>
+    <w:lvlOverride w:ilvl="0">
+      <w:startOverride w:val="7"/>
+    </w:lvlOverride>
+    <w:lvlOverride w:ilvl="1">
+      <w:startOverride w:val="7"/>
+    </w:lvlOverride>
+    <w:lvlOverride w:ilvl="2">
+      <w:startOverride w:val="7"/>
+    </w:lvlOverride>
+    <w:lvlOverride w:ilvl="3">
+      <w:startOverride w:val="7"/>
+    </w:lvlOverride>
+    <w:lvlOverride w:ilvl="4">
+      <w:startOverride w:val="7"/>
+    </w:lvlOverride>
+    <w:lvlOverride w:ilvl="5">
+      <w:startOverride w:val="7"/>
+    </w:lvlOverride>
+    <w:lvlOverride w:ilvl="6">
+      <w:startOverride w:val="7"/>
+    </w:lvlOverride>
+    <w:lvlOverride w:ilvl="7">
+      <w:startOverride w:val="7"/>
+    </w:lvlOverride>
+    <w:lvlOverride w:ilvl="8">
+      <w:startOverride w:val="7"/>
+    </w:lvlOverride>
   </w:num>
   <w:num w:numId="1034">
     <w:abstractNumId w:val="991"/>
@@ -20425,6 +23315,93 @@
     <w:abstractNumId w:val="991"/>
   </w:num>
   <w:num w:numId="1062">
+    <w:abstractNumId w:val="991"/>
+  </w:num>
+  <w:num w:numId="1063">
+    <w:abstractNumId w:val="991"/>
+  </w:num>
+  <w:num w:numId="1064">
+    <w:abstractNumId w:val="991"/>
+  </w:num>
+  <w:num w:numId="1065">
+    <w:abstractNumId w:val="991"/>
+  </w:num>
+  <w:num w:numId="1066">
+    <w:abstractNumId w:val="991"/>
+  </w:num>
+  <w:num w:numId="1067">
+    <w:abstractNumId w:val="991"/>
+  </w:num>
+  <w:num w:numId="1068">
+    <w:abstractNumId w:val="991"/>
+  </w:num>
+  <w:num w:numId="1069">
+    <w:abstractNumId w:val="991"/>
+  </w:num>
+  <w:num w:numId="1070">
+    <w:abstractNumId w:val="991"/>
+  </w:num>
+  <w:num w:numId="1071">
+    <w:abstractNumId w:val="991"/>
+  </w:num>
+  <w:num w:numId="1072">
+    <w:abstractNumId w:val="991"/>
+  </w:num>
+  <w:num w:numId="1073">
+    <w:abstractNumId w:val="991"/>
+  </w:num>
+  <w:num w:numId="1074">
+    <w:abstractNumId w:val="991"/>
+  </w:num>
+  <w:num w:numId="1075">
+    <w:abstractNumId w:val="991"/>
+  </w:num>
+  <w:num w:numId="1076">
+    <w:abstractNumId w:val="991"/>
+  </w:num>
+  <w:num w:numId="1077">
+    <w:abstractNumId w:val="991"/>
+  </w:num>
+  <w:num w:numId="1078">
+    <w:abstractNumId w:val="991"/>
+  </w:num>
+  <w:num w:numId="1079">
+    <w:abstractNumId w:val="991"/>
+  </w:num>
+  <w:num w:numId="1080">
+    <w:abstractNumId w:val="991"/>
+  </w:num>
+  <w:num w:numId="1081">
+    <w:abstractNumId w:val="991"/>
+  </w:num>
+  <w:num w:numId="1082">
+    <w:abstractNumId w:val="991"/>
+  </w:num>
+  <w:num w:numId="1083">
+    <w:abstractNumId w:val="991"/>
+  </w:num>
+  <w:num w:numId="1084">
+    <w:abstractNumId w:val="991"/>
+  </w:num>
+  <w:num w:numId="1085">
+    <w:abstractNumId w:val="991"/>
+  </w:num>
+  <w:num w:numId="1086">
+    <w:abstractNumId w:val="991"/>
+  </w:num>
+  <w:num w:numId="1087">
+    <w:abstractNumId w:val="991"/>
+  </w:num>
+  <w:num w:numId="1088">
+    <w:abstractNumId w:val="991"/>
+  </w:num>
+  <w:num w:numId="1089">
+    <w:abstractNumId w:val="991"/>
+  </w:num>
+  <w:num w:numId="1090">
+    <w:abstractNumId w:val="991"/>
+  </w:num>
+  <w:num w:numId="1091">
     <w:abstractNumId w:val="991"/>
   </w:num>
 </w:numbering>

--- a/docs/artifacts/spec-documents/02-system-requirements-specification.docx
+++ b/docs/artifacts/spec-documents/02-system-requirements-specification.docx
@@ -23,7 +23,7 @@
         <w:pStyle w:val="Date"/>
       </w:pPr>
       <w:r>
-        <w:t xml:space="preserve">2026-09-29</w:t>
+        <w:t xml:space="preserve">2026-09-30</w:t>
       </w:r>
     </w:p>
     <w:sdt>
@@ -316,7 +316,7 @@
               <w:jc w:val="left"/>
             </w:pPr>
             <w:r>
-              <w:t xml:space="preserve">2026-09-29T17:10:59Z</w:t>
+              <w:t xml:space="preserve">2026-09-30T01:21:29Z</w:t>
             </w:r>
           </w:p>
         </w:tc>
@@ -21891,7 +21891,7 @@
           <w:i/>
           <w:iCs/>
         </w:rPr>
-        <w:t xml:space="preserve">Generated: 2026-09-29T17:10:59Z — auto-generated from the machine-verifiable corpus. Regenerate with</w:t>
+        <w:t xml:space="preserve">Generated: 2026-09-30T01:21:29Z — auto-generated from the machine-verifiable corpus. Regenerate with</w:t>
       </w:r>
       <w:r>
         <w:rPr>

--- a/docs/artifacts/spec-documents/02-system-requirements-specification.docx
+++ b/docs/artifacts/spec-documents/02-system-requirements-specification.docx
@@ -23,7 +23,7 @@
         <w:pStyle w:val="Date"/>
       </w:pPr>
       <w:r>
-        <w:t xml:space="preserve">2026-09-30</w:t>
+        <w:t xml:space="preserve">2026-10-01</w:t>
       </w:r>
     </w:p>
     <w:sdt>
@@ -316,7 +316,7 @@
               <w:jc w:val="left"/>
             </w:pPr>
             <w:r>
-              <w:t xml:space="preserve">2026-09-30T01:21:29Z</w:t>
+              <w:t xml:space="preserve">2026-10-01T05:09:49Z</w:t>
             </w:r>
           </w:p>
         </w:tc>
@@ -5058,18 +5058,6 @@
         <w:rPr>
           <w:rStyle w:val="VerbatimChar"/>
         </w:rPr>
-        <w:t xml:space="preserve">FB2-SRC-COD-000007</w:t>
-      </w:r>
-      <w:r>
-        <w:t xml:space="preserve">,</w:t>
-      </w:r>
-      <w:r>
-        <w:t xml:space="preserve"> </w:t>
-      </w:r>
-      <w:r>
-        <w:rPr>
-          <w:rStyle w:val="VerbatimChar"/>
-        </w:rPr>
         <w:t xml:space="preserve">FB2-SRC-COD-000008</w:t>
       </w:r>
       <w:r>
@@ -7533,18 +7521,6 @@
       </w:r>
       <w:r>
         <w:t xml:space="preserve">:</w:t>
-      </w:r>
-      <w:r>
-        <w:t xml:space="preserve"> </w:t>
-      </w:r>
-      <w:r>
-        <w:rPr>
-          <w:rStyle w:val="VerbatimChar"/>
-        </w:rPr>
-        <w:t xml:space="preserve">FB2-SRC-COD-000007</w:t>
-      </w:r>
-      <w:r>
-        <w:t xml:space="preserve">,</w:t>
       </w:r>
       <w:r>
         <w:t xml:space="preserve"> </w:t>
@@ -21891,7 +21867,7 @@
           <w:i/>
           <w:iCs/>
         </w:rPr>
-        <w:t xml:space="preserve">Generated: 2026-09-30T01:21:29Z — auto-generated from the machine-verifiable corpus. Regenerate with</w:t>
+        <w:t xml:space="preserve">Generated: 2026-10-01T05:09:49Z — auto-generated from the machine-verifiable corpus. Regenerate with</w:t>
       </w:r>
       <w:r>
         <w:rPr>

--- a/docs/artifacts/spec-documents/02-system-requirements-specification.docx
+++ b/docs/artifacts/spec-documents/02-system-requirements-specification.docx
@@ -316,7 +316,7 @@
               <w:jc w:val="left"/>
             </w:pPr>
             <w:r>
-              <w:t xml:space="preserve">2026-10-01T05:09:49Z</w:t>
+              <w:t xml:space="preserve">2026-10-01T13:26:59Z</w:t>
             </w:r>
           </w:p>
         </w:tc>
@@ -21867,7 +21867,7 @@
           <w:i/>
           <w:iCs/>
         </w:rPr>
-        <w:t xml:space="preserve">Generated: 2026-10-01T05:09:49Z — auto-generated from the machine-verifiable corpus. Regenerate with</w:t>
+        <w:t xml:space="preserve">Generated: 2026-10-01T13:26:59Z — auto-generated from the machine-verifiable corpus. Regenerate with</w:t>
       </w:r>
       <w:r>
         <w:rPr>

--- a/docs/artifacts/spec-documents/02-system-requirements-specification.docx
+++ b/docs/artifacts/spec-documents/02-system-requirements-specification.docx
@@ -316,7 +316,7 @@
               <w:jc w:val="left"/>
             </w:pPr>
             <w:r>
-              <w:t xml:space="preserve">2026-10-01T13:26:59Z</w:t>
+              <w:t xml:space="preserve">2026-10-01T16:36:58Z</w:t>
             </w:r>
           </w:p>
         </w:tc>
@@ -21867,7 +21867,7 @@
           <w:i/>
           <w:iCs/>
         </w:rPr>
-        <w:t xml:space="preserve">Generated: 2026-10-01T13:26:59Z — auto-generated from the machine-verifiable corpus. Regenerate with</w:t>
+        <w:t xml:space="preserve">Generated: 2026-10-01T16:36:58Z — auto-generated from the machine-verifiable corpus. Regenerate with</w:t>
       </w:r>
       <w:r>
         <w:rPr>

--- a/docs/artifacts/spec-documents/02-system-requirements-specification.docx
+++ b/docs/artifacts/spec-documents/02-system-requirements-specification.docx
@@ -316,7 +316,7 @@
               <w:jc w:val="left"/>
             </w:pPr>
             <w:r>
-              <w:t xml:space="preserve">2026-10-01T16:36:58Z</w:t>
+              <w:t xml:space="preserve">2026-10-01T19:25:12Z</w:t>
             </w:r>
           </w:p>
         </w:tc>
@@ -21867,7 +21867,7 @@
           <w:i/>
           <w:iCs/>
         </w:rPr>
-        <w:t xml:space="preserve">Generated: 2026-10-01T16:36:58Z — auto-generated from the machine-verifiable corpus. Regenerate with</w:t>
+        <w:t xml:space="preserve">Generated: 2026-10-01T19:25:12Z — auto-generated from the machine-verifiable corpus. Regenerate with</w:t>
       </w:r>
       <w:r>
         <w:rPr>

--- a/docs/artifacts/spec-documents/02-system-requirements-specification.docx
+++ b/docs/artifacts/spec-documents/02-system-requirements-specification.docx
@@ -23,7 +23,7 @@
         <w:pStyle w:val="Date"/>
       </w:pPr>
       <w:r>
-        <w:t xml:space="preserve">2026-10-01</w:t>
+        <w:t xml:space="preserve">2026-10-02</w:t>
       </w:r>
     </w:p>
     <w:sdt>
@@ -316,7 +316,7 @@
               <w:jc w:val="left"/>
             </w:pPr>
             <w:r>
-              <w:t xml:space="preserve">2026-10-01T19:25:12Z</w:t>
+              <w:t xml:space="preserve">2026-10-02T01:21:37Z</w:t>
             </w:r>
           </w:p>
         </w:tc>
@@ -21867,7 +21867,7 @@
           <w:i/>
           <w:iCs/>
         </w:rPr>
-        <w:t xml:space="preserve">Generated: 2026-10-01T19:25:12Z — auto-generated from the machine-verifiable corpus. Regenerate with</w:t>
+        <w:t xml:space="preserve">Generated: 2026-10-02T01:21:37Z — auto-generated from the machine-verifiable corpus. Regenerate with</w:t>
       </w:r>
       <w:r>
         <w:rPr>

--- a/docs/artifacts/spec-documents/02-system-requirements-specification.docx
+++ b/docs/artifacts/spec-documents/02-system-requirements-specification.docx
@@ -23,7 +23,7 @@
         <w:pStyle w:val="Date"/>
       </w:pPr>
       <w:r>
-        <w:t xml:space="preserve">2026-10-02</w:t>
+        <w:t xml:space="preserve">2026-10-03</w:t>
       </w:r>
     </w:p>
     <w:sdt>
@@ -316,7 +316,7 @@
               <w:jc w:val="left"/>
             </w:pPr>
             <w:r>
-              <w:t xml:space="preserve">2026-10-02T01:21:37Z</w:t>
+              <w:t xml:space="preserve">2026-10-03T11:20:05Z</w:t>
             </w:r>
           </w:p>
         </w:tc>
@@ -21867,7 +21867,7 @@
           <w:i/>
           <w:iCs/>
         </w:rPr>
-        <w:t xml:space="preserve">Generated: 2026-10-02T01:21:37Z — auto-generated from the machine-verifiable corpus. Regenerate with</w:t>
+        <w:t xml:space="preserve">Generated: 2026-10-03T11:20:05Z — auto-generated from the machine-verifiable corpus. Regenerate with</w:t>
       </w:r>
       <w:r>
         <w:rPr>

--- a/docs/artifacts/spec-documents/02-system-requirements-specification.docx
+++ b/docs/artifacts/spec-documents/02-system-requirements-specification.docx
@@ -23,7 +23,7 @@
         <w:pStyle w:val="Date"/>
       </w:pPr>
       <w:r>
-        <w:t xml:space="preserve">2026-10-03</w:t>
+        <w:t xml:space="preserve">2026-10-04</w:t>
       </w:r>
     </w:p>
     <w:sdt>
@@ -316,7 +316,7 @@
               <w:jc w:val="left"/>
             </w:pPr>
             <w:r>
-              <w:t xml:space="preserve">2026-10-03T11:20:05Z</w:t>
+              <w:t xml:space="preserve">2026-10-04T00:17:01Z</w:t>
             </w:r>
           </w:p>
         </w:tc>
@@ -21867,7 +21867,7 @@
           <w:i/>
           <w:iCs/>
         </w:rPr>
-        <w:t xml:space="preserve">Generated: 2026-10-03T11:20:05Z — auto-generated from the machine-verifiable corpus. Regenerate with</w:t>
+        <w:t xml:space="preserve">Generated: 2026-10-04T00:17:01Z — auto-generated from the machine-verifiable corpus. Regenerate with</w:t>
       </w:r>
       <w:r>
         <w:rPr>
